--- a/Paperwork/ПРИ123-РПС-КП-ПЗ.docx
+++ b/Paperwork/ПРИ123-РПС-КП-ПЗ.docx
@@ -838,6 +838,7 @@
           <w:sz w:val="28"/>
           <w:lang w:val="ru-RU"/>
         </w:rPr>
+        <w:lastRenderedPageBreak/>
         <w:t>Владимир, 20</w:t>
       </w:r>
       <w:r>
@@ -905,7 +906,27 @@
           <w:shd w:val="clear" w:color="auto" w:fill="FFFFFF"/>
           <w:lang w:val="ru-RU"/>
         </w:rPr>
-        <w:t>В курсовом проекте представлен прототип программной системы канбан-доски, предназначенной для повышения эффективности управления проектами в строительной компании. Разработанная система обеспечивает прозрачный контроль над потоком задач за счёт визуализации рабочих. Приложение поддерживает создание и маршрутизацию задач, горизонтальное разделение рабочих потоков (swimlanes), работу с вложениями. В качестве технологического стека использованы Java Spring для серверной части, React.js для клиентского интерфейса и реляционная СУБД MySQL.</w:t>
+        <w:t>В курсовом проекте представлен прототип программной системы канбан-доски, предназначенной для повышения эффективности управления проектами в строительной компании. Разработанная система обеспечивает прозрачный контроль над потоком задач за счёт визуализации рабочих. Приложение поддерживает создание и маршрутизацию задач, горизонтальное разделение рабочих потоков (</w:t>
+      </w:r>
+      <w:proofErr w:type="spellStart"/>
+      <w:r>
+        <w:rPr>
+          <w:sz w:val="28"/>
+          <w:szCs w:val="28"/>
+          <w:shd w:val="clear" w:color="auto" w:fill="FFFFFF"/>
+          <w:lang w:val="ru-RU"/>
+        </w:rPr>
+        <w:t>swimlanes</w:t>
+      </w:r>
+      <w:proofErr w:type="spellEnd"/>
+      <w:r>
+        <w:rPr>
+          <w:sz w:val="28"/>
+          <w:szCs w:val="28"/>
+          <w:shd w:val="clear" w:color="auto" w:fill="FFFFFF"/>
+          <w:lang w:val="ru-RU"/>
+        </w:rPr>
+        <w:t>), работу с вложениями. В качестве технологического стека использованы Java Spring для серверной части, React.js для клиентского интерфейса и реляционная СУБД MySQL.</w:t>
       </w:r>
     </w:p>
     <w:p>
@@ -941,10 +962,12 @@
           <w:shd w:val="clear" w:color="auto" w:fill="FFFFFF"/>
         </w:rPr>
         <w:sectPr>
-          <w:headerReference w:type="default" r:id="rId9"/>
-          <w:footerReference w:type="even" r:id="rId10"/>
-          <w:headerReference w:type="first" r:id="rId11"/>
-          <w:footerReference w:type="first" r:id="rId12"/>
+          <w:headerReference w:type="even" r:id="rId9"/>
+          <w:headerReference w:type="default" r:id="rId10"/>
+          <w:footerReference w:type="even" r:id="rId11"/>
+          <w:footerReference w:type="default" r:id="rId12"/>
+          <w:headerReference w:type="first" r:id="rId13"/>
+          <w:footerReference w:type="first" r:id="rId14"/>
           <w:pgSz w:w="11906" w:h="16838" w:code="9"/>
           <w:pgMar w:top="363" w:right="442" w:bottom="363" w:left="1134" w:header="567" w:footer="567" w:gutter="0"/>
           <w:cols w:space="708"/>
@@ -957,7 +980,25 @@
           <w:szCs w:val="28"/>
           <w:shd w:val="clear" w:color="auto" w:fill="FFFFFF"/>
         </w:rPr>
-        <w:t xml:space="preserve">The course project presents a prototype of a kanban board software system designed to improve the efficiency of project management in a construction company. The developed system provides transparent control over the flow of tasks by visualizing workflows. The application supports the creation and routing of tasks, horizontal separation of work flows (swimlanes), work with attachments. Java Spring for the server side and React are used as the technology stack.js for the client interface and the MySQL relational database management system. </w:t>
+        <w:t>The course project presents a prototype of a kanban board software system designed to improve the efficiency of project management in a construction company. The developed system provides transparent control over the flow of tasks by visualizing workflows. The application supports the creation and routing of tasks, horizontal separation of work flows (</w:t>
+      </w:r>
+      <w:proofErr w:type="spellStart"/>
+      <w:r>
+        <w:rPr>
+          <w:sz w:val="28"/>
+          <w:szCs w:val="28"/>
+          <w:shd w:val="clear" w:color="auto" w:fill="FFFFFF"/>
+        </w:rPr>
+        <w:t>swimlanes</w:t>
+      </w:r>
+      <w:proofErr w:type="spellEnd"/>
+      <w:r>
+        <w:rPr>
+          <w:sz w:val="28"/>
+          <w:szCs w:val="28"/>
+          <w:shd w:val="clear" w:color="auto" w:fill="FFFFFF"/>
+        </w:rPr>
+        <w:t xml:space="preserve">), work with attachments. Java Spring for the server side and React are used as the technology stack.js for the client interface and the MySQL relational database management system. </w:t>
       </w:r>
     </w:p>
     <w:sdt>
@@ -3014,8 +3055,8 @@
         <w:p>
           <w:pPr>
             <w:sectPr>
-              <w:headerReference w:type="default" r:id="rId13"/>
-              <w:footerReference w:type="even" r:id="rId14"/>
+              <w:headerReference w:type="default" r:id="rId15"/>
+              <w:footerReference w:type="even" r:id="rId16"/>
               <w:pgSz w:w="11906" w:h="16838" w:code="9"/>
               <w:pgMar w:top="0" w:right="442" w:bottom="363" w:left="1134" w:header="567" w:footer="567" w:gutter="0"/>
               <w:cols w:space="708"/>
@@ -3049,8 +3090,8 @@
         </w:rPr>
       </w:pPr>
       <w:bookmarkStart w:id="0" w:name="_Toc186045959"/>
-      <w:bookmarkStart w:id="1" w:name="_Toc132108531"/>
-      <w:bookmarkStart w:id="2" w:name="_Toc228740091"/>
+      <w:bookmarkStart w:id="1" w:name="_Toc228740091"/>
+      <w:bookmarkStart w:id="2" w:name="_Toc132108531"/>
       <w:r>
         <w:rPr>
           <w:rFonts w:ascii="Times New Roman" w:hAnsi="Times New Roman" w:cs="Times New Roman"/>
@@ -3064,7 +3105,7 @@
         <w:t>Введение</w:t>
       </w:r>
       <w:bookmarkEnd w:id="0"/>
-      <w:bookmarkEnd w:id="2"/>
+      <w:bookmarkEnd w:id="1"/>
     </w:p>
     <w:p>
       <w:pPr>
@@ -3107,7 +3148,47 @@
           <w:shd w:val="clear" w:color="auto" w:fill="FFFFFF"/>
           <w:lang w:val="ru-RU"/>
         </w:rPr>
-        <w:t>Для решения этих проблем требуется внедрение цифровых инструментов, позволяющих визуализировать workflow, балансировать нагрузку команд и отслеживать прогресс в режиме реального времени. Одним из наиболее эффективных подходов в современном управлении проектами является методология Kanban, основанная на наглядном отображении этапов работы</w:t>
+        <w:t xml:space="preserve">Для решения этих проблем требуется внедрение цифровых инструментов, позволяющих визуализировать </w:t>
+      </w:r>
+      <w:proofErr w:type="spellStart"/>
+      <w:r>
+        <w:rPr>
+          <w:sz w:val="28"/>
+          <w:szCs w:val="28"/>
+          <w:shd w:val="clear" w:color="auto" w:fill="FFFFFF"/>
+          <w:lang w:val="ru-RU"/>
+        </w:rPr>
+        <w:t>workflow</w:t>
+      </w:r>
+      <w:proofErr w:type="spellEnd"/>
+      <w:r>
+        <w:rPr>
+          <w:sz w:val="28"/>
+          <w:szCs w:val="28"/>
+          <w:shd w:val="clear" w:color="auto" w:fill="FFFFFF"/>
+          <w:lang w:val="ru-RU"/>
+        </w:rPr>
+        <w:t xml:space="preserve">, балансировать нагрузку команд и отслеживать прогресс в режиме реального времени. Одним из наиболее эффективных подходов в современном управлении проектами является методология </w:t>
+      </w:r>
+      <w:proofErr w:type="spellStart"/>
+      <w:r>
+        <w:rPr>
+          <w:sz w:val="28"/>
+          <w:szCs w:val="28"/>
+          <w:shd w:val="clear" w:color="auto" w:fill="FFFFFF"/>
+          <w:lang w:val="ru-RU"/>
+        </w:rPr>
+        <w:t>Kanban</w:t>
+      </w:r>
+      <w:proofErr w:type="spellEnd"/>
+      <w:r>
+        <w:rPr>
+          <w:sz w:val="28"/>
+          <w:szCs w:val="28"/>
+          <w:shd w:val="clear" w:color="auto" w:fill="FFFFFF"/>
+          <w:lang w:val="ru-RU"/>
+        </w:rPr>
+        <w:t>, основанная на наглядном отображении этапов работы</w:t>
       </w:r>
       <w:r>
         <w:rPr>
@@ -3346,8 +3427,19 @@
           <w:szCs w:val="28"/>
           <w:shd w:val="clear" w:color="auto" w:fill="FFFFFF"/>
         </w:rPr>
-        <w:t>Визуализировать рабочий процесс в виде доски с колонками и swimlane</w:t>
-      </w:r>
+        <w:t xml:space="preserve">Визуализировать рабочий процесс в виде доски с колонками и </w:t>
+      </w:r>
+      <w:proofErr w:type="spellStart"/>
+      <w:r>
+        <w:rPr>
+          <w:rFonts w:ascii="Times New Roman" w:hAnsi="Times New Roman" w:cs="Times New Roman"/>
+          <w:sz w:val="28"/>
+          <w:szCs w:val="28"/>
+          <w:shd w:val="clear" w:color="auto" w:fill="FFFFFF"/>
+        </w:rPr>
+        <w:t>swimlane</w:t>
+      </w:r>
+      <w:proofErr w:type="spellEnd"/>
       <w:r>
         <w:rPr>
           <w:rFonts w:ascii="Times New Roman" w:hAnsi="Times New Roman" w:cs="Times New Roman"/>
@@ -3802,7 +3894,27 @@
           <w:shd w:val="clear" w:color="auto" w:fill="FFFFFF"/>
           <w:lang w:val="ru-RU"/>
         </w:rPr>
-        <w:t>Центральная сущность — доска, соответствующая одному проекту. На ней расположены колонки, отражающие этапы выполнения задач («Запланировано», «В работе», «На проверке», «Выполнено»), а также swimlane — горизонтальные дорожки для группировки задач по типу работ («Фундамент», «Кровля»), бригадам или приоритету.</w:t>
+        <w:t xml:space="preserve">Центральная сущность — доска, соответствующая одному проекту. На ней расположены колонки, отражающие этапы выполнения задач («Запланировано», «В работе», «На проверке», «Выполнено»), а также </w:t>
+      </w:r>
+      <w:proofErr w:type="spellStart"/>
+      <w:r>
+        <w:rPr>
+          <w:sz w:val="28"/>
+          <w:szCs w:val="28"/>
+          <w:shd w:val="clear" w:color="auto" w:fill="FFFFFF"/>
+          <w:lang w:val="ru-RU"/>
+        </w:rPr>
+        <w:t>swimlane</w:t>
+      </w:r>
+      <w:proofErr w:type="spellEnd"/>
+      <w:r>
+        <w:rPr>
+          <w:sz w:val="28"/>
+          <w:szCs w:val="28"/>
+          <w:shd w:val="clear" w:color="auto" w:fill="FFFFFF"/>
+          <w:lang w:val="ru-RU"/>
+        </w:rPr>
+        <w:t xml:space="preserve"> — горизонтальные дорожки для группировки задач по типу работ («Фундамент», «Кровля»), бригадам или приоритету.</w:t>
       </w:r>
     </w:p>
     <w:p>
@@ -4836,6 +4948,7 @@
       <w:bookmarkStart w:id="10" w:name="_Toc186045966"/>
       <w:bookmarkStart w:id="11" w:name="_Toc186052576"/>
       <w:bookmarkStart w:id="12" w:name="_Toc228740099"/>
+      <w:proofErr w:type="spellStart"/>
       <w:r>
         <w:rPr>
           <w:rStyle w:val="20"/>
@@ -4843,11 +4956,32 @@
           <w:i w:val="0"/>
           <w:iCs w:val="0"/>
         </w:rPr>
-        <w:t>Функциональные требования</w:t>
+        <w:t>Функциональные</w:t>
+      </w:r>
+      <w:proofErr w:type="spellEnd"/>
+      <w:r>
+        <w:rPr>
+          <w:rStyle w:val="20"/>
+          <w:rFonts w:ascii="Times New Roman" w:hAnsi="Times New Roman" w:cs="Times New Roman"/>
+          <w:i w:val="0"/>
+          <w:iCs w:val="0"/>
+        </w:rPr>
+        <w:t xml:space="preserve"> </w:t>
+      </w:r>
+      <w:proofErr w:type="spellStart"/>
+      <w:r>
+        <w:rPr>
+          <w:rStyle w:val="20"/>
+          <w:rFonts w:ascii="Times New Roman" w:hAnsi="Times New Roman" w:cs="Times New Roman"/>
+          <w:i w:val="0"/>
+          <w:iCs w:val="0"/>
+        </w:rPr>
+        <w:t>требования</w:t>
       </w:r>
       <w:bookmarkEnd w:id="10"/>
       <w:bookmarkEnd w:id="11"/>
       <w:bookmarkEnd w:id="12"/>
+      <w:proofErr w:type="spellEnd"/>
     </w:p>
     <w:p>
       <w:pPr>
@@ -5171,6 +5305,7 @@
       <w:bookmarkStart w:id="13" w:name="_Toc186045967"/>
       <w:bookmarkStart w:id="14" w:name="_Toc186052577"/>
       <w:bookmarkStart w:id="15" w:name="_Toc228740100"/>
+      <w:proofErr w:type="spellStart"/>
       <w:r>
         <w:rPr>
           <w:rStyle w:val="20"/>
@@ -5178,11 +5313,32 @@
           <w:i w:val="0"/>
           <w:iCs w:val="0"/>
         </w:rPr>
-        <w:t>Нефункциональные требования</w:t>
+        <w:t>Нефункциональные</w:t>
+      </w:r>
+      <w:proofErr w:type="spellEnd"/>
+      <w:r>
+        <w:rPr>
+          <w:rStyle w:val="20"/>
+          <w:rFonts w:ascii="Times New Roman" w:hAnsi="Times New Roman" w:cs="Times New Roman"/>
+          <w:i w:val="0"/>
+          <w:iCs w:val="0"/>
+        </w:rPr>
+        <w:t xml:space="preserve"> </w:t>
+      </w:r>
+      <w:proofErr w:type="spellStart"/>
+      <w:r>
+        <w:rPr>
+          <w:rStyle w:val="20"/>
+          <w:rFonts w:ascii="Times New Roman" w:hAnsi="Times New Roman" w:cs="Times New Roman"/>
+          <w:i w:val="0"/>
+          <w:iCs w:val="0"/>
+        </w:rPr>
+        <w:t>требования</w:t>
       </w:r>
       <w:bookmarkEnd w:id="13"/>
       <w:bookmarkEnd w:id="14"/>
       <w:bookmarkEnd w:id="15"/>
+      <w:proofErr w:type="spellEnd"/>
     </w:p>
     <w:p>
       <w:pPr>
@@ -5466,7 +5622,7 @@
         </w:rPr>
       </w:pPr>
       <w:bookmarkStart w:id="16" w:name="_Toc228740101"/>
-      <w:bookmarkEnd w:id="1"/>
+      <w:bookmarkEnd w:id="2"/>
       <w:r>
         <w:rPr>
           <w:rFonts w:ascii="Times New Roman" w:hAnsi="Times New Roman" w:cs="Times New Roman"/>
@@ -5645,6 +5801,9 @@
         <w:jc w:val="center"/>
       </w:pPr>
       <w:r>
+        <w:rPr>
+          <w:noProof/>
+        </w:rPr>
         <w:drawing>
           <wp:inline distT="0" distB="0" distL="0" distR="0" wp14:anchorId="108EC589" wp14:editId="382977BB">
             <wp:extent cx="6027553" cy="4381500"/>
@@ -5661,7 +5820,7 @@
                     <pic:cNvPicPr/>
                   </pic:nvPicPr>
                   <pic:blipFill>
-                    <a:blip r:embed="rId15"/>
+                    <a:blip r:embed="rId17"/>
                     <a:stretch>
                       <a:fillRect/>
                     </a:stretch>
@@ -5695,6 +5854,7 @@
           <w:szCs w:val="28"/>
         </w:rPr>
       </w:pPr>
+      <w:proofErr w:type="spellStart"/>
       <w:r>
         <w:rPr>
           <w:i w:val="0"/>
@@ -5703,7 +5863,18 @@
           <w:sz w:val="28"/>
           <w:szCs w:val="28"/>
         </w:rPr>
-        <w:t xml:space="preserve">Рисунок </w:t>
+        <w:t>Рисунок</w:t>
+      </w:r>
+      <w:proofErr w:type="spellEnd"/>
+      <w:r>
+        <w:rPr>
+          <w:i w:val="0"/>
+          <w:iCs w:val="0"/>
+          <w:color w:val="auto"/>
+          <w:sz w:val="28"/>
+          <w:szCs w:val="28"/>
+        </w:rPr>
+        <w:t xml:space="preserve"> </w:t>
       </w:r>
       <w:r>
         <w:rPr>
@@ -5764,7 +5935,51 @@
           <w:sz w:val="28"/>
           <w:szCs w:val="28"/>
         </w:rPr>
-        <w:t>. Диаграмма прецедентов.</w:t>
+        <w:t xml:space="preserve">. </w:t>
+      </w:r>
+      <w:proofErr w:type="spellStart"/>
+      <w:r>
+        <w:rPr>
+          <w:i w:val="0"/>
+          <w:iCs w:val="0"/>
+          <w:color w:val="auto"/>
+          <w:sz w:val="28"/>
+          <w:szCs w:val="28"/>
+        </w:rPr>
+        <w:t>Диаграмма</w:t>
+      </w:r>
+      <w:proofErr w:type="spellEnd"/>
+      <w:r>
+        <w:rPr>
+          <w:i w:val="0"/>
+          <w:iCs w:val="0"/>
+          <w:color w:val="auto"/>
+          <w:sz w:val="28"/>
+          <w:szCs w:val="28"/>
+        </w:rPr>
+        <w:t xml:space="preserve"> </w:t>
+      </w:r>
+      <w:proofErr w:type="spellStart"/>
+      <w:r>
+        <w:rPr>
+          <w:i w:val="0"/>
+          <w:iCs w:val="0"/>
+          <w:color w:val="auto"/>
+          <w:sz w:val="28"/>
+          <w:szCs w:val="28"/>
+        </w:rPr>
+        <w:t>прецедентов</w:t>
+      </w:r>
+      <w:proofErr w:type="spellEnd"/>
+      <w:r>
+        <w:rPr>
+          <w:i w:val="0"/>
+          <w:iCs w:val="0"/>
+          <w:color w:val="auto"/>
+          <w:sz w:val="28"/>
+          <w:szCs w:val="28"/>
+        </w:rPr>
+        <w:t>.</w:t>
       </w:r>
     </w:p>
     <w:p>
@@ -5781,7 +5996,7 @@
         </w:rPr>
         <w:lastRenderedPageBreak/>
         <w:drawing>
-          <wp:inline distT="0" distB="0" distL="0" distR="0" wp14:anchorId="32978DFA" wp14:editId="1D8CA1FC">
+          <wp:inline distT="0" distB="0" distL="0" distR="0" wp14:anchorId="32978DFA" wp14:editId="24B19B36">
             <wp:extent cx="5661483" cy="3238500"/>
             <wp:effectExtent l="0" t="0" r="0" b="0"/>
             <wp:docPr id="73" name="Рисунок 73"/>
@@ -5798,7 +6013,7 @@
                     </pic:cNvPicPr>
                   </pic:nvPicPr>
                   <pic:blipFill>
-                    <a:blip r:embed="rId16" cstate="print">
+                    <a:blip r:embed="rId18" cstate="print">
                       <a:extLst>
                         <a:ext uri="{28A0092B-C50C-407E-A947-70E740481C1C}">
                           <a14:useLocalDpi xmlns:a14="http://schemas.microsoft.com/office/drawing/2010/main" val="0"/>
@@ -5844,6 +6059,7 @@
           <w:lang w:val="ru-RU"/>
         </w:rPr>
       </w:pPr>
+      <w:proofErr w:type="spellStart"/>
       <w:r>
         <w:rPr>
           <w:i w:val="0"/>
@@ -5852,7 +6068,18 @@
           <w:sz w:val="28"/>
           <w:szCs w:val="28"/>
         </w:rPr>
-        <w:t xml:space="preserve">Рисунок </w:t>
+        <w:t>Рисунок</w:t>
+      </w:r>
+      <w:proofErr w:type="spellEnd"/>
+      <w:r>
+        <w:rPr>
+          <w:i w:val="0"/>
+          <w:iCs w:val="0"/>
+          <w:color w:val="auto"/>
+          <w:sz w:val="28"/>
+          <w:szCs w:val="28"/>
+        </w:rPr>
+        <w:t xml:space="preserve"> </w:t>
       </w:r>
       <w:r>
         <w:rPr>
@@ -6064,6 +6291,7 @@
         <w:rPr>
           <w:sz w:val="28"/>
           <w:szCs w:val="28"/>
+          <w:lang w:val="ru-RU"/>
         </w:rPr>
       </w:pPr>
       <w:r>
@@ -6144,7 +6372,25 @@
           <w:szCs w:val="28"/>
           <w:lang w:val="ru-RU"/>
         </w:rPr>
-        <w:t>рофиль. Из любого места сайта доступен выход из системы. Публичная часть включает Лендинг и страницы авторизации.</w:t>
+        <w:t xml:space="preserve">рофиль. Из любого места сайта доступен выход из системы. Публичная часть включает </w:t>
+      </w:r>
+      <w:proofErr w:type="spellStart"/>
+      <w:r>
+        <w:rPr>
+          <w:sz w:val="28"/>
+          <w:szCs w:val="28"/>
+          <w:lang w:val="ru-RU"/>
+        </w:rPr>
+        <w:t>Лендинг</w:t>
+      </w:r>
+      <w:proofErr w:type="spellEnd"/>
+      <w:r>
+        <w:rPr>
+          <w:sz w:val="28"/>
+          <w:szCs w:val="28"/>
+          <w:lang w:val="ru-RU"/>
+        </w:rPr>
+        <w:t xml:space="preserve"> и страницы авторизации.</w:t>
       </w:r>
     </w:p>
     <w:p>
@@ -6180,7 +6426,7 @@
                     <pic:cNvPicPr/>
                   </pic:nvPicPr>
                   <pic:blipFill>
-                    <a:blip r:embed="rId17"/>
+                    <a:blip r:embed="rId19"/>
                     <a:stretch>
                       <a:fillRect/>
                     </a:stretch>
@@ -6568,7 +6814,7 @@
                     <pic:cNvPicPr/>
                   </pic:nvPicPr>
                   <pic:blipFill>
-                    <a:blip r:embed="rId18"/>
+                    <a:blip r:embed="rId20"/>
                     <a:stretch>
                       <a:fillRect/>
                     </a:stretch>
@@ -6894,7 +7140,215 @@
           <w:sz w:val="28"/>
           <w:szCs w:val="28"/>
         </w:rPr>
-        <w:t>: AttachmentController, AuthController, BoardController, BoardUserController, ColumnController, CommentController, FileController, GroupMemberController, GroupTeamController, InvitationController, TaskController, TaskHistoryController, UserController.</w:t>
+        <w:t xml:space="preserve">: </w:t>
+      </w:r>
+      <w:proofErr w:type="spellStart"/>
+      <w:r>
+        <w:rPr>
+          <w:sz w:val="28"/>
+          <w:szCs w:val="28"/>
+        </w:rPr>
+        <w:t>AttachmentController</w:t>
+      </w:r>
+      <w:proofErr w:type="spellEnd"/>
+      <w:r>
+        <w:rPr>
+          <w:sz w:val="28"/>
+          <w:szCs w:val="28"/>
+        </w:rPr>
+        <w:t xml:space="preserve">, </w:t>
+      </w:r>
+      <w:proofErr w:type="spellStart"/>
+      <w:r>
+        <w:rPr>
+          <w:sz w:val="28"/>
+          <w:szCs w:val="28"/>
+        </w:rPr>
+        <w:t>AuthController</w:t>
+      </w:r>
+      <w:proofErr w:type="spellEnd"/>
+      <w:r>
+        <w:rPr>
+          <w:sz w:val="28"/>
+          <w:szCs w:val="28"/>
+        </w:rPr>
+        <w:t xml:space="preserve">, </w:t>
+      </w:r>
+      <w:proofErr w:type="spellStart"/>
+      <w:r>
+        <w:rPr>
+          <w:sz w:val="28"/>
+          <w:szCs w:val="28"/>
+        </w:rPr>
+        <w:t>BoardController</w:t>
+      </w:r>
+      <w:proofErr w:type="spellEnd"/>
+      <w:r>
+        <w:rPr>
+          <w:sz w:val="28"/>
+          <w:szCs w:val="28"/>
+        </w:rPr>
+        <w:t xml:space="preserve">, </w:t>
+      </w:r>
+      <w:proofErr w:type="spellStart"/>
+      <w:r>
+        <w:rPr>
+          <w:sz w:val="28"/>
+          <w:szCs w:val="28"/>
+        </w:rPr>
+        <w:t>BoardUserController</w:t>
+      </w:r>
+      <w:proofErr w:type="spellEnd"/>
+      <w:r>
+        <w:rPr>
+          <w:sz w:val="28"/>
+          <w:szCs w:val="28"/>
+        </w:rPr>
+        <w:t xml:space="preserve">, </w:t>
+      </w:r>
+      <w:proofErr w:type="spellStart"/>
+      <w:r>
+        <w:rPr>
+          <w:sz w:val="28"/>
+          <w:szCs w:val="28"/>
+        </w:rPr>
+        <w:t>ColumnController</w:t>
+      </w:r>
+      <w:proofErr w:type="spellEnd"/>
+      <w:r>
+        <w:rPr>
+          <w:sz w:val="28"/>
+          <w:szCs w:val="28"/>
+        </w:rPr>
+        <w:t xml:space="preserve">, </w:t>
+      </w:r>
+      <w:proofErr w:type="spellStart"/>
+      <w:r>
+        <w:rPr>
+          <w:sz w:val="28"/>
+          <w:szCs w:val="28"/>
+        </w:rPr>
+        <w:t>CommentController</w:t>
+      </w:r>
+      <w:proofErr w:type="spellEnd"/>
+      <w:r>
+        <w:rPr>
+          <w:sz w:val="28"/>
+          <w:szCs w:val="28"/>
+        </w:rPr>
+        <w:t xml:space="preserve">, </w:t>
+      </w:r>
+      <w:proofErr w:type="spellStart"/>
+      <w:r>
+        <w:rPr>
+          <w:sz w:val="28"/>
+          <w:szCs w:val="28"/>
+        </w:rPr>
+        <w:t>FileController</w:t>
+      </w:r>
+      <w:proofErr w:type="spellEnd"/>
+      <w:r>
+        <w:rPr>
+          <w:sz w:val="28"/>
+          <w:szCs w:val="28"/>
+        </w:rPr>
+        <w:t xml:space="preserve">, </w:t>
+      </w:r>
+      <w:proofErr w:type="spellStart"/>
+      <w:r>
+        <w:rPr>
+          <w:sz w:val="28"/>
+          <w:szCs w:val="28"/>
+        </w:rPr>
+        <w:t>GroupMemberController</w:t>
+      </w:r>
+      <w:proofErr w:type="spellEnd"/>
+      <w:r>
+        <w:rPr>
+          <w:sz w:val="28"/>
+          <w:szCs w:val="28"/>
+        </w:rPr>
+        <w:t xml:space="preserve">, </w:t>
+      </w:r>
+      <w:proofErr w:type="spellStart"/>
+      <w:r>
+        <w:rPr>
+          <w:sz w:val="28"/>
+          <w:szCs w:val="28"/>
+        </w:rPr>
+        <w:t>GroupTeamController</w:t>
+      </w:r>
+      <w:proofErr w:type="spellEnd"/>
+      <w:r>
+        <w:rPr>
+          <w:sz w:val="28"/>
+          <w:szCs w:val="28"/>
+        </w:rPr>
+        <w:t xml:space="preserve">, </w:t>
+      </w:r>
+      <w:proofErr w:type="spellStart"/>
+      <w:r>
+        <w:rPr>
+          <w:sz w:val="28"/>
+          <w:szCs w:val="28"/>
+        </w:rPr>
+        <w:t>InvitationController</w:t>
+      </w:r>
+      <w:proofErr w:type="spellEnd"/>
+      <w:r>
+        <w:rPr>
+          <w:sz w:val="28"/>
+          <w:szCs w:val="28"/>
+        </w:rPr>
+        <w:t xml:space="preserve">, </w:t>
+      </w:r>
+      <w:proofErr w:type="spellStart"/>
+      <w:r>
+        <w:rPr>
+          <w:sz w:val="28"/>
+          <w:szCs w:val="28"/>
+        </w:rPr>
+        <w:t>TaskController</w:t>
+      </w:r>
+      <w:proofErr w:type="spellEnd"/>
+      <w:r>
+        <w:rPr>
+          <w:sz w:val="28"/>
+          <w:szCs w:val="28"/>
+        </w:rPr>
+        <w:t xml:space="preserve">, </w:t>
+      </w:r>
+      <w:proofErr w:type="spellStart"/>
+      <w:r>
+        <w:rPr>
+          <w:sz w:val="28"/>
+          <w:szCs w:val="28"/>
+        </w:rPr>
+        <w:t>TaskHistoryController</w:t>
+      </w:r>
+      <w:proofErr w:type="spellEnd"/>
+      <w:r>
+        <w:rPr>
+          <w:sz w:val="28"/>
+          <w:szCs w:val="28"/>
+        </w:rPr>
+        <w:t xml:space="preserve">, </w:t>
+      </w:r>
+      <w:proofErr w:type="spellStart"/>
+      <w:r>
+        <w:rPr>
+          <w:sz w:val="28"/>
+          <w:szCs w:val="28"/>
+        </w:rPr>
+        <w:t>UserController</w:t>
+      </w:r>
+      <w:proofErr w:type="spellEnd"/>
+      <w:r>
+        <w:rPr>
+          <w:sz w:val="28"/>
+          <w:szCs w:val="28"/>
+        </w:rPr>
+        <w:t>.</w:t>
       </w:r>
     </w:p>
     <w:p>
@@ -6914,7 +7368,43 @@
           <w:szCs w:val="28"/>
           <w:lang w:val="ru-RU"/>
         </w:rPr>
-        <w:t>По мере необходимости под каждую сущность системы создавались свои сервисы и репозитории. Для формирования ответов использовался подход создания DTO классов и мапперов (пакет mappers) для преобразования сущностей в объекты передачи данных.</w:t>
+        <w:t xml:space="preserve">По мере необходимости под каждую сущность системы создавались свои сервисы и репозитории. Для формирования ответов использовался подход создания DTO классов и </w:t>
+      </w:r>
+      <w:proofErr w:type="spellStart"/>
+      <w:r>
+        <w:rPr>
+          <w:sz w:val="28"/>
+          <w:szCs w:val="28"/>
+          <w:lang w:val="ru-RU"/>
+        </w:rPr>
+        <w:t>мапперов</w:t>
+      </w:r>
+      <w:proofErr w:type="spellEnd"/>
+      <w:r>
+        <w:rPr>
+          <w:sz w:val="28"/>
+          <w:szCs w:val="28"/>
+          <w:lang w:val="ru-RU"/>
+        </w:rPr>
+        <w:t xml:space="preserve"> (пакет </w:t>
+      </w:r>
+      <w:proofErr w:type="spellStart"/>
+      <w:r>
+        <w:rPr>
+          <w:sz w:val="28"/>
+          <w:szCs w:val="28"/>
+          <w:lang w:val="ru-RU"/>
+        </w:rPr>
+        <w:t>mappers</w:t>
+      </w:r>
+      <w:proofErr w:type="spellEnd"/>
+      <w:r>
+        <w:rPr>
+          <w:sz w:val="28"/>
+          <w:szCs w:val="28"/>
+          <w:lang w:val="ru-RU"/>
+        </w:rPr>
+        <w:t>) для преобразования сущностей в объекты передачи данных.</w:t>
       </w:r>
     </w:p>
     <w:p>
@@ -6934,7 +7424,43 @@
           <w:szCs w:val="28"/>
           <w:lang w:val="ru-RU"/>
         </w:rPr>
-        <w:t>Для реализации системы авторизации и аутентификации использовалась зависимость Spring Security и JWT-аутентификация (пакет security/jwt).</w:t>
+        <w:t xml:space="preserve">Для реализации системы авторизации и аутентификации использовалась зависимость Spring Security и JWT-аутентификация (пакет </w:t>
+      </w:r>
+      <w:proofErr w:type="spellStart"/>
+      <w:r>
+        <w:rPr>
+          <w:sz w:val="28"/>
+          <w:szCs w:val="28"/>
+          <w:lang w:val="ru-RU"/>
+        </w:rPr>
+        <w:t>security</w:t>
+      </w:r>
+      <w:proofErr w:type="spellEnd"/>
+      <w:r>
+        <w:rPr>
+          <w:sz w:val="28"/>
+          <w:szCs w:val="28"/>
+          <w:lang w:val="ru-RU"/>
+        </w:rPr>
+        <w:t>/</w:t>
+      </w:r>
+      <w:proofErr w:type="spellStart"/>
+      <w:r>
+        <w:rPr>
+          <w:sz w:val="28"/>
+          <w:szCs w:val="28"/>
+          <w:lang w:val="ru-RU"/>
+        </w:rPr>
+        <w:t>jwt</w:t>
+      </w:r>
+      <w:proofErr w:type="spellEnd"/>
+      <w:r>
+        <w:rPr>
+          <w:sz w:val="28"/>
+          <w:szCs w:val="28"/>
+          <w:lang w:val="ru-RU"/>
+        </w:rPr>
+        <w:t>).</w:t>
       </w:r>
     </w:p>
     <w:p>
@@ -6954,7 +7480,63 @@
           <w:szCs w:val="28"/>
           <w:lang w:val="ru-RU"/>
         </w:rPr>
-        <w:t>Для управления структурой базы данных и миграциями использовался инструмент Liquibase (папка db.changelog), а для фиксации изменений в задачах и аудита действий пользователей — механизм слушателей событий (пакет listeners).</w:t>
+        <w:t xml:space="preserve">Для управления структурой базы данных и миграциями использовался инструмент </w:t>
+      </w:r>
+      <w:proofErr w:type="spellStart"/>
+      <w:r>
+        <w:rPr>
+          <w:sz w:val="28"/>
+          <w:szCs w:val="28"/>
+          <w:lang w:val="ru-RU"/>
+        </w:rPr>
+        <w:t>Liquibase</w:t>
+      </w:r>
+      <w:proofErr w:type="spellEnd"/>
+      <w:r>
+        <w:rPr>
+          <w:sz w:val="28"/>
+          <w:szCs w:val="28"/>
+          <w:lang w:val="ru-RU"/>
+        </w:rPr>
+        <w:t xml:space="preserve"> (папка </w:t>
+      </w:r>
+      <w:proofErr w:type="spellStart"/>
+      <w:proofErr w:type="gramStart"/>
+      <w:r>
+        <w:rPr>
+          <w:sz w:val="28"/>
+          <w:szCs w:val="28"/>
+          <w:lang w:val="ru-RU"/>
+        </w:rPr>
+        <w:t>db.changelog</w:t>
+      </w:r>
+      <w:proofErr w:type="spellEnd"/>
+      <w:proofErr w:type="gramEnd"/>
+      <w:r>
+        <w:rPr>
+          <w:sz w:val="28"/>
+          <w:szCs w:val="28"/>
+          <w:lang w:val="ru-RU"/>
+        </w:rPr>
+        <w:t xml:space="preserve">), а для фиксации изменений в задачах и аудита действий пользователей — механизм слушателей событий (пакет </w:t>
+      </w:r>
+      <w:proofErr w:type="spellStart"/>
+      <w:r>
+        <w:rPr>
+          <w:sz w:val="28"/>
+          <w:szCs w:val="28"/>
+          <w:lang w:val="ru-RU"/>
+        </w:rPr>
+        <w:t>listeners</w:t>
+      </w:r>
+      <w:proofErr w:type="spellEnd"/>
+      <w:r>
+        <w:rPr>
+          <w:sz w:val="28"/>
+          <w:szCs w:val="28"/>
+          <w:lang w:val="ru-RU"/>
+        </w:rPr>
+        <w:t>).</w:t>
       </w:r>
     </w:p>
     <w:p>
@@ -7139,7 +7721,133 @@
           <w:szCs w:val="28"/>
           <w:lang w:val="ru-RU"/>
         </w:rPr>
-        <w:t>Так как клиентская часть выполнялась с использованием библиотеки React.js и сборщика Vite, применялся стандартный компонентный подход – разделение элементов на страницы (папка pages) и компоненты (папка components). Компоненты сгруппированы по функциональному назначению (например, kanban, boards, ui, layout).</w:t>
+        <w:t xml:space="preserve">Так как клиентская часть выполнялась с использованием библиотеки React.js и сборщика </w:t>
+      </w:r>
+      <w:proofErr w:type="spellStart"/>
+      <w:r>
+        <w:rPr>
+          <w:sz w:val="28"/>
+          <w:szCs w:val="28"/>
+          <w:lang w:val="ru-RU"/>
+        </w:rPr>
+        <w:t>Vite</w:t>
+      </w:r>
+      <w:proofErr w:type="spellEnd"/>
+      <w:r>
+        <w:rPr>
+          <w:sz w:val="28"/>
+          <w:szCs w:val="28"/>
+          <w:lang w:val="ru-RU"/>
+        </w:rPr>
+        <w:t xml:space="preserve">, применялся стандартный компонентный подход – разделение элементов на страницы (папка </w:t>
+      </w:r>
+      <w:proofErr w:type="spellStart"/>
+      <w:r>
+        <w:rPr>
+          <w:sz w:val="28"/>
+          <w:szCs w:val="28"/>
+          <w:lang w:val="ru-RU"/>
+        </w:rPr>
+        <w:t>pages</w:t>
+      </w:r>
+      <w:proofErr w:type="spellEnd"/>
+      <w:r>
+        <w:rPr>
+          <w:sz w:val="28"/>
+          <w:szCs w:val="28"/>
+          <w:lang w:val="ru-RU"/>
+        </w:rPr>
+        <w:t xml:space="preserve">) и компоненты (папка </w:t>
+      </w:r>
+      <w:proofErr w:type="spellStart"/>
+      <w:r>
+        <w:rPr>
+          <w:sz w:val="28"/>
+          <w:szCs w:val="28"/>
+          <w:lang w:val="ru-RU"/>
+        </w:rPr>
+        <w:t>components</w:t>
+      </w:r>
+      <w:proofErr w:type="spellEnd"/>
+      <w:r>
+        <w:rPr>
+          <w:sz w:val="28"/>
+          <w:szCs w:val="28"/>
+          <w:lang w:val="ru-RU"/>
+        </w:rPr>
+        <w:t xml:space="preserve">). Компоненты сгруппированы по функциональному назначению (например, </w:t>
+      </w:r>
+      <w:proofErr w:type="spellStart"/>
+      <w:r>
+        <w:rPr>
+          <w:sz w:val="28"/>
+          <w:szCs w:val="28"/>
+          <w:lang w:val="ru-RU"/>
+        </w:rPr>
+        <w:t>kanban</w:t>
+      </w:r>
+      <w:proofErr w:type="spellEnd"/>
+      <w:r>
+        <w:rPr>
+          <w:sz w:val="28"/>
+          <w:szCs w:val="28"/>
+          <w:lang w:val="ru-RU"/>
+        </w:rPr>
+        <w:t xml:space="preserve">, </w:t>
+      </w:r>
+      <w:proofErr w:type="spellStart"/>
+      <w:r>
+        <w:rPr>
+          <w:sz w:val="28"/>
+          <w:szCs w:val="28"/>
+          <w:lang w:val="ru-RU"/>
+        </w:rPr>
+        <w:t>boards</w:t>
+      </w:r>
+      <w:proofErr w:type="spellEnd"/>
+      <w:r>
+        <w:rPr>
+          <w:sz w:val="28"/>
+          <w:szCs w:val="28"/>
+          <w:lang w:val="ru-RU"/>
+        </w:rPr>
+        <w:t xml:space="preserve">, </w:t>
+      </w:r>
+      <w:proofErr w:type="spellStart"/>
+      <w:r>
+        <w:rPr>
+          <w:sz w:val="28"/>
+          <w:szCs w:val="28"/>
+          <w:lang w:val="ru-RU"/>
+        </w:rPr>
+        <w:t>ui</w:t>
+      </w:r>
+      <w:proofErr w:type="spellEnd"/>
+      <w:r>
+        <w:rPr>
+          <w:sz w:val="28"/>
+          <w:szCs w:val="28"/>
+          <w:lang w:val="ru-RU"/>
+        </w:rPr>
+        <w:t xml:space="preserve">, </w:t>
+      </w:r>
+      <w:proofErr w:type="spellStart"/>
+      <w:r>
+        <w:rPr>
+          <w:sz w:val="28"/>
+          <w:szCs w:val="28"/>
+          <w:lang w:val="ru-RU"/>
+        </w:rPr>
+        <w:t>layout</w:t>
+      </w:r>
+      <w:proofErr w:type="spellEnd"/>
+      <w:r>
+        <w:rPr>
+          <w:sz w:val="28"/>
+          <w:szCs w:val="28"/>
+          <w:lang w:val="ru-RU"/>
+        </w:rPr>
+        <w:t>).</w:t>
       </w:r>
     </w:p>
     <w:p>
@@ -7159,7 +7867,115 @@
           <w:szCs w:val="28"/>
           <w:lang w:val="ru-RU"/>
         </w:rPr>
-        <w:t>Для управления состоянием приложения использовались хранилища в папке store (например, authStore, uiStore). Взаимодействие с серверной частью осуществлялось через модуль api, содержащий методы для HTTP-запросов. Для вынесения бизнес-логики и работы с данными использовались кастомные React-</w:t>
+        <w:t xml:space="preserve">Для управления состоянием приложения использовались хранилища в папке </w:t>
+      </w:r>
+      <w:proofErr w:type="spellStart"/>
+      <w:r>
+        <w:rPr>
+          <w:sz w:val="28"/>
+          <w:szCs w:val="28"/>
+          <w:lang w:val="ru-RU"/>
+        </w:rPr>
+        <w:t>store</w:t>
+      </w:r>
+      <w:proofErr w:type="spellEnd"/>
+      <w:r>
+        <w:rPr>
+          <w:sz w:val="28"/>
+          <w:szCs w:val="28"/>
+          <w:lang w:val="ru-RU"/>
+        </w:rPr>
+        <w:t xml:space="preserve"> (например, </w:t>
+      </w:r>
+      <w:proofErr w:type="spellStart"/>
+      <w:r>
+        <w:rPr>
+          <w:sz w:val="28"/>
+          <w:szCs w:val="28"/>
+          <w:lang w:val="ru-RU"/>
+        </w:rPr>
+        <w:t>authStore</w:t>
+      </w:r>
+      <w:proofErr w:type="spellEnd"/>
+      <w:r>
+        <w:rPr>
+          <w:sz w:val="28"/>
+          <w:szCs w:val="28"/>
+          <w:lang w:val="ru-RU"/>
+        </w:rPr>
+        <w:t xml:space="preserve">, </w:t>
+      </w:r>
+      <w:proofErr w:type="spellStart"/>
+      <w:r>
+        <w:rPr>
+          <w:sz w:val="28"/>
+          <w:szCs w:val="28"/>
+          <w:lang w:val="ru-RU"/>
+        </w:rPr>
+        <w:t>uiStore</w:t>
+      </w:r>
+      <w:proofErr w:type="spellEnd"/>
+      <w:r>
+        <w:rPr>
+          <w:sz w:val="28"/>
+          <w:szCs w:val="28"/>
+          <w:lang w:val="ru-RU"/>
+        </w:rPr>
+        <w:t xml:space="preserve">). Взаимодействие с серверной частью осуществлялось через модуль </w:t>
+      </w:r>
+      <w:proofErr w:type="spellStart"/>
+      <w:r>
+        <w:rPr>
+          <w:sz w:val="28"/>
+          <w:szCs w:val="28"/>
+          <w:lang w:val="ru-RU"/>
+        </w:rPr>
+        <w:t>api</w:t>
+      </w:r>
+      <w:proofErr w:type="spellEnd"/>
+      <w:r>
+        <w:rPr>
+          <w:sz w:val="28"/>
+          <w:szCs w:val="28"/>
+          <w:lang w:val="ru-RU"/>
+        </w:rPr>
+        <w:t xml:space="preserve">, содержащий методы для HTTP-запросов. Для вынесения бизнес-логики и работы с данными использовались </w:t>
+      </w:r>
+      <w:proofErr w:type="spellStart"/>
+      <w:r>
+        <w:rPr>
+          <w:sz w:val="28"/>
+          <w:szCs w:val="28"/>
+          <w:lang w:val="ru-RU"/>
+        </w:rPr>
+        <w:t>кастомные</w:t>
+      </w:r>
+      <w:proofErr w:type="spellEnd"/>
+      <w:r>
+        <w:rPr>
+          <w:sz w:val="28"/>
+          <w:szCs w:val="28"/>
+          <w:lang w:val="ru-RU"/>
+        </w:rPr>
+        <w:t xml:space="preserve"> </w:t>
+      </w:r>
+      <w:proofErr w:type="spellStart"/>
+      <w:r>
+        <w:rPr>
+          <w:sz w:val="28"/>
+          <w:szCs w:val="28"/>
+          <w:lang w:val="ru-RU"/>
+        </w:rPr>
+        <w:t>React</w:t>
+      </w:r>
+      <w:proofErr w:type="spellEnd"/>
+      <w:r>
+        <w:rPr>
+          <w:sz w:val="28"/>
+          <w:szCs w:val="28"/>
+          <w:lang w:val="ru-RU"/>
+        </w:rPr>
+        <w:t>-</w:t>
       </w:r>
       <w:r>
         <w:rPr>
@@ -7168,7 +7984,79 @@
           <w:lang w:val="ru-RU"/>
         </w:rPr>
         <w:lastRenderedPageBreak/>
-        <w:t>хуки (папка hooks, например useKanban, useBoards). Для стилизации интерфейса использовался фреймворк Tailwind CSS.</w:t>
+        <w:t xml:space="preserve">хуки (папка </w:t>
+      </w:r>
+      <w:proofErr w:type="spellStart"/>
+      <w:r>
+        <w:rPr>
+          <w:sz w:val="28"/>
+          <w:szCs w:val="28"/>
+          <w:lang w:val="ru-RU"/>
+        </w:rPr>
+        <w:t>hooks</w:t>
+      </w:r>
+      <w:proofErr w:type="spellEnd"/>
+      <w:r>
+        <w:rPr>
+          <w:sz w:val="28"/>
+          <w:szCs w:val="28"/>
+          <w:lang w:val="ru-RU"/>
+        </w:rPr>
+        <w:t xml:space="preserve">, например </w:t>
+      </w:r>
+      <w:proofErr w:type="spellStart"/>
+      <w:r>
+        <w:rPr>
+          <w:sz w:val="28"/>
+          <w:szCs w:val="28"/>
+          <w:lang w:val="ru-RU"/>
+        </w:rPr>
+        <w:t>useKanban</w:t>
+      </w:r>
+      <w:proofErr w:type="spellEnd"/>
+      <w:r>
+        <w:rPr>
+          <w:sz w:val="28"/>
+          <w:szCs w:val="28"/>
+          <w:lang w:val="ru-RU"/>
+        </w:rPr>
+        <w:t xml:space="preserve">, </w:t>
+      </w:r>
+      <w:proofErr w:type="spellStart"/>
+      <w:r>
+        <w:rPr>
+          <w:sz w:val="28"/>
+          <w:szCs w:val="28"/>
+          <w:lang w:val="ru-RU"/>
+        </w:rPr>
+        <w:t>useBoards</w:t>
+      </w:r>
+      <w:proofErr w:type="spellEnd"/>
+      <w:r>
+        <w:rPr>
+          <w:sz w:val="28"/>
+          <w:szCs w:val="28"/>
+          <w:lang w:val="ru-RU"/>
+        </w:rPr>
+        <w:t xml:space="preserve">). Для стилизации интерфейса использовался фреймворк </w:t>
+      </w:r>
+      <w:proofErr w:type="spellStart"/>
+      <w:r>
+        <w:rPr>
+          <w:sz w:val="28"/>
+          <w:szCs w:val="28"/>
+          <w:lang w:val="ru-RU"/>
+        </w:rPr>
+        <w:t>Tailwind</w:t>
+      </w:r>
+      <w:proofErr w:type="spellEnd"/>
+      <w:r>
+        <w:rPr>
+          <w:sz w:val="28"/>
+          <w:szCs w:val="28"/>
+          <w:lang w:val="ru-RU"/>
+        </w:rPr>
+        <w:t xml:space="preserve"> CSS.</w:t>
       </w:r>
     </w:p>
     <w:p>
@@ -7288,6 +8176,7 @@
       </w:pPr>
       <w:r>
         <w:rPr>
+          <w:noProof/>
           <w:lang w:val="ru-RU"/>
         </w:rPr>
         <w:drawing>
@@ -7295,317 +8184,6 @@
             <wp:extent cx="5888251" cy="2924175"/>
             <wp:effectExtent l="0" t="0" r="0" b="0"/>
             <wp:docPr id="83" name="Рисунок 83"/>
-            <wp:cNvGraphicFramePr>
-              <a:graphicFrameLocks xmlns:a="http://schemas.openxmlformats.org/drawingml/2006/main" noChangeAspect="1"/>
-            </wp:cNvGraphicFramePr>
-            <a:graphic xmlns:a="http://schemas.openxmlformats.org/drawingml/2006/main">
-              <a:graphicData uri="http://schemas.openxmlformats.org/drawingml/2006/picture">
-                <pic:pic xmlns:pic="http://schemas.openxmlformats.org/drawingml/2006/picture">
-                  <pic:nvPicPr>
-                    <pic:cNvPr id="1" name=""/>
-                    <pic:cNvPicPr/>
-                  </pic:nvPicPr>
-                  <pic:blipFill>
-                    <a:blip r:embed="rId19"/>
-                    <a:stretch>
-                      <a:fillRect/>
-                    </a:stretch>
-                  </pic:blipFill>
-                  <pic:spPr>
-                    <a:xfrm>
-                      <a:off x="0" y="0"/>
-                      <a:ext cx="5894175" cy="2927117"/>
-                    </a:xfrm>
-                    <a:prstGeom prst="rect">
-                      <a:avLst/>
-                    </a:prstGeom>
-                  </pic:spPr>
-                </pic:pic>
-              </a:graphicData>
-            </a:graphic>
-          </wp:inline>
-        </w:drawing>
-      </w:r>
-    </w:p>
-    <w:p>
-      <w:pPr>
-        <w:pStyle w:val="af8"/>
-        <w:spacing w:line="360" w:lineRule="auto"/>
-        <w:jc w:val="center"/>
-        <w:rPr>
-          <w:i w:val="0"/>
-          <w:iCs w:val="0"/>
-          <w:color w:val="auto"/>
-          <w:sz w:val="28"/>
-          <w:szCs w:val="28"/>
-          <w:lang w:val="ru-RU"/>
-        </w:rPr>
-      </w:pPr>
-      <w:r>
-        <w:rPr>
-          <w:i w:val="0"/>
-          <w:iCs w:val="0"/>
-          <w:color w:val="auto"/>
-          <w:sz w:val="28"/>
-          <w:szCs w:val="28"/>
-          <w:lang w:val="ru-RU"/>
-        </w:rPr>
-        <w:t xml:space="preserve">Рисунок </w:t>
-      </w:r>
-      <w:r>
-        <w:rPr>
-          <w:i w:val="0"/>
-          <w:iCs w:val="0"/>
-          <w:color w:val="auto"/>
-          <w:sz w:val="28"/>
-          <w:szCs w:val="28"/>
-          <w:lang w:val="ru-RU"/>
-        </w:rPr>
-        <w:fldChar w:fldCharType="begin"/>
-      </w:r>
-      <w:r>
-        <w:rPr>
-          <w:i w:val="0"/>
-          <w:iCs w:val="0"/>
-          <w:color w:val="auto"/>
-          <w:sz w:val="28"/>
-          <w:szCs w:val="28"/>
-          <w:lang w:val="ru-RU"/>
-        </w:rPr>
-        <w:instrText xml:space="preserve"> SEQ Рисунок \* ARABIC </w:instrText>
-      </w:r>
-      <w:r>
-        <w:rPr>
-          <w:i w:val="0"/>
-          <w:iCs w:val="0"/>
-          <w:color w:val="auto"/>
-          <w:sz w:val="28"/>
-          <w:szCs w:val="28"/>
-          <w:lang w:val="ru-RU"/>
-        </w:rPr>
-        <w:fldChar w:fldCharType="separate"/>
-      </w:r>
-      <w:r>
-        <w:rPr>
-          <w:i w:val="0"/>
-          <w:iCs w:val="0"/>
-          <w:noProof/>
-          <w:color w:val="auto"/>
-          <w:sz w:val="28"/>
-          <w:szCs w:val="28"/>
-          <w:lang w:val="ru-RU"/>
-        </w:rPr>
-        <w:t>6</w:t>
-      </w:r>
-      <w:r>
-        <w:rPr>
-          <w:i w:val="0"/>
-          <w:iCs w:val="0"/>
-          <w:color w:val="auto"/>
-          <w:sz w:val="28"/>
-          <w:szCs w:val="28"/>
-          <w:lang w:val="ru-RU"/>
-        </w:rPr>
-        <w:fldChar w:fldCharType="end"/>
-      </w:r>
-      <w:r>
-        <w:rPr>
-          <w:i w:val="0"/>
-          <w:iCs w:val="0"/>
-          <w:color w:val="auto"/>
-          <w:sz w:val="28"/>
-          <w:szCs w:val="28"/>
-          <w:lang w:val="ru-RU"/>
-        </w:rPr>
-        <w:t xml:space="preserve">. </w:t>
-      </w:r>
-      <w:r>
-        <w:rPr>
-          <w:i w:val="0"/>
-          <w:iCs w:val="0"/>
-          <w:color w:val="auto"/>
-          <w:sz w:val="28"/>
-          <w:szCs w:val="28"/>
-          <w:lang w:val="ru-RU"/>
-        </w:rPr>
-        <w:t>Начальный лендинг.</w:t>
-      </w:r>
-    </w:p>
-    <w:p>
-      <w:pPr>
-        <w:keepNext/>
-        <w:spacing w:line="360" w:lineRule="auto"/>
-        <w:ind w:right="-18"/>
-        <w:jc w:val="center"/>
-        <w:rPr>
-          <w:lang w:val="ru-RU"/>
-        </w:rPr>
-      </w:pPr>
-      <w:r>
-        <w:rPr>
-          <w:lang w:val="ru-RU"/>
-        </w:rPr>
-        <w:drawing>
-          <wp:inline distT="0" distB="0" distL="0" distR="0" wp14:anchorId="757C2F9C" wp14:editId="32733C91">
-            <wp:extent cx="6007100" cy="2964007"/>
-            <wp:effectExtent l="0" t="0" r="0" b="8255"/>
-            <wp:docPr id="84" name="Рисунок 84"/>
-            <wp:cNvGraphicFramePr>
-              <a:graphicFrameLocks xmlns:a="http://schemas.openxmlformats.org/drawingml/2006/main" noChangeAspect="1"/>
-            </wp:cNvGraphicFramePr>
-            <a:graphic xmlns:a="http://schemas.openxmlformats.org/drawingml/2006/main">
-              <a:graphicData uri="http://schemas.openxmlformats.org/drawingml/2006/picture">
-                <pic:pic xmlns:pic="http://schemas.openxmlformats.org/drawingml/2006/picture">
-                  <pic:nvPicPr>
-                    <pic:cNvPr id="1" name=""/>
-                    <pic:cNvPicPr/>
-                  </pic:nvPicPr>
-                  <pic:blipFill>
-                    <a:blip r:embed="rId20"/>
-                    <a:stretch>
-                      <a:fillRect/>
-                    </a:stretch>
-                  </pic:blipFill>
-                  <pic:spPr>
-                    <a:xfrm>
-                      <a:off x="0" y="0"/>
-                      <a:ext cx="6027396" cy="2974022"/>
-                    </a:xfrm>
-                    <a:prstGeom prst="rect">
-                      <a:avLst/>
-                    </a:prstGeom>
-                  </pic:spPr>
-                </pic:pic>
-              </a:graphicData>
-            </a:graphic>
-          </wp:inline>
-        </w:drawing>
-      </w:r>
-    </w:p>
-    <w:p>
-      <w:pPr>
-        <w:pStyle w:val="af8"/>
-        <w:spacing w:line="360" w:lineRule="auto"/>
-        <w:jc w:val="center"/>
-        <w:rPr>
-          <w:i w:val="0"/>
-          <w:iCs w:val="0"/>
-          <w:color w:val="auto"/>
-          <w:sz w:val="28"/>
-          <w:szCs w:val="28"/>
-          <w:lang w:val="ru-RU"/>
-        </w:rPr>
-      </w:pPr>
-      <w:r>
-        <w:rPr>
-          <w:i w:val="0"/>
-          <w:iCs w:val="0"/>
-          <w:color w:val="auto"/>
-          <w:sz w:val="28"/>
-          <w:szCs w:val="28"/>
-          <w:lang w:val="ru-RU"/>
-        </w:rPr>
-        <w:t xml:space="preserve">Рисунок </w:t>
-      </w:r>
-      <w:r>
-        <w:rPr>
-          <w:i w:val="0"/>
-          <w:iCs w:val="0"/>
-          <w:color w:val="auto"/>
-          <w:sz w:val="28"/>
-          <w:szCs w:val="28"/>
-          <w:lang w:val="ru-RU"/>
-        </w:rPr>
-        <w:fldChar w:fldCharType="begin"/>
-      </w:r>
-      <w:r>
-        <w:rPr>
-          <w:i w:val="0"/>
-          <w:iCs w:val="0"/>
-          <w:color w:val="auto"/>
-          <w:sz w:val="28"/>
-          <w:szCs w:val="28"/>
-          <w:lang w:val="ru-RU"/>
-        </w:rPr>
-        <w:instrText xml:space="preserve"> SEQ Рисунок \* ARABIC </w:instrText>
-      </w:r>
-      <w:r>
-        <w:rPr>
-          <w:i w:val="0"/>
-          <w:iCs w:val="0"/>
-          <w:color w:val="auto"/>
-          <w:sz w:val="28"/>
-          <w:szCs w:val="28"/>
-          <w:lang w:val="ru-RU"/>
-        </w:rPr>
-        <w:fldChar w:fldCharType="separate"/>
-      </w:r>
-      <w:r>
-        <w:rPr>
-          <w:i w:val="0"/>
-          <w:iCs w:val="0"/>
-          <w:noProof/>
-          <w:color w:val="auto"/>
-          <w:sz w:val="28"/>
-          <w:szCs w:val="28"/>
-          <w:lang w:val="ru-RU"/>
-        </w:rPr>
-        <w:t>7</w:t>
-      </w:r>
-      <w:r>
-        <w:rPr>
-          <w:i w:val="0"/>
-          <w:iCs w:val="0"/>
-          <w:color w:val="auto"/>
-          <w:sz w:val="28"/>
-          <w:szCs w:val="28"/>
-          <w:lang w:val="ru-RU"/>
-        </w:rPr>
-        <w:fldChar w:fldCharType="end"/>
-      </w:r>
-      <w:r>
-        <w:rPr>
-          <w:i w:val="0"/>
-          <w:iCs w:val="0"/>
-          <w:color w:val="auto"/>
-          <w:sz w:val="28"/>
-          <w:szCs w:val="28"/>
-          <w:lang w:val="ru-RU"/>
-        </w:rPr>
-        <w:t xml:space="preserve">. </w:t>
-      </w:r>
-      <w:r>
-        <w:rPr>
-          <w:i w:val="0"/>
-          <w:iCs w:val="0"/>
-          <w:color w:val="auto"/>
-          <w:sz w:val="28"/>
-          <w:szCs w:val="28"/>
-          <w:lang w:val="ru-RU"/>
-        </w:rPr>
-        <w:t>Вход в систему.</w:t>
-      </w:r>
-    </w:p>
-    <w:p>
-      <w:pPr>
-        <w:keepNext/>
-        <w:spacing w:line="360" w:lineRule="auto"/>
-        <w:ind w:right="-18"/>
-        <w:jc w:val="center"/>
-        <w:rPr>
-          <w:lang w:val="ru-RU"/>
-        </w:rPr>
-      </w:pPr>
-      <w:r>
-        <w:rPr>
-          <w:lang w:val="ru-RU"/>
-        </w:rPr>
-        <w:lastRenderedPageBreak/>
-        <w:drawing>
-          <wp:inline distT="0" distB="0" distL="0" distR="0" wp14:anchorId="0EFD0324" wp14:editId="369B553F">
-            <wp:extent cx="5945036" cy="2924175"/>
-            <wp:effectExtent l="0" t="0" r="0" b="0"/>
-            <wp:docPr id="85" name="Рисунок 85"/>
             <wp:cNvGraphicFramePr>
               <a:graphicFrameLocks xmlns:a="http://schemas.openxmlformats.org/drawingml/2006/main" noChangeAspect="1"/>
             </wp:cNvGraphicFramePr>
@@ -7625,7 +8203,7 @@
                   <pic:spPr>
                     <a:xfrm>
                       <a:off x="0" y="0"/>
-                      <a:ext cx="5947430" cy="2925353"/>
+                      <a:ext cx="5894175" cy="2927117"/>
                     </a:xfrm>
                     <a:prstGeom prst="rect">
                       <a:avLst/>
@@ -7706,7 +8284,7 @@
           <w:szCs w:val="28"/>
           <w:lang w:val="ru-RU"/>
         </w:rPr>
-        <w:t>8</w:t>
+        <w:t>6</w:t>
       </w:r>
       <w:r>
         <w:rPr>
@@ -7739,7 +8317,31 @@
           <w:szCs w:val="28"/>
           <w:lang w:val="ru-RU"/>
         </w:rPr>
-        <w:t>Начальная страница с группами.</w:t>
+        <w:t xml:space="preserve">Начальный </w:t>
+      </w:r>
+      <w:proofErr w:type="spellStart"/>
+      <w:r>
+        <w:rPr>
+          <w:i w:val="0"/>
+          <w:iCs w:val="0"/>
+          <w:color w:val="auto"/>
+          <w:sz w:val="28"/>
+          <w:szCs w:val="28"/>
+          <w:lang w:val="ru-RU"/>
+        </w:rPr>
+        <w:t>лендинг</w:t>
+      </w:r>
+      <w:proofErr w:type="spellEnd"/>
+      <w:r>
+        <w:rPr>
+          <w:i w:val="0"/>
+          <w:iCs w:val="0"/>
+          <w:color w:val="auto"/>
+          <w:sz w:val="28"/>
+          <w:szCs w:val="28"/>
+          <w:lang w:val="ru-RU"/>
+        </w:rPr>
+        <w:t>.</w:t>
       </w:r>
     </w:p>
     <w:p>
@@ -7754,13 +8356,14 @@
       </w:pPr>
       <w:r>
         <w:rPr>
+          <w:noProof/>
           <w:lang w:val="ru-RU"/>
         </w:rPr>
         <w:drawing>
-          <wp:inline distT="0" distB="0" distL="0" distR="0" wp14:anchorId="5EDC08DE" wp14:editId="5B311285">
-            <wp:extent cx="5948045" cy="2925655"/>
+          <wp:inline distT="0" distB="0" distL="0" distR="0" wp14:anchorId="757C2F9C" wp14:editId="32733C91">
+            <wp:extent cx="6007100" cy="2964007"/>
             <wp:effectExtent l="0" t="0" r="0" b="8255"/>
-            <wp:docPr id="86" name="Рисунок 86"/>
+            <wp:docPr id="84" name="Рисунок 84"/>
             <wp:cNvGraphicFramePr>
               <a:graphicFrameLocks xmlns:a="http://schemas.openxmlformats.org/drawingml/2006/main" noChangeAspect="1"/>
             </wp:cNvGraphicFramePr>
@@ -7780,7 +8383,7 @@
                   <pic:spPr>
                     <a:xfrm>
                       <a:off x="0" y="0"/>
-                      <a:ext cx="5960441" cy="2931752"/>
+                      <a:ext cx="6027396" cy="2974022"/>
                     </a:xfrm>
                     <a:prstGeom prst="rect">
                       <a:avLst/>
@@ -7861,7 +8464,7 @@
           <w:szCs w:val="28"/>
           <w:lang w:val="ru-RU"/>
         </w:rPr>
-        <w:t>9</w:t>
+        <w:t>7</w:t>
       </w:r>
       <w:r>
         <w:rPr>
@@ -7894,13 +8497,13 @@
           <w:szCs w:val="28"/>
           <w:lang w:val="ru-RU"/>
         </w:rPr>
-        <w:t>Группа с досками.</w:t>
+        <w:t>Вход в систему.</w:t>
       </w:r>
     </w:p>
     <w:p>
       <w:pPr>
         <w:keepNext/>
-        <w:spacing w:after="240" w:line="360" w:lineRule="auto"/>
+        <w:spacing w:line="360" w:lineRule="auto"/>
         <w:ind w:right="-18"/>
         <w:jc w:val="center"/>
         <w:rPr>
@@ -7909,14 +8512,15 @@
       </w:pPr>
       <w:r>
         <w:rPr>
+          <w:noProof/>
           <w:lang w:val="ru-RU"/>
         </w:rPr>
         <w:lastRenderedPageBreak/>
         <w:drawing>
-          <wp:inline distT="0" distB="0" distL="0" distR="0" wp14:anchorId="05BEED3C" wp14:editId="1508F794">
-            <wp:extent cx="5964401" cy="2933700"/>
+          <wp:inline distT="0" distB="0" distL="0" distR="0" wp14:anchorId="0EFD0324" wp14:editId="369B553F">
+            <wp:extent cx="5945036" cy="2924175"/>
             <wp:effectExtent l="0" t="0" r="0" b="0"/>
-            <wp:docPr id="87" name="Рисунок 87"/>
+            <wp:docPr id="85" name="Рисунок 85"/>
             <wp:cNvGraphicFramePr>
               <a:graphicFrameLocks xmlns:a="http://schemas.openxmlformats.org/drawingml/2006/main" noChangeAspect="1"/>
             </wp:cNvGraphicFramePr>
@@ -7936,7 +8540,7 @@
                   <pic:spPr>
                     <a:xfrm>
                       <a:off x="0" y="0"/>
-                      <a:ext cx="5969703" cy="2936308"/>
+                      <a:ext cx="5947430" cy="2925353"/>
                     </a:xfrm>
                     <a:prstGeom prst="rect">
                       <a:avLst/>
@@ -8017,7 +8621,7 @@
           <w:szCs w:val="28"/>
           <w:lang w:val="ru-RU"/>
         </w:rPr>
-        <w:t>10</w:t>
+        <w:t>8</w:t>
       </w:r>
       <w:r>
         <w:rPr>
@@ -8050,13 +8654,13 @@
           <w:szCs w:val="28"/>
           <w:lang w:val="ru-RU"/>
         </w:rPr>
-        <w:t>Доска с задачами.</w:t>
+        <w:t>Начальная страница с группами.</w:t>
       </w:r>
     </w:p>
     <w:p>
       <w:pPr>
         <w:keepNext/>
-        <w:spacing w:after="240" w:line="360" w:lineRule="auto"/>
+        <w:spacing w:line="360" w:lineRule="auto"/>
         <w:ind w:right="-18"/>
         <w:jc w:val="center"/>
         <w:rPr>
@@ -8065,13 +8669,14 @@
       </w:pPr>
       <w:r>
         <w:rPr>
+          <w:noProof/>
           <w:lang w:val="ru-RU"/>
         </w:rPr>
         <w:drawing>
-          <wp:inline distT="0" distB="0" distL="0" distR="0" wp14:anchorId="1A1033E4" wp14:editId="1A2840FB">
-            <wp:extent cx="5803717" cy="2867025"/>
-            <wp:effectExtent l="0" t="0" r="6985" b="0"/>
-            <wp:docPr id="88" name="Рисунок 88"/>
+          <wp:inline distT="0" distB="0" distL="0" distR="0" wp14:anchorId="5EDC08DE" wp14:editId="5B311285">
+            <wp:extent cx="5948045" cy="2925655"/>
+            <wp:effectExtent l="0" t="0" r="0" b="8255"/>
+            <wp:docPr id="86" name="Рисунок 86"/>
             <wp:cNvGraphicFramePr>
               <a:graphicFrameLocks xmlns:a="http://schemas.openxmlformats.org/drawingml/2006/main" noChangeAspect="1"/>
             </wp:cNvGraphicFramePr>
@@ -8091,7 +8696,7 @@
                   <pic:spPr>
                     <a:xfrm>
                       <a:off x="0" y="0"/>
-                      <a:ext cx="5807161" cy="2868726"/>
+                      <a:ext cx="5960441" cy="2931752"/>
                     </a:xfrm>
                     <a:prstGeom prst="rect">
                       <a:avLst/>
@@ -8172,7 +8777,7 @@
           <w:szCs w:val="28"/>
           <w:lang w:val="ru-RU"/>
         </w:rPr>
-        <w:t>11</w:t>
+        <w:t>9</w:t>
       </w:r>
       <w:r>
         <w:rPr>
@@ -8205,22 +8810,14 @@
           <w:szCs w:val="28"/>
           <w:lang w:val="ru-RU"/>
         </w:rPr>
-        <w:t>Открытая задача</w:t>
-      </w:r>
-      <w:r>
-        <w:rPr>
-          <w:i w:val="0"/>
-          <w:iCs w:val="0"/>
-          <w:color w:val="auto"/>
-          <w:sz w:val="28"/>
-          <w:szCs w:val="28"/>
-          <w:lang w:val="ru-RU"/>
-        </w:rPr>
-        <w:t>.</w:t>
+        <w:t>Группа с досками.</w:t>
       </w:r>
     </w:p>
     <w:p>
       <w:pPr>
+        <w:keepNext/>
+        <w:spacing w:after="240" w:line="360" w:lineRule="auto"/>
+        <w:ind w:right="-18"/>
         <w:jc w:val="center"/>
         <w:rPr>
           <w:lang w:val="ru-RU"/>
@@ -8228,14 +8825,15 @@
       </w:pPr>
       <w:r>
         <w:rPr>
+          <w:noProof/>
           <w:lang w:val="ru-RU"/>
         </w:rPr>
         <w:lastRenderedPageBreak/>
         <w:drawing>
-          <wp:inline distT="0" distB="0" distL="0" distR="0" wp14:anchorId="376B2FA9" wp14:editId="51856AAE">
-            <wp:extent cx="5948045" cy="2934868"/>
+          <wp:inline distT="0" distB="0" distL="0" distR="0" wp14:anchorId="05BEED3C" wp14:editId="1508F794">
+            <wp:extent cx="5964401" cy="2933700"/>
             <wp:effectExtent l="0" t="0" r="0" b="0"/>
-            <wp:docPr id="89" name="Рисунок 89"/>
+            <wp:docPr id="87" name="Рисунок 87"/>
             <wp:cNvGraphicFramePr>
               <a:graphicFrameLocks xmlns:a="http://schemas.openxmlformats.org/drawingml/2006/main" noChangeAspect="1"/>
             </wp:cNvGraphicFramePr>
@@ -8255,6 +8853,327 @@
                   <pic:spPr>
                     <a:xfrm>
                       <a:off x="0" y="0"/>
+                      <a:ext cx="5969703" cy="2936308"/>
+                    </a:xfrm>
+                    <a:prstGeom prst="rect">
+                      <a:avLst/>
+                    </a:prstGeom>
+                  </pic:spPr>
+                </pic:pic>
+              </a:graphicData>
+            </a:graphic>
+          </wp:inline>
+        </w:drawing>
+      </w:r>
+    </w:p>
+    <w:p>
+      <w:pPr>
+        <w:pStyle w:val="af8"/>
+        <w:spacing w:line="360" w:lineRule="auto"/>
+        <w:jc w:val="center"/>
+        <w:rPr>
+          <w:i w:val="0"/>
+          <w:iCs w:val="0"/>
+          <w:color w:val="auto"/>
+          <w:sz w:val="28"/>
+          <w:szCs w:val="28"/>
+          <w:lang w:val="ru-RU"/>
+        </w:rPr>
+      </w:pPr>
+      <w:r>
+        <w:rPr>
+          <w:i w:val="0"/>
+          <w:iCs w:val="0"/>
+          <w:color w:val="auto"/>
+          <w:sz w:val="28"/>
+          <w:szCs w:val="28"/>
+          <w:lang w:val="ru-RU"/>
+        </w:rPr>
+        <w:t xml:space="preserve">Рисунок </w:t>
+      </w:r>
+      <w:r>
+        <w:rPr>
+          <w:i w:val="0"/>
+          <w:iCs w:val="0"/>
+          <w:color w:val="auto"/>
+          <w:sz w:val="28"/>
+          <w:szCs w:val="28"/>
+          <w:lang w:val="ru-RU"/>
+        </w:rPr>
+        <w:fldChar w:fldCharType="begin"/>
+      </w:r>
+      <w:r>
+        <w:rPr>
+          <w:i w:val="0"/>
+          <w:iCs w:val="0"/>
+          <w:color w:val="auto"/>
+          <w:sz w:val="28"/>
+          <w:szCs w:val="28"/>
+          <w:lang w:val="ru-RU"/>
+        </w:rPr>
+        <w:instrText xml:space="preserve"> SEQ Рисунок \* ARABIC </w:instrText>
+      </w:r>
+      <w:r>
+        <w:rPr>
+          <w:i w:val="0"/>
+          <w:iCs w:val="0"/>
+          <w:color w:val="auto"/>
+          <w:sz w:val="28"/>
+          <w:szCs w:val="28"/>
+          <w:lang w:val="ru-RU"/>
+        </w:rPr>
+        <w:fldChar w:fldCharType="separate"/>
+      </w:r>
+      <w:r>
+        <w:rPr>
+          <w:i w:val="0"/>
+          <w:iCs w:val="0"/>
+          <w:noProof/>
+          <w:color w:val="auto"/>
+          <w:sz w:val="28"/>
+          <w:szCs w:val="28"/>
+          <w:lang w:val="ru-RU"/>
+        </w:rPr>
+        <w:t>10</w:t>
+      </w:r>
+      <w:r>
+        <w:rPr>
+          <w:i w:val="0"/>
+          <w:iCs w:val="0"/>
+          <w:color w:val="auto"/>
+          <w:sz w:val="28"/>
+          <w:szCs w:val="28"/>
+          <w:lang w:val="ru-RU"/>
+        </w:rPr>
+        <w:fldChar w:fldCharType="end"/>
+      </w:r>
+      <w:r>
+        <w:rPr>
+          <w:i w:val="0"/>
+          <w:iCs w:val="0"/>
+          <w:color w:val="auto"/>
+          <w:sz w:val="28"/>
+          <w:szCs w:val="28"/>
+          <w:lang w:val="ru-RU"/>
+        </w:rPr>
+        <w:t xml:space="preserve">. </w:t>
+      </w:r>
+      <w:r>
+        <w:rPr>
+          <w:i w:val="0"/>
+          <w:iCs w:val="0"/>
+          <w:color w:val="auto"/>
+          <w:sz w:val="28"/>
+          <w:szCs w:val="28"/>
+          <w:lang w:val="ru-RU"/>
+        </w:rPr>
+        <w:t>Доска с задачами.</w:t>
+      </w:r>
+    </w:p>
+    <w:p>
+      <w:pPr>
+        <w:keepNext/>
+        <w:spacing w:after="240" w:line="360" w:lineRule="auto"/>
+        <w:ind w:right="-18"/>
+        <w:jc w:val="center"/>
+        <w:rPr>
+          <w:lang w:val="ru-RU"/>
+        </w:rPr>
+      </w:pPr>
+      <w:r>
+        <w:rPr>
+          <w:noProof/>
+          <w:lang w:val="ru-RU"/>
+        </w:rPr>
+        <w:drawing>
+          <wp:inline distT="0" distB="0" distL="0" distR="0" wp14:anchorId="1A1033E4" wp14:editId="1A2840FB">
+            <wp:extent cx="5803717" cy="2867025"/>
+            <wp:effectExtent l="0" t="0" r="6985" b="0"/>
+            <wp:docPr id="88" name="Рисунок 88"/>
+            <wp:cNvGraphicFramePr>
+              <a:graphicFrameLocks xmlns:a="http://schemas.openxmlformats.org/drawingml/2006/main" noChangeAspect="1"/>
+            </wp:cNvGraphicFramePr>
+            <a:graphic xmlns:a="http://schemas.openxmlformats.org/drawingml/2006/main">
+              <a:graphicData uri="http://schemas.openxmlformats.org/drawingml/2006/picture">
+                <pic:pic xmlns:pic="http://schemas.openxmlformats.org/drawingml/2006/picture">
+                  <pic:nvPicPr>
+                    <pic:cNvPr id="1" name=""/>
+                    <pic:cNvPicPr/>
+                  </pic:nvPicPr>
+                  <pic:blipFill>
+                    <a:blip r:embed="rId26"/>
+                    <a:stretch>
+                      <a:fillRect/>
+                    </a:stretch>
+                  </pic:blipFill>
+                  <pic:spPr>
+                    <a:xfrm>
+                      <a:off x="0" y="0"/>
+                      <a:ext cx="5807161" cy="2868726"/>
+                    </a:xfrm>
+                    <a:prstGeom prst="rect">
+                      <a:avLst/>
+                    </a:prstGeom>
+                  </pic:spPr>
+                </pic:pic>
+              </a:graphicData>
+            </a:graphic>
+          </wp:inline>
+        </w:drawing>
+      </w:r>
+    </w:p>
+    <w:p>
+      <w:pPr>
+        <w:pStyle w:val="af8"/>
+        <w:spacing w:line="360" w:lineRule="auto"/>
+        <w:jc w:val="center"/>
+        <w:rPr>
+          <w:i w:val="0"/>
+          <w:iCs w:val="0"/>
+          <w:color w:val="auto"/>
+          <w:sz w:val="28"/>
+          <w:szCs w:val="28"/>
+          <w:lang w:val="ru-RU"/>
+        </w:rPr>
+      </w:pPr>
+      <w:r>
+        <w:rPr>
+          <w:i w:val="0"/>
+          <w:iCs w:val="0"/>
+          <w:color w:val="auto"/>
+          <w:sz w:val="28"/>
+          <w:szCs w:val="28"/>
+          <w:lang w:val="ru-RU"/>
+        </w:rPr>
+        <w:t xml:space="preserve">Рисунок </w:t>
+      </w:r>
+      <w:r>
+        <w:rPr>
+          <w:i w:val="0"/>
+          <w:iCs w:val="0"/>
+          <w:color w:val="auto"/>
+          <w:sz w:val="28"/>
+          <w:szCs w:val="28"/>
+          <w:lang w:val="ru-RU"/>
+        </w:rPr>
+        <w:fldChar w:fldCharType="begin"/>
+      </w:r>
+      <w:r>
+        <w:rPr>
+          <w:i w:val="0"/>
+          <w:iCs w:val="0"/>
+          <w:color w:val="auto"/>
+          <w:sz w:val="28"/>
+          <w:szCs w:val="28"/>
+          <w:lang w:val="ru-RU"/>
+        </w:rPr>
+        <w:instrText xml:space="preserve"> SEQ Рисунок \* ARABIC </w:instrText>
+      </w:r>
+      <w:r>
+        <w:rPr>
+          <w:i w:val="0"/>
+          <w:iCs w:val="0"/>
+          <w:color w:val="auto"/>
+          <w:sz w:val="28"/>
+          <w:szCs w:val="28"/>
+          <w:lang w:val="ru-RU"/>
+        </w:rPr>
+        <w:fldChar w:fldCharType="separate"/>
+      </w:r>
+      <w:r>
+        <w:rPr>
+          <w:i w:val="0"/>
+          <w:iCs w:val="0"/>
+          <w:noProof/>
+          <w:color w:val="auto"/>
+          <w:sz w:val="28"/>
+          <w:szCs w:val="28"/>
+          <w:lang w:val="ru-RU"/>
+        </w:rPr>
+        <w:t>11</w:t>
+      </w:r>
+      <w:r>
+        <w:rPr>
+          <w:i w:val="0"/>
+          <w:iCs w:val="0"/>
+          <w:color w:val="auto"/>
+          <w:sz w:val="28"/>
+          <w:szCs w:val="28"/>
+          <w:lang w:val="ru-RU"/>
+        </w:rPr>
+        <w:fldChar w:fldCharType="end"/>
+      </w:r>
+      <w:r>
+        <w:rPr>
+          <w:i w:val="0"/>
+          <w:iCs w:val="0"/>
+          <w:color w:val="auto"/>
+          <w:sz w:val="28"/>
+          <w:szCs w:val="28"/>
+          <w:lang w:val="ru-RU"/>
+        </w:rPr>
+        <w:t xml:space="preserve">. </w:t>
+      </w:r>
+      <w:r>
+        <w:rPr>
+          <w:i w:val="0"/>
+          <w:iCs w:val="0"/>
+          <w:color w:val="auto"/>
+          <w:sz w:val="28"/>
+          <w:szCs w:val="28"/>
+          <w:lang w:val="ru-RU"/>
+        </w:rPr>
+        <w:t>Открытая задача</w:t>
+      </w:r>
+      <w:r>
+        <w:rPr>
+          <w:i w:val="0"/>
+          <w:iCs w:val="0"/>
+          <w:color w:val="auto"/>
+          <w:sz w:val="28"/>
+          <w:szCs w:val="28"/>
+          <w:lang w:val="ru-RU"/>
+        </w:rPr>
+        <w:t>.</w:t>
+      </w:r>
+    </w:p>
+    <w:p>
+      <w:pPr>
+        <w:jc w:val="center"/>
+        <w:rPr>
+          <w:lang w:val="ru-RU"/>
+        </w:rPr>
+      </w:pPr>
+      <w:r>
+        <w:rPr>
+          <w:noProof/>
+          <w:lang w:val="ru-RU"/>
+        </w:rPr>
+        <w:lastRenderedPageBreak/>
+        <w:drawing>
+          <wp:inline distT="0" distB="0" distL="0" distR="0" wp14:anchorId="376B2FA9" wp14:editId="51856AAE">
+            <wp:extent cx="5948045" cy="2934868"/>
+            <wp:effectExtent l="0" t="0" r="0" b="0"/>
+            <wp:docPr id="89" name="Рисунок 89"/>
+            <wp:cNvGraphicFramePr>
+              <a:graphicFrameLocks xmlns:a="http://schemas.openxmlformats.org/drawingml/2006/main" noChangeAspect="1"/>
+            </wp:cNvGraphicFramePr>
+            <a:graphic xmlns:a="http://schemas.openxmlformats.org/drawingml/2006/main">
+              <a:graphicData uri="http://schemas.openxmlformats.org/drawingml/2006/picture">
+                <pic:pic xmlns:pic="http://schemas.openxmlformats.org/drawingml/2006/picture">
+                  <pic:nvPicPr>
+                    <pic:cNvPr id="1" name=""/>
+                    <pic:cNvPicPr/>
+                  </pic:nvPicPr>
+                  <pic:blipFill>
+                    <a:blip r:embed="rId27"/>
+                    <a:stretch>
+                      <a:fillRect/>
+                    </a:stretch>
+                  </pic:blipFill>
+                  <pic:spPr>
+                    <a:xfrm>
+                      <a:off x="0" y="0"/>
                       <a:ext cx="5955249" cy="2938423"/>
                     </a:xfrm>
                     <a:prstGeom prst="rect">
@@ -8699,6 +9618,7 @@
       </w:pPr>
       <w:r>
         <w:rPr>
+          <w:noProof/>
           <w:lang w:val="ru-RU"/>
         </w:rPr>
         <w:lastRenderedPageBreak/>
@@ -8720,7 +9640,7 @@
                     </pic:cNvPicPr>
                   </pic:nvPicPr>
                   <pic:blipFill>
-                    <a:blip r:embed="rId26">
+                    <a:blip r:embed="rId28">
                       <a:extLst>
                         <a:ext uri="{28A0092B-C50C-407E-A947-70E740481C1C}">
                           <a14:useLocalDpi xmlns:a14="http://schemas.microsoft.com/office/drawing/2010/main" val="0"/>
@@ -8879,6 +9799,7 @@
       </w:pPr>
       <w:r>
         <w:rPr>
+          <w:noProof/>
           <w:lang w:val="ru-RU"/>
         </w:rPr>
         <w:lastRenderedPageBreak/>
@@ -8900,7 +9821,7 @@
                     </pic:cNvPicPr>
                   </pic:nvPicPr>
                   <pic:blipFill>
-                    <a:blip r:embed="rId27">
+                    <a:blip r:embed="rId29">
                       <a:extLst>
                         <a:ext uri="{28A0092B-C50C-407E-A947-70E740481C1C}">
                           <a14:useLocalDpi xmlns:a14="http://schemas.microsoft.com/office/drawing/2010/main" val="0"/>
@@ -9049,6 +9970,7 @@
       </w:pPr>
       <w:r>
         <w:rPr>
+          <w:noProof/>
           <w:lang w:val="ru-RU"/>
         </w:rPr>
         <w:drawing>
@@ -9069,7 +9991,7 @@
                     </pic:cNvPicPr>
                   </pic:nvPicPr>
                   <pic:blipFill>
-                    <a:blip r:embed="rId28">
+                    <a:blip r:embed="rId30">
                       <a:extLst>
                         <a:ext uri="{28A0092B-C50C-407E-A947-70E740481C1C}">
                           <a14:useLocalDpi xmlns:a14="http://schemas.microsoft.com/office/drawing/2010/main" val="0"/>
@@ -9260,7 +10182,7 @@
                     </pic:cNvPicPr>
                   </pic:nvPicPr>
                   <pic:blipFill>
-                    <a:blip r:embed="rId29">
+                    <a:blip r:embed="rId31">
                       <a:extLst>
                         <a:ext uri="{28A0092B-C50C-407E-A947-70E740481C1C}">
                           <a14:useLocalDpi xmlns:a14="http://schemas.microsoft.com/office/drawing/2010/main" val="0"/>
@@ -9587,7 +10509,163 @@
           <w:szCs w:val="28"/>
           <w:lang w:val="ru-RU"/>
         </w:rPr>
-        <w:t>ервая регистрация холодная (540ms), остальные быстрее (129-208ms)</w:t>
+        <w:t xml:space="preserve">ервая регистрация холодная (540ms), остальные быстрее (129-208ms); </w:t>
+      </w:r>
+      <w:r>
+        <w:rPr>
+          <w:sz w:val="28"/>
+          <w:szCs w:val="28"/>
+          <w:lang w:val="ru-RU"/>
+        </w:rPr>
+        <w:t>во второй фазе</w:t>
+      </w:r>
+      <w:r>
+        <w:rPr>
+          <w:sz w:val="28"/>
+          <w:szCs w:val="28"/>
+          <w:lang w:val="ru-RU"/>
+        </w:rPr>
+        <w:t xml:space="preserve"> — 5 пользователей x 10 итераций (50 запросов)</w:t>
+      </w:r>
+      <w:r>
+        <w:rPr>
+          <w:sz w:val="28"/>
+          <w:szCs w:val="28"/>
+          <w:lang w:val="ru-RU"/>
+        </w:rPr>
+        <w:t xml:space="preserve"> </w:t>
+      </w:r>
+      <w:proofErr w:type="spellStart"/>
+      <w:r>
+        <w:rPr>
+          <w:sz w:val="28"/>
+          <w:szCs w:val="28"/>
+          <w:lang w:val="ru-RU"/>
+        </w:rPr>
+        <w:t>Login</w:t>
+      </w:r>
+      <w:proofErr w:type="spellEnd"/>
+      <w:r>
+        <w:rPr>
+          <w:sz w:val="28"/>
+          <w:szCs w:val="28"/>
+          <w:lang w:val="ru-RU"/>
+        </w:rPr>
+        <w:t xml:space="preserve">: </w:t>
+      </w:r>
+      <w:proofErr w:type="spellStart"/>
+      <w:r>
+        <w:rPr>
+          <w:sz w:val="28"/>
+          <w:szCs w:val="28"/>
+          <w:lang w:val="ru-RU"/>
+        </w:rPr>
+        <w:t>avg</w:t>
+      </w:r>
+      <w:proofErr w:type="spellEnd"/>
+      <w:r>
+        <w:rPr>
+          <w:sz w:val="28"/>
+          <w:szCs w:val="28"/>
+          <w:lang w:val="ru-RU"/>
+        </w:rPr>
+        <w:t> 61ms</w:t>
+      </w:r>
+      <w:r>
+        <w:rPr>
+          <w:sz w:val="28"/>
+          <w:szCs w:val="28"/>
+          <w:lang w:val="ru-RU"/>
+        </w:rPr>
+        <w:t xml:space="preserve">, </w:t>
+      </w:r>
+      <w:r>
+        <w:rPr>
+          <w:sz w:val="28"/>
+          <w:szCs w:val="28"/>
+          <w:lang w:val="ru-RU"/>
+        </w:rPr>
+        <w:t xml:space="preserve">CRUD операции: </w:t>
+      </w:r>
+      <w:proofErr w:type="spellStart"/>
+      <w:r>
+        <w:rPr>
+          <w:sz w:val="28"/>
+          <w:szCs w:val="28"/>
+          <w:lang w:val="ru-RU"/>
+        </w:rPr>
+        <w:t>avg</w:t>
+      </w:r>
+      <w:proofErr w:type="spellEnd"/>
+      <w:r>
+        <w:rPr>
+          <w:sz w:val="28"/>
+          <w:szCs w:val="28"/>
+          <w:lang w:val="ru-RU"/>
+        </w:rPr>
+        <w:t> 8-20ms — быстро</w:t>
+      </w:r>
+      <w:r>
+        <w:rPr>
+          <w:sz w:val="28"/>
+          <w:szCs w:val="28"/>
+          <w:lang w:val="ru-RU"/>
+        </w:rPr>
+        <w:t xml:space="preserve">, </w:t>
+      </w:r>
+      <w:proofErr w:type="spellStart"/>
+      <w:r>
+        <w:rPr>
+          <w:sz w:val="28"/>
+          <w:szCs w:val="28"/>
+          <w:lang w:val="ru-RU"/>
+        </w:rPr>
+        <w:t>Throughput</w:t>
+      </w:r>
+      <w:proofErr w:type="spellEnd"/>
+      <w:r>
+        <w:rPr>
+          <w:sz w:val="28"/>
+          <w:szCs w:val="28"/>
+          <w:lang w:val="ru-RU"/>
+        </w:rPr>
+        <w:t xml:space="preserve">: ~9.5 </w:t>
+      </w:r>
+      <w:proofErr w:type="spellStart"/>
+      <w:r>
+        <w:rPr>
+          <w:sz w:val="28"/>
+          <w:szCs w:val="28"/>
+          <w:lang w:val="ru-RU"/>
+        </w:rPr>
+        <w:t>req</w:t>
+      </w:r>
+      <w:proofErr w:type="spellEnd"/>
+      <w:r>
+        <w:rPr>
+          <w:sz w:val="28"/>
+          <w:szCs w:val="28"/>
+          <w:lang w:val="ru-RU"/>
+        </w:rPr>
+        <w:t>/</w:t>
+      </w:r>
+      <w:proofErr w:type="spellStart"/>
+      <w:r>
+        <w:rPr>
+          <w:sz w:val="28"/>
+          <w:szCs w:val="28"/>
+          <w:lang w:val="ru-RU"/>
+        </w:rPr>
+        <w:t>sec</w:t>
+      </w:r>
+      <w:proofErr w:type="spellEnd"/>
+      <w:r>
+        <w:rPr>
+          <w:sz w:val="28"/>
+          <w:szCs w:val="28"/>
+          <w:lang w:val="ru-RU"/>
+        </w:rPr>
+        <w:t xml:space="preserve"> (ожидаемо для 5 потоков)</w:t>
       </w:r>
       <w:r>
         <w:rPr>
@@ -9603,15 +10681,15 @@
           <w:szCs w:val="28"/>
           <w:lang w:val="ru-RU"/>
         </w:rPr>
-        <w:t>во второй фазе</w:t>
-      </w:r>
-      <w:r>
-        <w:rPr>
-          <w:sz w:val="28"/>
-          <w:szCs w:val="28"/>
-          <w:lang w:val="ru-RU"/>
-        </w:rPr>
-        <w:t xml:space="preserve"> — 5 пользователей x 10 итераций (50 запросов)</w:t>
+        <w:t>в третьей фазе</w:t>
+      </w:r>
+      <w:r>
+        <w:rPr>
+          <w:sz w:val="28"/>
+          <w:szCs w:val="28"/>
+          <w:lang w:val="ru-RU"/>
+        </w:rPr>
+        <w:t xml:space="preserve"> — 50 пользователей x 20 итераций (1000 запросов)</w:t>
       </w:r>
       <w:r>
         <w:rPr>
@@ -9621,13 +10699,41 @@
         </w:rPr>
         <w:t xml:space="preserve"> </w:t>
       </w:r>
-      <w:r>
-        <w:rPr>
-          <w:sz w:val="28"/>
-          <w:szCs w:val="28"/>
-          <w:lang w:val="ru-RU"/>
-        </w:rPr>
-        <w:t>Login: avg 61ms</w:t>
+      <w:proofErr w:type="spellStart"/>
+      <w:r>
+        <w:rPr>
+          <w:sz w:val="28"/>
+          <w:szCs w:val="28"/>
+          <w:lang w:val="ru-RU"/>
+        </w:rPr>
+        <w:t>Login</w:t>
+      </w:r>
+      <w:proofErr w:type="spellEnd"/>
+      <w:r>
+        <w:rPr>
+          <w:sz w:val="28"/>
+          <w:szCs w:val="28"/>
+          <w:lang w:val="ru-RU"/>
+        </w:rPr>
+        <w:t xml:space="preserve">: </w:t>
+      </w:r>
+      <w:proofErr w:type="spellStart"/>
+      <w:r>
+        <w:rPr>
+          <w:sz w:val="28"/>
+          <w:szCs w:val="28"/>
+          <w:lang w:val="ru-RU"/>
+        </w:rPr>
+        <w:t>avg</w:t>
+      </w:r>
+      <w:proofErr w:type="spellEnd"/>
+      <w:r>
+        <w:rPr>
+          <w:sz w:val="28"/>
+          <w:szCs w:val="28"/>
+          <w:lang w:val="ru-RU"/>
+        </w:rPr>
+        <w:t> 83ms, p99 142ms — хорошо держит нагрузку</w:t>
       </w:r>
       <w:r>
         <w:rPr>
@@ -9641,10 +10747,56 @@
         <w:rPr>
           <w:sz w:val="28"/>
           <w:szCs w:val="28"/>
-          <w:lang w:val="ru-RU"/>
-        </w:rPr>
-        <w:t>CRUD операции: avg 8-20ms — быстро</w:t>
-      </w:r>
+        </w:rPr>
+        <w:t>Create</w:t>
+      </w:r>
+      <w:r>
+        <w:rPr>
+          <w:sz w:val="28"/>
+          <w:szCs w:val="28"/>
+          <w:lang w:val="ru-RU"/>
+        </w:rPr>
+        <w:t xml:space="preserve"> </w:t>
+      </w:r>
+      <w:r>
+        <w:rPr>
+          <w:sz w:val="28"/>
+          <w:szCs w:val="28"/>
+        </w:rPr>
+        <w:t>Task</w:t>
+      </w:r>
+      <w:r>
+        <w:rPr>
+          <w:sz w:val="28"/>
+          <w:szCs w:val="28"/>
+          <w:lang w:val="ru-RU"/>
+        </w:rPr>
+        <w:t xml:space="preserve">: </w:t>
+      </w:r>
+      <w:r>
+        <w:rPr>
+          <w:sz w:val="28"/>
+          <w:szCs w:val="28"/>
+        </w:rPr>
+        <w:t>avg </w:t>
+      </w:r>
+      <w:r>
+        <w:rPr>
+          <w:sz w:val="28"/>
+          <w:szCs w:val="28"/>
+          <w:lang w:val="ru-RU"/>
+        </w:rPr>
+        <w:t>20</w:t>
+      </w:r>
+      <w:proofErr w:type="spellStart"/>
+      <w:r>
+        <w:rPr>
+          <w:sz w:val="28"/>
+          <w:szCs w:val="28"/>
+        </w:rPr>
+        <w:t>ms</w:t>
+      </w:r>
+      <w:proofErr w:type="spellEnd"/>
       <w:r>
         <w:rPr>
           <w:sz w:val="28"/>
@@ -9657,33 +10809,55 @@
         <w:rPr>
           <w:sz w:val="28"/>
           <w:szCs w:val="28"/>
-          <w:lang w:val="ru-RU"/>
-        </w:rPr>
-        <w:t>Throughput: ~9.5 req/sec (ожидаемо для 5 потоков)</w:t>
-      </w:r>
-      <w:r>
-        <w:rPr>
-          <w:sz w:val="28"/>
-          <w:szCs w:val="28"/>
-          <w:lang w:val="ru-RU"/>
-        </w:rPr>
-        <w:t xml:space="preserve">; </w:t>
-      </w:r>
-      <w:r>
-        <w:rPr>
-          <w:sz w:val="28"/>
-          <w:szCs w:val="28"/>
-          <w:lang w:val="ru-RU"/>
-        </w:rPr>
-        <w:t>в третьей фазе</w:t>
-      </w:r>
-      <w:r>
-        <w:rPr>
-          <w:sz w:val="28"/>
-          <w:szCs w:val="28"/>
-          <w:lang w:val="ru-RU"/>
-        </w:rPr>
-        <w:t xml:space="preserve"> — 50 пользователей x 20 итераций (1000 запросов)</w:t>
+        </w:rPr>
+        <w:t>p</w:t>
+      </w:r>
+      <w:r>
+        <w:rPr>
+          <w:sz w:val="28"/>
+          <w:szCs w:val="28"/>
+          <w:lang w:val="ru-RU"/>
+        </w:rPr>
+        <w:t>99</w:t>
+      </w:r>
+      <w:r>
+        <w:rPr>
+          <w:sz w:val="28"/>
+          <w:szCs w:val="28"/>
+        </w:rPr>
+        <w:t> </w:t>
+      </w:r>
+      <w:r>
+        <w:rPr>
+          <w:sz w:val="28"/>
+          <w:szCs w:val="28"/>
+          <w:lang w:val="ru-RU"/>
+        </w:rPr>
+        <w:t>44</w:t>
+      </w:r>
+      <w:proofErr w:type="spellStart"/>
+      <w:r>
+        <w:rPr>
+          <w:sz w:val="28"/>
+          <w:szCs w:val="28"/>
+        </w:rPr>
+        <w:t>ms</w:t>
+      </w:r>
+      <w:proofErr w:type="spellEnd"/>
+      <w:r>
+        <w:rPr>
+          <w:sz w:val="28"/>
+          <w:szCs w:val="28"/>
+          <w:lang w:val="ru-RU"/>
+        </w:rPr>
+        <w:t xml:space="preserve">, </w:t>
+      </w:r>
+      <w:r>
+        <w:rPr>
+          <w:sz w:val="28"/>
+          <w:szCs w:val="28"/>
+        </w:rPr>
+        <w:t>Get</w:t>
       </w:r>
       <w:r>
         <w:rPr>
@@ -9697,10 +10871,56 @@
         <w:rPr>
           <w:sz w:val="28"/>
           <w:szCs w:val="28"/>
-          <w:lang w:val="ru-RU"/>
-        </w:rPr>
-        <w:t>Login: avg 83ms, p99 142ms — хорошо держит нагрузку</w:t>
-      </w:r>
+        </w:rPr>
+        <w:t>All</w:t>
+      </w:r>
+      <w:r>
+        <w:rPr>
+          <w:sz w:val="28"/>
+          <w:szCs w:val="28"/>
+          <w:lang w:val="ru-RU"/>
+        </w:rPr>
+        <w:t xml:space="preserve"> </w:t>
+      </w:r>
+      <w:r>
+        <w:rPr>
+          <w:sz w:val="28"/>
+          <w:szCs w:val="28"/>
+        </w:rPr>
+        <w:t>Tasks</w:t>
+      </w:r>
+      <w:r>
+        <w:rPr>
+          <w:sz w:val="28"/>
+          <w:szCs w:val="28"/>
+          <w:lang w:val="ru-RU"/>
+        </w:rPr>
+        <w:t xml:space="preserve">: </w:t>
+      </w:r>
+      <w:r>
+        <w:rPr>
+          <w:sz w:val="28"/>
+          <w:szCs w:val="28"/>
+        </w:rPr>
+        <w:t>avg </w:t>
+      </w:r>
+      <w:r>
+        <w:rPr>
+          <w:sz w:val="28"/>
+          <w:szCs w:val="28"/>
+          <w:lang w:val="ru-RU"/>
+        </w:rPr>
+        <w:t>14</w:t>
+      </w:r>
+      <w:proofErr w:type="spellStart"/>
+      <w:r>
+        <w:rPr>
+          <w:sz w:val="28"/>
+          <w:szCs w:val="28"/>
+        </w:rPr>
+        <w:t>ms</w:t>
+      </w:r>
+      <w:proofErr w:type="spellEnd"/>
       <w:r>
         <w:rPr>
           <w:sz w:val="28"/>
@@ -9714,7 +10934,54 @@
           <w:sz w:val="28"/>
           <w:szCs w:val="28"/>
         </w:rPr>
-        <w:t>Create</w:t>
+        <w:t>p</w:t>
+      </w:r>
+      <w:r>
+        <w:rPr>
+          <w:sz w:val="28"/>
+          <w:szCs w:val="28"/>
+          <w:lang w:val="ru-RU"/>
+        </w:rPr>
+        <w:t>99</w:t>
+      </w:r>
+      <w:r>
+        <w:rPr>
+          <w:sz w:val="28"/>
+          <w:szCs w:val="28"/>
+        </w:rPr>
+        <w:t> </w:t>
+      </w:r>
+      <w:r>
+        <w:rPr>
+          <w:sz w:val="28"/>
+          <w:szCs w:val="28"/>
+          <w:lang w:val="ru-RU"/>
+        </w:rPr>
+        <w:t>36</w:t>
+      </w:r>
+      <w:proofErr w:type="spellStart"/>
+      <w:r>
+        <w:rPr>
+          <w:sz w:val="28"/>
+          <w:szCs w:val="28"/>
+        </w:rPr>
+        <w:t>ms</w:t>
+      </w:r>
+      <w:proofErr w:type="spellEnd"/>
+      <w:r>
+        <w:rPr>
+          <w:sz w:val="28"/>
+          <w:szCs w:val="28"/>
+          <w:lang w:val="ru-RU"/>
+        </w:rPr>
+        <w:t xml:space="preserve">, </w:t>
+      </w:r>
+      <w:r>
+        <w:rPr>
+          <w:sz w:val="28"/>
+          <w:szCs w:val="28"/>
+        </w:rPr>
+        <w:t>Get</w:t>
       </w:r>
       <w:r>
         <w:rPr>
@@ -9729,7 +10996,7 @@
           <w:sz w:val="28"/>
           <w:szCs w:val="28"/>
         </w:rPr>
-        <w:t>Task</w:t>
+        <w:t>Board</w:t>
       </w:r>
       <w:r>
         <w:rPr>
@@ -9752,8 +11019,9 @@
           <w:szCs w:val="28"/>
           <w:lang w:val="ru-RU"/>
         </w:rPr>
-        <w:t>20</w:t>
-      </w:r>
+        <w:t>12</w:t>
+      </w:r>
+      <w:proofErr w:type="spellStart"/>
       <w:r>
         <w:rPr>
           <w:sz w:val="28"/>
@@ -9761,6 +11029,7 @@
         </w:rPr>
         <w:t>ms</w:t>
       </w:r>
+      <w:proofErr w:type="spellEnd"/>
       <w:r>
         <w:rPr>
           <w:sz w:val="28"/>
@@ -9797,8 +11066,9 @@
           <w:szCs w:val="28"/>
           <w:lang w:val="ru-RU"/>
         </w:rPr>
-        <w:t>44</w:t>
-      </w:r>
+        <w:t>33</w:t>
+      </w:r>
+      <w:proofErr w:type="spellStart"/>
       <w:r>
         <w:rPr>
           <w:sz w:val="28"/>
@@ -9806,6 +11076,7 @@
         </w:rPr>
         <w:t>ms</w:t>
       </w:r>
+      <w:proofErr w:type="spellEnd"/>
       <w:r>
         <w:rPr>
           <w:sz w:val="28"/>
@@ -9814,238 +11085,59 @@
         </w:rPr>
         <w:t xml:space="preserve">, </w:t>
       </w:r>
-      <w:r>
-        <w:rPr>
-          <w:sz w:val="28"/>
-          <w:szCs w:val="28"/>
-        </w:rPr>
-        <w:t>Get</w:t>
-      </w:r>
-      <w:r>
-        <w:rPr>
-          <w:sz w:val="28"/>
-          <w:szCs w:val="28"/>
-          <w:lang w:val="ru-RU"/>
-        </w:rPr>
-        <w:t xml:space="preserve"> </w:t>
-      </w:r>
-      <w:r>
-        <w:rPr>
-          <w:sz w:val="28"/>
-          <w:szCs w:val="28"/>
-        </w:rPr>
-        <w:t>All</w:t>
-      </w:r>
-      <w:r>
-        <w:rPr>
-          <w:sz w:val="28"/>
-          <w:szCs w:val="28"/>
-          <w:lang w:val="ru-RU"/>
-        </w:rPr>
-        <w:t xml:space="preserve"> </w:t>
-      </w:r>
-      <w:r>
-        <w:rPr>
-          <w:sz w:val="28"/>
-          <w:szCs w:val="28"/>
-        </w:rPr>
-        <w:t>Tasks</w:t>
-      </w:r>
-      <w:r>
-        <w:rPr>
-          <w:sz w:val="28"/>
-          <w:szCs w:val="28"/>
-          <w:lang w:val="ru-RU"/>
-        </w:rPr>
-        <w:t xml:space="preserve">: </w:t>
-      </w:r>
-      <w:r>
-        <w:rPr>
-          <w:sz w:val="28"/>
-          <w:szCs w:val="28"/>
-        </w:rPr>
-        <w:t>avg </w:t>
-      </w:r>
-      <w:r>
-        <w:rPr>
-          <w:sz w:val="28"/>
-          <w:szCs w:val="28"/>
-          <w:lang w:val="ru-RU"/>
-        </w:rPr>
-        <w:t>14</w:t>
-      </w:r>
-      <w:r>
-        <w:rPr>
-          <w:sz w:val="28"/>
-          <w:szCs w:val="28"/>
-        </w:rPr>
-        <w:t>ms</w:t>
-      </w:r>
-      <w:r>
-        <w:rPr>
-          <w:sz w:val="28"/>
-          <w:szCs w:val="28"/>
-          <w:lang w:val="ru-RU"/>
-        </w:rPr>
-        <w:t xml:space="preserve">, </w:t>
-      </w:r>
-      <w:r>
-        <w:rPr>
-          <w:sz w:val="28"/>
-          <w:szCs w:val="28"/>
-        </w:rPr>
-        <w:t>p</w:t>
-      </w:r>
-      <w:r>
-        <w:rPr>
-          <w:sz w:val="28"/>
-          <w:szCs w:val="28"/>
-          <w:lang w:val="ru-RU"/>
-        </w:rPr>
-        <w:t>99</w:t>
-      </w:r>
-      <w:r>
-        <w:rPr>
-          <w:sz w:val="28"/>
-          <w:szCs w:val="28"/>
-        </w:rPr>
-        <w:t> </w:t>
-      </w:r>
-      <w:r>
-        <w:rPr>
-          <w:sz w:val="28"/>
-          <w:szCs w:val="28"/>
-          <w:lang w:val="ru-RU"/>
-        </w:rPr>
-        <w:t>36</w:t>
-      </w:r>
-      <w:r>
-        <w:rPr>
-          <w:sz w:val="28"/>
-          <w:szCs w:val="28"/>
-        </w:rPr>
-        <w:t>ms</w:t>
-      </w:r>
-      <w:r>
-        <w:rPr>
-          <w:sz w:val="28"/>
-          <w:szCs w:val="28"/>
-          <w:lang w:val="ru-RU"/>
-        </w:rPr>
-        <w:t xml:space="preserve">, </w:t>
-      </w:r>
-      <w:r>
-        <w:rPr>
-          <w:sz w:val="28"/>
-          <w:szCs w:val="28"/>
-        </w:rPr>
-        <w:t>Get</w:t>
-      </w:r>
-      <w:r>
-        <w:rPr>
-          <w:sz w:val="28"/>
-          <w:szCs w:val="28"/>
-          <w:lang w:val="ru-RU"/>
-        </w:rPr>
-        <w:t xml:space="preserve"> </w:t>
-      </w:r>
-      <w:r>
-        <w:rPr>
-          <w:sz w:val="28"/>
-          <w:szCs w:val="28"/>
-        </w:rPr>
-        <w:t>Board</w:t>
-      </w:r>
-      <w:r>
-        <w:rPr>
-          <w:sz w:val="28"/>
-          <w:szCs w:val="28"/>
-          <w:lang w:val="ru-RU"/>
-        </w:rPr>
-        <w:t xml:space="preserve">: </w:t>
-      </w:r>
-      <w:r>
-        <w:rPr>
-          <w:sz w:val="28"/>
-          <w:szCs w:val="28"/>
-        </w:rPr>
-        <w:t>avg </w:t>
-      </w:r>
-      <w:r>
-        <w:rPr>
-          <w:sz w:val="28"/>
-          <w:szCs w:val="28"/>
-          <w:lang w:val="ru-RU"/>
-        </w:rPr>
-        <w:t>12</w:t>
-      </w:r>
-      <w:r>
-        <w:rPr>
-          <w:sz w:val="28"/>
-          <w:szCs w:val="28"/>
-        </w:rPr>
-        <w:t>ms</w:t>
-      </w:r>
-      <w:r>
-        <w:rPr>
-          <w:sz w:val="28"/>
-          <w:szCs w:val="28"/>
-          <w:lang w:val="ru-RU"/>
-        </w:rPr>
-        <w:t xml:space="preserve">, </w:t>
-      </w:r>
-      <w:r>
-        <w:rPr>
-          <w:sz w:val="28"/>
-          <w:szCs w:val="28"/>
-        </w:rPr>
-        <w:t>p</w:t>
-      </w:r>
-      <w:r>
-        <w:rPr>
-          <w:sz w:val="28"/>
-          <w:szCs w:val="28"/>
-          <w:lang w:val="ru-RU"/>
-        </w:rPr>
-        <w:t>99</w:t>
-      </w:r>
-      <w:r>
-        <w:rPr>
-          <w:sz w:val="28"/>
-          <w:szCs w:val="28"/>
-        </w:rPr>
-        <w:t> </w:t>
-      </w:r>
-      <w:r>
-        <w:rPr>
-          <w:sz w:val="28"/>
-          <w:szCs w:val="28"/>
-          <w:lang w:val="ru-RU"/>
-        </w:rPr>
-        <w:t>33</w:t>
-      </w:r>
-      <w:r>
-        <w:rPr>
-          <w:sz w:val="28"/>
-          <w:szCs w:val="28"/>
-        </w:rPr>
-        <w:t>ms</w:t>
-      </w:r>
-      <w:r>
-        <w:rPr>
-          <w:sz w:val="28"/>
-          <w:szCs w:val="28"/>
-          <w:lang w:val="ru-RU"/>
-        </w:rPr>
-        <w:t xml:space="preserve">, </w:t>
-      </w:r>
-      <w:r>
-        <w:rPr>
-          <w:sz w:val="28"/>
-          <w:szCs w:val="28"/>
-          <w:lang w:val="ru-RU"/>
-        </w:rPr>
-        <w:t xml:space="preserve">Throughput: ~85 req/sec — десятикратный рост от </w:t>
+      <w:proofErr w:type="spellStart"/>
+      <w:r>
+        <w:rPr>
+          <w:sz w:val="28"/>
+          <w:szCs w:val="28"/>
+          <w:lang w:val="ru-RU"/>
+        </w:rPr>
+        <w:t>Throughput</w:t>
+      </w:r>
+      <w:proofErr w:type="spellEnd"/>
+      <w:r>
+        <w:rPr>
+          <w:sz w:val="28"/>
+          <w:szCs w:val="28"/>
+          <w:lang w:val="ru-RU"/>
+        </w:rPr>
+        <w:t xml:space="preserve">: ~85 </w:t>
+      </w:r>
+      <w:proofErr w:type="spellStart"/>
+      <w:r>
+        <w:rPr>
+          <w:sz w:val="28"/>
+          <w:szCs w:val="28"/>
+          <w:lang w:val="ru-RU"/>
+        </w:rPr>
+        <w:t>req</w:t>
+      </w:r>
+      <w:proofErr w:type="spellEnd"/>
+      <w:r>
+        <w:rPr>
+          <w:sz w:val="28"/>
+          <w:szCs w:val="28"/>
+          <w:lang w:val="ru-RU"/>
+        </w:rPr>
+        <w:t>/</w:t>
+      </w:r>
+      <w:proofErr w:type="spellStart"/>
+      <w:r>
+        <w:rPr>
+          <w:sz w:val="28"/>
+          <w:szCs w:val="28"/>
+          <w:lang w:val="ru-RU"/>
+        </w:rPr>
+        <w:t>sec</w:t>
+      </w:r>
+      <w:proofErr w:type="spellEnd"/>
+      <w:r>
+        <w:rPr>
+          <w:sz w:val="28"/>
+          <w:szCs w:val="28"/>
+          <w:lang w:val="ru-RU"/>
+        </w:rPr>
+        <w:t xml:space="preserve"> — десятикратный рост от </w:t>
       </w:r>
       <w:r>
         <w:rPr>
@@ -10093,8 +11185,36 @@
           <w:szCs w:val="28"/>
           <w:lang w:val="ru-RU"/>
         </w:rPr>
-        <w:t>Сервер стабильно работает под нагрузкой 50 concurrent users</w:t>
-      </w:r>
+        <w:t xml:space="preserve">Сервер стабильно работает под нагрузкой 50 </w:t>
+      </w:r>
+      <w:proofErr w:type="spellStart"/>
+      <w:r>
+        <w:rPr>
+          <w:sz w:val="28"/>
+          <w:szCs w:val="28"/>
+          <w:lang w:val="ru-RU"/>
+        </w:rPr>
+        <w:t>concurrent</w:t>
+      </w:r>
+      <w:proofErr w:type="spellEnd"/>
+      <w:r>
+        <w:rPr>
+          <w:sz w:val="28"/>
+          <w:szCs w:val="28"/>
+          <w:lang w:val="ru-RU"/>
+        </w:rPr>
+        <w:t xml:space="preserve"> </w:t>
+      </w:r>
+      <w:proofErr w:type="spellStart"/>
+      <w:r>
+        <w:rPr>
+          <w:sz w:val="28"/>
+          <w:szCs w:val="28"/>
+          <w:lang w:val="ru-RU"/>
+        </w:rPr>
+        <w:t>users</w:t>
+      </w:r>
+      <w:proofErr w:type="spellEnd"/>
     </w:p>
     <w:p>
       <w:pPr>
@@ -10113,7 +11233,25 @@
           <w:szCs w:val="28"/>
           <w:lang w:val="ru-RU"/>
         </w:rPr>
-        <w:t>Задержка растёт умеренно (Login: 61ms → 83ms), деградации нет</w:t>
+        <w:t>Задержка растёт умеренно (</w:t>
+      </w:r>
+      <w:proofErr w:type="spellStart"/>
+      <w:r>
+        <w:rPr>
+          <w:sz w:val="28"/>
+          <w:szCs w:val="28"/>
+          <w:lang w:val="ru-RU"/>
+        </w:rPr>
+        <w:t>Login</w:t>
+      </w:r>
+      <w:proofErr w:type="spellEnd"/>
+      <w:r>
+        <w:rPr>
+          <w:sz w:val="28"/>
+          <w:szCs w:val="28"/>
+          <w:lang w:val="ru-RU"/>
+        </w:rPr>
+        <w:t>: 61ms → 83ms), деградации нет</w:t>
       </w:r>
     </w:p>
     <w:p>
@@ -10133,7 +11271,25 @@
           <w:szCs w:val="28"/>
           <w:lang w:val="ru-RU"/>
         </w:rPr>
-        <w:t>Самый тяжёлый запрос — Login (~83ms), что логично (хеширование пароля)</w:t>
+        <w:t xml:space="preserve">Самый тяжёлый запрос — </w:t>
+      </w:r>
+      <w:proofErr w:type="spellStart"/>
+      <w:r>
+        <w:rPr>
+          <w:sz w:val="28"/>
+          <w:szCs w:val="28"/>
+          <w:lang w:val="ru-RU"/>
+        </w:rPr>
+        <w:t>Login</w:t>
+      </w:r>
+      <w:proofErr w:type="spellEnd"/>
+      <w:r>
+        <w:rPr>
+          <w:sz w:val="28"/>
+          <w:szCs w:val="28"/>
+          <w:lang w:val="ru-RU"/>
+        </w:rPr>
+        <w:t xml:space="preserve"> (~83ms), что логично (хеширование пароля)</w:t>
       </w:r>
     </w:p>
     <w:p>
@@ -10256,7 +11412,7 @@
                     </pic:cNvPicPr>
                   </pic:nvPicPr>
                   <pic:blipFill>
-                    <a:blip r:embed="rId30"/>
+                    <a:blip r:embed="rId32"/>
                     <a:stretch>
                       <a:fillRect/>
                     </a:stretch>
@@ -10422,7 +11578,23 @@
           <w:sz w:val="28"/>
           <w:szCs w:val="28"/>
         </w:rPr>
-        <w:t>В ходе выполнения курсового проекта исследована предметная область управления строительными проектами с применением канбан-методологии, выявлены её основные элементы и бизнес-процессы. Были сформулированы требования к системе визуализации рабочего процесса, включающие поддержку досок с колонками и swimlane, управление задачами и правами доступа, а также обеспечение совместной работы через уведомления и вложения.</w:t>
+        <w:t xml:space="preserve">В ходе выполнения курсового проекта исследована предметная область управления строительными проектами с применением канбан-методологии, выявлены её основные элементы и бизнес-процессы. Были сформулированы требования к системе визуализации рабочего процесса, включающие поддержку досок с колонками и </w:t>
+      </w:r>
+      <w:proofErr w:type="spellStart"/>
+      <w:r>
+        <w:rPr>
+          <w:sz w:val="28"/>
+          <w:szCs w:val="28"/>
+        </w:rPr>
+        <w:t>swimlane</w:t>
+      </w:r>
+      <w:proofErr w:type="spellEnd"/>
+      <w:r>
+        <w:rPr>
+          <w:sz w:val="28"/>
+          <w:szCs w:val="28"/>
+        </w:rPr>
+        <w:t>, управление задачами и правами доступа, а также обеспечение совместной работы через уведомления и вложения.</w:t>
       </w:r>
     </w:p>
     <w:p>
@@ -10543,8 +11715,8 @@
       </w:pPr>
     </w:p>
     <w:sectPr>
-      <w:headerReference w:type="default" r:id="rId31"/>
-      <w:footerReference w:type="default" r:id="rId32"/>
+      <w:headerReference w:type="default" r:id="rId33"/>
+      <w:footerReference w:type="default" r:id="rId34"/>
       <w:pgSz w:w="11906" w:h="16838"/>
       <w:pgMar w:top="0" w:right="442" w:bottom="363" w:left="1134" w:header="567" w:footer="1134" w:gutter="0"/>
       <w:cols w:space="708"/>
@@ -10630,6 +11802,16 @@
 </file>
 
 <file path=word/footer2.xml><?xml version="1.0" encoding="utf-8"?>
+<w:ftr xmlns:wpc="http://schemas.microsoft.com/office/word/2010/wordprocessingCanvas" xmlns:cx="http://schemas.microsoft.com/office/drawing/2014/chartex" xmlns:cx1="http://schemas.microsoft.com/office/drawing/2015/9/8/chartex" xmlns:cx2="http://schemas.microsoft.com/office/drawing/2015/10/21/chartex" xmlns:cx3="http://schemas.microsoft.com/office/drawing/2016/5/9/chartex" xmlns:cx4="http://schemas.microsoft.com/office/drawing/2016/5/10/chartex" xmlns:cx5="http://schemas.microsoft.com/office/drawing/2016/5/11/chartex" xmlns:cx6="http://schemas.microsoft.com/office/drawing/2016/5/12/chartex" xmlns:cx7="http://schemas.microsoft.com/office/drawing/2016/5/13/chartex" xmlns:cx8="http://schemas.microsoft.com/office/drawing/2016/5/14/chartex" xmlns:mc="http://schemas.openxmlformats.org/markup-compatibility/2006" xmlns:aink="http://schemas.microsoft.com/office/drawing/2016/ink" xmlns:am3d="http://schemas.microsoft.com/office/drawing/2017/model3d" xmlns:o="urn:schemas-microsoft-com:office:office" xmlns:oel="http://schemas.microsoft.com/office/2019/extlst" xmlns:r="http://schemas.openxmlformats.org/officeDocument/2006/relationships" xmlns:m="http://schemas.openxmlformats.org/officeDocument/2006/math" xmlns:v="urn:schemas-microsoft-com:vml" xmlns:wp14="http://schemas.microsoft.com/office/word/2010/wordprocessingDrawing" xmlns:wp="http://schemas.openxmlformats.org/drawingml/2006/wordprocessingDrawing" xmlns:w10="urn:schemas-microsoft-com:office:word" xmlns:w="http://schemas.openxmlformats.org/wordprocessingml/2006/main" xmlns:w14="http://schemas.microsoft.com/office/word/2010/wordml" xmlns:w15="http://schemas.microsoft.com/office/word/2012/wordml" xmlns:w16cex="http://schemas.microsoft.com/office/word/2018/wordml/cex" xmlns:w16cid="http://schemas.microsoft.com/office/word/2016/wordml/cid" xmlns:w16="http://schemas.microsoft.com/office/word/2018/wordml" xmlns:w16sdtdh="http://schemas.microsoft.com/office/word/2020/wordml/sdtdatahash" xmlns:w16se="http://schemas.microsoft.com/office/word/2015/wordml/symex" xmlns:wpg="http://schemas.microsoft.com/office/word/2010/wordprocessingGroup" xmlns:wpi="http://schemas.microsoft.com/office/word/2010/wordprocessingInk" xmlns:wne="http://schemas.microsoft.com/office/word/2006/wordml" xmlns:wps="http://schemas.microsoft.com/office/word/2010/wordprocessingShape" mc:Ignorable="w14 w15 w16se w16cid w16 w16cex w16sdtdh wp14">
+  <w:p>
+    <w:pPr>
+      <w:pStyle w:val="a4"/>
+    </w:pPr>
+  </w:p>
+</w:ftr>
+</file>
+
+<file path=word/footer3.xml><?xml version="1.0" encoding="utf-8"?>
 <w:ftr xmlns:wpc="http://schemas.microsoft.com/office/word/2010/wordprocessingCanvas" xmlns:cx="http://schemas.microsoft.com/office/drawing/2014/chartex" xmlns:cx1="http://schemas.microsoft.com/office/drawing/2015/9/8/chartex" xmlns:cx2="http://schemas.microsoft.com/office/drawing/2015/10/21/chartex" xmlns:cx3="http://schemas.microsoft.com/office/drawing/2016/5/9/chartex" xmlns:cx4="http://schemas.microsoft.com/office/drawing/2016/5/10/chartex" xmlns:cx5="http://schemas.microsoft.com/office/drawing/2016/5/11/chartex" xmlns:cx6="http://schemas.microsoft.com/office/drawing/2016/5/12/chartex" xmlns:cx7="http://schemas.microsoft.com/office/drawing/2016/5/13/chartex" xmlns:cx8="http://schemas.microsoft.com/office/drawing/2016/5/14/chartex" xmlns:mc="http://schemas.openxmlformats.org/markup-compatibility/2006" xmlns:aink="http://schemas.microsoft.com/office/drawing/2016/ink" xmlns:am3d="http://schemas.microsoft.com/office/drawing/2017/model3d" xmlns:o="urn:schemas-microsoft-com:office:office" xmlns:oel="http://schemas.microsoft.com/office/2019/extlst" xmlns:r="http://schemas.openxmlformats.org/officeDocument/2006/relationships" xmlns:m="http://schemas.openxmlformats.org/officeDocument/2006/math" xmlns:v="urn:schemas-microsoft-com:vml" xmlns:wp14="http://schemas.microsoft.com/office/word/2010/wordprocessingDrawing" xmlns:wp="http://schemas.openxmlformats.org/drawingml/2006/wordprocessingDrawing" xmlns:w10="urn:schemas-microsoft-com:office:word" xmlns:w="http://schemas.openxmlformats.org/wordprocessingml/2006/main" xmlns:w14="http://schemas.microsoft.com/office/word/2010/wordml" xmlns:w15="http://schemas.microsoft.com/office/word/2012/wordml" xmlns:w16cex="http://schemas.microsoft.com/office/word/2018/wordml/cex" xmlns:w16cid="http://schemas.microsoft.com/office/word/2016/wordml/cid" xmlns:w16="http://schemas.microsoft.com/office/word/2018/wordml" xmlns:w16sdtdh="http://schemas.microsoft.com/office/word/2020/wordml/sdtdatahash" xmlns:w16se="http://schemas.microsoft.com/office/word/2015/wordml/symex" xmlns:wpg="http://schemas.microsoft.com/office/word/2010/wordprocessingGroup" xmlns:wpi="http://schemas.microsoft.com/office/word/2010/wordprocessingInk" xmlns:wne="http://schemas.microsoft.com/office/word/2006/wordml" xmlns:wps="http://schemas.microsoft.com/office/word/2010/wordprocessingShape" mc:Ignorable="w14 w15 w16se w16cid w16 w16cex w16sdtdh wp14">
   <w:p>
     <w:pPr>
@@ -10715,7 +11897,15 @@
                               <w:szCs w:val="20"/>
                               <w:lang w:val="ru-RU"/>
                             </w:rPr>
-                            <w:t>Прототип программной системы командного взаимодействия</w:t>
+                            <w:t xml:space="preserve">Прототип программной системы </w:t>
+                          </w:r>
+                          <w:r>
+                            <w:rPr>
+                              <w:sz w:val="20"/>
+                              <w:szCs w:val="20"/>
+                              <w:lang w:val="ru-RU"/>
+                            </w:rPr>
+                            <w:t>канбан доски</w:t>
                           </w:r>
                         </w:p>
                         <w:p>
@@ -10816,7 +12006,15 @@
                         <w:szCs w:val="20"/>
                         <w:lang w:val="ru-RU"/>
                       </w:rPr>
-                      <w:t>Прототип программной системы командного взаимодействия</w:t>
+                      <w:t xml:space="preserve">Прототип программной системы </w:t>
+                    </w:r>
+                    <w:r>
+                      <w:rPr>
+                        <w:sz w:val="20"/>
+                        <w:szCs w:val="20"/>
+                        <w:lang w:val="ru-RU"/>
+                      </w:rPr>
+                      <w:t>канбан доски</w:t>
                     </w:r>
                   </w:p>
                   <w:p>
@@ -10962,44 +12160,18 @@
                               <w:sz w:val="16"/>
                               <w:lang w:val="ru-RU"/>
                             </w:rPr>
-                            <w:t>Ерофеев</w:t>
+                            <w:t>Парфенов Р.С.</w:t>
                           </w:r>
-                          <w:r>
+                        </w:p>
+                        <w:p>
+                          <w:pPr>
                             <w:rPr>
                               <w:rFonts w:ascii="Arial" w:hAnsi="Arial"/>
                               <w:i/>
                               <w:sz w:val="16"/>
                               <w:lang w:val="ru-RU"/>
                             </w:rPr>
-                            <w:t xml:space="preserve"> </w:t>
-                          </w:r>
-                          <w:r>
-                            <w:rPr>
-                              <w:rFonts w:ascii="Arial" w:hAnsi="Arial"/>
-                              <w:i/>
-                              <w:sz w:val="16"/>
-                              <w:lang w:val="ru-RU"/>
-                            </w:rPr>
-                            <w:t>А.</w:t>
-                          </w:r>
-                          <w:r>
-                            <w:rPr>
-                              <w:rFonts w:ascii="Arial" w:hAnsi="Arial"/>
-                              <w:i/>
-                              <w:sz w:val="16"/>
-                              <w:lang w:val="ru-RU"/>
-                            </w:rPr>
-                            <w:t>А</w:t>
-                          </w:r>
-                          <w:r>
-                            <w:rPr>
-                              <w:rFonts w:ascii="Arial" w:hAnsi="Arial"/>
-                              <w:i/>
-                              <w:sz w:val="16"/>
-                              <w:lang w:val="ru-RU"/>
-                            </w:rPr>
-                            <w:t>.</w:t>
-                          </w:r>
+                          </w:pPr>
                         </w:p>
                       </w:txbxContent>
                     </wps:txbx>
@@ -11039,44 +12211,18 @@
                         <w:sz w:val="16"/>
                         <w:lang w:val="ru-RU"/>
                       </w:rPr>
-                      <w:t>Ерофеев</w:t>
+                      <w:t>Парфенов Р.С.</w:t>
                     </w:r>
-                    <w:r>
+                  </w:p>
+                  <w:p>
+                    <w:pPr>
                       <w:rPr>
                         <w:rFonts w:ascii="Arial" w:hAnsi="Arial"/>
                         <w:i/>
                         <w:sz w:val="16"/>
                         <w:lang w:val="ru-RU"/>
                       </w:rPr>
-                      <w:t xml:space="preserve"> </w:t>
-                    </w:r>
-                    <w:r>
-                      <w:rPr>
-                        <w:rFonts w:ascii="Arial" w:hAnsi="Arial"/>
-                        <w:i/>
-                        <w:sz w:val="16"/>
-                        <w:lang w:val="ru-RU"/>
-                      </w:rPr>
-                      <w:t>А.</w:t>
-                    </w:r>
-                    <w:r>
-                      <w:rPr>
-                        <w:rFonts w:ascii="Arial" w:hAnsi="Arial"/>
-                        <w:i/>
-                        <w:sz w:val="16"/>
-                        <w:lang w:val="ru-RU"/>
-                      </w:rPr>
-                      <w:t>А</w:t>
-                    </w:r>
-                    <w:r>
-                      <w:rPr>
-                        <w:rFonts w:ascii="Arial" w:hAnsi="Arial"/>
-                        <w:i/>
-                        <w:sz w:val="16"/>
-                        <w:lang w:val="ru-RU"/>
-                      </w:rPr>
-                      <w:t>.</w:t>
-                    </w:r>
+                    </w:pPr>
                   </w:p>
                 </w:txbxContent>
               </v:textbox>
@@ -11310,7 +12456,7 @@
 </w:ftr>
 </file>
 
-<file path=word/footer3.xml><?xml version="1.0" encoding="utf-8"?>
+<file path=word/footer4.xml><?xml version="1.0" encoding="utf-8"?>
 <w:ftr xmlns:wpc="http://schemas.microsoft.com/office/word/2010/wordprocessingCanvas" xmlns:cx="http://schemas.microsoft.com/office/drawing/2014/chartex" xmlns:cx1="http://schemas.microsoft.com/office/drawing/2015/9/8/chartex" xmlns:cx2="http://schemas.microsoft.com/office/drawing/2015/10/21/chartex" xmlns:cx3="http://schemas.microsoft.com/office/drawing/2016/5/9/chartex" xmlns:cx4="http://schemas.microsoft.com/office/drawing/2016/5/10/chartex" xmlns:cx5="http://schemas.microsoft.com/office/drawing/2016/5/11/chartex" xmlns:cx6="http://schemas.microsoft.com/office/drawing/2016/5/12/chartex" xmlns:cx7="http://schemas.microsoft.com/office/drawing/2016/5/13/chartex" xmlns:cx8="http://schemas.microsoft.com/office/drawing/2016/5/14/chartex" xmlns:mc="http://schemas.openxmlformats.org/markup-compatibility/2006" xmlns:aink="http://schemas.microsoft.com/office/drawing/2016/ink" xmlns:am3d="http://schemas.microsoft.com/office/drawing/2017/model3d" xmlns:o="urn:schemas-microsoft-com:office:office" xmlns:oel="http://schemas.microsoft.com/office/2019/extlst" xmlns:r="http://schemas.openxmlformats.org/officeDocument/2006/relationships" xmlns:m="http://schemas.openxmlformats.org/officeDocument/2006/math" xmlns:v="urn:schemas-microsoft-com:vml" xmlns:wp14="http://schemas.microsoft.com/office/word/2010/wordprocessingDrawing" xmlns:wp="http://schemas.openxmlformats.org/drawingml/2006/wordprocessingDrawing" xmlns:w10="urn:schemas-microsoft-com:office:word" xmlns:w="http://schemas.openxmlformats.org/wordprocessingml/2006/main" xmlns:w14="http://schemas.microsoft.com/office/word/2010/wordml" xmlns:w15="http://schemas.microsoft.com/office/word/2012/wordml" xmlns:w16cex="http://schemas.microsoft.com/office/word/2018/wordml/cex" xmlns:w16cid="http://schemas.microsoft.com/office/word/2016/wordml/cid" xmlns:w16="http://schemas.microsoft.com/office/word/2018/wordml" xmlns:w16sdtdh="http://schemas.microsoft.com/office/word/2020/wordml/sdtdatahash" xmlns:w16se="http://schemas.microsoft.com/office/word/2015/wordml/symex" xmlns:wpg="http://schemas.microsoft.com/office/word/2010/wordprocessingGroup" xmlns:wpi="http://schemas.microsoft.com/office/word/2010/wordprocessingInk" xmlns:wne="http://schemas.microsoft.com/office/word/2006/wordml" xmlns:wps="http://schemas.microsoft.com/office/word/2010/wordprocessingShape" mc:Ignorable="w14 w15 w16se w16cid w16 w16cex w16sdtdh wp14">
   <w:p>
     <w:pPr>
@@ -11348,7 +12494,7 @@
 </w:ftr>
 </file>
 
-<file path=word/footer4.xml><?xml version="1.0" encoding="utf-8"?>
+<file path=word/footer5.xml><?xml version="1.0" encoding="utf-8"?>
 <w:ftr xmlns:wpc="http://schemas.microsoft.com/office/word/2010/wordprocessingCanvas" xmlns:cx="http://schemas.microsoft.com/office/drawing/2014/chartex" xmlns:cx1="http://schemas.microsoft.com/office/drawing/2015/9/8/chartex" xmlns:cx2="http://schemas.microsoft.com/office/drawing/2015/10/21/chartex" xmlns:cx3="http://schemas.microsoft.com/office/drawing/2016/5/9/chartex" xmlns:cx4="http://schemas.microsoft.com/office/drawing/2016/5/10/chartex" xmlns:cx5="http://schemas.microsoft.com/office/drawing/2016/5/11/chartex" xmlns:cx6="http://schemas.microsoft.com/office/drawing/2016/5/12/chartex" xmlns:cx7="http://schemas.microsoft.com/office/drawing/2016/5/13/chartex" xmlns:cx8="http://schemas.microsoft.com/office/drawing/2016/5/14/chartex" xmlns:mc="http://schemas.openxmlformats.org/markup-compatibility/2006" xmlns:aink="http://schemas.microsoft.com/office/drawing/2016/ink" xmlns:am3d="http://schemas.microsoft.com/office/drawing/2017/model3d" xmlns:o="urn:schemas-microsoft-com:office:office" xmlns:oel="http://schemas.microsoft.com/office/2019/extlst" xmlns:r="http://schemas.openxmlformats.org/officeDocument/2006/relationships" xmlns:m="http://schemas.openxmlformats.org/officeDocument/2006/math" xmlns:v="urn:schemas-microsoft-com:vml" xmlns:wp14="http://schemas.microsoft.com/office/word/2010/wordprocessingDrawing" xmlns:wp="http://schemas.openxmlformats.org/drawingml/2006/wordprocessingDrawing" xmlns:w10="urn:schemas-microsoft-com:office:word" xmlns:w="http://schemas.openxmlformats.org/wordprocessingml/2006/main" xmlns:w14="http://schemas.microsoft.com/office/word/2010/wordml" xmlns:w15="http://schemas.microsoft.com/office/word/2012/wordml" xmlns:w16cex="http://schemas.microsoft.com/office/word/2018/wordml/cex" xmlns:w16cid="http://schemas.microsoft.com/office/word/2016/wordml/cid" xmlns:w16="http://schemas.microsoft.com/office/word/2018/wordml" xmlns:w16sdtdh="http://schemas.microsoft.com/office/word/2020/wordml/sdtdatahash" xmlns:w16se="http://schemas.microsoft.com/office/word/2015/wordml/symex" xmlns:wpg="http://schemas.microsoft.com/office/word/2010/wordprocessingGroup" xmlns:wpi="http://schemas.microsoft.com/office/word/2010/wordprocessingInk" xmlns:wne="http://schemas.microsoft.com/office/word/2006/wordml" xmlns:wps="http://schemas.microsoft.com/office/word/2010/wordprocessingShape" mc:Ignorable="w14 w15 w16se w16cid w16 w16cex w16sdtdh wp14">
   <w:p>
     <w:pPr>
@@ -12160,13 +13306,23 @@
                               <w:lang w:val="ru-RU"/>
                             </w:rPr>
                           </w:pPr>
+                          <w:proofErr w:type="spellStart"/>
                           <w:r>
                             <w:rPr>
                               <w:rFonts w:ascii="Arial" w:hAnsi="Arial"/>
                               <w:i/>
                               <w:sz w:val="16"/>
                             </w:rPr>
-                            <w:t>Изм.</w:t>
+                            <w:t>Изм</w:t>
+                          </w:r>
+                          <w:proofErr w:type="spellEnd"/>
+                          <w:r>
+                            <w:rPr>
+                              <w:rFonts w:ascii="Arial" w:hAnsi="Arial"/>
+                              <w:i/>
+                              <w:sz w:val="16"/>
+                            </w:rPr>
+                            <w:t>.</w:t>
                           </w:r>
                         </w:p>
                       </w:txbxContent>
@@ -12201,13 +13357,23 @@
                         <w:lang w:val="ru-RU"/>
                       </w:rPr>
                     </w:pPr>
+                    <w:proofErr w:type="spellStart"/>
                     <w:r>
                       <w:rPr>
                         <w:rFonts w:ascii="Arial" w:hAnsi="Arial"/>
                         <w:i/>
                         <w:sz w:val="16"/>
                       </w:rPr>
-                      <w:t>Изм.</w:t>
+                      <w:t>Изм</w:t>
+                    </w:r>
+                    <w:proofErr w:type="spellEnd"/>
+                    <w:r>
+                      <w:rPr>
+                        <w:rFonts w:ascii="Arial" w:hAnsi="Arial"/>
+                        <w:i/>
+                        <w:sz w:val="16"/>
+                      </w:rPr>
+                      <w:t>.</w:t>
                     </w:r>
                   </w:p>
                 </w:txbxContent>
@@ -12285,7 +13451,7 @@
             </wp:anchor>
           </w:drawing>
         </mc:Choice>
-        <mc:Fallback xmlns:w16sdtfl="http://schemas.microsoft.com/office/word/2024/wordml/sdtformatlock" xmlns:w16du="http://schemas.microsoft.com/office/word/2023/wordml/word16du">
+        <mc:Fallback xmlns:w16du="http://schemas.microsoft.com/office/word/2023/wordml/word16du" xmlns:w16sdtfl="http://schemas.microsoft.com/office/word/2024/wordml/sdtformatlock">
           <w:pict>
             <v:line w14:anchorId="299A23AD" id="Line 113" o:spid="_x0000_s1026" style="position:absolute;rotation:-90;z-index:251620352;visibility:visible;mso-wrap-style:square;mso-width-percent:0;mso-height-percent:0;mso-wrap-distance-left:9pt;mso-wrap-distance-top:0;mso-wrap-distance-right:9pt;mso-wrap-distance-bottom:0;mso-position-horizontal:absolute;mso-position-horizontal-relative:text;mso-position-vertical:absolute;mso-position-vertical-relative:text;mso-width-percent:0;mso-height-percent:0;mso-width-relative:page;mso-height-relative:page" from="-1.45pt,31.95pt" to="41.3pt,31.95pt" o:gfxdata="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" strokeweight="1.5pt"/>
           </w:pict>
@@ -12360,7 +13526,7 @@
             </wp:anchor>
           </w:drawing>
         </mc:Choice>
-        <mc:Fallback xmlns:w16sdtfl="http://schemas.microsoft.com/office/word/2024/wordml/sdtformatlock" xmlns:w16du="http://schemas.microsoft.com/office/word/2023/wordml/word16du">
+        <mc:Fallback xmlns:w16du="http://schemas.microsoft.com/office/word/2023/wordml/word16du" xmlns:w16sdtfl="http://schemas.microsoft.com/office/word/2024/wordml/sdtformatlock">
           <w:pict>
             <v:line w14:anchorId="3B5F837A" id="Line 112" o:spid="_x0000_s1026" style="position:absolute;z-index:251619328;visibility:visible;mso-wrap-style:square;mso-width-percent:0;mso-height-percent:0;mso-wrap-distance-left:9pt;mso-wrap-distance-top:0;mso-wrap-distance-right:9pt;mso-wrap-distance-bottom:0;mso-position-horizontal:absolute;mso-position-horizontal-relative:text;mso-position-vertical:absolute;mso-position-vertical-relative:text;mso-width-percent:0;mso-height-percent:0;mso-width-relative:page;mso-height-relative:page" from="0,10.55pt" to="513pt,10.55pt" o:gfxdata="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" strokeweight="1.5pt"/>
           </w:pict>
@@ -12435,7 +13601,7 @@
             </wp:anchor>
           </w:drawing>
         </mc:Choice>
-        <mc:Fallback xmlns:w16sdtfl="http://schemas.microsoft.com/office/word/2024/wordml/sdtformatlock" xmlns:w16du="http://schemas.microsoft.com/office/word/2023/wordml/word16du">
+        <mc:Fallback xmlns:w16du="http://schemas.microsoft.com/office/word/2023/wordml/word16du" xmlns:w16sdtfl="http://schemas.microsoft.com/office/word/2024/wordml/sdtformatlock">
           <w:pict>
             <v:line w14:anchorId="32DBB3DF" id="Line 111" o:spid="_x0000_s1026" style="position:absolute;z-index:251618304;visibility:visible;mso-wrap-style:square;mso-width-percent:0;mso-height-percent:0;mso-wrap-distance-left:9pt;mso-wrap-distance-top:0;mso-wrap-distance-right:9pt;mso-wrap-distance-bottom:0;mso-position-horizontal:absolute;mso-position-horizontal-relative:text;mso-position-vertical:absolute;mso-position-vertical-relative:text;mso-width-percent:0;mso-height-percent:0;mso-width-relative:page;mso-height-relative:page" from="0,24.8pt" to="185.25pt,24.8pt" o:gfxdata="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" strokeweight=".25pt"/>
           </w:pict>
@@ -12510,7 +13676,7 @@
             </wp:anchor>
           </w:drawing>
         </mc:Choice>
-        <mc:Fallback xmlns:w16sdtfl="http://schemas.microsoft.com/office/word/2024/wordml/sdtformatlock" xmlns:w16du="http://schemas.microsoft.com/office/word/2023/wordml/word16du">
+        <mc:Fallback xmlns:w16du="http://schemas.microsoft.com/office/word/2023/wordml/word16du" xmlns:w16sdtfl="http://schemas.microsoft.com/office/word/2024/wordml/sdtformatlock">
           <w:pict>
             <v:line w14:anchorId="4454C28B" id="Line 110" o:spid="_x0000_s1026" style="position:absolute;z-index:251617280;visibility:visible;mso-wrap-style:square;mso-width-percent:0;mso-height-percent:0;mso-wrap-distance-left:9pt;mso-wrap-distance-top:0;mso-wrap-distance-right:9pt;mso-wrap-distance-bottom:0;mso-position-horizontal:absolute;mso-position-horizontal-relative:text;mso-position-vertical:absolute;mso-position-vertical-relative:text;mso-width-percent:0;mso-height-percent:0;mso-width-relative:page;mso-height-relative:page" from="0,39.05pt" to="185.25pt,39.05pt" o:gfxdata="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" strokeweight="1.5pt"/>
           </w:pict>
@@ -12718,7 +13884,7 @@
             </wp:anchor>
           </w:drawing>
         </mc:Choice>
-        <mc:Fallback xmlns:w16sdtfl="http://schemas.microsoft.com/office/word/2024/wordml/sdtformatlock" xmlns:w16du="http://schemas.microsoft.com/office/word/2023/wordml/word16du">
+        <mc:Fallback xmlns:w16du="http://schemas.microsoft.com/office/word/2023/wordml/word16du" xmlns:w16sdtfl="http://schemas.microsoft.com/office/word/2024/wordml/sdtformatlock">
           <w:pict>
             <v:line w14:anchorId="08F4B43A" id="Line 124" o:spid="_x0000_s1026" style="position:absolute;rotation:-90;z-index:251626496;visibility:visible;mso-wrap-style:square;mso-width-percent:0;mso-height-percent:0;mso-wrap-distance-left:9pt;mso-wrap-distance-top:0;mso-wrap-distance-right:9pt;mso-wrap-distance-bottom:0;mso-position-horizontal:absolute;mso-position-horizontal-relative:text;mso-position-vertical:absolute;mso-position-vertical-relative:text;mso-width-percent:0;mso-height-percent:0;mso-width-relative:page;mso-height-relative:page" from="463.1pt,31.95pt" to="505.85pt,31.95pt" o:gfxdata="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" strokeweight="1.5pt"/>
           </w:pict>
@@ -12793,7 +13959,7 @@
             </wp:anchor>
           </w:drawing>
         </mc:Choice>
-        <mc:Fallback xmlns:w16sdtfl="http://schemas.microsoft.com/office/word/2024/wordml/sdtformatlock" xmlns:w16du="http://schemas.microsoft.com/office/word/2023/wordml/word16du">
+        <mc:Fallback xmlns:w16du="http://schemas.microsoft.com/office/word/2023/wordml/word16du" xmlns:w16sdtfl="http://schemas.microsoft.com/office/word/2024/wordml/sdtformatlock">
           <w:pict>
             <v:line w14:anchorId="4B0015C0" id="Line 118" o:spid="_x0000_s1026" style="position:absolute;z-index:251625472;visibility:visible;mso-wrap-style:square;mso-width-percent:0;mso-height-percent:0;mso-wrap-distance-left:9pt;mso-wrap-distance-top:0;mso-wrap-distance-right:9pt;mso-wrap-distance-bottom:0;mso-position-horizontal:absolute;mso-position-horizontal-relative:text;mso-position-vertical:absolute;mso-position-vertical-relative:text;mso-width-percent:0;mso-height-percent:0;mso-width-relative:page;mso-height-relative:page" from="484.5pt,30.5pt" to="512.85pt,30.5pt" o:gfxdata="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" strokeweight="1.5pt"/>
           </w:pict>
@@ -12868,7 +14034,7 @@
             </wp:anchor>
           </w:drawing>
         </mc:Choice>
-        <mc:Fallback xmlns:w16sdtfl="http://schemas.microsoft.com/office/word/2024/wordml/sdtformatlock" xmlns:w16du="http://schemas.microsoft.com/office/word/2023/wordml/word16du">
+        <mc:Fallback xmlns:w16du="http://schemas.microsoft.com/office/word/2023/wordml/word16du" xmlns:w16sdtfl="http://schemas.microsoft.com/office/word/2024/wordml/sdtformatlock">
           <w:pict>
             <v:line w14:anchorId="38BEC076" id="Line 117" o:spid="_x0000_s1026" style="position:absolute;rotation:-90;z-index:251624448;visibility:visible;mso-wrap-style:square;mso-width-percent:0;mso-height-percent:0;mso-wrap-distance-left:9pt;mso-wrap-distance-top:0;mso-wrap-distance-right:9pt;mso-wrap-distance-bottom:0;mso-position-horizontal:absolute;mso-position-horizontal-relative:text;mso-position-vertical:absolute;mso-position-vertical-relative:text;mso-width-percent:0;mso-height-percent:0;mso-width-relative:page;mso-height-relative:page" from="163.85pt,31.95pt" to="206.6pt,31.95pt" o:gfxdata="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" strokeweight="1.5pt"/>
           </w:pict>
@@ -12943,7 +14109,7 @@
             </wp:anchor>
           </w:drawing>
         </mc:Choice>
-        <mc:Fallback xmlns:w16sdtfl="http://schemas.microsoft.com/office/word/2024/wordml/sdtformatlock" xmlns:w16du="http://schemas.microsoft.com/office/word/2023/wordml/word16du">
+        <mc:Fallback xmlns:w16du="http://schemas.microsoft.com/office/word/2023/wordml/word16du" xmlns:w16sdtfl="http://schemas.microsoft.com/office/word/2024/wordml/sdtformatlock">
           <w:pict>
             <v:line w14:anchorId="4F653CA7" id="Line 116" o:spid="_x0000_s1026" style="position:absolute;rotation:-90;z-index:251623424;visibility:visible;mso-wrap-style:square;mso-width-percent:0;mso-height-percent:0;mso-wrap-distance-left:9pt;mso-wrap-distance-top:0;mso-wrap-distance-right:9pt;mso-wrap-distance-bottom:0;mso-position-horizontal:absolute;mso-position-horizontal-relative:text;mso-position-vertical:absolute;mso-position-vertical-relative:text;mso-width-percent:0;mso-height-percent:0;mso-width-relative:page;mso-height-relative:page" from="135.35pt,31.95pt" to="178.1pt,31.95pt" o:gfxdata="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" strokeweight="1.5pt"/>
           </w:pict>
@@ -13018,7 +14184,7 @@
             </wp:anchor>
           </w:drawing>
         </mc:Choice>
-        <mc:Fallback xmlns:w16sdtfl="http://schemas.microsoft.com/office/word/2024/wordml/sdtformatlock" xmlns:w16du="http://schemas.microsoft.com/office/word/2023/wordml/word16du">
+        <mc:Fallback xmlns:w16du="http://schemas.microsoft.com/office/word/2023/wordml/word16du" xmlns:w16sdtfl="http://schemas.microsoft.com/office/word/2024/wordml/sdtformatlock">
           <w:pict>
             <v:line w14:anchorId="4AD09086" id="Line 115" o:spid="_x0000_s1026" style="position:absolute;rotation:-90;z-index:251622400;visibility:visible;mso-wrap-style:square;mso-width-percent:0;mso-height-percent:0;mso-wrap-distance-left:9pt;mso-wrap-distance-top:0;mso-wrap-distance-right:9pt;mso-wrap-distance-bottom:0;mso-position-horizontal:absolute;mso-position-horizontal-relative:text;mso-position-vertical:absolute;mso-position-vertical-relative:text;mso-width-percent:0;mso-height-percent:0;mso-width-relative:page;mso-height-relative:page" from="92.6pt,31.95pt" to="135.35pt,31.95pt" o:gfxdata="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" strokeweight="1.5pt"/>
           </w:pict>
@@ -13093,7 +14259,7 @@
             </wp:anchor>
           </w:drawing>
         </mc:Choice>
-        <mc:Fallback xmlns:w16sdtfl="http://schemas.microsoft.com/office/word/2024/wordml/sdtformatlock" xmlns:w16du="http://schemas.microsoft.com/office/word/2023/wordml/word16du">
+        <mc:Fallback xmlns:w16du="http://schemas.microsoft.com/office/word/2023/wordml/word16du" xmlns:w16sdtfl="http://schemas.microsoft.com/office/word/2024/wordml/sdtformatlock">
           <w:pict>
             <v:line w14:anchorId="37E0024B" id="Line 114" o:spid="_x0000_s1026" style="position:absolute;rotation:-90;z-index:251621376;visibility:visible;mso-wrap-style:square;mso-width-percent:0;mso-height-percent:0;mso-wrap-distance-left:9pt;mso-wrap-distance-top:0;mso-wrap-distance-right:9pt;mso-wrap-distance-bottom:0;mso-position-horizontal:absolute;mso-position-horizontal-relative:text;mso-position-vertical:absolute;mso-position-vertical-relative:text;mso-width-percent:0;mso-height-percent:0;mso-width-relative:page;mso-height-relative:page" from="27.05pt,31.95pt" to="69.8pt,31.95pt" o:gfxdata="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" strokeweight="1.5pt"/>
           </w:pict>
@@ -13168,7 +14334,7 @@
             </wp:anchor>
           </w:drawing>
         </mc:Choice>
-        <mc:Fallback xmlns:w16sdtfl="http://schemas.microsoft.com/office/word/2024/wordml/sdtformatlock" xmlns:w16du="http://schemas.microsoft.com/office/word/2023/wordml/word16du">
+        <mc:Fallback xmlns:w16du="http://schemas.microsoft.com/office/word/2023/wordml/word16du" xmlns:w16sdtfl="http://schemas.microsoft.com/office/word/2024/wordml/sdtformatlock">
           <w:pict>
             <v:line w14:anchorId="74B3FB77" id="Line 104" o:spid="_x0000_s1026" style="position:absolute;flip:y;z-index:251616256;visibility:visible;mso-wrap-style:square;mso-width-percent:0;mso-height-percent:0;mso-wrap-distance-left:9pt;mso-wrap-distance-top:0;mso-wrap-distance-right:9pt;mso-wrap-distance-bottom:0;mso-position-horizontal:absolute;mso-position-horizontal-relative:text;mso-position-vertical:absolute;mso-position-vertical-relative:text;mso-width-percent:0;mso-height-percent:0;mso-width-relative:page;mso-height-relative:page" from="0,53.3pt" to="513pt,53.3pt" o:gfxdata="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" strokeweight="1.5pt"/>
           </w:pict>
@@ -13337,6 +14503,16 @@
     <w:pPr>
       <w:pStyle w:val="a3"/>
     </w:pPr>
+  </w:p>
+</w:hdr>
+</file>
+
+<file path=word/header2.xml><?xml version="1.0" encoding="utf-8"?>
+<w:hdr xmlns:wpc="http://schemas.microsoft.com/office/word/2010/wordprocessingCanvas" xmlns:cx="http://schemas.microsoft.com/office/drawing/2014/chartex" xmlns:cx1="http://schemas.microsoft.com/office/drawing/2015/9/8/chartex" xmlns:cx2="http://schemas.microsoft.com/office/drawing/2015/10/21/chartex" xmlns:cx3="http://schemas.microsoft.com/office/drawing/2016/5/9/chartex" xmlns:cx4="http://schemas.microsoft.com/office/drawing/2016/5/10/chartex" xmlns:cx5="http://schemas.microsoft.com/office/drawing/2016/5/11/chartex" xmlns:cx6="http://schemas.microsoft.com/office/drawing/2016/5/12/chartex" xmlns:cx7="http://schemas.microsoft.com/office/drawing/2016/5/13/chartex" xmlns:cx8="http://schemas.microsoft.com/office/drawing/2016/5/14/chartex" xmlns:mc="http://schemas.openxmlformats.org/markup-compatibility/2006" xmlns:aink="http://schemas.microsoft.com/office/drawing/2016/ink" xmlns:am3d="http://schemas.microsoft.com/office/drawing/2017/model3d" xmlns:o="urn:schemas-microsoft-com:office:office" xmlns:oel="http://schemas.microsoft.com/office/2019/extlst" xmlns:r="http://schemas.openxmlformats.org/officeDocument/2006/relationships" xmlns:m="http://schemas.openxmlformats.org/officeDocument/2006/math" xmlns:v="urn:schemas-microsoft-com:vml" xmlns:wp14="http://schemas.microsoft.com/office/word/2010/wordprocessingDrawing" xmlns:wp="http://schemas.openxmlformats.org/drawingml/2006/wordprocessingDrawing" xmlns:w10="urn:schemas-microsoft-com:office:word" xmlns:w="http://schemas.openxmlformats.org/wordprocessingml/2006/main" xmlns:w14="http://schemas.microsoft.com/office/word/2010/wordml" xmlns:w15="http://schemas.microsoft.com/office/word/2012/wordml" xmlns:w16cex="http://schemas.microsoft.com/office/word/2018/wordml/cex" xmlns:w16cid="http://schemas.microsoft.com/office/word/2016/wordml/cid" xmlns:w16="http://schemas.microsoft.com/office/word/2018/wordml" xmlns:w16sdtdh="http://schemas.microsoft.com/office/word/2020/wordml/sdtdatahash" xmlns:w16se="http://schemas.microsoft.com/office/word/2015/wordml/symex" xmlns:wpg="http://schemas.microsoft.com/office/word/2010/wordprocessingGroup" xmlns:wpi="http://schemas.microsoft.com/office/word/2010/wordprocessingInk" xmlns:wne="http://schemas.microsoft.com/office/word/2006/wordml" xmlns:wps="http://schemas.microsoft.com/office/word/2010/wordprocessingShape" mc:Ignorable="w14 w15 w16se w16cid w16 w16cex w16sdtdh wp14">
+  <w:p>
+    <w:pPr>
+      <w:pStyle w:val="a3"/>
+    </w:pPr>
     <w:r>
       <w:rPr>
         <w:noProof/>
@@ -13405,7 +14581,7 @@
             </wp:anchor>
           </w:drawing>
         </mc:Choice>
-        <mc:Fallback xmlns:w16sdtfl="http://schemas.microsoft.com/office/word/2024/wordml/sdtformatlock" xmlns:w16du="http://schemas.microsoft.com/office/word/2023/wordml/word16du">
+        <mc:Fallback xmlns:w16du="http://schemas.microsoft.com/office/word/2023/wordml/word16du" xmlns:w16sdtfl="http://schemas.microsoft.com/office/word/2024/wordml/sdtformatlock">
           <w:pict>
             <v:line w14:anchorId="69B9CAF4" id="Line 4" o:spid="_x0000_s1026" style="position:absolute;flip:y;z-index:251662336;visibility:visible;mso-wrap-style:square;mso-width-percent:0;mso-height-percent:0;mso-wrap-distance-left:9pt;mso-wrap-distance-top:0;mso-wrap-distance-right:9pt;mso-wrap-distance-bottom:0;mso-position-horizontal:absolute;mso-position-horizontal-relative:text;mso-position-vertical:absolute;mso-position-vertical-relative:text;mso-width-percent:0;mso-height-percent:0;mso-width-relative:page;mso-height-relative:page" from="0,796.35pt" to="513pt,796.35pt" o:gfxdata="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" strokeweight="1.5pt"/>
           </w:pict>
@@ -13480,7 +14656,7 @@
             </wp:anchor>
           </w:drawing>
         </mc:Choice>
-        <mc:Fallback xmlns:w16sdtfl="http://schemas.microsoft.com/office/word/2024/wordml/sdtformatlock" xmlns:w16du="http://schemas.microsoft.com/office/word/2023/wordml/word16du">
+        <mc:Fallback xmlns:w16du="http://schemas.microsoft.com/office/word/2023/wordml/word16du" xmlns:w16sdtfl="http://schemas.microsoft.com/office/word/2024/wordml/sdtformatlock">
           <w:pict>
             <v:line w14:anchorId="443A0EBC" id="Line 3" o:spid="_x0000_s1026" style="position:absolute;flip:x;z-index:251661312;visibility:visible;mso-wrap-style:square;mso-width-percent:0;mso-height-percent:0;mso-wrap-distance-left:9pt;mso-wrap-distance-top:0;mso-wrap-distance-right:9pt;mso-wrap-distance-bottom:0;mso-position-horizontal:absolute;mso-position-horizontal-relative:text;mso-position-vertical:absolute;mso-position-vertical-relative:text;mso-width-percent:0;mso-height-percent:0;mso-width-relative:page;mso-height-relative:page" from="0,-10.2pt" to="0,796.35pt" o:gfxdata="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" strokeweight="1.5pt"/>
           </w:pict>
@@ -13555,7 +14731,7 @@
             </wp:anchor>
           </w:drawing>
         </mc:Choice>
-        <mc:Fallback xmlns:w16sdtfl="http://schemas.microsoft.com/office/word/2024/wordml/sdtformatlock" xmlns:w16du="http://schemas.microsoft.com/office/word/2023/wordml/word16du">
+        <mc:Fallback xmlns:w16du="http://schemas.microsoft.com/office/word/2023/wordml/word16du" xmlns:w16sdtfl="http://schemas.microsoft.com/office/word/2024/wordml/sdtformatlock">
           <w:pict>
             <v:line w14:anchorId="76E03456" id="Line 2" o:spid="_x0000_s1026" style="position:absolute;z-index:251660288;visibility:visible;mso-wrap-style:square;mso-width-percent:0;mso-height-percent:0;mso-wrap-distance-left:9pt;mso-wrap-distance-top:0;mso-wrap-distance-right:9pt;mso-wrap-distance-bottom:0;mso-position-horizontal:absolute;mso-position-horizontal-relative:text;mso-position-vertical:absolute;mso-position-vertical-relative:text;mso-width-percent:0;mso-height-percent:0;mso-width-relative:page;mso-height-relative:page" from="513pt,-10.2pt" to="513pt,796.35pt" o:gfxdata="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" strokeweight="1.5pt"/>
           </w:pict>
@@ -13630,7 +14806,7 @@
             </wp:anchor>
           </w:drawing>
         </mc:Choice>
-        <mc:Fallback xmlns:w16sdtfl="http://schemas.microsoft.com/office/word/2024/wordml/sdtformatlock" xmlns:w16du="http://schemas.microsoft.com/office/word/2023/wordml/word16du">
+        <mc:Fallback xmlns:w16du="http://schemas.microsoft.com/office/word/2023/wordml/word16du" xmlns:w16sdtfl="http://schemas.microsoft.com/office/word/2024/wordml/sdtformatlock">
           <w:pict>
             <v:line w14:anchorId="6F289A7B" id="Line 1" o:spid="_x0000_s1026" style="position:absolute;z-index:251659264;visibility:visible;mso-wrap-style:square;mso-width-percent:0;mso-height-percent:0;mso-wrap-distance-left:9pt;mso-wrap-distance-top:0;mso-wrap-distance-right:9pt;mso-wrap-distance-bottom:0;mso-position-horizontal:absolute;mso-position-horizontal-relative:text;mso-position-vertical:absolute;mso-position-vertical-relative:text;mso-width-percent:0;mso-height-percent:0;mso-width-relative:page;mso-height-relative:page" from="0,-10.2pt" to="513pt,-10.2pt" o:gfxdata="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" strokeweight="1.5pt"/>
           </w:pict>
@@ -13641,7 +14817,7 @@
 </w:hdr>
 </file>
 
-<file path=word/header2.xml><?xml version="1.0" encoding="utf-8"?>
+<file path=word/header3.xml><?xml version="1.0" encoding="utf-8"?>
 <w:hdr xmlns:wpc="http://schemas.microsoft.com/office/word/2010/wordprocessingCanvas" xmlns:cx="http://schemas.microsoft.com/office/drawing/2014/chartex" xmlns:cx1="http://schemas.microsoft.com/office/drawing/2015/9/8/chartex" xmlns:cx2="http://schemas.microsoft.com/office/drawing/2015/10/21/chartex" xmlns:cx3="http://schemas.microsoft.com/office/drawing/2016/5/9/chartex" xmlns:cx4="http://schemas.microsoft.com/office/drawing/2016/5/10/chartex" xmlns:cx5="http://schemas.microsoft.com/office/drawing/2016/5/11/chartex" xmlns:cx6="http://schemas.microsoft.com/office/drawing/2016/5/12/chartex" xmlns:cx7="http://schemas.microsoft.com/office/drawing/2016/5/13/chartex" xmlns:cx8="http://schemas.microsoft.com/office/drawing/2016/5/14/chartex" xmlns:mc="http://schemas.openxmlformats.org/markup-compatibility/2006" xmlns:aink="http://schemas.microsoft.com/office/drawing/2016/ink" xmlns:am3d="http://schemas.microsoft.com/office/drawing/2017/model3d" xmlns:o="urn:schemas-microsoft-com:office:office" xmlns:oel="http://schemas.microsoft.com/office/2019/extlst" xmlns:r="http://schemas.openxmlformats.org/officeDocument/2006/relationships" xmlns:m="http://schemas.openxmlformats.org/officeDocument/2006/math" xmlns:v="urn:schemas-microsoft-com:vml" xmlns:wp14="http://schemas.microsoft.com/office/word/2010/wordprocessingDrawing" xmlns:wp="http://schemas.openxmlformats.org/drawingml/2006/wordprocessingDrawing" xmlns:w10="urn:schemas-microsoft-com:office:word" xmlns:w="http://schemas.openxmlformats.org/wordprocessingml/2006/main" xmlns:w14="http://schemas.microsoft.com/office/word/2010/wordml" xmlns:w15="http://schemas.microsoft.com/office/word/2012/wordml" xmlns:w16cex="http://schemas.microsoft.com/office/word/2018/wordml/cex" xmlns:w16cid="http://schemas.microsoft.com/office/word/2016/wordml/cid" xmlns:w16="http://schemas.microsoft.com/office/word/2018/wordml" xmlns:w16sdtdh="http://schemas.microsoft.com/office/word/2020/wordml/sdtdatahash" xmlns:w16se="http://schemas.microsoft.com/office/word/2015/wordml/symex" xmlns:wpg="http://schemas.microsoft.com/office/word/2010/wordprocessingGroup" xmlns:wpi="http://schemas.microsoft.com/office/word/2010/wordprocessingInk" xmlns:wne="http://schemas.microsoft.com/office/word/2006/wordml" xmlns:wps="http://schemas.microsoft.com/office/word/2010/wordprocessingShape" mc:Ignorable="w14 w15 w16se w16cid w16 w16cex w16sdtdh wp14">
   <w:p>
     <w:pPr>
@@ -13726,7 +14902,15 @@
                               <w:i/>
                               <w:lang w:val="ru-RU"/>
                             </w:rPr>
-                            <w:t>ПРИ-122</w:t>
+                            <w:t>ПРИ-12</w:t>
+                          </w:r>
+                          <w:r>
+                            <w:rPr>
+                              <w:rFonts w:ascii="Arial" w:hAnsi="Arial"/>
+                              <w:i/>
+                              <w:lang w:val="ru-RU"/>
+                            </w:rPr>
+                            <w:t>3</w:t>
                           </w:r>
                         </w:p>
                       </w:txbxContent>
@@ -13770,7 +14954,15 @@
                         <w:i/>
                         <w:lang w:val="ru-RU"/>
                       </w:rPr>
-                      <w:t>ПРИ-122</w:t>
+                      <w:t>ПРИ-12</w:t>
+                    </w:r>
+                    <w:r>
+                      <w:rPr>
+                        <w:rFonts w:ascii="Arial" w:hAnsi="Arial"/>
+                        <w:i/>
+                        <w:lang w:val="ru-RU"/>
+                      </w:rPr>
+                      <w:t>3</w:t>
                     </w:r>
                   </w:p>
                 </w:txbxContent>
@@ -13883,7 +15075,23 @@
                               <w:i/>
                               <w:lang w:val="ru-RU"/>
                             </w:rPr>
-                            <w:t>8.4.00</w:t>
+                            <w:t>8.</w:t>
+                          </w:r>
+                          <w:r>
+                            <w:rPr>
+                              <w:rFonts w:ascii="Arial" w:hAnsi="Arial"/>
+                              <w:i/>
+                              <w:lang w:val="ru-RU"/>
+                            </w:rPr>
+                            <w:t>18</w:t>
+                          </w:r>
+                          <w:r>
+                            <w:rPr>
+                              <w:rFonts w:ascii="Arial" w:hAnsi="Arial"/>
+                              <w:i/>
+                              <w:lang w:val="ru-RU"/>
+                            </w:rPr>
+                            <w:t>.00</w:t>
                           </w:r>
                           <w:r>
                             <w:rPr>
@@ -13955,7 +15163,23 @@
                         <w:i/>
                         <w:lang w:val="ru-RU"/>
                       </w:rPr>
-                      <w:t>8.4.00</w:t>
+                      <w:t>8.</w:t>
+                    </w:r>
+                    <w:r>
+                      <w:rPr>
+                        <w:rFonts w:ascii="Arial" w:hAnsi="Arial"/>
+                        <w:i/>
+                        <w:lang w:val="ru-RU"/>
+                      </w:rPr>
+                      <w:t>18</w:t>
+                    </w:r>
+                    <w:r>
+                      <w:rPr>
+                        <w:rFonts w:ascii="Arial" w:hAnsi="Arial"/>
+                        <w:i/>
+                        <w:lang w:val="ru-RU"/>
+                      </w:rPr>
+                      <w:t>.00</w:t>
                     </w:r>
                     <w:r>
                       <w:rPr>
@@ -16025,6 +17249,7 @@
                               <w:lang w:val="ru-RU"/>
                             </w:rPr>
                           </w:pPr>
+                          <w:proofErr w:type="spellStart"/>
                           <w:r>
                             <w:rPr>
                               <w:rFonts w:ascii="Arial" w:hAnsi="Arial"/>
@@ -16032,7 +17257,17 @@
                               <w:sz w:val="16"/>
                               <w:lang w:val="ru-RU"/>
                             </w:rPr>
-                            <w:t>Разраб.</w:t>
+                            <w:t>Разраб</w:t>
+                          </w:r>
+                          <w:proofErr w:type="spellEnd"/>
+                          <w:r>
+                            <w:rPr>
+                              <w:rFonts w:ascii="Arial" w:hAnsi="Arial"/>
+                              <w:i/>
+                              <w:sz w:val="16"/>
+                              <w:lang w:val="ru-RU"/>
+                            </w:rPr>
+                            <w:t>.</w:t>
                           </w:r>
                         </w:p>
                       </w:txbxContent>
@@ -16066,6 +17301,7 @@
                         <w:lang w:val="ru-RU"/>
                       </w:rPr>
                     </w:pPr>
+                    <w:proofErr w:type="spellStart"/>
                     <w:r>
                       <w:rPr>
                         <w:rFonts w:ascii="Arial" w:hAnsi="Arial"/>
@@ -16073,7 +17309,17 @@
                         <w:sz w:val="16"/>
                         <w:lang w:val="ru-RU"/>
                       </w:rPr>
-                      <w:t>Разраб.</w:t>
+                      <w:t>Разраб</w:t>
+                    </w:r>
+                    <w:proofErr w:type="spellEnd"/>
+                    <w:r>
+                      <w:rPr>
+                        <w:rFonts w:ascii="Arial" w:hAnsi="Arial"/>
+                        <w:i/>
+                        <w:sz w:val="16"/>
+                        <w:lang w:val="ru-RU"/>
+                      </w:rPr>
+                      <w:t>.</w:t>
                     </w:r>
                   </w:p>
                 </w:txbxContent>
@@ -16689,13 +17935,23 @@
                               <w:lang w:val="ru-RU"/>
                             </w:rPr>
                           </w:pPr>
+                          <w:proofErr w:type="spellStart"/>
                           <w:r>
                             <w:rPr>
                               <w:rFonts w:ascii="Arial" w:hAnsi="Arial"/>
                               <w:i/>
                               <w:sz w:val="16"/>
                             </w:rPr>
-                            <w:t>Изм.</w:t>
+                            <w:t>Изм</w:t>
+                          </w:r>
+                          <w:proofErr w:type="spellEnd"/>
+                          <w:r>
+                            <w:rPr>
+                              <w:rFonts w:ascii="Arial" w:hAnsi="Arial"/>
+                              <w:i/>
+                              <w:sz w:val="16"/>
+                            </w:rPr>
+                            <w:t>.</w:t>
                           </w:r>
                         </w:p>
                       </w:txbxContent>
@@ -16730,13 +17986,23 @@
                         <w:lang w:val="ru-RU"/>
                       </w:rPr>
                     </w:pPr>
+                    <w:proofErr w:type="spellStart"/>
                     <w:r>
                       <w:rPr>
                         <w:rFonts w:ascii="Arial" w:hAnsi="Arial"/>
                         <w:i/>
                         <w:sz w:val="16"/>
                       </w:rPr>
-                      <w:t>Изм.</w:t>
+                      <w:t>Изм</w:t>
+                    </w:r>
+                    <w:proofErr w:type="spellEnd"/>
+                    <w:r>
+                      <w:rPr>
+                        <w:rFonts w:ascii="Arial" w:hAnsi="Arial"/>
+                        <w:i/>
+                        <w:sz w:val="16"/>
+                      </w:rPr>
+                      <w:t>.</w:t>
                     </w:r>
                   </w:p>
                 </w:txbxContent>
@@ -16814,7 +18080,7 @@
             </wp:anchor>
           </w:drawing>
         </mc:Choice>
-        <mc:Fallback xmlns:w16sdtfl="http://schemas.microsoft.com/office/word/2024/wordml/sdtformatlock" xmlns:w16du="http://schemas.microsoft.com/office/word/2023/wordml/word16du">
+        <mc:Fallback xmlns:w16du="http://schemas.microsoft.com/office/word/2023/wordml/word16du" xmlns:w16sdtfl="http://schemas.microsoft.com/office/word/2024/wordml/sdtformatlock">
           <w:pict>
             <v:line w14:anchorId="0F5A730D" id="Line 174" o:spid="_x0000_s1026" style="position:absolute;rotation:-90;z-index:251687936;visibility:visible;mso-wrap-style:square;mso-width-percent:0;mso-height-percent:0;mso-wrap-distance-left:9pt;mso-wrap-distance-top:0;mso-wrap-distance-right:9pt;mso-wrap-distance-bottom:0;mso-position-horizontal:absolute;mso-position-horizontal-relative:text;mso-position-vertical:absolute;mso-position-vertical-relative:text;mso-width-percent:0;mso-height-percent:0;mso-width-relative:page;mso-height-relative:page" from="441.75pt,739.35pt" to="470.25pt,739.35pt" o:gfxdata="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" strokeweight="1.5pt"/>
           </w:pict>
@@ -16889,7 +18155,7 @@
             </wp:anchor>
           </w:drawing>
         </mc:Choice>
-        <mc:Fallback xmlns:w16sdtfl="http://schemas.microsoft.com/office/word/2024/wordml/sdtformatlock" xmlns:w16du="http://schemas.microsoft.com/office/word/2023/wordml/word16du">
+        <mc:Fallback xmlns:w16du="http://schemas.microsoft.com/office/word/2023/wordml/word16du" xmlns:w16sdtfl="http://schemas.microsoft.com/office/word/2024/wordml/sdtformatlock">
           <w:pict>
             <v:line w14:anchorId="6831E04F" id="Line 173" o:spid="_x0000_s1026" style="position:absolute;rotation:-90;z-index:251686912;visibility:visible;mso-wrap-style:square;mso-width-percent:0;mso-height-percent:0;mso-wrap-distance-left:9pt;mso-wrap-distance-top:0;mso-wrap-distance-right:9pt;mso-wrap-distance-bottom:0;mso-position-horizontal:absolute;mso-position-horizontal-relative:text;mso-position-vertical:absolute;mso-position-vertical-relative:text;mso-width-percent:0;mso-height-percent:0;mso-width-relative:page;mso-height-relative:page" from="399pt,739.35pt" to="427.5pt,739.35pt" o:gfxdata="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" strokeweight="1.5pt"/>
           </w:pict>
@@ -16964,7 +18230,7 @@
             </wp:anchor>
           </w:drawing>
         </mc:Choice>
-        <mc:Fallback xmlns:w16sdtfl="http://schemas.microsoft.com/office/word/2024/wordml/sdtformatlock" xmlns:w16du="http://schemas.microsoft.com/office/word/2023/wordml/word16du">
+        <mc:Fallback xmlns:w16du="http://schemas.microsoft.com/office/word/2023/wordml/word16du" xmlns:w16sdtfl="http://schemas.microsoft.com/office/word/2024/wordml/sdtformatlock">
           <w:pict>
             <v:line w14:anchorId="1C530F98" id="Line 172" o:spid="_x0000_s1026" style="position:absolute;rotation:-90;z-index:251685888;visibility:visible;mso-wrap-style:square;mso-width-percent:0;mso-height-percent:0;mso-wrap-distance-left:9pt;mso-wrap-distance-top:0;mso-wrap-distance-right:9pt;mso-wrap-distance-bottom:0;mso-position-horizontal:absolute;mso-position-horizontal-relative:text;mso-position-vertical:absolute;mso-position-vertical-relative:text;mso-width-percent:0;mso-height-percent:0;mso-width-relative:page;mso-height-relative:page" from="391.85pt,746.5pt" to="406.1pt,746.5pt" o:gfxdata="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" strokeweight=".25pt"/>
           </w:pict>
@@ -17039,7 +18305,7 @@
             </wp:anchor>
           </w:drawing>
         </mc:Choice>
-        <mc:Fallback xmlns:w16sdtfl="http://schemas.microsoft.com/office/word/2024/wordml/sdtformatlock" xmlns:w16du="http://schemas.microsoft.com/office/word/2023/wordml/word16du">
+        <mc:Fallback xmlns:w16du="http://schemas.microsoft.com/office/word/2023/wordml/word16du" xmlns:w16sdtfl="http://schemas.microsoft.com/office/word/2024/wordml/sdtformatlock">
           <w:pict>
             <v:line w14:anchorId="696FEB69" id="Line 171" o:spid="_x0000_s1026" style="position:absolute;rotation:-90;z-index:251684864;visibility:visible;mso-wrap-style:square;mso-width-percent:0;mso-height-percent:0;mso-wrap-distance-left:9pt;mso-wrap-distance-top:0;mso-wrap-distance-right:9pt;mso-wrap-distance-bottom:0;mso-position-horizontal:absolute;mso-position-horizontal-relative:text;mso-position-vertical:absolute;mso-position-vertical-relative:text;mso-width-percent:0;mso-height-percent:0;mso-width-relative:page;mso-height-relative:page" from="377.6pt,746.5pt" to="391.85pt,746.5pt" o:gfxdata="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" strokeweight=".25pt"/>
           </w:pict>
@@ -17114,7 +18380,7 @@
             </wp:anchor>
           </w:drawing>
         </mc:Choice>
-        <mc:Fallback xmlns:w16sdtfl="http://schemas.microsoft.com/office/word/2024/wordml/sdtformatlock" xmlns:w16du="http://schemas.microsoft.com/office/word/2023/wordml/word16du">
+        <mc:Fallback xmlns:w16du="http://schemas.microsoft.com/office/word/2023/wordml/word16du" xmlns:w16sdtfl="http://schemas.microsoft.com/office/word/2024/wordml/sdtformatlock">
           <w:pict>
             <v:line w14:anchorId="34A3EEC0" id="Line 170" o:spid="_x0000_s1026" style="position:absolute;z-index:251683840;visibility:visible;mso-wrap-style:square;mso-width-percent:0;mso-height-percent:0;mso-wrap-distance-left:9pt;mso-wrap-distance-top:0;mso-wrap-distance-right:9pt;mso-wrap-distance-bottom:0;mso-position-horizontal:absolute;mso-position-horizontal-relative:text;mso-position-vertical:absolute;mso-position-vertical-relative:text;mso-width-percent:0;mso-height-percent:0;mso-width-relative:page;mso-height-relative:page" from="370.5pt,753.6pt" to="512.25pt,753.6pt" o:gfxdata="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" strokeweight="1.5pt"/>
           </w:pict>
@@ -17189,7 +18455,7 @@
             </wp:anchor>
           </w:drawing>
         </mc:Choice>
-        <mc:Fallback xmlns:w16sdtfl="http://schemas.microsoft.com/office/word/2024/wordml/sdtformatlock" xmlns:w16du="http://schemas.microsoft.com/office/word/2023/wordml/word16du">
+        <mc:Fallback xmlns:w16du="http://schemas.microsoft.com/office/word/2023/wordml/word16du" xmlns:w16sdtfl="http://schemas.microsoft.com/office/word/2024/wordml/sdtformatlock">
           <w:pict>
             <v:line w14:anchorId="6A236180" id="Line 169" o:spid="_x0000_s1026" style="position:absolute;rotation:-90;z-index:251682816;visibility:visible;mso-wrap-style:square;mso-width-percent:0;mso-height-percent:0;mso-wrap-distance-left:9pt;mso-wrap-distance-top:0;mso-wrap-distance-right:9pt;mso-wrap-distance-bottom:0;mso-position-horizontal:absolute;mso-position-horizontal-relative:text;mso-position-vertical:absolute;mso-position-vertical-relative:text;mso-width-percent:0;mso-height-percent:0;mso-width-relative:page;mso-height-relative:page" from="334.85pt,760.75pt" to="406.1pt,760.75pt" o:gfxdata="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" strokeweight="1.5pt"/>
           </w:pict>
@@ -17264,7 +18530,7 @@
             </wp:anchor>
           </w:drawing>
         </mc:Choice>
-        <mc:Fallback xmlns:w16sdtfl="http://schemas.microsoft.com/office/word/2024/wordml/sdtformatlock" xmlns:w16du="http://schemas.microsoft.com/office/word/2023/wordml/word16du">
+        <mc:Fallback xmlns:w16du="http://schemas.microsoft.com/office/word/2023/wordml/word16du" xmlns:w16sdtfl="http://schemas.microsoft.com/office/word/2024/wordml/sdtformatlock">
           <w:pict>
             <v:line w14:anchorId="36BAAB13" id="Line 168" o:spid="_x0000_s1026" style="position:absolute;z-index:251681792;visibility:visible;mso-wrap-style:square;mso-width-percent:0;mso-height-percent:0;mso-wrap-distance-left:9pt;mso-wrap-distance-top:0;mso-wrap-distance-right:9pt;mso-wrap-distance-bottom:0;mso-position-horizontal:absolute;mso-position-horizontal-relative:text;mso-position-vertical:absolute;mso-position-vertical-relative:text;mso-width-percent:0;mso-height-percent:0;mso-width-relative:page;mso-height-relative:page" from="370.5pt,739.35pt" to="512.25pt,739.35pt" o:gfxdata="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" strokeweight="1.5pt"/>
           </w:pict>
@@ -17339,7 +18605,7 @@
             </wp:anchor>
           </w:drawing>
         </mc:Choice>
-        <mc:Fallback xmlns:w16sdtfl="http://schemas.microsoft.com/office/word/2024/wordml/sdtformatlock" xmlns:w16du="http://schemas.microsoft.com/office/word/2023/wordml/word16du">
+        <mc:Fallback xmlns:w16du="http://schemas.microsoft.com/office/word/2023/wordml/word16du" xmlns:w16sdtfl="http://schemas.microsoft.com/office/word/2024/wordml/sdtformatlock">
           <w:pict>
             <v:line w14:anchorId="32490C67" id="Line 167" o:spid="_x0000_s1026" style="position:absolute;rotation:-90;z-index:251680768;visibility:visible;mso-wrap-style:square;mso-width-percent:0;mso-height-percent:0;mso-wrap-distance-left:9pt;mso-wrap-distance-top:0;mso-wrap-distance-right:9pt;mso-wrap-distance-bottom:0;mso-position-horizontal:absolute;mso-position-horizontal-relative:text;mso-position-vertical:absolute;mso-position-vertical-relative:text;mso-width-percent:0;mso-height-percent:0;mso-width-relative:page;mso-height-relative:page" from="128.25pt,739.35pt" to="242.25pt,739.35pt" o:gfxdata="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" strokeweight="1.5pt"/>
           </w:pict>
@@ -17414,7 +18680,7 @@
             </wp:anchor>
           </w:drawing>
         </mc:Choice>
-        <mc:Fallback xmlns:w16sdtfl="http://schemas.microsoft.com/office/word/2024/wordml/sdtformatlock" xmlns:w16du="http://schemas.microsoft.com/office/word/2023/wordml/word16du">
+        <mc:Fallback xmlns:w16du="http://schemas.microsoft.com/office/word/2023/wordml/word16du" xmlns:w16sdtfl="http://schemas.microsoft.com/office/word/2024/wordml/sdtformatlock">
           <w:pict>
             <v:line w14:anchorId="5702C958" id="Line 166" o:spid="_x0000_s1026" style="position:absolute;rotation:-90;z-index:251679744;visibility:visible;mso-wrap-style:square;mso-width-percent:0;mso-height-percent:0;mso-wrap-distance-left:9pt;mso-wrap-distance-top:0;mso-wrap-distance-right:9pt;mso-wrap-distance-bottom:0;mso-position-horizontal:absolute;mso-position-horizontal-relative:text;mso-position-vertical:absolute;mso-position-vertical-relative:text;mso-width-percent:0;mso-height-percent:0;mso-width-relative:page;mso-height-relative:page" from="99.75pt,739.35pt" to="213.75pt,739.35pt" o:gfxdata="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" strokeweight="1.5pt"/>
           </w:pict>
@@ -17489,7 +18755,7 @@
             </wp:anchor>
           </w:drawing>
         </mc:Choice>
-        <mc:Fallback xmlns:w16sdtfl="http://schemas.microsoft.com/office/word/2024/wordml/sdtformatlock" xmlns:w16du="http://schemas.microsoft.com/office/word/2023/wordml/word16du">
+        <mc:Fallback xmlns:w16du="http://schemas.microsoft.com/office/word/2023/wordml/word16du" xmlns:w16sdtfl="http://schemas.microsoft.com/office/word/2024/wordml/sdtformatlock">
           <w:pict>
             <v:line w14:anchorId="052CD90C" id="Line 165" o:spid="_x0000_s1026" style="position:absolute;rotation:-90;z-index:251678720;visibility:visible;mso-wrap-style:square;mso-width-percent:0;mso-height-percent:0;mso-wrap-distance-left:9pt;mso-wrap-distance-top:0;mso-wrap-distance-right:9pt;mso-wrap-distance-bottom:0;mso-position-horizontal:absolute;mso-position-horizontal-relative:text;mso-position-vertical:absolute;mso-position-vertical-relative:text;mso-width-percent:0;mso-height-percent:0;mso-width-relative:page;mso-height-relative:page" from="57pt,739.35pt" to="171pt,739.35pt" o:gfxdata="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" strokeweight="1.5pt"/>
           </w:pict>
@@ -17564,7 +18830,7 @@
             </wp:anchor>
           </w:drawing>
         </mc:Choice>
-        <mc:Fallback xmlns:w16sdtfl="http://schemas.microsoft.com/office/word/2024/wordml/sdtformatlock" xmlns:w16du="http://schemas.microsoft.com/office/word/2023/wordml/word16du">
+        <mc:Fallback xmlns:w16du="http://schemas.microsoft.com/office/word/2023/wordml/word16du" xmlns:w16sdtfl="http://schemas.microsoft.com/office/word/2024/wordml/sdtformatlock">
           <w:pict>
             <v:line w14:anchorId="53AE3FDF" id="Line 164" o:spid="_x0000_s1026" style="position:absolute;rotation:-90;z-index:251677696;visibility:visible;mso-wrap-style:square;mso-width-percent:0;mso-height-percent:0;mso-wrap-distance-left:9pt;mso-wrap-distance-top:0;mso-wrap-distance-right:9pt;mso-wrap-distance-bottom:0;mso-position-horizontal:absolute;mso-position-horizontal-relative:text;mso-position-vertical:absolute;mso-position-vertical-relative:text;mso-width-percent:0;mso-height-percent:0;mso-width-relative:page;mso-height-relative:page" from="-8.55pt,739.35pt" to="105.45pt,739.35pt" o:gfxdata="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" strokeweight="1.5pt"/>
           </w:pict>
@@ -17639,7 +18905,7 @@
             </wp:anchor>
           </w:drawing>
         </mc:Choice>
-        <mc:Fallback xmlns:w16sdtfl="http://schemas.microsoft.com/office/word/2024/wordml/sdtformatlock" xmlns:w16du="http://schemas.microsoft.com/office/word/2023/wordml/word16du">
+        <mc:Fallback xmlns:w16du="http://schemas.microsoft.com/office/word/2023/wordml/word16du" xmlns:w16sdtfl="http://schemas.microsoft.com/office/word/2024/wordml/sdtformatlock">
           <w:pict>
             <v:line w14:anchorId="6001046E" id="Line 163" o:spid="_x0000_s1026" style="position:absolute;rotation:-90;z-index:251676672;visibility:visible;mso-wrap-style:square;mso-width-percent:0;mso-height-percent:0;mso-wrap-distance-left:9pt;mso-wrap-distance-top:0;mso-wrap-distance-right:9pt;mso-wrap-distance-bottom:0;mso-position-horizontal:absolute;mso-position-horizontal-relative:text;mso-position-vertical:absolute;mso-position-vertical-relative:text;mso-width-percent:0;mso-height-percent:0;mso-width-relative:page;mso-height-relative:page" from="-1.45pt,703.75pt" to="41.3pt,703.75pt" o:gfxdata="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" strokeweight="1.5pt"/>
           </w:pict>
@@ -17714,7 +18980,7 @@
             </wp:anchor>
           </w:drawing>
         </mc:Choice>
-        <mc:Fallback xmlns:w16sdtfl="http://schemas.microsoft.com/office/word/2024/wordml/sdtformatlock" xmlns:w16du="http://schemas.microsoft.com/office/word/2023/wordml/word16du">
+        <mc:Fallback xmlns:w16du="http://schemas.microsoft.com/office/word/2023/wordml/word16du" xmlns:w16sdtfl="http://schemas.microsoft.com/office/word/2024/wordml/sdtformatlock">
           <w:pict>
             <v:line w14:anchorId="5BF0ADD5" id="Line 162" o:spid="_x0000_s1026" style="position:absolute;z-index:251675648;visibility:visible;mso-wrap-style:square;mso-width-percent:0;mso-height-percent:0;mso-wrap-distance-left:9pt;mso-wrap-distance-top:0;mso-wrap-distance-right:9pt;mso-wrap-distance-bottom:0;mso-position-horizontal:absolute;mso-position-horizontal-relative:text;mso-position-vertical:absolute;mso-position-vertical-relative:text;mso-width-percent:0;mso-height-percent:0;mso-width-relative:page;mso-height-relative:page" from="0,682.35pt" to="513pt,682.35pt" o:gfxdata="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" strokeweight="1.5pt"/>
           </w:pict>
@@ -17789,7 +19055,7 @@
             </wp:anchor>
           </w:drawing>
         </mc:Choice>
-        <mc:Fallback xmlns:w16sdtfl="http://schemas.microsoft.com/office/word/2024/wordml/sdtformatlock" xmlns:w16du="http://schemas.microsoft.com/office/word/2023/wordml/word16du">
+        <mc:Fallback xmlns:w16du="http://schemas.microsoft.com/office/word/2023/wordml/word16du" xmlns:w16sdtfl="http://schemas.microsoft.com/office/word/2024/wordml/sdtformatlock">
           <w:pict>
             <v:line w14:anchorId="38FF131C" id="Line 161" o:spid="_x0000_s1026" style="position:absolute;z-index:251674624;visibility:visible;mso-wrap-style:square;mso-width-percent:0;mso-height-percent:0;mso-wrap-distance-left:9pt;mso-wrap-distance-top:0;mso-wrap-distance-right:9pt;mso-wrap-distance-bottom:0;mso-position-horizontal:absolute;mso-position-horizontal-relative:text;mso-position-vertical:absolute;mso-position-vertical-relative:text;mso-width-percent:0;mso-height-percent:0;mso-width-relative:page;mso-height-relative:page" from="0,696.6pt" to="185.25pt,696.6pt" o:gfxdata="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" strokeweight=".25pt"/>
           </w:pict>
@@ -17864,7 +19130,7 @@
             </wp:anchor>
           </w:drawing>
         </mc:Choice>
-        <mc:Fallback xmlns:w16sdtfl="http://schemas.microsoft.com/office/word/2024/wordml/sdtformatlock" xmlns:w16du="http://schemas.microsoft.com/office/word/2023/wordml/word16du">
+        <mc:Fallback xmlns:w16du="http://schemas.microsoft.com/office/word/2023/wordml/word16du" xmlns:w16sdtfl="http://schemas.microsoft.com/office/word/2024/wordml/sdtformatlock">
           <w:pict>
             <v:line w14:anchorId="00E1BA57" id="Line 160" o:spid="_x0000_s1026" style="position:absolute;z-index:251673600;visibility:visible;mso-wrap-style:square;mso-width-percent:0;mso-height-percent:0;mso-wrap-distance-left:9pt;mso-wrap-distance-top:0;mso-wrap-distance-right:9pt;mso-wrap-distance-bottom:0;mso-position-horizontal:absolute;mso-position-horizontal-relative:text;mso-position-vertical:absolute;mso-position-vertical-relative:text;mso-width-percent:0;mso-height-percent:0;mso-width-relative:page;mso-height-relative:page" from="0,710.85pt" to="185.25pt,710.85pt" o:gfxdata="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" strokeweight="1.5pt"/>
           </w:pict>
@@ -17939,7 +19205,7 @@
             </wp:anchor>
           </w:drawing>
         </mc:Choice>
-        <mc:Fallback xmlns:w16sdtfl="http://schemas.microsoft.com/office/word/2024/wordml/sdtformatlock" xmlns:w16du="http://schemas.microsoft.com/office/word/2023/wordml/word16du">
+        <mc:Fallback xmlns:w16du="http://schemas.microsoft.com/office/word/2023/wordml/word16du" xmlns:w16sdtfl="http://schemas.microsoft.com/office/word/2024/wordml/sdtformatlock">
           <w:pict>
             <v:line w14:anchorId="14F4C0D5" id="Line 159" o:spid="_x0000_s1026" style="position:absolute;z-index:251672576;visibility:visible;mso-wrap-style:square;mso-width-percent:0;mso-height-percent:0;mso-wrap-distance-left:9pt;mso-wrap-distance-top:0;mso-wrap-distance-right:9pt;mso-wrap-distance-bottom:0;mso-position-horizontal:absolute;mso-position-horizontal-relative:text;mso-position-vertical:absolute;mso-position-vertical-relative:text;mso-width-percent:0;mso-height-percent:0;mso-width-relative:page;mso-height-relative:page" from="0,725.1pt" to="513pt,725.1pt" o:gfxdata="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" strokeweight="1.5pt"/>
           </w:pict>
@@ -18014,7 +19280,7 @@
             </wp:anchor>
           </w:drawing>
         </mc:Choice>
-        <mc:Fallback xmlns:w16sdtfl="http://schemas.microsoft.com/office/word/2024/wordml/sdtformatlock" xmlns:w16du="http://schemas.microsoft.com/office/word/2023/wordml/word16du">
+        <mc:Fallback xmlns:w16du="http://schemas.microsoft.com/office/word/2023/wordml/word16du" xmlns:w16sdtfl="http://schemas.microsoft.com/office/word/2024/wordml/sdtformatlock">
           <w:pict>
             <v:line w14:anchorId="5E330ADD" id="Line 158" o:spid="_x0000_s1026" style="position:absolute;z-index:251671552;visibility:visible;mso-wrap-style:square;mso-width-percent:0;mso-height-percent:0;mso-wrap-distance-left:9pt;mso-wrap-distance-top:0;mso-wrap-distance-right:9pt;mso-wrap-distance-bottom:0;mso-position-horizontal:absolute;mso-position-horizontal-relative:text;mso-position-vertical:absolute;mso-position-vertical-relative:text;mso-width-percent:0;mso-height-percent:0;mso-width-relative:page;mso-height-relative:page" from="0,739.35pt" to="185.25pt,739.35pt" o:gfxdata="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" strokeweight=".25pt"/>
           </w:pict>
@@ -18089,7 +19355,7 @@
             </wp:anchor>
           </w:drawing>
         </mc:Choice>
-        <mc:Fallback xmlns:w16sdtfl="http://schemas.microsoft.com/office/word/2024/wordml/sdtformatlock" xmlns:w16du="http://schemas.microsoft.com/office/word/2023/wordml/word16du">
+        <mc:Fallback xmlns:w16du="http://schemas.microsoft.com/office/word/2023/wordml/word16du" xmlns:w16sdtfl="http://schemas.microsoft.com/office/word/2024/wordml/sdtformatlock">
           <w:pict>
             <v:line w14:anchorId="5DBA46E1" id="Line 157" o:spid="_x0000_s1026" style="position:absolute;z-index:251670528;visibility:visible;mso-wrap-style:square;mso-width-percent:0;mso-height-percent:0;mso-wrap-distance-left:9pt;mso-wrap-distance-top:0;mso-wrap-distance-right:9pt;mso-wrap-distance-bottom:0;mso-position-horizontal:absolute;mso-position-horizontal-relative:text;mso-position-vertical:absolute;mso-position-vertical-relative:text;mso-width-percent:0;mso-height-percent:0;mso-width-relative:page;mso-height-relative:page" from="0,753.6pt" to="185.25pt,753.6pt" o:gfxdata="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" strokeweight=".25pt"/>
           </w:pict>
@@ -18164,7 +19430,7 @@
             </wp:anchor>
           </w:drawing>
         </mc:Choice>
-        <mc:Fallback xmlns:w16sdtfl="http://schemas.microsoft.com/office/word/2024/wordml/sdtformatlock" xmlns:w16du="http://schemas.microsoft.com/office/word/2023/wordml/word16du">
+        <mc:Fallback xmlns:w16du="http://schemas.microsoft.com/office/word/2023/wordml/word16du" xmlns:w16sdtfl="http://schemas.microsoft.com/office/word/2024/wordml/sdtformatlock">
           <w:pict>
             <v:line w14:anchorId="1BBBFAC8" id="Line 156" o:spid="_x0000_s1026" style="position:absolute;z-index:251669504;visibility:visible;mso-wrap-style:square;mso-width-percent:0;mso-height-percent:0;mso-wrap-distance-left:9pt;mso-wrap-distance-top:0;mso-wrap-distance-right:9pt;mso-wrap-distance-bottom:0;mso-position-horizontal:absolute;mso-position-horizontal-relative:text;mso-position-vertical:absolute;mso-position-vertical-relative:text;mso-width-percent:0;mso-height-percent:0;mso-width-relative:page;mso-height-relative:page" from="0,767.85pt" to="185.25pt,767.85pt" o:gfxdata="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" strokeweight=".25pt"/>
           </w:pict>
@@ -18239,7 +19505,7 @@
             </wp:anchor>
           </w:drawing>
         </mc:Choice>
-        <mc:Fallback xmlns:w16sdtfl="http://schemas.microsoft.com/office/word/2024/wordml/sdtformatlock" xmlns:w16du="http://schemas.microsoft.com/office/word/2023/wordml/word16du">
+        <mc:Fallback xmlns:w16du="http://schemas.microsoft.com/office/word/2023/wordml/word16du" xmlns:w16sdtfl="http://schemas.microsoft.com/office/word/2024/wordml/sdtformatlock">
           <w:pict>
             <v:line w14:anchorId="51E11306" id="Line 155" o:spid="_x0000_s1026" style="position:absolute;z-index:251668480;visibility:visible;mso-wrap-style:square;mso-width-percent:0;mso-height-percent:0;mso-wrap-distance-left:9pt;mso-wrap-distance-top:0;mso-wrap-distance-right:9pt;mso-wrap-distance-bottom:0;mso-position-horizontal:absolute;mso-position-horizontal-relative:text;mso-position-vertical:absolute;mso-position-vertical-relative:text;mso-width-percent:0;mso-height-percent:0;mso-width-relative:page;mso-height-relative:page" from="0,782.1pt" to="185.25pt,782.1pt" o:gfxdata="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" strokeweight=".25pt"/>
           </w:pict>
@@ -18314,7 +19580,7 @@
             </wp:anchor>
           </w:drawing>
         </mc:Choice>
-        <mc:Fallback xmlns:w16sdtfl="http://schemas.microsoft.com/office/word/2024/wordml/sdtformatlock" xmlns:w16du="http://schemas.microsoft.com/office/word/2023/wordml/word16du">
+        <mc:Fallback xmlns:w16du="http://schemas.microsoft.com/office/word/2023/wordml/word16du" xmlns:w16sdtfl="http://schemas.microsoft.com/office/word/2024/wordml/sdtformatlock">
           <w:pict>
             <v:line w14:anchorId="3698ADEF" id="Line 154" o:spid="_x0000_s1026" style="position:absolute;flip:y;z-index:251667456;visibility:visible;mso-wrap-style:square;mso-width-percent:0;mso-height-percent:0;mso-wrap-distance-left:9pt;mso-wrap-distance-top:0;mso-wrap-distance-right:9pt;mso-wrap-distance-bottom:0;mso-position-horizontal:absolute;mso-position-horizontal-relative:text;mso-position-vertical:absolute;mso-position-vertical-relative:text;mso-width-percent:0;mso-height-percent:0;mso-width-relative:page;mso-height-relative:page" from="0,796.35pt" to="513pt,796.35pt" o:gfxdata="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" strokeweight="1.5pt"/>
           </w:pict>
@@ -18389,7 +19655,7 @@
             </wp:anchor>
           </w:drawing>
         </mc:Choice>
-        <mc:Fallback xmlns:w16sdtfl="http://schemas.microsoft.com/office/word/2024/wordml/sdtformatlock" xmlns:w16du="http://schemas.microsoft.com/office/word/2023/wordml/word16du">
+        <mc:Fallback xmlns:w16du="http://schemas.microsoft.com/office/word/2023/wordml/word16du" xmlns:w16sdtfl="http://schemas.microsoft.com/office/word/2024/wordml/sdtformatlock">
           <w:pict>
             <v:line w14:anchorId="0724A63A" id="Line 153" o:spid="_x0000_s1026" style="position:absolute;flip:x;z-index:251666432;visibility:visible;mso-wrap-style:square;mso-width-percent:0;mso-height-percent:0;mso-wrap-distance-left:9pt;mso-wrap-distance-top:0;mso-wrap-distance-right:9pt;mso-wrap-distance-bottom:0;mso-position-horizontal:absolute;mso-position-horizontal-relative:text;mso-position-vertical:absolute;mso-position-vertical-relative:text;mso-width-percent:0;mso-height-percent:0;mso-width-relative:page;mso-height-relative:page" from="0,-10.2pt" to="0,796.35pt" o:gfxdata="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" strokeweight="1.5pt"/>
           </w:pict>
@@ -18464,7 +19730,7 @@
             </wp:anchor>
           </w:drawing>
         </mc:Choice>
-        <mc:Fallback xmlns:w16sdtfl="http://schemas.microsoft.com/office/word/2024/wordml/sdtformatlock" xmlns:w16du="http://schemas.microsoft.com/office/word/2023/wordml/word16du">
+        <mc:Fallback xmlns:w16du="http://schemas.microsoft.com/office/word/2023/wordml/word16du" xmlns:w16sdtfl="http://schemas.microsoft.com/office/word/2024/wordml/sdtformatlock">
           <w:pict>
             <v:line w14:anchorId="1C3369D8" id="Line 152" o:spid="_x0000_s1026" style="position:absolute;z-index:251665408;visibility:visible;mso-wrap-style:square;mso-width-percent:0;mso-height-percent:0;mso-wrap-distance-left:9pt;mso-wrap-distance-top:0;mso-wrap-distance-right:9pt;mso-wrap-distance-bottom:0;mso-position-horizontal:absolute;mso-position-horizontal-relative:text;mso-position-vertical:absolute;mso-position-vertical-relative:text;mso-width-percent:0;mso-height-percent:0;mso-width-relative:page;mso-height-relative:page" from="513pt,-10.2pt" to="513pt,796.35pt" o:gfxdata="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" strokeweight="1.5pt"/>
           </w:pict>
@@ -18539,7 +19805,7 @@
             </wp:anchor>
           </w:drawing>
         </mc:Choice>
-        <mc:Fallback xmlns:w16sdtfl="http://schemas.microsoft.com/office/word/2024/wordml/sdtformatlock" xmlns:w16du="http://schemas.microsoft.com/office/word/2023/wordml/word16du">
+        <mc:Fallback xmlns:w16du="http://schemas.microsoft.com/office/word/2023/wordml/word16du" xmlns:w16sdtfl="http://schemas.microsoft.com/office/word/2024/wordml/sdtformatlock">
           <w:pict>
             <v:line w14:anchorId="19637730" id="Line 151" o:spid="_x0000_s1026" style="position:absolute;z-index:251664384;visibility:visible;mso-wrap-style:square;mso-width-percent:0;mso-height-percent:0;mso-wrap-distance-left:9pt;mso-wrap-distance-top:0;mso-wrap-distance-right:9pt;mso-wrap-distance-bottom:0;mso-position-horizontal:absolute;mso-position-horizontal-relative:text;mso-position-vertical:absolute;mso-position-vertical-relative:text;mso-width-percent:0;mso-height-percent:0;mso-width-relative:page;mso-height-relative:page" from="0,-10.2pt" to="513pt,-10.2pt" o:gfxdata="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" strokeweight="1.5pt"/>
           </w:pict>
@@ -18555,7 +19821,7 @@
 </w:hdr>
 </file>
 
-<file path=word/header3.xml><?xml version="1.0" encoding="utf-8"?>
+<file path=word/header4.xml><?xml version="1.0" encoding="utf-8"?>
 <w:hdr xmlns:wpc="http://schemas.microsoft.com/office/word/2010/wordprocessingCanvas" xmlns:cx="http://schemas.microsoft.com/office/drawing/2014/chartex" xmlns:cx1="http://schemas.microsoft.com/office/drawing/2015/9/8/chartex" xmlns:cx2="http://schemas.microsoft.com/office/drawing/2015/10/21/chartex" xmlns:cx3="http://schemas.microsoft.com/office/drawing/2016/5/9/chartex" xmlns:cx4="http://schemas.microsoft.com/office/drawing/2016/5/10/chartex" xmlns:cx5="http://schemas.microsoft.com/office/drawing/2016/5/11/chartex" xmlns:cx6="http://schemas.microsoft.com/office/drawing/2016/5/12/chartex" xmlns:cx7="http://schemas.microsoft.com/office/drawing/2016/5/13/chartex" xmlns:cx8="http://schemas.microsoft.com/office/drawing/2016/5/14/chartex" xmlns:mc="http://schemas.openxmlformats.org/markup-compatibility/2006" xmlns:aink="http://schemas.microsoft.com/office/drawing/2016/ink" xmlns:am3d="http://schemas.microsoft.com/office/drawing/2017/model3d" xmlns:o="urn:schemas-microsoft-com:office:office" xmlns:oel="http://schemas.microsoft.com/office/2019/extlst" xmlns:r="http://schemas.openxmlformats.org/officeDocument/2006/relationships" xmlns:m="http://schemas.openxmlformats.org/officeDocument/2006/math" xmlns:v="urn:schemas-microsoft-com:vml" xmlns:wp14="http://schemas.microsoft.com/office/word/2010/wordprocessingDrawing" xmlns:wp="http://schemas.openxmlformats.org/drawingml/2006/wordprocessingDrawing" xmlns:w10="urn:schemas-microsoft-com:office:word" xmlns:w="http://schemas.openxmlformats.org/wordprocessingml/2006/main" xmlns:w14="http://schemas.microsoft.com/office/word/2010/wordml" xmlns:w15="http://schemas.microsoft.com/office/word/2012/wordml" xmlns:w16cex="http://schemas.microsoft.com/office/word/2018/wordml/cex" xmlns:w16cid="http://schemas.microsoft.com/office/word/2016/wordml/cid" xmlns:w16="http://schemas.microsoft.com/office/word/2018/wordml" xmlns:w16sdtdh="http://schemas.microsoft.com/office/word/2020/wordml/sdtdatahash" xmlns:w16se="http://schemas.microsoft.com/office/word/2015/wordml/symex" xmlns:wpg="http://schemas.microsoft.com/office/word/2010/wordprocessingGroup" xmlns:wpi="http://schemas.microsoft.com/office/word/2010/wordprocessingInk" xmlns:wne="http://schemas.microsoft.com/office/word/2006/wordml" xmlns:wps="http://schemas.microsoft.com/office/word/2010/wordprocessingShape" mc:Ignorable="w14 w15 w16se w16cid w16 w16cex w16sdtdh wp14">
   <w:p>
     <w:pPr>
@@ -18629,7 +19895,7 @@
             </wp:anchor>
           </w:drawing>
         </mc:Choice>
-        <mc:Fallback xmlns:w16sdtfl="http://schemas.microsoft.com/office/word/2024/wordml/sdtformatlock" xmlns:w16du="http://schemas.microsoft.com/office/word/2023/wordml/word16du">
+        <mc:Fallback xmlns:w16du="http://schemas.microsoft.com/office/word/2023/wordml/word16du" xmlns:w16sdtfl="http://schemas.microsoft.com/office/word/2024/wordml/sdtformatlock">
           <w:pict>
             <v:line w14:anchorId="7F676D1C" id="Line 4" o:spid="_x0000_s1026" style="position:absolute;flip:y;z-index:251612160;visibility:visible;mso-wrap-style:square;mso-width-percent:0;mso-height-percent:0;mso-wrap-distance-left:9pt;mso-wrap-distance-top:0;mso-wrap-distance-right:9pt;mso-wrap-distance-bottom:0;mso-position-horizontal:absolute;mso-position-horizontal-relative:text;mso-position-vertical:absolute;mso-position-vertical-relative:text;mso-width-percent:0;mso-height-percent:0;mso-width-relative:page;mso-height-relative:page" from="0,796.35pt" to="513pt,796.35pt" o:gfxdata="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" strokeweight="1.5pt"/>
           </w:pict>
@@ -18704,7 +19970,7 @@
             </wp:anchor>
           </w:drawing>
         </mc:Choice>
-        <mc:Fallback xmlns:w16sdtfl="http://schemas.microsoft.com/office/word/2024/wordml/sdtformatlock" xmlns:w16du="http://schemas.microsoft.com/office/word/2023/wordml/word16du">
+        <mc:Fallback xmlns:w16du="http://schemas.microsoft.com/office/word/2023/wordml/word16du" xmlns:w16sdtfl="http://schemas.microsoft.com/office/word/2024/wordml/sdtformatlock">
           <w:pict>
             <v:line w14:anchorId="4CC6D18B" id="Line 3" o:spid="_x0000_s1026" style="position:absolute;flip:x;z-index:251611136;visibility:visible;mso-wrap-style:square;mso-width-percent:0;mso-height-percent:0;mso-wrap-distance-left:9pt;mso-wrap-distance-top:0;mso-wrap-distance-right:9pt;mso-wrap-distance-bottom:0;mso-position-horizontal:absolute;mso-position-horizontal-relative:text;mso-position-vertical:absolute;mso-position-vertical-relative:text;mso-width-percent:0;mso-height-percent:0;mso-width-relative:page;mso-height-relative:page" from="0,-10.2pt" to="0,796.35pt" o:gfxdata="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" strokeweight="1.5pt"/>
           </w:pict>
@@ -18779,7 +20045,7 @@
             </wp:anchor>
           </w:drawing>
         </mc:Choice>
-        <mc:Fallback xmlns:w16sdtfl="http://schemas.microsoft.com/office/word/2024/wordml/sdtformatlock" xmlns:w16du="http://schemas.microsoft.com/office/word/2023/wordml/word16du">
+        <mc:Fallback xmlns:w16du="http://schemas.microsoft.com/office/word/2023/wordml/word16du" xmlns:w16sdtfl="http://schemas.microsoft.com/office/word/2024/wordml/sdtformatlock">
           <w:pict>
             <v:line w14:anchorId="06445B5F" id="Line 2" o:spid="_x0000_s1026" style="position:absolute;z-index:251610112;visibility:visible;mso-wrap-style:square;mso-width-percent:0;mso-height-percent:0;mso-wrap-distance-left:9pt;mso-wrap-distance-top:0;mso-wrap-distance-right:9pt;mso-wrap-distance-bottom:0;mso-position-horizontal:absolute;mso-position-horizontal-relative:text;mso-position-vertical:absolute;mso-position-vertical-relative:text;mso-width-percent:0;mso-height-percent:0;mso-width-relative:page;mso-height-relative:page" from="513pt,-10.2pt" to="513pt,796.35pt" o:gfxdata="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" strokeweight="1.5pt"/>
           </w:pict>
@@ -18854,7 +20120,7 @@
             </wp:anchor>
           </w:drawing>
         </mc:Choice>
-        <mc:Fallback xmlns:w16sdtfl="http://schemas.microsoft.com/office/word/2024/wordml/sdtformatlock" xmlns:w16du="http://schemas.microsoft.com/office/word/2023/wordml/word16du">
+        <mc:Fallback xmlns:w16du="http://schemas.microsoft.com/office/word/2023/wordml/word16du" xmlns:w16sdtfl="http://schemas.microsoft.com/office/word/2024/wordml/sdtformatlock">
           <w:pict>
             <v:line w14:anchorId="6B9552A8" id="Line 1" o:spid="_x0000_s1026" style="position:absolute;z-index:251609088;visibility:visible;mso-wrap-style:square;mso-width-percent:0;mso-height-percent:0;mso-wrap-distance-left:9pt;mso-wrap-distance-top:0;mso-wrap-distance-right:9pt;mso-wrap-distance-bottom:0;mso-position-horizontal:absolute;mso-position-horizontal-relative:text;mso-position-vertical:absolute;mso-position-vertical-relative:text;mso-width-percent:0;mso-height-percent:0;mso-width-relative:page;mso-height-relative:page" from="0,-10.2pt" to="513pt,-10.2pt" o:gfxdata="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" strokeweight="1.5pt"/>
           </w:pict>
@@ -18865,7 +20131,7 @@
 </w:hdr>
 </file>
 
-<file path=word/header4.xml><?xml version="1.0" encoding="utf-8"?>
+<file path=word/header5.xml><?xml version="1.0" encoding="utf-8"?>
 <w:hdr xmlns:wpc="http://schemas.microsoft.com/office/word/2010/wordprocessingCanvas" xmlns:cx="http://schemas.microsoft.com/office/drawing/2014/chartex" xmlns:cx1="http://schemas.microsoft.com/office/drawing/2015/9/8/chartex" xmlns:cx2="http://schemas.microsoft.com/office/drawing/2015/10/21/chartex" xmlns:cx3="http://schemas.microsoft.com/office/drawing/2016/5/9/chartex" xmlns:cx4="http://schemas.microsoft.com/office/drawing/2016/5/10/chartex" xmlns:cx5="http://schemas.microsoft.com/office/drawing/2016/5/11/chartex" xmlns:cx6="http://schemas.microsoft.com/office/drawing/2016/5/12/chartex" xmlns:cx7="http://schemas.microsoft.com/office/drawing/2016/5/13/chartex" xmlns:cx8="http://schemas.microsoft.com/office/drawing/2016/5/14/chartex" xmlns:mc="http://schemas.openxmlformats.org/markup-compatibility/2006" xmlns:aink="http://schemas.microsoft.com/office/drawing/2016/ink" xmlns:am3d="http://schemas.microsoft.com/office/drawing/2017/model3d" xmlns:o="urn:schemas-microsoft-com:office:office" xmlns:oel="http://schemas.microsoft.com/office/2019/extlst" xmlns:r="http://schemas.openxmlformats.org/officeDocument/2006/relationships" xmlns:m="http://schemas.openxmlformats.org/officeDocument/2006/math" xmlns:v="urn:schemas-microsoft-com:vml" xmlns:wp14="http://schemas.microsoft.com/office/word/2010/wordprocessingDrawing" xmlns:wp="http://schemas.openxmlformats.org/drawingml/2006/wordprocessingDrawing" xmlns:w10="urn:schemas-microsoft-com:office:word" xmlns:w="http://schemas.openxmlformats.org/wordprocessingml/2006/main" xmlns:w14="http://schemas.microsoft.com/office/word/2010/wordml" xmlns:w15="http://schemas.microsoft.com/office/word/2012/wordml" xmlns:w16cex="http://schemas.microsoft.com/office/word/2018/wordml/cex" xmlns:w16cid="http://schemas.microsoft.com/office/word/2016/wordml/cid" xmlns:w16="http://schemas.microsoft.com/office/word/2018/wordml" xmlns:w16sdtdh="http://schemas.microsoft.com/office/word/2020/wordml/sdtdatahash" xmlns:w16se="http://schemas.microsoft.com/office/word/2015/wordml/symex" xmlns:wpg="http://schemas.microsoft.com/office/word/2010/wordprocessingGroup" xmlns:wpi="http://schemas.microsoft.com/office/word/2010/wordprocessingInk" xmlns:wne="http://schemas.microsoft.com/office/word/2006/wordml" xmlns:wps="http://schemas.microsoft.com/office/word/2010/wordprocessingShape" mc:Ignorable="w14 w15 w16se w16cid w16 w16cex w16sdtdh wp14">
   <w:p>
     <w:pPr>
@@ -18939,7 +20205,7 @@
             </wp:anchor>
           </w:drawing>
         </mc:Choice>
-        <mc:Fallback xmlns:w16sdtfl="http://schemas.microsoft.com/office/word/2024/wordml/sdtformatlock" xmlns:w16du="http://schemas.microsoft.com/office/word/2023/wordml/word16du">
+        <mc:Fallback xmlns:w16du="http://schemas.microsoft.com/office/word/2023/wordml/word16du" xmlns:w16sdtfl="http://schemas.microsoft.com/office/word/2024/wordml/sdtformatlock">
           <w:pict>
             <v:line w14:anchorId="5F74409A" id="Line 103" o:spid="_x0000_s1026" style="position:absolute;flip:x;z-index:251615232;visibility:visible;mso-wrap-style:square;mso-width-percent:0;mso-height-percent:0;mso-wrap-distance-left:9pt;mso-wrap-distance-top:0;mso-wrap-distance-right:9pt;mso-wrap-distance-bottom:0;mso-position-horizontal:absolute;mso-position-horizontal-relative:text;mso-position-vertical:absolute;mso-position-vertical-relative:text;mso-width-percent:0;mso-height-percent:0;mso-width-relative:page;mso-height-relative:page" from="0,-10.2pt" to="0,796.35pt" o:gfxdata="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" strokeweight="1.5pt"/>
           </w:pict>
@@ -19014,7 +20280,7 @@
             </wp:anchor>
           </w:drawing>
         </mc:Choice>
-        <mc:Fallback xmlns:w16sdtfl="http://schemas.microsoft.com/office/word/2024/wordml/sdtformatlock" xmlns:w16du="http://schemas.microsoft.com/office/word/2023/wordml/word16du">
+        <mc:Fallback xmlns:w16du="http://schemas.microsoft.com/office/word/2023/wordml/word16du" xmlns:w16sdtfl="http://schemas.microsoft.com/office/word/2024/wordml/sdtformatlock">
           <w:pict>
             <v:line w14:anchorId="592A4B5C" id="Line 102" o:spid="_x0000_s1026" style="position:absolute;z-index:251614208;visibility:visible;mso-wrap-style:square;mso-width-percent:0;mso-height-percent:0;mso-wrap-distance-left:9pt;mso-wrap-distance-top:0;mso-wrap-distance-right:9pt;mso-wrap-distance-bottom:0;mso-position-horizontal:absolute;mso-position-horizontal-relative:text;mso-position-vertical:absolute;mso-position-vertical-relative:text;mso-width-percent:0;mso-height-percent:0;mso-width-relative:page;mso-height-relative:page" from="513pt,-10.2pt" to="513pt,796.35pt" o:gfxdata="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" strokeweight="1.5pt"/>
           </w:pict>
@@ -19089,7 +20355,7 @@
             </wp:anchor>
           </w:drawing>
         </mc:Choice>
-        <mc:Fallback xmlns:w16sdtfl="http://schemas.microsoft.com/office/word/2024/wordml/sdtformatlock" xmlns:w16du="http://schemas.microsoft.com/office/word/2023/wordml/word16du">
+        <mc:Fallback xmlns:w16du="http://schemas.microsoft.com/office/word/2023/wordml/word16du" xmlns:w16sdtfl="http://schemas.microsoft.com/office/word/2024/wordml/sdtformatlock">
           <w:pict>
             <v:line w14:anchorId="6AFF5267" id="Line 101" o:spid="_x0000_s1026" style="position:absolute;z-index:251613184;visibility:visible;mso-wrap-style:square;mso-width-percent:0;mso-height-percent:0;mso-wrap-distance-left:9pt;mso-wrap-distance-top:0;mso-wrap-distance-right:9pt;mso-wrap-distance-bottom:0;mso-position-horizontal:absolute;mso-position-horizontal-relative:text;mso-position-vertical:absolute;mso-position-vertical-relative:text;mso-width-percent:0;mso-height-percent:0;mso-width-relative:page;mso-height-relative:page" from="0,-10.2pt" to="513pt,-10.2pt" o:gfxdata="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" strokeweight="1.5pt"/>
           </w:pict>
@@ -23922,6 +25188,7 @@
   <w:style w:type="character" w:default="1" w:styleId="a0">
     <w:name w:val="Default Paragraph Font"/>
     <w:uiPriority w:val="1"/>
+    <w:semiHidden/>
     <w:unhideWhenUsed/>
   </w:style>
   <w:style w:type="table" w:default="1" w:styleId="a1">

--- a/Paperwork/ПРИ123-РПС-КП-ПЗ.docx
+++ b/Paperwork/ПРИ123-РПС-КП-ПЗ.docx
@@ -1,6 +1,6 @@
 
 <file path=word/document.xml><?xml version="1.0" encoding="utf-8"?>
-<w:document xmlns:wpc="http://schemas.microsoft.com/office/word/2010/wordprocessingCanvas" xmlns:cx="http://schemas.microsoft.com/office/drawing/2014/chartex" xmlns:cx1="http://schemas.microsoft.com/office/drawing/2015/9/8/chartex" xmlns:cx2="http://schemas.microsoft.com/office/drawing/2015/10/21/chartex" xmlns:cx3="http://schemas.microsoft.com/office/drawing/2016/5/9/chartex" xmlns:cx4="http://schemas.microsoft.com/office/drawing/2016/5/10/chartex" xmlns:cx5="http://schemas.microsoft.com/office/drawing/2016/5/11/chartex" xmlns:cx6="http://schemas.microsoft.com/office/drawing/2016/5/12/chartex" xmlns:cx7="http://schemas.microsoft.com/office/drawing/2016/5/13/chartex" xmlns:cx8="http://schemas.microsoft.com/office/drawing/2016/5/14/chartex" xmlns:mc="http://schemas.openxmlformats.org/markup-compatibility/2006" xmlns:aink="http://schemas.microsoft.com/office/drawing/2016/ink" xmlns:am3d="http://schemas.microsoft.com/office/drawing/2017/model3d" xmlns:o="urn:schemas-microsoft-com:office:office" xmlns:oel="http://schemas.microsoft.com/office/2019/extlst" xmlns:r="http://schemas.openxmlformats.org/officeDocument/2006/relationships" xmlns:m="http://schemas.openxmlformats.org/officeDocument/2006/math" xmlns:v="urn:schemas-microsoft-com:vml" xmlns:wp14="http://schemas.microsoft.com/office/word/2010/wordprocessingDrawing" xmlns:wp="http://schemas.openxmlformats.org/drawingml/2006/wordprocessingDrawing" xmlns:w10="urn:schemas-microsoft-com:office:word" xmlns:w="http://schemas.openxmlformats.org/wordprocessingml/2006/main" xmlns:w14="http://schemas.microsoft.com/office/word/2010/wordml" xmlns:w15="http://schemas.microsoft.com/office/word/2012/wordml" xmlns:w16cex="http://schemas.microsoft.com/office/word/2018/wordml/cex" xmlns:w16cid="http://schemas.microsoft.com/office/word/2016/wordml/cid" xmlns:w16="http://schemas.microsoft.com/office/word/2018/wordml" xmlns:w16sdtdh="http://schemas.microsoft.com/office/word/2020/wordml/sdtdatahash" xmlns:w16se="http://schemas.microsoft.com/office/word/2015/wordml/symex" xmlns:wpg="http://schemas.microsoft.com/office/word/2010/wordprocessingGroup" xmlns:wpi="http://schemas.microsoft.com/office/word/2010/wordprocessingInk" xmlns:wne="http://schemas.microsoft.com/office/word/2006/wordml" xmlns:wps="http://schemas.microsoft.com/office/word/2010/wordprocessingShape" mc:Ignorable="w14 w15 w16se w16cid w16 w16cex w16sdtdh wp14">
+<w:document xmlns:wpc="http://schemas.microsoft.com/office/word/2010/wordprocessingCanvas" xmlns:cx="http://schemas.microsoft.com/office/drawing/2014/chartex" xmlns:cx1="http://schemas.microsoft.com/office/drawing/2015/9/8/chartex" xmlns:cx2="http://schemas.microsoft.com/office/drawing/2015/10/21/chartex" xmlns:cx3="http://schemas.microsoft.com/office/drawing/2016/5/9/chartex" xmlns:cx4="http://schemas.microsoft.com/office/drawing/2016/5/10/chartex" xmlns:cx5="http://schemas.microsoft.com/office/drawing/2016/5/11/chartex" xmlns:cx6="http://schemas.microsoft.com/office/drawing/2016/5/12/chartex" xmlns:cx7="http://schemas.microsoft.com/office/drawing/2016/5/13/chartex" xmlns:cx8="http://schemas.microsoft.com/office/drawing/2016/5/14/chartex" xmlns:mc="http://schemas.openxmlformats.org/markup-compatibility/2006" xmlns:aink="http://schemas.microsoft.com/office/drawing/2016/ink" xmlns:am3d="http://schemas.microsoft.com/office/drawing/2017/model3d" xmlns:o="urn:schemas-microsoft-com:office:office" xmlns:oel="http://schemas.microsoft.com/office/2019/extlst" xmlns:r="http://schemas.openxmlformats.org/officeDocument/2006/relationships" xmlns:m="http://schemas.openxmlformats.org/officeDocument/2006/math" xmlns:v="urn:schemas-microsoft-com:vml" xmlns:wp14="http://schemas.microsoft.com/office/word/2010/wordprocessingDrawing" xmlns:wp="http://schemas.openxmlformats.org/drawingml/2006/wordprocessingDrawing" xmlns:w10="urn:schemas-microsoft-com:office:word" xmlns:w="http://schemas.openxmlformats.org/wordprocessingml/2006/main" xmlns:w14="http://schemas.microsoft.com/office/word/2010/wordml" xmlns:w15="http://schemas.microsoft.com/office/word/2012/wordml" xmlns:w16cex="http://schemas.microsoft.com/office/word/2018/wordml/cex" xmlns:w16cid="http://schemas.microsoft.com/office/word/2016/wordml/cid" xmlns:w16="http://schemas.microsoft.com/office/word/2018/wordml" xmlns:w16du="http://schemas.microsoft.com/office/word/2023/wordml/word16du" xmlns:w16sdtdh="http://schemas.microsoft.com/office/word/2020/wordml/sdtdatahash" xmlns:w16sdtfl="http://schemas.microsoft.com/office/word/2024/wordml/sdtformatlock" xmlns:w16se="http://schemas.microsoft.com/office/word/2015/wordml/symex" xmlns:wpg="http://schemas.microsoft.com/office/word/2010/wordprocessingGroup" xmlns:wpi="http://schemas.microsoft.com/office/word/2010/wordprocessingInk" xmlns:wne="http://schemas.microsoft.com/office/word/2006/wordml" xmlns:wps="http://schemas.microsoft.com/office/word/2010/wordprocessingShape" mc:Ignorable="w14 w15 w16se w16cid w16 w16cex w16sdtdh w16sdtfl w16du wp14">
   <w:body>
     <w:p>
       <w:pPr>
@@ -743,19 +743,7 @@
     </w:p>
     <w:p>
       <w:pPr>
-        <w:spacing w:line="360" w:lineRule="auto"/>
-        <w:ind w:left="284" w:right="407"/>
-        <w:rPr>
-          <w:iCs/>
-          <w:sz w:val="28"/>
-          <w:lang w:val="ru-RU"/>
-        </w:rPr>
-      </w:pPr>
-    </w:p>
-    <w:p>
-      <w:pPr>
-        <w:ind w:left="284" w:right="284"/>
-        <w:jc w:val="center"/>
+        <w:ind w:right="284"/>
         <w:rPr>
           <w:sz w:val="28"/>
           <w:lang w:val="ru-RU"/>
@@ -838,7 +826,6 @@
           <w:sz w:val="28"/>
           <w:lang w:val="ru-RU"/>
         </w:rPr>
-        <w:lastRenderedPageBreak/>
         <w:t>Владимир, 20</w:t>
       </w:r>
       <w:r>
@@ -962,12 +949,10 @@
           <w:shd w:val="clear" w:color="auto" w:fill="FFFFFF"/>
         </w:rPr>
         <w:sectPr>
-          <w:headerReference w:type="even" r:id="rId9"/>
-          <w:headerReference w:type="default" r:id="rId10"/>
-          <w:footerReference w:type="even" r:id="rId11"/>
-          <w:footerReference w:type="default" r:id="rId12"/>
-          <w:headerReference w:type="first" r:id="rId13"/>
-          <w:footerReference w:type="first" r:id="rId14"/>
+          <w:headerReference w:type="default" r:id="rId9"/>
+          <w:footerReference w:type="even" r:id="rId10"/>
+          <w:headerReference w:type="first" r:id="rId11"/>
+          <w:footerReference w:type="first" r:id="rId12"/>
           <w:pgSz w:w="11906" w:h="16838" w:code="9"/>
           <w:pgMar w:top="363" w:right="442" w:bottom="363" w:left="1134" w:header="567" w:footer="567" w:gutter="0"/>
           <w:cols w:space="708"/>
@@ -3055,8 +3040,8 @@
         <w:p>
           <w:pPr>
             <w:sectPr>
-              <w:headerReference w:type="default" r:id="rId15"/>
-              <w:footerReference w:type="even" r:id="rId16"/>
+              <w:headerReference w:type="default" r:id="rId13"/>
+              <w:footerReference w:type="even" r:id="rId14"/>
               <w:pgSz w:w="11906" w:h="16838" w:code="9"/>
               <w:pgMar w:top="0" w:right="442" w:bottom="363" w:left="1134" w:header="567" w:footer="567" w:gutter="0"/>
               <w:cols w:space="708"/>
@@ -5820,7 +5805,7 @@
                     <pic:cNvPicPr/>
                   </pic:nvPicPr>
                   <pic:blipFill>
-                    <a:blip r:embed="rId17"/>
+                    <a:blip r:embed="rId15"/>
                     <a:stretch>
                       <a:fillRect/>
                     </a:stretch>
@@ -5996,7 +5981,7 @@
         </w:rPr>
         <w:lastRenderedPageBreak/>
         <w:drawing>
-          <wp:inline distT="0" distB="0" distL="0" distR="0" wp14:anchorId="32978DFA" wp14:editId="24B19B36">
+          <wp:inline distT="0" distB="0" distL="0" distR="0" wp14:anchorId="32978DFA" wp14:editId="5AAA80E5">
             <wp:extent cx="5661483" cy="3238500"/>
             <wp:effectExtent l="0" t="0" r="0" b="0"/>
             <wp:docPr id="73" name="Рисунок 73"/>
@@ -6013,7 +5998,7 @@
                     </pic:cNvPicPr>
                   </pic:nvPicPr>
                   <pic:blipFill>
-                    <a:blip r:embed="rId18" cstate="print">
+                    <a:blip r:embed="rId16" cstate="print">
                       <a:extLst>
                         <a:ext uri="{28A0092B-C50C-407E-A947-70E740481C1C}">
                           <a14:useLocalDpi xmlns:a14="http://schemas.microsoft.com/office/drawing/2010/main" val="0"/>
@@ -6372,25 +6357,7 @@
           <w:szCs w:val="28"/>
           <w:lang w:val="ru-RU"/>
         </w:rPr>
-        <w:t xml:space="preserve">рофиль. Из любого места сайта доступен выход из системы. Публичная часть включает </w:t>
-      </w:r>
-      <w:proofErr w:type="spellStart"/>
-      <w:r>
-        <w:rPr>
-          <w:sz w:val="28"/>
-          <w:szCs w:val="28"/>
-          <w:lang w:val="ru-RU"/>
-        </w:rPr>
-        <w:t>Лендинг</w:t>
-      </w:r>
-      <w:proofErr w:type="spellEnd"/>
-      <w:r>
-        <w:rPr>
-          <w:sz w:val="28"/>
-          <w:szCs w:val="28"/>
-          <w:lang w:val="ru-RU"/>
-        </w:rPr>
-        <w:t xml:space="preserve"> и страницы авторизации.</w:t>
+        <w:t>рофиль. Из любого места сайта доступен выход из системы. Публичная часть включает Лендинг и страницы авторизации.</w:t>
       </w:r>
     </w:p>
     <w:p>
@@ -6426,7 +6393,7 @@
                     <pic:cNvPicPr/>
                   </pic:nvPicPr>
                   <pic:blipFill>
-                    <a:blip r:embed="rId19"/>
+                    <a:blip r:embed="rId17"/>
                     <a:stretch>
                       <a:fillRect/>
                     </a:stretch>
@@ -6814,7 +6781,7 @@
                     <pic:cNvPicPr/>
                   </pic:nvPicPr>
                   <pic:blipFill>
-                    <a:blip r:embed="rId20"/>
+                    <a:blip r:embed="rId18"/>
                     <a:stretch>
                       <a:fillRect/>
                     </a:stretch>
@@ -7545,22 +7512,82 @@
         <w:ind w:left="142" w:right="124" w:firstLine="567"/>
         <w:jc w:val="both"/>
         <w:rPr>
-          <w:b/>
-          <w:bCs/>
-          <w:sz w:val="28"/>
-          <w:szCs w:val="28"/>
-          <w:lang w:val="ru-RU"/>
-        </w:rPr>
-      </w:pPr>
-      <w:r>
-        <w:rPr>
-          <w:b/>
-          <w:bCs/>
+          <w:sz w:val="28"/>
+          <w:szCs w:val="28"/>
+          <w:lang w:val="ru-RU"/>
+        </w:rPr>
+      </w:pPr>
+      <w:r>
+        <w:rPr>
           <w:sz w:val="28"/>
           <w:szCs w:val="28"/>
           <w:lang w:val="ru-RU"/>
         </w:rPr>
         <w:t>Диаграмма компонентов отображает связь всех слоев серверной части на рисунке 5.</w:t>
+      </w:r>
+    </w:p>
+    <w:p>
+      <w:pPr>
+        <w:keepNext/>
+        <w:spacing w:line="360" w:lineRule="auto"/>
+        <w:ind w:left="142" w:right="124"/>
+        <w:jc w:val="center"/>
+        <w:rPr>
+          <w:lang w:val="ru-RU"/>
+        </w:rPr>
+      </w:pPr>
+      <w:r>
+        <w:rPr>
+          <w:lang w:val="ru-RU"/>
+        </w:rPr>
+        <w:drawing>
+          <wp:inline distT="0" distB="0" distL="0" distR="0" wp14:anchorId="64E01BBE" wp14:editId="341E7608">
+            <wp:extent cx="6298342" cy="1638300"/>
+            <wp:effectExtent l="0" t="0" r="7620" b="0"/>
+            <wp:docPr id="1439165645" name="Рисунок 81"/>
+            <wp:cNvGraphicFramePr>
+              <a:graphicFrameLocks xmlns:a="http://schemas.openxmlformats.org/drawingml/2006/main" noChangeAspect="1"/>
+            </wp:cNvGraphicFramePr>
+            <a:graphic xmlns:a="http://schemas.openxmlformats.org/drawingml/2006/main">
+              <a:graphicData uri="http://schemas.openxmlformats.org/drawingml/2006/picture">
+                <pic:pic xmlns:pic="http://schemas.openxmlformats.org/drawingml/2006/picture">
+                  <pic:nvPicPr>
+                    <pic:cNvPr id="0" name="Picture 6"/>
+                    <pic:cNvPicPr>
+                      <a:picLocks noChangeAspect="1" noChangeArrowheads="1"/>
+                    </pic:cNvPicPr>
+                  </pic:nvPicPr>
+                  <pic:blipFill>
+                    <a:blip r:embed="rId19" cstate="print">
+                      <a:extLst>
+                        <a:ext uri="{28A0092B-C50C-407E-A947-70E740481C1C}">
+                          <a14:useLocalDpi xmlns:a14="http://schemas.microsoft.com/office/drawing/2010/main" val="0"/>
+                        </a:ext>
+                      </a:extLst>
+                    </a:blip>
+                    <a:srcRect/>
+                    <a:stretch>
+                      <a:fillRect/>
+                    </a:stretch>
+                  </pic:blipFill>
+                  <pic:spPr bwMode="auto">
+                    <a:xfrm>
+                      <a:off x="0" y="0"/>
+                      <a:ext cx="6319308" cy="1643754"/>
+                    </a:xfrm>
+                    <a:prstGeom prst="rect">
+                      <a:avLst/>
+                    </a:prstGeom>
+                    <a:noFill/>
+                    <a:ln>
+                      <a:noFill/>
+                    </a:ln>
+                  </pic:spPr>
+                </pic:pic>
+              </a:graphicData>
+            </a:graphic>
+          </wp:inline>
+        </w:drawing>
       </w:r>
     </w:p>
     <w:p>
@@ -7775,7 +7802,16 @@
           <w:szCs w:val="28"/>
           <w:lang w:val="ru-RU"/>
         </w:rPr>
-        <w:t xml:space="preserve">). Компоненты сгруппированы по функциональному назначению (например, </w:t>
+        <w:t xml:space="preserve">). </w:t>
+      </w:r>
+      <w:r>
+        <w:rPr>
+          <w:sz w:val="28"/>
+          <w:szCs w:val="28"/>
+          <w:lang w:val="ru-RU"/>
+        </w:rPr>
+        <w:lastRenderedPageBreak/>
+        <w:t xml:space="preserve">Компоненты сгруппированы по функциональному назначению (например, </w:t>
       </w:r>
       <w:proofErr w:type="spellStart"/>
       <w:r>
@@ -7939,7 +7975,7 @@
           <w:szCs w:val="28"/>
           <w:lang w:val="ru-RU"/>
         </w:rPr>
-        <w:t xml:space="preserve">, содержащий методы для HTTP-запросов. Для вынесения бизнес-логики и работы с данными использовались </w:t>
+        <w:t xml:space="preserve">, содержащий методы для HTTP-запросов. Для вынесения бизнес-логики и работы с данными использовались кастомные </w:t>
       </w:r>
       <w:proofErr w:type="spellStart"/>
       <w:r>
@@ -7948,7 +7984,7 @@
           <w:szCs w:val="28"/>
           <w:lang w:val="ru-RU"/>
         </w:rPr>
-        <w:t>кастомные</w:t>
+        <w:t>React</w:t>
       </w:r>
       <w:proofErr w:type="spellEnd"/>
       <w:r>
@@ -7957,34 +7993,7 @@
           <w:szCs w:val="28"/>
           <w:lang w:val="ru-RU"/>
         </w:rPr>
-        <w:t xml:space="preserve"> </w:t>
-      </w:r>
-      <w:proofErr w:type="spellStart"/>
-      <w:r>
-        <w:rPr>
-          <w:sz w:val="28"/>
-          <w:szCs w:val="28"/>
-          <w:lang w:val="ru-RU"/>
-        </w:rPr>
-        <w:t>React</w:t>
-      </w:r>
-      <w:proofErr w:type="spellEnd"/>
-      <w:r>
-        <w:rPr>
-          <w:sz w:val="28"/>
-          <w:szCs w:val="28"/>
-          <w:lang w:val="ru-RU"/>
-        </w:rPr>
-        <w:t>-</w:t>
-      </w:r>
-      <w:r>
-        <w:rPr>
-          <w:sz w:val="28"/>
-          <w:szCs w:val="28"/>
-          <w:lang w:val="ru-RU"/>
-        </w:rPr>
-        <w:lastRenderedPageBreak/>
-        <w:t xml:space="preserve">хуки (папка </w:t>
+        <w:t xml:space="preserve">-хуки (папка </w:t>
       </w:r>
       <w:proofErr w:type="spellStart"/>
       <w:r>
@@ -8184,6 +8193,163 @@
             <wp:extent cx="5888251" cy="2924175"/>
             <wp:effectExtent l="0" t="0" r="0" b="0"/>
             <wp:docPr id="83" name="Рисунок 83"/>
+            <wp:cNvGraphicFramePr>
+              <a:graphicFrameLocks xmlns:a="http://schemas.openxmlformats.org/drawingml/2006/main" noChangeAspect="1"/>
+            </wp:cNvGraphicFramePr>
+            <a:graphic xmlns:a="http://schemas.openxmlformats.org/drawingml/2006/main">
+              <a:graphicData uri="http://schemas.openxmlformats.org/drawingml/2006/picture">
+                <pic:pic xmlns:pic="http://schemas.openxmlformats.org/drawingml/2006/picture">
+                  <pic:nvPicPr>
+                    <pic:cNvPr id="1" name=""/>
+                    <pic:cNvPicPr/>
+                  </pic:nvPicPr>
+                  <pic:blipFill>
+                    <a:blip r:embed="rId20"/>
+                    <a:stretch>
+                      <a:fillRect/>
+                    </a:stretch>
+                  </pic:blipFill>
+                  <pic:spPr>
+                    <a:xfrm>
+                      <a:off x="0" y="0"/>
+                      <a:ext cx="5894175" cy="2927117"/>
+                    </a:xfrm>
+                    <a:prstGeom prst="rect">
+                      <a:avLst/>
+                    </a:prstGeom>
+                  </pic:spPr>
+                </pic:pic>
+              </a:graphicData>
+            </a:graphic>
+          </wp:inline>
+        </w:drawing>
+      </w:r>
+    </w:p>
+    <w:p>
+      <w:pPr>
+        <w:pStyle w:val="af8"/>
+        <w:spacing w:line="360" w:lineRule="auto"/>
+        <w:jc w:val="center"/>
+        <w:rPr>
+          <w:i w:val="0"/>
+          <w:iCs w:val="0"/>
+          <w:color w:val="auto"/>
+          <w:sz w:val="28"/>
+          <w:szCs w:val="28"/>
+          <w:lang w:val="ru-RU"/>
+        </w:rPr>
+      </w:pPr>
+      <w:r>
+        <w:rPr>
+          <w:i w:val="0"/>
+          <w:iCs w:val="0"/>
+          <w:color w:val="auto"/>
+          <w:sz w:val="28"/>
+          <w:szCs w:val="28"/>
+          <w:lang w:val="ru-RU"/>
+        </w:rPr>
+        <w:t xml:space="preserve">Рисунок </w:t>
+      </w:r>
+      <w:r>
+        <w:rPr>
+          <w:i w:val="0"/>
+          <w:iCs w:val="0"/>
+          <w:color w:val="auto"/>
+          <w:sz w:val="28"/>
+          <w:szCs w:val="28"/>
+          <w:lang w:val="ru-RU"/>
+        </w:rPr>
+        <w:fldChar w:fldCharType="begin"/>
+      </w:r>
+      <w:r>
+        <w:rPr>
+          <w:i w:val="0"/>
+          <w:iCs w:val="0"/>
+          <w:color w:val="auto"/>
+          <w:sz w:val="28"/>
+          <w:szCs w:val="28"/>
+          <w:lang w:val="ru-RU"/>
+        </w:rPr>
+        <w:instrText xml:space="preserve"> SEQ Рисунок \* ARABIC </w:instrText>
+      </w:r>
+      <w:r>
+        <w:rPr>
+          <w:i w:val="0"/>
+          <w:iCs w:val="0"/>
+          <w:color w:val="auto"/>
+          <w:sz w:val="28"/>
+          <w:szCs w:val="28"/>
+          <w:lang w:val="ru-RU"/>
+        </w:rPr>
+        <w:fldChar w:fldCharType="separate"/>
+      </w:r>
+      <w:r>
+        <w:rPr>
+          <w:i w:val="0"/>
+          <w:iCs w:val="0"/>
+          <w:noProof/>
+          <w:color w:val="auto"/>
+          <w:sz w:val="28"/>
+          <w:szCs w:val="28"/>
+          <w:lang w:val="ru-RU"/>
+        </w:rPr>
+        <w:t>6</w:t>
+      </w:r>
+      <w:r>
+        <w:rPr>
+          <w:i w:val="0"/>
+          <w:iCs w:val="0"/>
+          <w:color w:val="auto"/>
+          <w:sz w:val="28"/>
+          <w:szCs w:val="28"/>
+          <w:lang w:val="ru-RU"/>
+        </w:rPr>
+        <w:fldChar w:fldCharType="end"/>
+      </w:r>
+      <w:r>
+        <w:rPr>
+          <w:i w:val="0"/>
+          <w:iCs w:val="0"/>
+          <w:color w:val="auto"/>
+          <w:sz w:val="28"/>
+          <w:szCs w:val="28"/>
+          <w:lang w:val="ru-RU"/>
+        </w:rPr>
+        <w:t xml:space="preserve">. </w:t>
+      </w:r>
+      <w:r>
+        <w:rPr>
+          <w:i w:val="0"/>
+          <w:iCs w:val="0"/>
+          <w:color w:val="auto"/>
+          <w:sz w:val="28"/>
+          <w:szCs w:val="28"/>
+          <w:lang w:val="ru-RU"/>
+        </w:rPr>
+        <w:t>Начальный лендинг.</w:t>
+      </w:r>
+    </w:p>
+    <w:p>
+      <w:pPr>
+        <w:keepNext/>
+        <w:spacing w:line="360" w:lineRule="auto"/>
+        <w:ind w:right="-18"/>
+        <w:jc w:val="center"/>
+        <w:rPr>
+          <w:lang w:val="ru-RU"/>
+        </w:rPr>
+      </w:pPr>
+      <w:r>
+        <w:rPr>
+          <w:noProof/>
+          <w:lang w:val="ru-RU"/>
+        </w:rPr>
+        <w:lastRenderedPageBreak/>
+        <w:drawing>
+          <wp:inline distT="0" distB="0" distL="0" distR="0" wp14:anchorId="757C2F9C" wp14:editId="32733C91">
+            <wp:extent cx="6007100" cy="2964007"/>
+            <wp:effectExtent l="0" t="0" r="0" b="8255"/>
+            <wp:docPr id="84" name="Рисунок 84"/>
             <wp:cNvGraphicFramePr>
               <a:graphicFrameLocks xmlns:a="http://schemas.openxmlformats.org/drawingml/2006/main" noChangeAspect="1"/>
             </wp:cNvGraphicFramePr>
@@ -8203,7 +8369,7 @@
                   <pic:spPr>
                     <a:xfrm>
                       <a:off x="0" y="0"/>
-                      <a:ext cx="5894175" cy="2927117"/>
+                      <a:ext cx="6027396" cy="2974022"/>
                     </a:xfrm>
                     <a:prstGeom prst="rect">
                       <a:avLst/>
@@ -8284,7 +8450,7 @@
           <w:szCs w:val="28"/>
           <w:lang w:val="ru-RU"/>
         </w:rPr>
-        <w:t>6</w:t>
+        <w:t>7</w:t>
       </w:r>
       <w:r>
         <w:rPr>
@@ -8317,31 +8483,7 @@
           <w:szCs w:val="28"/>
           <w:lang w:val="ru-RU"/>
         </w:rPr>
-        <w:t xml:space="preserve">Начальный </w:t>
-      </w:r>
-      <w:proofErr w:type="spellStart"/>
-      <w:r>
-        <w:rPr>
-          <w:i w:val="0"/>
-          <w:iCs w:val="0"/>
-          <w:color w:val="auto"/>
-          <w:sz w:val="28"/>
-          <w:szCs w:val="28"/>
-          <w:lang w:val="ru-RU"/>
-        </w:rPr>
-        <w:t>лендинг</w:t>
-      </w:r>
-      <w:proofErr w:type="spellEnd"/>
-      <w:r>
-        <w:rPr>
-          <w:i w:val="0"/>
-          <w:iCs w:val="0"/>
-          <w:color w:val="auto"/>
-          <w:sz w:val="28"/>
-          <w:szCs w:val="28"/>
-          <w:lang w:val="ru-RU"/>
-        </w:rPr>
-        <w:t>.</w:t>
+        <w:t>Вход в систему.</w:t>
       </w:r>
     </w:p>
     <w:p>
@@ -8360,10 +8502,10 @@
           <w:lang w:val="ru-RU"/>
         </w:rPr>
         <w:drawing>
-          <wp:inline distT="0" distB="0" distL="0" distR="0" wp14:anchorId="757C2F9C" wp14:editId="32733C91">
-            <wp:extent cx="6007100" cy="2964007"/>
-            <wp:effectExtent l="0" t="0" r="0" b="8255"/>
-            <wp:docPr id="84" name="Рисунок 84"/>
+          <wp:inline distT="0" distB="0" distL="0" distR="0" wp14:anchorId="0EFD0324" wp14:editId="369B553F">
+            <wp:extent cx="5945036" cy="2924175"/>
+            <wp:effectExtent l="0" t="0" r="0" b="0"/>
+            <wp:docPr id="85" name="Рисунок 85"/>
             <wp:cNvGraphicFramePr>
               <a:graphicFrameLocks xmlns:a="http://schemas.openxmlformats.org/drawingml/2006/main" noChangeAspect="1"/>
             </wp:cNvGraphicFramePr>
@@ -8383,7 +8525,7 @@
                   <pic:spPr>
                     <a:xfrm>
                       <a:off x="0" y="0"/>
-                      <a:ext cx="6027396" cy="2974022"/>
+                      <a:ext cx="5947430" cy="2925353"/>
                     </a:xfrm>
                     <a:prstGeom prst="rect">
                       <a:avLst/>
@@ -8464,7 +8606,7 @@
           <w:szCs w:val="28"/>
           <w:lang w:val="ru-RU"/>
         </w:rPr>
-        <w:t>7</w:t>
+        <w:t>8</w:t>
       </w:r>
       <w:r>
         <w:rPr>
@@ -8497,7 +8639,7 @@
           <w:szCs w:val="28"/>
           <w:lang w:val="ru-RU"/>
         </w:rPr>
-        <w:t>Вход в систему.</w:t>
+        <w:t>Начальная страница с группами.</w:t>
       </w:r>
     </w:p>
     <w:p>
@@ -8517,10 +8659,10 @@
         </w:rPr>
         <w:lastRenderedPageBreak/>
         <w:drawing>
-          <wp:inline distT="0" distB="0" distL="0" distR="0" wp14:anchorId="0EFD0324" wp14:editId="369B553F">
-            <wp:extent cx="5945036" cy="2924175"/>
-            <wp:effectExtent l="0" t="0" r="0" b="0"/>
-            <wp:docPr id="85" name="Рисунок 85"/>
+          <wp:inline distT="0" distB="0" distL="0" distR="0" wp14:anchorId="5EDC08DE" wp14:editId="5B311285">
+            <wp:extent cx="5948045" cy="2925655"/>
+            <wp:effectExtent l="0" t="0" r="0" b="8255"/>
+            <wp:docPr id="86" name="Рисунок 86"/>
             <wp:cNvGraphicFramePr>
               <a:graphicFrameLocks xmlns:a="http://schemas.openxmlformats.org/drawingml/2006/main" noChangeAspect="1"/>
             </wp:cNvGraphicFramePr>
@@ -8540,7 +8682,7 @@
                   <pic:spPr>
                     <a:xfrm>
                       <a:off x="0" y="0"/>
-                      <a:ext cx="5947430" cy="2925353"/>
+                      <a:ext cx="5960441" cy="2931752"/>
                     </a:xfrm>
                     <a:prstGeom prst="rect">
                       <a:avLst/>
@@ -8621,7 +8763,7 @@
           <w:szCs w:val="28"/>
           <w:lang w:val="ru-RU"/>
         </w:rPr>
-        <w:t>8</w:t>
+        <w:t>9</w:t>
       </w:r>
       <w:r>
         <w:rPr>
@@ -8654,13 +8796,13 @@
           <w:szCs w:val="28"/>
           <w:lang w:val="ru-RU"/>
         </w:rPr>
-        <w:t>Начальная страница с группами.</w:t>
+        <w:t>Группа с досками.</w:t>
       </w:r>
     </w:p>
     <w:p>
       <w:pPr>
         <w:keepNext/>
-        <w:spacing w:line="360" w:lineRule="auto"/>
+        <w:spacing w:after="240" w:line="360" w:lineRule="auto"/>
         <w:ind w:right="-18"/>
         <w:jc w:val="center"/>
         <w:rPr>
@@ -8673,10 +8815,10 @@
           <w:lang w:val="ru-RU"/>
         </w:rPr>
         <w:drawing>
-          <wp:inline distT="0" distB="0" distL="0" distR="0" wp14:anchorId="5EDC08DE" wp14:editId="5B311285">
-            <wp:extent cx="5948045" cy="2925655"/>
-            <wp:effectExtent l="0" t="0" r="0" b="8255"/>
-            <wp:docPr id="86" name="Рисунок 86"/>
+          <wp:inline distT="0" distB="0" distL="0" distR="0" wp14:anchorId="05BEED3C" wp14:editId="1508F794">
+            <wp:extent cx="5964401" cy="2933700"/>
+            <wp:effectExtent l="0" t="0" r="0" b="0"/>
+            <wp:docPr id="87" name="Рисунок 87"/>
             <wp:cNvGraphicFramePr>
               <a:graphicFrameLocks xmlns:a="http://schemas.openxmlformats.org/drawingml/2006/main" noChangeAspect="1"/>
             </wp:cNvGraphicFramePr>
@@ -8696,7 +8838,7 @@
                   <pic:spPr>
                     <a:xfrm>
                       <a:off x="0" y="0"/>
-                      <a:ext cx="5960441" cy="2931752"/>
+                      <a:ext cx="5969703" cy="2936308"/>
                     </a:xfrm>
                     <a:prstGeom prst="rect">
                       <a:avLst/>
@@ -8777,7 +8919,7 @@
           <w:szCs w:val="28"/>
           <w:lang w:val="ru-RU"/>
         </w:rPr>
-        <w:t>9</w:t>
+        <w:t>10</w:t>
       </w:r>
       <w:r>
         <w:rPr>
@@ -8810,7 +8952,7 @@
           <w:szCs w:val="28"/>
           <w:lang w:val="ru-RU"/>
         </w:rPr>
-        <w:t>Группа с досками.</w:t>
+        <w:t>Доска с задачами.</w:t>
       </w:r>
     </w:p>
     <w:p>
@@ -8830,10 +8972,10 @@
         </w:rPr>
         <w:lastRenderedPageBreak/>
         <w:drawing>
-          <wp:inline distT="0" distB="0" distL="0" distR="0" wp14:anchorId="05BEED3C" wp14:editId="1508F794">
-            <wp:extent cx="5964401" cy="2933700"/>
-            <wp:effectExtent l="0" t="0" r="0" b="0"/>
-            <wp:docPr id="87" name="Рисунок 87"/>
+          <wp:inline distT="0" distB="0" distL="0" distR="0" wp14:anchorId="1A1033E4" wp14:editId="1A2840FB">
+            <wp:extent cx="5803717" cy="2867025"/>
+            <wp:effectExtent l="0" t="0" r="6985" b="0"/>
+            <wp:docPr id="88" name="Рисунок 88"/>
             <wp:cNvGraphicFramePr>
               <a:graphicFrameLocks xmlns:a="http://schemas.openxmlformats.org/drawingml/2006/main" noChangeAspect="1"/>
             </wp:cNvGraphicFramePr>
@@ -8853,7 +8995,7 @@
                   <pic:spPr>
                     <a:xfrm>
                       <a:off x="0" y="0"/>
-                      <a:ext cx="5969703" cy="2936308"/>
+                      <a:ext cx="5807161" cy="2868726"/>
                     </a:xfrm>
                     <a:prstGeom prst="rect">
                       <a:avLst/>
@@ -8934,7 +9076,7 @@
           <w:szCs w:val="28"/>
           <w:lang w:val="ru-RU"/>
         </w:rPr>
-        <w:t>10</w:t>
+        <w:t>11</w:t>
       </w:r>
       <w:r>
         <w:rPr>
@@ -8967,14 +9109,22 @@
           <w:szCs w:val="28"/>
           <w:lang w:val="ru-RU"/>
         </w:rPr>
-        <w:t>Доска с задачами.</w:t>
+        <w:t>Открытая задача</w:t>
+      </w:r>
+      <w:r>
+        <w:rPr>
+          <w:i w:val="0"/>
+          <w:iCs w:val="0"/>
+          <w:color w:val="auto"/>
+          <w:sz w:val="28"/>
+          <w:szCs w:val="28"/>
+          <w:lang w:val="ru-RU"/>
+        </w:rPr>
+        <w:t>.</w:t>
       </w:r>
     </w:p>
     <w:p>
       <w:pPr>
-        <w:keepNext/>
-        <w:spacing w:after="240" w:line="360" w:lineRule="auto"/>
-        <w:ind w:right="-18"/>
         <w:jc w:val="center"/>
         <w:rPr>
           <w:lang w:val="ru-RU"/>
@@ -8986,10 +9136,10 @@
           <w:lang w:val="ru-RU"/>
         </w:rPr>
         <w:drawing>
-          <wp:inline distT="0" distB="0" distL="0" distR="0" wp14:anchorId="1A1033E4" wp14:editId="1A2840FB">
-            <wp:extent cx="5803717" cy="2867025"/>
-            <wp:effectExtent l="0" t="0" r="6985" b="0"/>
-            <wp:docPr id="88" name="Рисунок 88"/>
+          <wp:inline distT="0" distB="0" distL="0" distR="0" wp14:anchorId="376B2FA9" wp14:editId="51856AAE">
+            <wp:extent cx="5948045" cy="2934868"/>
+            <wp:effectExtent l="0" t="0" r="0" b="0"/>
+            <wp:docPr id="89" name="Рисунок 89"/>
             <wp:cNvGraphicFramePr>
               <a:graphicFrameLocks xmlns:a="http://schemas.openxmlformats.org/drawingml/2006/main" noChangeAspect="1"/>
             </wp:cNvGraphicFramePr>
@@ -9009,171 +9159,6 @@
                   <pic:spPr>
                     <a:xfrm>
                       <a:off x="0" y="0"/>
-                      <a:ext cx="5807161" cy="2868726"/>
-                    </a:xfrm>
-                    <a:prstGeom prst="rect">
-                      <a:avLst/>
-                    </a:prstGeom>
-                  </pic:spPr>
-                </pic:pic>
-              </a:graphicData>
-            </a:graphic>
-          </wp:inline>
-        </w:drawing>
-      </w:r>
-    </w:p>
-    <w:p>
-      <w:pPr>
-        <w:pStyle w:val="af8"/>
-        <w:spacing w:line="360" w:lineRule="auto"/>
-        <w:jc w:val="center"/>
-        <w:rPr>
-          <w:i w:val="0"/>
-          <w:iCs w:val="0"/>
-          <w:color w:val="auto"/>
-          <w:sz w:val="28"/>
-          <w:szCs w:val="28"/>
-          <w:lang w:val="ru-RU"/>
-        </w:rPr>
-      </w:pPr>
-      <w:r>
-        <w:rPr>
-          <w:i w:val="0"/>
-          <w:iCs w:val="0"/>
-          <w:color w:val="auto"/>
-          <w:sz w:val="28"/>
-          <w:szCs w:val="28"/>
-          <w:lang w:val="ru-RU"/>
-        </w:rPr>
-        <w:t xml:space="preserve">Рисунок </w:t>
-      </w:r>
-      <w:r>
-        <w:rPr>
-          <w:i w:val="0"/>
-          <w:iCs w:val="0"/>
-          <w:color w:val="auto"/>
-          <w:sz w:val="28"/>
-          <w:szCs w:val="28"/>
-          <w:lang w:val="ru-RU"/>
-        </w:rPr>
-        <w:fldChar w:fldCharType="begin"/>
-      </w:r>
-      <w:r>
-        <w:rPr>
-          <w:i w:val="0"/>
-          <w:iCs w:val="0"/>
-          <w:color w:val="auto"/>
-          <w:sz w:val="28"/>
-          <w:szCs w:val="28"/>
-          <w:lang w:val="ru-RU"/>
-        </w:rPr>
-        <w:instrText xml:space="preserve"> SEQ Рисунок \* ARABIC </w:instrText>
-      </w:r>
-      <w:r>
-        <w:rPr>
-          <w:i w:val="0"/>
-          <w:iCs w:val="0"/>
-          <w:color w:val="auto"/>
-          <w:sz w:val="28"/>
-          <w:szCs w:val="28"/>
-          <w:lang w:val="ru-RU"/>
-        </w:rPr>
-        <w:fldChar w:fldCharType="separate"/>
-      </w:r>
-      <w:r>
-        <w:rPr>
-          <w:i w:val="0"/>
-          <w:iCs w:val="0"/>
-          <w:noProof/>
-          <w:color w:val="auto"/>
-          <w:sz w:val="28"/>
-          <w:szCs w:val="28"/>
-          <w:lang w:val="ru-RU"/>
-        </w:rPr>
-        <w:t>11</w:t>
-      </w:r>
-      <w:r>
-        <w:rPr>
-          <w:i w:val="0"/>
-          <w:iCs w:val="0"/>
-          <w:color w:val="auto"/>
-          <w:sz w:val="28"/>
-          <w:szCs w:val="28"/>
-          <w:lang w:val="ru-RU"/>
-        </w:rPr>
-        <w:fldChar w:fldCharType="end"/>
-      </w:r>
-      <w:r>
-        <w:rPr>
-          <w:i w:val="0"/>
-          <w:iCs w:val="0"/>
-          <w:color w:val="auto"/>
-          <w:sz w:val="28"/>
-          <w:szCs w:val="28"/>
-          <w:lang w:val="ru-RU"/>
-        </w:rPr>
-        <w:t xml:space="preserve">. </w:t>
-      </w:r>
-      <w:r>
-        <w:rPr>
-          <w:i w:val="0"/>
-          <w:iCs w:val="0"/>
-          <w:color w:val="auto"/>
-          <w:sz w:val="28"/>
-          <w:szCs w:val="28"/>
-          <w:lang w:val="ru-RU"/>
-        </w:rPr>
-        <w:t>Открытая задача</w:t>
-      </w:r>
-      <w:r>
-        <w:rPr>
-          <w:i w:val="0"/>
-          <w:iCs w:val="0"/>
-          <w:color w:val="auto"/>
-          <w:sz w:val="28"/>
-          <w:szCs w:val="28"/>
-          <w:lang w:val="ru-RU"/>
-        </w:rPr>
-        <w:t>.</w:t>
-      </w:r>
-    </w:p>
-    <w:p>
-      <w:pPr>
-        <w:jc w:val="center"/>
-        <w:rPr>
-          <w:lang w:val="ru-RU"/>
-        </w:rPr>
-      </w:pPr>
-      <w:r>
-        <w:rPr>
-          <w:noProof/>
-          <w:lang w:val="ru-RU"/>
-        </w:rPr>
-        <w:lastRenderedPageBreak/>
-        <w:drawing>
-          <wp:inline distT="0" distB="0" distL="0" distR="0" wp14:anchorId="376B2FA9" wp14:editId="51856AAE">
-            <wp:extent cx="5948045" cy="2934868"/>
-            <wp:effectExtent l="0" t="0" r="0" b="0"/>
-            <wp:docPr id="89" name="Рисунок 89"/>
-            <wp:cNvGraphicFramePr>
-              <a:graphicFrameLocks xmlns:a="http://schemas.openxmlformats.org/drawingml/2006/main" noChangeAspect="1"/>
-            </wp:cNvGraphicFramePr>
-            <a:graphic xmlns:a="http://schemas.openxmlformats.org/drawingml/2006/main">
-              <a:graphicData uri="http://schemas.openxmlformats.org/drawingml/2006/picture">
-                <pic:pic xmlns:pic="http://schemas.openxmlformats.org/drawingml/2006/picture">
-                  <pic:nvPicPr>
-                    <pic:cNvPr id="1" name=""/>
-                    <pic:cNvPicPr/>
-                  </pic:nvPicPr>
-                  <pic:blipFill>
-                    <a:blip r:embed="rId27"/>
-                    <a:stretch>
-                      <a:fillRect/>
-                    </a:stretch>
-                  </pic:blipFill>
-                  <pic:spPr>
-                    <a:xfrm>
-                      <a:off x="0" y="0"/>
                       <a:ext cx="5955249" cy="2938423"/>
                     </a:xfrm>
                     <a:prstGeom prst="rect">
@@ -9640,7 +9625,7 @@
                     </pic:cNvPicPr>
                   </pic:nvPicPr>
                   <pic:blipFill>
-                    <a:blip r:embed="rId28">
+                    <a:blip r:embed="rId27">
                       <a:extLst>
                         <a:ext uri="{28A0092B-C50C-407E-A947-70E740481C1C}">
                           <a14:useLocalDpi xmlns:a14="http://schemas.microsoft.com/office/drawing/2010/main" val="0"/>
@@ -9821,7 +9806,7 @@
                     </pic:cNvPicPr>
                   </pic:nvPicPr>
                   <pic:blipFill>
-                    <a:blip r:embed="rId29">
+                    <a:blip r:embed="rId28">
                       <a:extLst>
                         <a:ext uri="{28A0092B-C50C-407E-A947-70E740481C1C}">
                           <a14:useLocalDpi xmlns:a14="http://schemas.microsoft.com/office/drawing/2010/main" val="0"/>
@@ -9991,7 +9976,7 @@
                     </pic:cNvPicPr>
                   </pic:nvPicPr>
                   <pic:blipFill>
-                    <a:blip r:embed="rId30">
+                    <a:blip r:embed="rId29">
                       <a:extLst>
                         <a:ext uri="{28A0092B-C50C-407E-A947-70E740481C1C}">
                           <a14:useLocalDpi xmlns:a14="http://schemas.microsoft.com/office/drawing/2010/main" val="0"/>
@@ -10182,7 +10167,7 @@
                     </pic:cNvPicPr>
                   </pic:nvPicPr>
                   <pic:blipFill>
-                    <a:blip r:embed="rId31">
+                    <a:blip r:embed="rId30">
                       <a:extLst>
                         <a:ext uri="{28A0092B-C50C-407E-A947-70E740481C1C}">
                           <a14:useLocalDpi xmlns:a14="http://schemas.microsoft.com/office/drawing/2010/main" val="0"/>
@@ -11412,7 +11397,7 @@
                     </pic:cNvPicPr>
                   </pic:nvPicPr>
                   <pic:blipFill>
-                    <a:blip r:embed="rId32"/>
+                    <a:blip r:embed="rId31"/>
                     <a:stretch>
                       <a:fillRect/>
                     </a:stretch>
@@ -11715,8 +11700,8 @@
       </w:pPr>
     </w:p>
     <w:sectPr>
-      <w:headerReference w:type="default" r:id="rId33"/>
-      <w:footerReference w:type="default" r:id="rId34"/>
+      <w:headerReference w:type="default" r:id="rId32"/>
+      <w:footerReference w:type="default" r:id="rId33"/>
       <w:pgSz w:w="11906" w:h="16838"/>
       <w:pgMar w:top="0" w:right="442" w:bottom="363" w:left="1134" w:header="567" w:footer="1134" w:gutter="0"/>
       <w:cols w:space="708"/>
@@ -11745,7 +11730,7 @@
 </file>
 
 <file path=word/endnotes.xml><?xml version="1.0" encoding="utf-8"?>
-<w:endnotes xmlns:wpc="http://schemas.microsoft.com/office/word/2010/wordprocessingCanvas" xmlns:cx="http://schemas.microsoft.com/office/drawing/2014/chartex" xmlns:cx1="http://schemas.microsoft.com/office/drawing/2015/9/8/chartex" xmlns:cx2="http://schemas.microsoft.com/office/drawing/2015/10/21/chartex" xmlns:cx3="http://schemas.microsoft.com/office/drawing/2016/5/9/chartex" xmlns:cx4="http://schemas.microsoft.com/office/drawing/2016/5/10/chartex" xmlns:cx5="http://schemas.microsoft.com/office/drawing/2016/5/11/chartex" xmlns:cx6="http://schemas.microsoft.com/office/drawing/2016/5/12/chartex" xmlns:cx7="http://schemas.microsoft.com/office/drawing/2016/5/13/chartex" xmlns:cx8="http://schemas.microsoft.com/office/drawing/2016/5/14/chartex" xmlns:mc="http://schemas.openxmlformats.org/markup-compatibility/2006" xmlns:aink="http://schemas.microsoft.com/office/drawing/2016/ink" xmlns:am3d="http://schemas.microsoft.com/office/drawing/2017/model3d" xmlns:o="urn:schemas-microsoft-com:office:office" xmlns:oel="http://schemas.microsoft.com/office/2019/extlst" xmlns:r="http://schemas.openxmlformats.org/officeDocument/2006/relationships" xmlns:m="http://schemas.openxmlformats.org/officeDocument/2006/math" xmlns:v="urn:schemas-microsoft-com:vml" xmlns:wp14="http://schemas.microsoft.com/office/word/2010/wordprocessingDrawing" xmlns:wp="http://schemas.openxmlformats.org/drawingml/2006/wordprocessingDrawing" xmlns:w10="urn:schemas-microsoft-com:office:word" xmlns:w="http://schemas.openxmlformats.org/wordprocessingml/2006/main" xmlns:w14="http://schemas.microsoft.com/office/word/2010/wordml" xmlns:w15="http://schemas.microsoft.com/office/word/2012/wordml" xmlns:w16cex="http://schemas.microsoft.com/office/word/2018/wordml/cex" xmlns:w16cid="http://schemas.microsoft.com/office/word/2016/wordml/cid" xmlns:w16="http://schemas.microsoft.com/office/word/2018/wordml" xmlns:w16sdtdh="http://schemas.microsoft.com/office/word/2020/wordml/sdtdatahash" xmlns:w16se="http://schemas.microsoft.com/office/word/2015/wordml/symex" xmlns:wpg="http://schemas.microsoft.com/office/word/2010/wordprocessingGroup" xmlns:wpi="http://schemas.microsoft.com/office/word/2010/wordprocessingInk" xmlns:wne="http://schemas.microsoft.com/office/word/2006/wordml" xmlns:wps="http://schemas.microsoft.com/office/word/2010/wordprocessingShape" mc:Ignorable="w14 w15 w16se w16cid w16 w16cex w16sdtdh wp14">
+<w:endnotes xmlns:wpc="http://schemas.microsoft.com/office/word/2010/wordprocessingCanvas" xmlns:cx="http://schemas.microsoft.com/office/drawing/2014/chartex" xmlns:cx1="http://schemas.microsoft.com/office/drawing/2015/9/8/chartex" xmlns:cx2="http://schemas.microsoft.com/office/drawing/2015/10/21/chartex" xmlns:cx3="http://schemas.microsoft.com/office/drawing/2016/5/9/chartex" xmlns:cx4="http://schemas.microsoft.com/office/drawing/2016/5/10/chartex" xmlns:cx5="http://schemas.microsoft.com/office/drawing/2016/5/11/chartex" xmlns:cx6="http://schemas.microsoft.com/office/drawing/2016/5/12/chartex" xmlns:cx7="http://schemas.microsoft.com/office/drawing/2016/5/13/chartex" xmlns:cx8="http://schemas.microsoft.com/office/drawing/2016/5/14/chartex" xmlns:mc="http://schemas.openxmlformats.org/markup-compatibility/2006" xmlns:aink="http://schemas.microsoft.com/office/drawing/2016/ink" xmlns:am3d="http://schemas.microsoft.com/office/drawing/2017/model3d" xmlns:o="urn:schemas-microsoft-com:office:office" xmlns:oel="http://schemas.microsoft.com/office/2019/extlst" xmlns:r="http://schemas.openxmlformats.org/officeDocument/2006/relationships" xmlns:m="http://schemas.openxmlformats.org/officeDocument/2006/math" xmlns:v="urn:schemas-microsoft-com:vml" xmlns:wp14="http://schemas.microsoft.com/office/word/2010/wordprocessingDrawing" xmlns:wp="http://schemas.openxmlformats.org/drawingml/2006/wordprocessingDrawing" xmlns:w10="urn:schemas-microsoft-com:office:word" xmlns:w="http://schemas.openxmlformats.org/wordprocessingml/2006/main" xmlns:w14="http://schemas.microsoft.com/office/word/2010/wordml" xmlns:w15="http://schemas.microsoft.com/office/word/2012/wordml" xmlns:w16cex="http://schemas.microsoft.com/office/word/2018/wordml/cex" xmlns:w16cid="http://schemas.microsoft.com/office/word/2016/wordml/cid" xmlns:w16="http://schemas.microsoft.com/office/word/2018/wordml" xmlns:w16du="http://schemas.microsoft.com/office/word/2023/wordml/word16du" xmlns:w16sdtdh="http://schemas.microsoft.com/office/word/2020/wordml/sdtdatahash" xmlns:w16sdtfl="http://schemas.microsoft.com/office/word/2024/wordml/sdtformatlock" xmlns:w16se="http://schemas.microsoft.com/office/word/2015/wordml/symex" xmlns:wpg="http://schemas.microsoft.com/office/word/2010/wordprocessingGroup" xmlns:wpi="http://schemas.microsoft.com/office/word/2010/wordprocessingInk" xmlns:wne="http://schemas.microsoft.com/office/word/2006/wordml" xmlns:wps="http://schemas.microsoft.com/office/word/2010/wordprocessingShape" mc:Ignorable="w14 w15 w16se w16cid w16 w16cex w16sdtdh w16sdtfl w16du wp14">
   <w:endnote w:type="separator" w:id="-1">
     <w:p>
       <w:r>
@@ -11764,7 +11749,7 @@
 </file>
 
 <file path=word/footer1.xml><?xml version="1.0" encoding="utf-8"?>
-<w:ftr xmlns:wpc="http://schemas.microsoft.com/office/word/2010/wordprocessingCanvas" xmlns:cx="http://schemas.microsoft.com/office/drawing/2014/chartex" xmlns:cx1="http://schemas.microsoft.com/office/drawing/2015/9/8/chartex" xmlns:cx2="http://schemas.microsoft.com/office/drawing/2015/10/21/chartex" xmlns:cx3="http://schemas.microsoft.com/office/drawing/2016/5/9/chartex" xmlns:cx4="http://schemas.microsoft.com/office/drawing/2016/5/10/chartex" xmlns:cx5="http://schemas.microsoft.com/office/drawing/2016/5/11/chartex" xmlns:cx6="http://schemas.microsoft.com/office/drawing/2016/5/12/chartex" xmlns:cx7="http://schemas.microsoft.com/office/drawing/2016/5/13/chartex" xmlns:cx8="http://schemas.microsoft.com/office/drawing/2016/5/14/chartex" xmlns:mc="http://schemas.openxmlformats.org/markup-compatibility/2006" xmlns:aink="http://schemas.microsoft.com/office/drawing/2016/ink" xmlns:am3d="http://schemas.microsoft.com/office/drawing/2017/model3d" xmlns:o="urn:schemas-microsoft-com:office:office" xmlns:oel="http://schemas.microsoft.com/office/2019/extlst" xmlns:r="http://schemas.openxmlformats.org/officeDocument/2006/relationships" xmlns:m="http://schemas.openxmlformats.org/officeDocument/2006/math" xmlns:v="urn:schemas-microsoft-com:vml" xmlns:wp14="http://schemas.microsoft.com/office/word/2010/wordprocessingDrawing" xmlns:wp="http://schemas.openxmlformats.org/drawingml/2006/wordprocessingDrawing" xmlns:w10="urn:schemas-microsoft-com:office:word" xmlns:w="http://schemas.openxmlformats.org/wordprocessingml/2006/main" xmlns:w14="http://schemas.microsoft.com/office/word/2010/wordml" xmlns:w15="http://schemas.microsoft.com/office/word/2012/wordml" xmlns:w16cex="http://schemas.microsoft.com/office/word/2018/wordml/cex" xmlns:w16cid="http://schemas.microsoft.com/office/word/2016/wordml/cid" xmlns:w16="http://schemas.microsoft.com/office/word/2018/wordml" xmlns:w16sdtdh="http://schemas.microsoft.com/office/word/2020/wordml/sdtdatahash" xmlns:w16se="http://schemas.microsoft.com/office/word/2015/wordml/symex" xmlns:wpg="http://schemas.microsoft.com/office/word/2010/wordprocessingGroup" xmlns:wpi="http://schemas.microsoft.com/office/word/2010/wordprocessingInk" xmlns:wne="http://schemas.microsoft.com/office/word/2006/wordml" xmlns:wps="http://schemas.microsoft.com/office/word/2010/wordprocessingShape" mc:Ignorable="w14 w15 w16se w16cid w16 w16cex w16sdtdh wp14">
+<w:ftr xmlns:wpc="http://schemas.microsoft.com/office/word/2010/wordprocessingCanvas" xmlns:cx="http://schemas.microsoft.com/office/drawing/2014/chartex" xmlns:cx1="http://schemas.microsoft.com/office/drawing/2015/9/8/chartex" xmlns:cx2="http://schemas.microsoft.com/office/drawing/2015/10/21/chartex" xmlns:cx3="http://schemas.microsoft.com/office/drawing/2016/5/9/chartex" xmlns:cx4="http://schemas.microsoft.com/office/drawing/2016/5/10/chartex" xmlns:cx5="http://schemas.microsoft.com/office/drawing/2016/5/11/chartex" xmlns:cx6="http://schemas.microsoft.com/office/drawing/2016/5/12/chartex" xmlns:cx7="http://schemas.microsoft.com/office/drawing/2016/5/13/chartex" xmlns:cx8="http://schemas.microsoft.com/office/drawing/2016/5/14/chartex" xmlns:mc="http://schemas.openxmlformats.org/markup-compatibility/2006" xmlns:aink="http://schemas.microsoft.com/office/drawing/2016/ink" xmlns:am3d="http://schemas.microsoft.com/office/drawing/2017/model3d" xmlns:o="urn:schemas-microsoft-com:office:office" xmlns:oel="http://schemas.microsoft.com/office/2019/extlst" xmlns:r="http://schemas.openxmlformats.org/officeDocument/2006/relationships" xmlns:m="http://schemas.openxmlformats.org/officeDocument/2006/math" xmlns:v="urn:schemas-microsoft-com:vml" xmlns:wp14="http://schemas.microsoft.com/office/word/2010/wordprocessingDrawing" xmlns:wp="http://schemas.openxmlformats.org/drawingml/2006/wordprocessingDrawing" xmlns:w10="urn:schemas-microsoft-com:office:word" xmlns:w="http://schemas.openxmlformats.org/wordprocessingml/2006/main" xmlns:w14="http://schemas.microsoft.com/office/word/2010/wordml" xmlns:w15="http://schemas.microsoft.com/office/word/2012/wordml" xmlns:w16cex="http://schemas.microsoft.com/office/word/2018/wordml/cex" xmlns:w16cid="http://schemas.microsoft.com/office/word/2016/wordml/cid" xmlns:w16="http://schemas.microsoft.com/office/word/2018/wordml" xmlns:w16du="http://schemas.microsoft.com/office/word/2023/wordml/word16du" xmlns:w16sdtdh="http://schemas.microsoft.com/office/word/2020/wordml/sdtdatahash" xmlns:w16sdtfl="http://schemas.microsoft.com/office/word/2024/wordml/sdtformatlock" xmlns:w16se="http://schemas.microsoft.com/office/word/2015/wordml/symex" xmlns:wpg="http://schemas.microsoft.com/office/word/2010/wordprocessingGroup" xmlns:wpi="http://schemas.microsoft.com/office/word/2010/wordprocessingInk" xmlns:wne="http://schemas.microsoft.com/office/word/2006/wordml" xmlns:wps="http://schemas.microsoft.com/office/word/2010/wordprocessingShape" mc:Ignorable="w14 w15 w16se w16cid w16 w16cex w16sdtdh w16sdtfl w16du wp14">
   <w:p>
     <w:pPr>
       <w:pStyle w:val="a4"/>
@@ -11802,17 +11787,7 @@
 </file>
 
 <file path=word/footer2.xml><?xml version="1.0" encoding="utf-8"?>
-<w:ftr xmlns:wpc="http://schemas.microsoft.com/office/word/2010/wordprocessingCanvas" xmlns:cx="http://schemas.microsoft.com/office/drawing/2014/chartex" xmlns:cx1="http://schemas.microsoft.com/office/drawing/2015/9/8/chartex" xmlns:cx2="http://schemas.microsoft.com/office/drawing/2015/10/21/chartex" xmlns:cx3="http://schemas.microsoft.com/office/drawing/2016/5/9/chartex" xmlns:cx4="http://schemas.microsoft.com/office/drawing/2016/5/10/chartex" xmlns:cx5="http://schemas.microsoft.com/office/drawing/2016/5/11/chartex" xmlns:cx6="http://schemas.microsoft.com/office/drawing/2016/5/12/chartex" xmlns:cx7="http://schemas.microsoft.com/office/drawing/2016/5/13/chartex" xmlns:cx8="http://schemas.microsoft.com/office/drawing/2016/5/14/chartex" xmlns:mc="http://schemas.openxmlformats.org/markup-compatibility/2006" xmlns:aink="http://schemas.microsoft.com/office/drawing/2016/ink" xmlns:am3d="http://schemas.microsoft.com/office/drawing/2017/model3d" xmlns:o="urn:schemas-microsoft-com:office:office" xmlns:oel="http://schemas.microsoft.com/office/2019/extlst" xmlns:r="http://schemas.openxmlformats.org/officeDocument/2006/relationships" xmlns:m="http://schemas.openxmlformats.org/officeDocument/2006/math" xmlns:v="urn:schemas-microsoft-com:vml" xmlns:wp14="http://schemas.microsoft.com/office/word/2010/wordprocessingDrawing" xmlns:wp="http://schemas.openxmlformats.org/drawingml/2006/wordprocessingDrawing" xmlns:w10="urn:schemas-microsoft-com:office:word" xmlns:w="http://schemas.openxmlformats.org/wordprocessingml/2006/main" xmlns:w14="http://schemas.microsoft.com/office/word/2010/wordml" xmlns:w15="http://schemas.microsoft.com/office/word/2012/wordml" xmlns:w16cex="http://schemas.microsoft.com/office/word/2018/wordml/cex" xmlns:w16cid="http://schemas.microsoft.com/office/word/2016/wordml/cid" xmlns:w16="http://schemas.microsoft.com/office/word/2018/wordml" xmlns:w16sdtdh="http://schemas.microsoft.com/office/word/2020/wordml/sdtdatahash" xmlns:w16se="http://schemas.microsoft.com/office/word/2015/wordml/symex" xmlns:wpg="http://schemas.microsoft.com/office/word/2010/wordprocessingGroup" xmlns:wpi="http://schemas.microsoft.com/office/word/2010/wordprocessingInk" xmlns:wne="http://schemas.microsoft.com/office/word/2006/wordml" xmlns:wps="http://schemas.microsoft.com/office/word/2010/wordprocessingShape" mc:Ignorable="w14 w15 w16se w16cid w16 w16cex w16sdtdh wp14">
-  <w:p>
-    <w:pPr>
-      <w:pStyle w:val="a4"/>
-    </w:pPr>
-  </w:p>
-</w:ftr>
-</file>
-
-<file path=word/footer3.xml><?xml version="1.0" encoding="utf-8"?>
-<w:ftr xmlns:wpc="http://schemas.microsoft.com/office/word/2010/wordprocessingCanvas" xmlns:cx="http://schemas.microsoft.com/office/drawing/2014/chartex" xmlns:cx1="http://schemas.microsoft.com/office/drawing/2015/9/8/chartex" xmlns:cx2="http://schemas.microsoft.com/office/drawing/2015/10/21/chartex" xmlns:cx3="http://schemas.microsoft.com/office/drawing/2016/5/9/chartex" xmlns:cx4="http://schemas.microsoft.com/office/drawing/2016/5/10/chartex" xmlns:cx5="http://schemas.microsoft.com/office/drawing/2016/5/11/chartex" xmlns:cx6="http://schemas.microsoft.com/office/drawing/2016/5/12/chartex" xmlns:cx7="http://schemas.microsoft.com/office/drawing/2016/5/13/chartex" xmlns:cx8="http://schemas.microsoft.com/office/drawing/2016/5/14/chartex" xmlns:mc="http://schemas.openxmlformats.org/markup-compatibility/2006" xmlns:aink="http://schemas.microsoft.com/office/drawing/2016/ink" xmlns:am3d="http://schemas.microsoft.com/office/drawing/2017/model3d" xmlns:o="urn:schemas-microsoft-com:office:office" xmlns:oel="http://schemas.microsoft.com/office/2019/extlst" xmlns:r="http://schemas.openxmlformats.org/officeDocument/2006/relationships" xmlns:m="http://schemas.openxmlformats.org/officeDocument/2006/math" xmlns:v="urn:schemas-microsoft-com:vml" xmlns:wp14="http://schemas.microsoft.com/office/word/2010/wordprocessingDrawing" xmlns:wp="http://schemas.openxmlformats.org/drawingml/2006/wordprocessingDrawing" xmlns:w10="urn:schemas-microsoft-com:office:word" xmlns:w="http://schemas.openxmlformats.org/wordprocessingml/2006/main" xmlns:w14="http://schemas.microsoft.com/office/word/2010/wordml" xmlns:w15="http://schemas.microsoft.com/office/word/2012/wordml" xmlns:w16cex="http://schemas.microsoft.com/office/word/2018/wordml/cex" xmlns:w16cid="http://schemas.microsoft.com/office/word/2016/wordml/cid" xmlns:w16="http://schemas.microsoft.com/office/word/2018/wordml" xmlns:w16sdtdh="http://schemas.microsoft.com/office/word/2020/wordml/sdtdatahash" xmlns:w16se="http://schemas.microsoft.com/office/word/2015/wordml/symex" xmlns:wpg="http://schemas.microsoft.com/office/word/2010/wordprocessingGroup" xmlns:wpi="http://schemas.microsoft.com/office/word/2010/wordprocessingInk" xmlns:wne="http://schemas.microsoft.com/office/word/2006/wordml" xmlns:wps="http://schemas.microsoft.com/office/word/2010/wordprocessingShape" mc:Ignorable="w14 w15 w16se w16cid w16 w16cex w16sdtdh wp14">
+<w:ftr xmlns:wpc="http://schemas.microsoft.com/office/word/2010/wordprocessingCanvas" xmlns:cx="http://schemas.microsoft.com/office/drawing/2014/chartex" xmlns:cx1="http://schemas.microsoft.com/office/drawing/2015/9/8/chartex" xmlns:cx2="http://schemas.microsoft.com/office/drawing/2015/10/21/chartex" xmlns:cx3="http://schemas.microsoft.com/office/drawing/2016/5/9/chartex" xmlns:cx4="http://schemas.microsoft.com/office/drawing/2016/5/10/chartex" xmlns:cx5="http://schemas.microsoft.com/office/drawing/2016/5/11/chartex" xmlns:cx6="http://schemas.microsoft.com/office/drawing/2016/5/12/chartex" xmlns:cx7="http://schemas.microsoft.com/office/drawing/2016/5/13/chartex" xmlns:cx8="http://schemas.microsoft.com/office/drawing/2016/5/14/chartex" xmlns:mc="http://schemas.openxmlformats.org/markup-compatibility/2006" xmlns:aink="http://schemas.microsoft.com/office/drawing/2016/ink" xmlns:am3d="http://schemas.microsoft.com/office/drawing/2017/model3d" xmlns:o="urn:schemas-microsoft-com:office:office" xmlns:oel="http://schemas.microsoft.com/office/2019/extlst" xmlns:r="http://schemas.openxmlformats.org/officeDocument/2006/relationships" xmlns:m="http://schemas.openxmlformats.org/officeDocument/2006/math" xmlns:v="urn:schemas-microsoft-com:vml" xmlns:wp14="http://schemas.microsoft.com/office/word/2010/wordprocessingDrawing" xmlns:wp="http://schemas.openxmlformats.org/drawingml/2006/wordprocessingDrawing" xmlns:w10="urn:schemas-microsoft-com:office:word" xmlns:w="http://schemas.openxmlformats.org/wordprocessingml/2006/main" xmlns:w14="http://schemas.microsoft.com/office/word/2010/wordml" xmlns:w15="http://schemas.microsoft.com/office/word/2012/wordml" xmlns:w16cex="http://schemas.microsoft.com/office/word/2018/wordml/cex" xmlns:w16cid="http://schemas.microsoft.com/office/word/2016/wordml/cid" xmlns:w16="http://schemas.microsoft.com/office/word/2018/wordml" xmlns:w16du="http://schemas.microsoft.com/office/word/2023/wordml/word16du" xmlns:w16sdtdh="http://schemas.microsoft.com/office/word/2020/wordml/sdtdatahash" xmlns:w16sdtfl="http://schemas.microsoft.com/office/word/2024/wordml/sdtformatlock" xmlns:w16se="http://schemas.microsoft.com/office/word/2015/wordml/symex" xmlns:wpg="http://schemas.microsoft.com/office/word/2010/wordprocessingGroup" xmlns:wpi="http://schemas.microsoft.com/office/word/2010/wordprocessingInk" xmlns:wne="http://schemas.microsoft.com/office/word/2006/wordml" xmlns:wps="http://schemas.microsoft.com/office/word/2010/wordprocessingShape" mc:Ignorable="w14 w15 w16se w16cid w16 w16cex w16sdtdh w16sdtfl w16du wp14">
   <w:p>
     <w:pPr>
       <w:pStyle w:val="a4"/>
@@ -11932,7 +11907,6 @@
                         </w:p>
                         <w:p>
                           <w:pPr>
-                            <w:jc w:val="center"/>
                             <w:rPr>
                               <w:iCs/>
                               <w:spacing w:val="-6"/>
@@ -11941,16 +11915,6 @@
                               <w:lang w:val="ru-RU"/>
                             </w:rPr>
                           </w:pPr>
-                          <w:r>
-                            <w:rPr>
-                              <w:iCs/>
-                              <w:spacing w:val="-6"/>
-                              <w:sz w:val="20"/>
-                              <w:szCs w:val="20"/>
-                              <w:lang w:val="ru-RU"/>
-                            </w:rPr>
-                            <w:t>Пояснительная записка</w:t>
-                          </w:r>
                         </w:p>
                         <w:p>
                           <w:pPr>
@@ -12041,7 +12005,6 @@
                   </w:p>
                   <w:p>
                     <w:pPr>
-                      <w:jc w:val="center"/>
                       <w:rPr>
                         <w:iCs/>
                         <w:spacing w:val="-6"/>
@@ -12050,16 +12013,6 @@
                         <w:lang w:val="ru-RU"/>
                       </w:rPr>
                     </w:pPr>
-                    <w:r>
-                      <w:rPr>
-                        <w:iCs/>
-                        <w:spacing w:val="-6"/>
-                        <w:sz w:val="20"/>
-                        <w:szCs w:val="20"/>
-                        <w:lang w:val="ru-RU"/>
-                      </w:rPr>
-                      <w:t>Пояснительная записка</w:t>
-                    </w:r>
                   </w:p>
                   <w:p>
                     <w:pPr>
@@ -12456,8 +12409,8 @@
 </w:ftr>
 </file>
 
-<file path=word/footer4.xml><?xml version="1.0" encoding="utf-8"?>
-<w:ftr xmlns:wpc="http://schemas.microsoft.com/office/word/2010/wordprocessingCanvas" xmlns:cx="http://schemas.microsoft.com/office/drawing/2014/chartex" xmlns:cx1="http://schemas.microsoft.com/office/drawing/2015/9/8/chartex" xmlns:cx2="http://schemas.microsoft.com/office/drawing/2015/10/21/chartex" xmlns:cx3="http://schemas.microsoft.com/office/drawing/2016/5/9/chartex" xmlns:cx4="http://schemas.microsoft.com/office/drawing/2016/5/10/chartex" xmlns:cx5="http://schemas.microsoft.com/office/drawing/2016/5/11/chartex" xmlns:cx6="http://schemas.microsoft.com/office/drawing/2016/5/12/chartex" xmlns:cx7="http://schemas.microsoft.com/office/drawing/2016/5/13/chartex" xmlns:cx8="http://schemas.microsoft.com/office/drawing/2016/5/14/chartex" xmlns:mc="http://schemas.openxmlformats.org/markup-compatibility/2006" xmlns:aink="http://schemas.microsoft.com/office/drawing/2016/ink" xmlns:am3d="http://schemas.microsoft.com/office/drawing/2017/model3d" xmlns:o="urn:schemas-microsoft-com:office:office" xmlns:oel="http://schemas.microsoft.com/office/2019/extlst" xmlns:r="http://schemas.openxmlformats.org/officeDocument/2006/relationships" xmlns:m="http://schemas.openxmlformats.org/officeDocument/2006/math" xmlns:v="urn:schemas-microsoft-com:vml" xmlns:wp14="http://schemas.microsoft.com/office/word/2010/wordprocessingDrawing" xmlns:wp="http://schemas.openxmlformats.org/drawingml/2006/wordprocessingDrawing" xmlns:w10="urn:schemas-microsoft-com:office:word" xmlns:w="http://schemas.openxmlformats.org/wordprocessingml/2006/main" xmlns:w14="http://schemas.microsoft.com/office/word/2010/wordml" xmlns:w15="http://schemas.microsoft.com/office/word/2012/wordml" xmlns:w16cex="http://schemas.microsoft.com/office/word/2018/wordml/cex" xmlns:w16cid="http://schemas.microsoft.com/office/word/2016/wordml/cid" xmlns:w16="http://schemas.microsoft.com/office/word/2018/wordml" xmlns:w16sdtdh="http://schemas.microsoft.com/office/word/2020/wordml/sdtdatahash" xmlns:w16se="http://schemas.microsoft.com/office/word/2015/wordml/symex" xmlns:wpg="http://schemas.microsoft.com/office/word/2010/wordprocessingGroup" xmlns:wpi="http://schemas.microsoft.com/office/word/2010/wordprocessingInk" xmlns:wne="http://schemas.microsoft.com/office/word/2006/wordml" xmlns:wps="http://schemas.microsoft.com/office/word/2010/wordprocessingShape" mc:Ignorable="w14 w15 w16se w16cid w16 w16cex w16sdtdh wp14">
+<file path=word/footer3.xml><?xml version="1.0" encoding="utf-8"?>
+<w:ftr xmlns:wpc="http://schemas.microsoft.com/office/word/2010/wordprocessingCanvas" xmlns:cx="http://schemas.microsoft.com/office/drawing/2014/chartex" xmlns:cx1="http://schemas.microsoft.com/office/drawing/2015/9/8/chartex" xmlns:cx2="http://schemas.microsoft.com/office/drawing/2015/10/21/chartex" xmlns:cx3="http://schemas.microsoft.com/office/drawing/2016/5/9/chartex" xmlns:cx4="http://schemas.microsoft.com/office/drawing/2016/5/10/chartex" xmlns:cx5="http://schemas.microsoft.com/office/drawing/2016/5/11/chartex" xmlns:cx6="http://schemas.microsoft.com/office/drawing/2016/5/12/chartex" xmlns:cx7="http://schemas.microsoft.com/office/drawing/2016/5/13/chartex" xmlns:cx8="http://schemas.microsoft.com/office/drawing/2016/5/14/chartex" xmlns:mc="http://schemas.openxmlformats.org/markup-compatibility/2006" xmlns:aink="http://schemas.microsoft.com/office/drawing/2016/ink" xmlns:am3d="http://schemas.microsoft.com/office/drawing/2017/model3d" xmlns:o="urn:schemas-microsoft-com:office:office" xmlns:oel="http://schemas.microsoft.com/office/2019/extlst" xmlns:r="http://schemas.openxmlformats.org/officeDocument/2006/relationships" xmlns:m="http://schemas.openxmlformats.org/officeDocument/2006/math" xmlns:v="urn:schemas-microsoft-com:vml" xmlns:wp14="http://schemas.microsoft.com/office/word/2010/wordprocessingDrawing" xmlns:wp="http://schemas.openxmlformats.org/drawingml/2006/wordprocessingDrawing" xmlns:w10="urn:schemas-microsoft-com:office:word" xmlns:w="http://schemas.openxmlformats.org/wordprocessingml/2006/main" xmlns:w14="http://schemas.microsoft.com/office/word/2010/wordml" xmlns:w15="http://schemas.microsoft.com/office/word/2012/wordml" xmlns:w16cex="http://schemas.microsoft.com/office/word/2018/wordml/cex" xmlns:w16cid="http://schemas.microsoft.com/office/word/2016/wordml/cid" xmlns:w16="http://schemas.microsoft.com/office/word/2018/wordml" xmlns:w16du="http://schemas.microsoft.com/office/word/2023/wordml/word16du" xmlns:w16sdtdh="http://schemas.microsoft.com/office/word/2020/wordml/sdtdatahash" xmlns:w16sdtfl="http://schemas.microsoft.com/office/word/2024/wordml/sdtformatlock" xmlns:w16se="http://schemas.microsoft.com/office/word/2015/wordml/symex" xmlns:wpg="http://schemas.microsoft.com/office/word/2010/wordprocessingGroup" xmlns:wpi="http://schemas.microsoft.com/office/word/2010/wordprocessingInk" xmlns:wne="http://schemas.microsoft.com/office/word/2006/wordml" xmlns:wps="http://schemas.microsoft.com/office/word/2010/wordprocessingShape" mc:Ignorable="w14 w15 w16se w16cid w16 w16cex w16sdtdh w16sdtfl w16du wp14">
   <w:p>
     <w:pPr>
       <w:pStyle w:val="a4"/>
@@ -12494,8 +12447,8 @@
 </w:ftr>
 </file>
 
-<file path=word/footer5.xml><?xml version="1.0" encoding="utf-8"?>
-<w:ftr xmlns:wpc="http://schemas.microsoft.com/office/word/2010/wordprocessingCanvas" xmlns:cx="http://schemas.microsoft.com/office/drawing/2014/chartex" xmlns:cx1="http://schemas.microsoft.com/office/drawing/2015/9/8/chartex" xmlns:cx2="http://schemas.microsoft.com/office/drawing/2015/10/21/chartex" xmlns:cx3="http://schemas.microsoft.com/office/drawing/2016/5/9/chartex" xmlns:cx4="http://schemas.microsoft.com/office/drawing/2016/5/10/chartex" xmlns:cx5="http://schemas.microsoft.com/office/drawing/2016/5/11/chartex" xmlns:cx6="http://schemas.microsoft.com/office/drawing/2016/5/12/chartex" xmlns:cx7="http://schemas.microsoft.com/office/drawing/2016/5/13/chartex" xmlns:cx8="http://schemas.microsoft.com/office/drawing/2016/5/14/chartex" xmlns:mc="http://schemas.openxmlformats.org/markup-compatibility/2006" xmlns:aink="http://schemas.microsoft.com/office/drawing/2016/ink" xmlns:am3d="http://schemas.microsoft.com/office/drawing/2017/model3d" xmlns:o="urn:schemas-microsoft-com:office:office" xmlns:oel="http://schemas.microsoft.com/office/2019/extlst" xmlns:r="http://schemas.openxmlformats.org/officeDocument/2006/relationships" xmlns:m="http://schemas.openxmlformats.org/officeDocument/2006/math" xmlns:v="urn:schemas-microsoft-com:vml" xmlns:wp14="http://schemas.microsoft.com/office/word/2010/wordprocessingDrawing" xmlns:wp="http://schemas.openxmlformats.org/drawingml/2006/wordprocessingDrawing" xmlns:w10="urn:schemas-microsoft-com:office:word" xmlns:w="http://schemas.openxmlformats.org/wordprocessingml/2006/main" xmlns:w14="http://schemas.microsoft.com/office/word/2010/wordml" xmlns:w15="http://schemas.microsoft.com/office/word/2012/wordml" xmlns:w16cex="http://schemas.microsoft.com/office/word/2018/wordml/cex" xmlns:w16cid="http://schemas.microsoft.com/office/word/2016/wordml/cid" xmlns:w16="http://schemas.microsoft.com/office/word/2018/wordml" xmlns:w16sdtdh="http://schemas.microsoft.com/office/word/2020/wordml/sdtdatahash" xmlns:w16se="http://schemas.microsoft.com/office/word/2015/wordml/symex" xmlns:wpg="http://schemas.microsoft.com/office/word/2010/wordprocessingGroup" xmlns:wpi="http://schemas.microsoft.com/office/word/2010/wordprocessingInk" xmlns:wne="http://schemas.microsoft.com/office/word/2006/wordml" xmlns:wps="http://schemas.microsoft.com/office/word/2010/wordprocessingShape" mc:Ignorable="w14 w15 w16se w16cid w16 w16cex w16sdtdh wp14">
+<file path=word/footer4.xml><?xml version="1.0" encoding="utf-8"?>
+<w:ftr xmlns:wpc="http://schemas.microsoft.com/office/word/2010/wordprocessingCanvas" xmlns:cx="http://schemas.microsoft.com/office/drawing/2014/chartex" xmlns:cx1="http://schemas.microsoft.com/office/drawing/2015/9/8/chartex" xmlns:cx2="http://schemas.microsoft.com/office/drawing/2015/10/21/chartex" xmlns:cx3="http://schemas.microsoft.com/office/drawing/2016/5/9/chartex" xmlns:cx4="http://schemas.microsoft.com/office/drawing/2016/5/10/chartex" xmlns:cx5="http://schemas.microsoft.com/office/drawing/2016/5/11/chartex" xmlns:cx6="http://schemas.microsoft.com/office/drawing/2016/5/12/chartex" xmlns:cx7="http://schemas.microsoft.com/office/drawing/2016/5/13/chartex" xmlns:cx8="http://schemas.microsoft.com/office/drawing/2016/5/14/chartex" xmlns:mc="http://schemas.openxmlformats.org/markup-compatibility/2006" xmlns:aink="http://schemas.microsoft.com/office/drawing/2016/ink" xmlns:am3d="http://schemas.microsoft.com/office/drawing/2017/model3d" xmlns:o="urn:schemas-microsoft-com:office:office" xmlns:oel="http://schemas.microsoft.com/office/2019/extlst" xmlns:r="http://schemas.openxmlformats.org/officeDocument/2006/relationships" xmlns:m="http://schemas.openxmlformats.org/officeDocument/2006/math" xmlns:v="urn:schemas-microsoft-com:vml" xmlns:wp14="http://schemas.microsoft.com/office/word/2010/wordprocessingDrawing" xmlns:wp="http://schemas.openxmlformats.org/drawingml/2006/wordprocessingDrawing" xmlns:w10="urn:schemas-microsoft-com:office:word" xmlns:w="http://schemas.openxmlformats.org/wordprocessingml/2006/main" xmlns:w14="http://schemas.microsoft.com/office/word/2010/wordml" xmlns:w15="http://schemas.microsoft.com/office/word/2012/wordml" xmlns:w16cex="http://schemas.microsoft.com/office/word/2018/wordml/cex" xmlns:w16cid="http://schemas.microsoft.com/office/word/2016/wordml/cid" xmlns:w16="http://schemas.microsoft.com/office/word/2018/wordml" xmlns:w16du="http://schemas.microsoft.com/office/word/2023/wordml/word16du" xmlns:w16sdtdh="http://schemas.microsoft.com/office/word/2020/wordml/sdtdatahash" xmlns:w16sdtfl="http://schemas.microsoft.com/office/word/2024/wordml/sdtformatlock" xmlns:w16se="http://schemas.microsoft.com/office/word/2015/wordml/symex" xmlns:wpg="http://schemas.microsoft.com/office/word/2010/wordprocessingGroup" xmlns:wpi="http://schemas.microsoft.com/office/word/2010/wordprocessingInk" xmlns:wne="http://schemas.microsoft.com/office/word/2006/wordml" xmlns:wps="http://schemas.microsoft.com/office/word/2010/wordprocessingShape" mc:Ignorable="w14 w15 w16se w16cid w16 w16cex w16sdtdh w16sdtfl w16du wp14">
   <w:p>
     <w:pPr>
       <w:framePr w:w="457" w:h="229" w:hRule="exact" w:wrap="around" w:vAnchor="text" w:hAnchor="page" w:x="10882" w:y="725"/>
@@ -12683,7 +12636,57 @@
                               <w:i/>
                               <w:lang w:val="ru-RU"/>
                             </w:rPr>
-                            <w:t>ВлГУ.090304</w:t>
+                            <w:t>ВлГУ.09</w:t>
+                          </w:r>
+                          <w:r>
+                            <w:rPr>
+                              <w:rFonts w:ascii="Arial" w:hAnsi="Arial"/>
+                              <w:i/>
+                              <w:lang w:val="ru-RU"/>
+                            </w:rPr>
+                            <w:t>.</w:t>
+                          </w:r>
+                          <w:r>
+                            <w:rPr>
+                              <w:rFonts w:ascii="Arial" w:hAnsi="Arial"/>
+                              <w:i/>
+                              <w:lang w:val="ru-RU"/>
+                            </w:rPr>
+                            <w:t>03</w:t>
+                          </w:r>
+                          <w:r>
+                            <w:rPr>
+                              <w:rFonts w:ascii="Arial" w:hAnsi="Arial"/>
+                              <w:i/>
+                              <w:lang w:val="ru-RU"/>
+                            </w:rPr>
+                            <w:t>.</w:t>
+                          </w:r>
+                          <w:proofErr w:type="gramStart"/>
+                          <w:r>
+                            <w:rPr>
+                              <w:rFonts w:ascii="Arial" w:hAnsi="Arial"/>
+                              <w:i/>
+                              <w:lang w:val="ru-RU"/>
+                            </w:rPr>
+                            <w:t>04</w:t>
+                          </w:r>
+                          <w:r>
+                            <w:rPr>
+                              <w:rFonts w:ascii="Arial" w:hAnsi="Arial"/>
+                              <w:i/>
+                              <w:lang w:val="ru-RU"/>
+                            </w:rPr>
+                            <w:t>.ПРИ</w:t>
+                          </w:r>
+                          <w:proofErr w:type="gramEnd"/>
+                          <w:r>
+                            <w:rPr>
+                              <w:rFonts w:ascii="Arial" w:hAnsi="Arial"/>
+                              <w:i/>
+                              <w:lang w:val="ru-RU"/>
+                            </w:rPr>
+                            <w:t>-123</w:t>
                           </w:r>
                           <w:r>
                             <w:rPr>
@@ -12698,22 +12701,14 @@
                               <w:i/>
                               <w:lang w:val="ru-RU"/>
                             </w:rPr>
-                            <w:t>0</w:t>
-                          </w:r>
-                          <w:r>
-                            <w:rPr>
-                              <w:rFonts w:ascii="Arial" w:hAnsi="Arial"/>
-                              <w:i/>
-                              <w:lang w:val="ru-RU"/>
-                            </w:rPr>
-                            <w:t>8</w:t>
+                            <w:t>18.0</w:t>
                           </w:r>
                           <w:r>
                             <w:rPr>
                               <w:rFonts w:ascii="Arial" w:hAnsi="Arial"/>
                               <w:i/>
                             </w:rPr>
-                            <w:t>.4.00</w:t>
+                            <w:t>.00</w:t>
                           </w:r>
                           <w:r>
                             <w:rPr>
@@ -12775,7 +12770,57 @@
                         <w:i/>
                         <w:lang w:val="ru-RU"/>
                       </w:rPr>
-                      <w:t>ВлГУ.090304</w:t>
+                      <w:t>ВлГУ.09</w:t>
+                    </w:r>
+                    <w:r>
+                      <w:rPr>
+                        <w:rFonts w:ascii="Arial" w:hAnsi="Arial"/>
+                        <w:i/>
+                        <w:lang w:val="ru-RU"/>
+                      </w:rPr>
+                      <w:t>.</w:t>
+                    </w:r>
+                    <w:r>
+                      <w:rPr>
+                        <w:rFonts w:ascii="Arial" w:hAnsi="Arial"/>
+                        <w:i/>
+                        <w:lang w:val="ru-RU"/>
+                      </w:rPr>
+                      <w:t>03</w:t>
+                    </w:r>
+                    <w:r>
+                      <w:rPr>
+                        <w:rFonts w:ascii="Arial" w:hAnsi="Arial"/>
+                        <w:i/>
+                        <w:lang w:val="ru-RU"/>
+                      </w:rPr>
+                      <w:t>.</w:t>
+                    </w:r>
+                    <w:proofErr w:type="gramStart"/>
+                    <w:r>
+                      <w:rPr>
+                        <w:rFonts w:ascii="Arial" w:hAnsi="Arial"/>
+                        <w:i/>
+                        <w:lang w:val="ru-RU"/>
+                      </w:rPr>
+                      <w:t>04</w:t>
+                    </w:r>
+                    <w:r>
+                      <w:rPr>
+                        <w:rFonts w:ascii="Arial" w:hAnsi="Arial"/>
+                        <w:i/>
+                        <w:lang w:val="ru-RU"/>
+                      </w:rPr>
+                      <w:t>.ПРИ</w:t>
+                    </w:r>
+                    <w:proofErr w:type="gramEnd"/>
+                    <w:r>
+                      <w:rPr>
+                        <w:rFonts w:ascii="Arial" w:hAnsi="Arial"/>
+                        <w:i/>
+                        <w:lang w:val="ru-RU"/>
+                      </w:rPr>
+                      <w:t>-123</w:t>
                     </w:r>
                     <w:r>
                       <w:rPr>
@@ -12790,22 +12835,14 @@
                         <w:i/>
                         <w:lang w:val="ru-RU"/>
                       </w:rPr>
-                      <w:t>0</w:t>
-                    </w:r>
-                    <w:r>
-                      <w:rPr>
-                        <w:rFonts w:ascii="Arial" w:hAnsi="Arial"/>
-                        <w:i/>
-                        <w:lang w:val="ru-RU"/>
-                      </w:rPr>
-                      <w:t>8</w:t>
+                      <w:t>18.0</w:t>
                     </w:r>
                     <w:r>
                       <w:rPr>
                         <w:rFonts w:ascii="Arial" w:hAnsi="Arial"/>
                         <w:i/>
                       </w:rPr>
-                      <w:t>.4.00</w:t>
+                      <w:t>.00</w:t>
                     </w:r>
                     <w:r>
                       <w:rPr>
@@ -13451,7 +13488,7 @@
             </wp:anchor>
           </w:drawing>
         </mc:Choice>
-        <mc:Fallback xmlns:w16du="http://schemas.microsoft.com/office/word/2023/wordml/word16du" xmlns:w16sdtfl="http://schemas.microsoft.com/office/word/2024/wordml/sdtformatlock">
+        <mc:Fallback>
           <w:pict>
             <v:line w14:anchorId="299A23AD" id="Line 113" o:spid="_x0000_s1026" style="position:absolute;rotation:-90;z-index:251620352;visibility:visible;mso-wrap-style:square;mso-width-percent:0;mso-height-percent:0;mso-wrap-distance-left:9pt;mso-wrap-distance-top:0;mso-wrap-distance-right:9pt;mso-wrap-distance-bottom:0;mso-position-horizontal:absolute;mso-position-horizontal-relative:text;mso-position-vertical:absolute;mso-position-vertical-relative:text;mso-width-percent:0;mso-height-percent:0;mso-width-relative:page;mso-height-relative:page" from="-1.45pt,31.95pt" to="41.3pt,31.95pt" o:gfxdata="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" strokeweight="1.5pt"/>
           </w:pict>
@@ -13526,7 +13563,7 @@
             </wp:anchor>
           </w:drawing>
         </mc:Choice>
-        <mc:Fallback xmlns:w16du="http://schemas.microsoft.com/office/word/2023/wordml/word16du" xmlns:w16sdtfl="http://schemas.microsoft.com/office/word/2024/wordml/sdtformatlock">
+        <mc:Fallback>
           <w:pict>
             <v:line w14:anchorId="3B5F837A" id="Line 112" o:spid="_x0000_s1026" style="position:absolute;z-index:251619328;visibility:visible;mso-wrap-style:square;mso-width-percent:0;mso-height-percent:0;mso-wrap-distance-left:9pt;mso-wrap-distance-top:0;mso-wrap-distance-right:9pt;mso-wrap-distance-bottom:0;mso-position-horizontal:absolute;mso-position-horizontal-relative:text;mso-position-vertical:absolute;mso-position-vertical-relative:text;mso-width-percent:0;mso-height-percent:0;mso-width-relative:page;mso-height-relative:page" from="0,10.55pt" to="513pt,10.55pt" o:gfxdata="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" strokeweight="1.5pt"/>
           </w:pict>
@@ -13601,7 +13638,7 @@
             </wp:anchor>
           </w:drawing>
         </mc:Choice>
-        <mc:Fallback xmlns:w16du="http://schemas.microsoft.com/office/word/2023/wordml/word16du" xmlns:w16sdtfl="http://schemas.microsoft.com/office/word/2024/wordml/sdtformatlock">
+        <mc:Fallback>
           <w:pict>
             <v:line w14:anchorId="32DBB3DF" id="Line 111" o:spid="_x0000_s1026" style="position:absolute;z-index:251618304;visibility:visible;mso-wrap-style:square;mso-width-percent:0;mso-height-percent:0;mso-wrap-distance-left:9pt;mso-wrap-distance-top:0;mso-wrap-distance-right:9pt;mso-wrap-distance-bottom:0;mso-position-horizontal:absolute;mso-position-horizontal-relative:text;mso-position-vertical:absolute;mso-position-vertical-relative:text;mso-width-percent:0;mso-height-percent:0;mso-width-relative:page;mso-height-relative:page" from="0,24.8pt" to="185.25pt,24.8pt" o:gfxdata="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" strokeweight=".25pt"/>
           </w:pict>
@@ -13676,7 +13713,7 @@
             </wp:anchor>
           </w:drawing>
         </mc:Choice>
-        <mc:Fallback xmlns:w16du="http://schemas.microsoft.com/office/word/2023/wordml/word16du" xmlns:w16sdtfl="http://schemas.microsoft.com/office/word/2024/wordml/sdtformatlock">
+        <mc:Fallback>
           <w:pict>
             <v:line w14:anchorId="4454C28B" id="Line 110" o:spid="_x0000_s1026" style="position:absolute;z-index:251617280;visibility:visible;mso-wrap-style:square;mso-width-percent:0;mso-height-percent:0;mso-wrap-distance-left:9pt;mso-wrap-distance-top:0;mso-wrap-distance-right:9pt;mso-wrap-distance-bottom:0;mso-position-horizontal:absolute;mso-position-horizontal-relative:text;mso-position-vertical:absolute;mso-position-vertical-relative:text;mso-width-percent:0;mso-height-percent:0;mso-width-relative:page;mso-height-relative:page" from="0,39.05pt" to="185.25pt,39.05pt" o:gfxdata="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" strokeweight="1.5pt"/>
           </w:pict>
@@ -13884,7 +13921,7 @@
             </wp:anchor>
           </w:drawing>
         </mc:Choice>
-        <mc:Fallback xmlns:w16du="http://schemas.microsoft.com/office/word/2023/wordml/word16du" xmlns:w16sdtfl="http://schemas.microsoft.com/office/word/2024/wordml/sdtformatlock">
+        <mc:Fallback>
           <w:pict>
             <v:line w14:anchorId="08F4B43A" id="Line 124" o:spid="_x0000_s1026" style="position:absolute;rotation:-90;z-index:251626496;visibility:visible;mso-wrap-style:square;mso-width-percent:0;mso-height-percent:0;mso-wrap-distance-left:9pt;mso-wrap-distance-top:0;mso-wrap-distance-right:9pt;mso-wrap-distance-bottom:0;mso-position-horizontal:absolute;mso-position-horizontal-relative:text;mso-position-vertical:absolute;mso-position-vertical-relative:text;mso-width-percent:0;mso-height-percent:0;mso-width-relative:page;mso-height-relative:page" from="463.1pt,31.95pt" to="505.85pt,31.95pt" o:gfxdata="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" strokeweight="1.5pt"/>
           </w:pict>
@@ -13959,7 +13996,7 @@
             </wp:anchor>
           </w:drawing>
         </mc:Choice>
-        <mc:Fallback xmlns:w16du="http://schemas.microsoft.com/office/word/2023/wordml/word16du" xmlns:w16sdtfl="http://schemas.microsoft.com/office/word/2024/wordml/sdtformatlock">
+        <mc:Fallback>
           <w:pict>
             <v:line w14:anchorId="4B0015C0" id="Line 118" o:spid="_x0000_s1026" style="position:absolute;z-index:251625472;visibility:visible;mso-wrap-style:square;mso-width-percent:0;mso-height-percent:0;mso-wrap-distance-left:9pt;mso-wrap-distance-top:0;mso-wrap-distance-right:9pt;mso-wrap-distance-bottom:0;mso-position-horizontal:absolute;mso-position-horizontal-relative:text;mso-position-vertical:absolute;mso-position-vertical-relative:text;mso-width-percent:0;mso-height-percent:0;mso-width-relative:page;mso-height-relative:page" from="484.5pt,30.5pt" to="512.85pt,30.5pt" o:gfxdata="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" strokeweight="1.5pt"/>
           </w:pict>
@@ -14034,7 +14071,7 @@
             </wp:anchor>
           </w:drawing>
         </mc:Choice>
-        <mc:Fallback xmlns:w16du="http://schemas.microsoft.com/office/word/2023/wordml/word16du" xmlns:w16sdtfl="http://schemas.microsoft.com/office/word/2024/wordml/sdtformatlock">
+        <mc:Fallback>
           <w:pict>
             <v:line w14:anchorId="38BEC076" id="Line 117" o:spid="_x0000_s1026" style="position:absolute;rotation:-90;z-index:251624448;visibility:visible;mso-wrap-style:square;mso-width-percent:0;mso-height-percent:0;mso-wrap-distance-left:9pt;mso-wrap-distance-top:0;mso-wrap-distance-right:9pt;mso-wrap-distance-bottom:0;mso-position-horizontal:absolute;mso-position-horizontal-relative:text;mso-position-vertical:absolute;mso-position-vertical-relative:text;mso-width-percent:0;mso-height-percent:0;mso-width-relative:page;mso-height-relative:page" from="163.85pt,31.95pt" to="206.6pt,31.95pt" o:gfxdata="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" strokeweight="1.5pt"/>
           </w:pict>
@@ -14109,7 +14146,7 @@
             </wp:anchor>
           </w:drawing>
         </mc:Choice>
-        <mc:Fallback xmlns:w16du="http://schemas.microsoft.com/office/word/2023/wordml/word16du" xmlns:w16sdtfl="http://schemas.microsoft.com/office/word/2024/wordml/sdtformatlock">
+        <mc:Fallback>
           <w:pict>
             <v:line w14:anchorId="4F653CA7" id="Line 116" o:spid="_x0000_s1026" style="position:absolute;rotation:-90;z-index:251623424;visibility:visible;mso-wrap-style:square;mso-width-percent:0;mso-height-percent:0;mso-wrap-distance-left:9pt;mso-wrap-distance-top:0;mso-wrap-distance-right:9pt;mso-wrap-distance-bottom:0;mso-position-horizontal:absolute;mso-position-horizontal-relative:text;mso-position-vertical:absolute;mso-position-vertical-relative:text;mso-width-percent:0;mso-height-percent:0;mso-width-relative:page;mso-height-relative:page" from="135.35pt,31.95pt" to="178.1pt,31.95pt" o:gfxdata="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" strokeweight="1.5pt"/>
           </w:pict>
@@ -14184,7 +14221,7 @@
             </wp:anchor>
           </w:drawing>
         </mc:Choice>
-        <mc:Fallback xmlns:w16du="http://schemas.microsoft.com/office/word/2023/wordml/word16du" xmlns:w16sdtfl="http://schemas.microsoft.com/office/word/2024/wordml/sdtformatlock">
+        <mc:Fallback>
           <w:pict>
             <v:line w14:anchorId="4AD09086" id="Line 115" o:spid="_x0000_s1026" style="position:absolute;rotation:-90;z-index:251622400;visibility:visible;mso-wrap-style:square;mso-width-percent:0;mso-height-percent:0;mso-wrap-distance-left:9pt;mso-wrap-distance-top:0;mso-wrap-distance-right:9pt;mso-wrap-distance-bottom:0;mso-position-horizontal:absolute;mso-position-horizontal-relative:text;mso-position-vertical:absolute;mso-position-vertical-relative:text;mso-width-percent:0;mso-height-percent:0;mso-width-relative:page;mso-height-relative:page" from="92.6pt,31.95pt" to="135.35pt,31.95pt" o:gfxdata="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" strokeweight="1.5pt"/>
           </w:pict>
@@ -14259,7 +14296,7 @@
             </wp:anchor>
           </w:drawing>
         </mc:Choice>
-        <mc:Fallback xmlns:w16du="http://schemas.microsoft.com/office/word/2023/wordml/word16du" xmlns:w16sdtfl="http://schemas.microsoft.com/office/word/2024/wordml/sdtformatlock">
+        <mc:Fallback>
           <w:pict>
             <v:line w14:anchorId="37E0024B" id="Line 114" o:spid="_x0000_s1026" style="position:absolute;rotation:-90;z-index:251621376;visibility:visible;mso-wrap-style:square;mso-width-percent:0;mso-height-percent:0;mso-wrap-distance-left:9pt;mso-wrap-distance-top:0;mso-wrap-distance-right:9pt;mso-wrap-distance-bottom:0;mso-position-horizontal:absolute;mso-position-horizontal-relative:text;mso-position-vertical:absolute;mso-position-vertical-relative:text;mso-width-percent:0;mso-height-percent:0;mso-width-relative:page;mso-height-relative:page" from="27.05pt,31.95pt" to="69.8pt,31.95pt" o:gfxdata="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" strokeweight="1.5pt"/>
           </w:pict>
@@ -14334,7 +14371,7 @@
             </wp:anchor>
           </w:drawing>
         </mc:Choice>
-        <mc:Fallback xmlns:w16du="http://schemas.microsoft.com/office/word/2023/wordml/word16du" xmlns:w16sdtfl="http://schemas.microsoft.com/office/word/2024/wordml/sdtformatlock">
+        <mc:Fallback>
           <w:pict>
             <v:line w14:anchorId="74B3FB77" id="Line 104" o:spid="_x0000_s1026" style="position:absolute;flip:y;z-index:251616256;visibility:visible;mso-wrap-style:square;mso-width-percent:0;mso-height-percent:0;mso-wrap-distance-left:9pt;mso-wrap-distance-top:0;mso-wrap-distance-right:9pt;mso-wrap-distance-bottom:0;mso-position-horizontal:absolute;mso-position-horizontal-relative:text;mso-position-vertical:absolute;mso-position-vertical-relative:text;mso-width-percent:0;mso-height-percent:0;mso-width-relative:page;mso-height-relative:page" from="0,53.3pt" to="513pt,53.3pt" o:gfxdata="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" strokeweight="1.5pt"/>
           </w:pict>
@@ -14479,7 +14516,7 @@
 </file>
 
 <file path=word/footnotes.xml><?xml version="1.0" encoding="utf-8"?>
-<w:footnotes xmlns:wpc="http://schemas.microsoft.com/office/word/2010/wordprocessingCanvas" xmlns:cx="http://schemas.microsoft.com/office/drawing/2014/chartex" xmlns:cx1="http://schemas.microsoft.com/office/drawing/2015/9/8/chartex" xmlns:cx2="http://schemas.microsoft.com/office/drawing/2015/10/21/chartex" xmlns:cx3="http://schemas.microsoft.com/office/drawing/2016/5/9/chartex" xmlns:cx4="http://schemas.microsoft.com/office/drawing/2016/5/10/chartex" xmlns:cx5="http://schemas.microsoft.com/office/drawing/2016/5/11/chartex" xmlns:cx6="http://schemas.microsoft.com/office/drawing/2016/5/12/chartex" xmlns:cx7="http://schemas.microsoft.com/office/drawing/2016/5/13/chartex" xmlns:cx8="http://schemas.microsoft.com/office/drawing/2016/5/14/chartex" xmlns:mc="http://schemas.openxmlformats.org/markup-compatibility/2006" xmlns:aink="http://schemas.microsoft.com/office/drawing/2016/ink" xmlns:am3d="http://schemas.microsoft.com/office/drawing/2017/model3d" xmlns:o="urn:schemas-microsoft-com:office:office" xmlns:oel="http://schemas.microsoft.com/office/2019/extlst" xmlns:r="http://schemas.openxmlformats.org/officeDocument/2006/relationships" xmlns:m="http://schemas.openxmlformats.org/officeDocument/2006/math" xmlns:v="urn:schemas-microsoft-com:vml" xmlns:wp14="http://schemas.microsoft.com/office/word/2010/wordprocessingDrawing" xmlns:wp="http://schemas.openxmlformats.org/drawingml/2006/wordprocessingDrawing" xmlns:w10="urn:schemas-microsoft-com:office:word" xmlns:w="http://schemas.openxmlformats.org/wordprocessingml/2006/main" xmlns:w14="http://schemas.microsoft.com/office/word/2010/wordml" xmlns:w15="http://schemas.microsoft.com/office/word/2012/wordml" xmlns:w16cex="http://schemas.microsoft.com/office/word/2018/wordml/cex" xmlns:w16cid="http://schemas.microsoft.com/office/word/2016/wordml/cid" xmlns:w16="http://schemas.microsoft.com/office/word/2018/wordml" xmlns:w16sdtdh="http://schemas.microsoft.com/office/word/2020/wordml/sdtdatahash" xmlns:w16se="http://schemas.microsoft.com/office/word/2015/wordml/symex" xmlns:wpg="http://schemas.microsoft.com/office/word/2010/wordprocessingGroup" xmlns:wpi="http://schemas.microsoft.com/office/word/2010/wordprocessingInk" xmlns:wne="http://schemas.microsoft.com/office/word/2006/wordml" xmlns:wps="http://schemas.microsoft.com/office/word/2010/wordprocessingShape" mc:Ignorable="w14 w15 w16se w16cid w16 w16cex w16sdtdh wp14">
+<w:footnotes xmlns:wpc="http://schemas.microsoft.com/office/word/2010/wordprocessingCanvas" xmlns:cx="http://schemas.microsoft.com/office/drawing/2014/chartex" xmlns:cx1="http://schemas.microsoft.com/office/drawing/2015/9/8/chartex" xmlns:cx2="http://schemas.microsoft.com/office/drawing/2015/10/21/chartex" xmlns:cx3="http://schemas.microsoft.com/office/drawing/2016/5/9/chartex" xmlns:cx4="http://schemas.microsoft.com/office/drawing/2016/5/10/chartex" xmlns:cx5="http://schemas.microsoft.com/office/drawing/2016/5/11/chartex" xmlns:cx6="http://schemas.microsoft.com/office/drawing/2016/5/12/chartex" xmlns:cx7="http://schemas.microsoft.com/office/drawing/2016/5/13/chartex" xmlns:cx8="http://schemas.microsoft.com/office/drawing/2016/5/14/chartex" xmlns:mc="http://schemas.openxmlformats.org/markup-compatibility/2006" xmlns:aink="http://schemas.microsoft.com/office/drawing/2016/ink" xmlns:am3d="http://schemas.microsoft.com/office/drawing/2017/model3d" xmlns:o="urn:schemas-microsoft-com:office:office" xmlns:oel="http://schemas.microsoft.com/office/2019/extlst" xmlns:r="http://schemas.openxmlformats.org/officeDocument/2006/relationships" xmlns:m="http://schemas.openxmlformats.org/officeDocument/2006/math" xmlns:v="urn:schemas-microsoft-com:vml" xmlns:wp14="http://schemas.microsoft.com/office/word/2010/wordprocessingDrawing" xmlns:wp="http://schemas.openxmlformats.org/drawingml/2006/wordprocessingDrawing" xmlns:w10="urn:schemas-microsoft-com:office:word" xmlns:w="http://schemas.openxmlformats.org/wordprocessingml/2006/main" xmlns:w14="http://schemas.microsoft.com/office/word/2010/wordml" xmlns:w15="http://schemas.microsoft.com/office/word/2012/wordml" xmlns:w16cex="http://schemas.microsoft.com/office/word/2018/wordml/cex" xmlns:w16cid="http://schemas.microsoft.com/office/word/2016/wordml/cid" xmlns:w16="http://schemas.microsoft.com/office/word/2018/wordml" xmlns:w16du="http://schemas.microsoft.com/office/word/2023/wordml/word16du" xmlns:w16sdtdh="http://schemas.microsoft.com/office/word/2020/wordml/sdtdatahash" xmlns:w16sdtfl="http://schemas.microsoft.com/office/word/2024/wordml/sdtformatlock" xmlns:w16se="http://schemas.microsoft.com/office/word/2015/wordml/symex" xmlns:wpg="http://schemas.microsoft.com/office/word/2010/wordprocessingGroup" xmlns:wpi="http://schemas.microsoft.com/office/word/2010/wordprocessingInk" xmlns:wne="http://schemas.microsoft.com/office/word/2006/wordml" xmlns:wps="http://schemas.microsoft.com/office/word/2010/wordprocessingShape" mc:Ignorable="w14 w15 w16se w16cid w16 w16cex w16sdtdh w16sdtfl w16du wp14">
   <w:footnote w:type="separator" w:id="-1">
     <w:p>
       <w:r>
@@ -14498,17 +14535,7 @@
 </file>
 
 <file path=word/header1.xml><?xml version="1.0" encoding="utf-8"?>
-<w:hdr xmlns:wpc="http://schemas.microsoft.com/office/word/2010/wordprocessingCanvas" xmlns:cx="http://schemas.microsoft.com/office/drawing/2014/chartex" xmlns:cx1="http://schemas.microsoft.com/office/drawing/2015/9/8/chartex" xmlns:cx2="http://schemas.microsoft.com/office/drawing/2015/10/21/chartex" xmlns:cx3="http://schemas.microsoft.com/office/drawing/2016/5/9/chartex" xmlns:cx4="http://schemas.microsoft.com/office/drawing/2016/5/10/chartex" xmlns:cx5="http://schemas.microsoft.com/office/drawing/2016/5/11/chartex" xmlns:cx6="http://schemas.microsoft.com/office/drawing/2016/5/12/chartex" xmlns:cx7="http://schemas.microsoft.com/office/drawing/2016/5/13/chartex" xmlns:cx8="http://schemas.microsoft.com/office/drawing/2016/5/14/chartex" xmlns:mc="http://schemas.openxmlformats.org/markup-compatibility/2006" xmlns:aink="http://schemas.microsoft.com/office/drawing/2016/ink" xmlns:am3d="http://schemas.microsoft.com/office/drawing/2017/model3d" xmlns:o="urn:schemas-microsoft-com:office:office" xmlns:oel="http://schemas.microsoft.com/office/2019/extlst" xmlns:r="http://schemas.openxmlformats.org/officeDocument/2006/relationships" xmlns:m="http://schemas.openxmlformats.org/officeDocument/2006/math" xmlns:v="urn:schemas-microsoft-com:vml" xmlns:wp14="http://schemas.microsoft.com/office/word/2010/wordprocessingDrawing" xmlns:wp="http://schemas.openxmlformats.org/drawingml/2006/wordprocessingDrawing" xmlns:w10="urn:schemas-microsoft-com:office:word" xmlns:w="http://schemas.openxmlformats.org/wordprocessingml/2006/main" xmlns:w14="http://schemas.microsoft.com/office/word/2010/wordml" xmlns:w15="http://schemas.microsoft.com/office/word/2012/wordml" xmlns:w16cex="http://schemas.microsoft.com/office/word/2018/wordml/cex" xmlns:w16cid="http://schemas.microsoft.com/office/word/2016/wordml/cid" xmlns:w16="http://schemas.microsoft.com/office/word/2018/wordml" xmlns:w16sdtdh="http://schemas.microsoft.com/office/word/2020/wordml/sdtdatahash" xmlns:w16se="http://schemas.microsoft.com/office/word/2015/wordml/symex" xmlns:wpg="http://schemas.microsoft.com/office/word/2010/wordprocessingGroup" xmlns:wpi="http://schemas.microsoft.com/office/word/2010/wordprocessingInk" xmlns:wne="http://schemas.microsoft.com/office/word/2006/wordml" xmlns:wps="http://schemas.microsoft.com/office/word/2010/wordprocessingShape" mc:Ignorable="w14 w15 w16se w16cid w16 w16cex w16sdtdh wp14">
-  <w:p>
-    <w:pPr>
-      <w:pStyle w:val="a3"/>
-    </w:pPr>
-  </w:p>
-</w:hdr>
-</file>
-
-<file path=word/header2.xml><?xml version="1.0" encoding="utf-8"?>
-<w:hdr xmlns:wpc="http://schemas.microsoft.com/office/word/2010/wordprocessingCanvas" xmlns:cx="http://schemas.microsoft.com/office/drawing/2014/chartex" xmlns:cx1="http://schemas.microsoft.com/office/drawing/2015/9/8/chartex" xmlns:cx2="http://schemas.microsoft.com/office/drawing/2015/10/21/chartex" xmlns:cx3="http://schemas.microsoft.com/office/drawing/2016/5/9/chartex" xmlns:cx4="http://schemas.microsoft.com/office/drawing/2016/5/10/chartex" xmlns:cx5="http://schemas.microsoft.com/office/drawing/2016/5/11/chartex" xmlns:cx6="http://schemas.microsoft.com/office/drawing/2016/5/12/chartex" xmlns:cx7="http://schemas.microsoft.com/office/drawing/2016/5/13/chartex" xmlns:cx8="http://schemas.microsoft.com/office/drawing/2016/5/14/chartex" xmlns:mc="http://schemas.openxmlformats.org/markup-compatibility/2006" xmlns:aink="http://schemas.microsoft.com/office/drawing/2016/ink" xmlns:am3d="http://schemas.microsoft.com/office/drawing/2017/model3d" xmlns:o="urn:schemas-microsoft-com:office:office" xmlns:oel="http://schemas.microsoft.com/office/2019/extlst" xmlns:r="http://schemas.openxmlformats.org/officeDocument/2006/relationships" xmlns:m="http://schemas.openxmlformats.org/officeDocument/2006/math" xmlns:v="urn:schemas-microsoft-com:vml" xmlns:wp14="http://schemas.microsoft.com/office/word/2010/wordprocessingDrawing" xmlns:wp="http://schemas.openxmlformats.org/drawingml/2006/wordprocessingDrawing" xmlns:w10="urn:schemas-microsoft-com:office:word" xmlns:w="http://schemas.openxmlformats.org/wordprocessingml/2006/main" xmlns:w14="http://schemas.microsoft.com/office/word/2010/wordml" xmlns:w15="http://schemas.microsoft.com/office/word/2012/wordml" xmlns:w16cex="http://schemas.microsoft.com/office/word/2018/wordml/cex" xmlns:w16cid="http://schemas.microsoft.com/office/word/2016/wordml/cid" xmlns:w16="http://schemas.microsoft.com/office/word/2018/wordml" xmlns:w16sdtdh="http://schemas.microsoft.com/office/word/2020/wordml/sdtdatahash" xmlns:w16se="http://schemas.microsoft.com/office/word/2015/wordml/symex" xmlns:wpg="http://schemas.microsoft.com/office/word/2010/wordprocessingGroup" xmlns:wpi="http://schemas.microsoft.com/office/word/2010/wordprocessingInk" xmlns:wne="http://schemas.microsoft.com/office/word/2006/wordml" xmlns:wps="http://schemas.microsoft.com/office/word/2010/wordprocessingShape" mc:Ignorable="w14 w15 w16se w16cid w16 w16cex w16sdtdh wp14">
+<w:hdr xmlns:wpc="http://schemas.microsoft.com/office/word/2010/wordprocessingCanvas" xmlns:cx="http://schemas.microsoft.com/office/drawing/2014/chartex" xmlns:cx1="http://schemas.microsoft.com/office/drawing/2015/9/8/chartex" xmlns:cx2="http://schemas.microsoft.com/office/drawing/2015/10/21/chartex" xmlns:cx3="http://schemas.microsoft.com/office/drawing/2016/5/9/chartex" xmlns:cx4="http://schemas.microsoft.com/office/drawing/2016/5/10/chartex" xmlns:cx5="http://schemas.microsoft.com/office/drawing/2016/5/11/chartex" xmlns:cx6="http://schemas.microsoft.com/office/drawing/2016/5/12/chartex" xmlns:cx7="http://schemas.microsoft.com/office/drawing/2016/5/13/chartex" xmlns:cx8="http://schemas.microsoft.com/office/drawing/2016/5/14/chartex" xmlns:mc="http://schemas.openxmlformats.org/markup-compatibility/2006" xmlns:aink="http://schemas.microsoft.com/office/drawing/2016/ink" xmlns:am3d="http://schemas.microsoft.com/office/drawing/2017/model3d" xmlns:o="urn:schemas-microsoft-com:office:office" xmlns:oel="http://schemas.microsoft.com/office/2019/extlst" xmlns:r="http://schemas.openxmlformats.org/officeDocument/2006/relationships" xmlns:m="http://schemas.openxmlformats.org/officeDocument/2006/math" xmlns:v="urn:schemas-microsoft-com:vml" xmlns:wp14="http://schemas.microsoft.com/office/word/2010/wordprocessingDrawing" xmlns:wp="http://schemas.openxmlformats.org/drawingml/2006/wordprocessingDrawing" xmlns:w10="urn:schemas-microsoft-com:office:word" xmlns:w="http://schemas.openxmlformats.org/wordprocessingml/2006/main" xmlns:w14="http://schemas.microsoft.com/office/word/2010/wordml" xmlns:w15="http://schemas.microsoft.com/office/word/2012/wordml" xmlns:w16cex="http://schemas.microsoft.com/office/word/2018/wordml/cex" xmlns:w16cid="http://schemas.microsoft.com/office/word/2016/wordml/cid" xmlns:w16="http://schemas.microsoft.com/office/word/2018/wordml" xmlns:w16du="http://schemas.microsoft.com/office/word/2023/wordml/word16du" xmlns:w16sdtdh="http://schemas.microsoft.com/office/word/2020/wordml/sdtdatahash" xmlns:w16sdtfl="http://schemas.microsoft.com/office/word/2024/wordml/sdtformatlock" xmlns:w16se="http://schemas.microsoft.com/office/word/2015/wordml/symex" xmlns:wpg="http://schemas.microsoft.com/office/word/2010/wordprocessingGroup" xmlns:wpi="http://schemas.microsoft.com/office/word/2010/wordprocessingInk" xmlns:wne="http://schemas.microsoft.com/office/word/2006/wordml" xmlns:wps="http://schemas.microsoft.com/office/word/2010/wordprocessingShape" mc:Ignorable="w14 w15 w16se w16cid w16 w16cex w16sdtdh w16sdtfl w16du wp14">
   <w:p>
     <w:pPr>
       <w:pStyle w:val="a3"/>
@@ -14581,7 +14608,7 @@
             </wp:anchor>
           </w:drawing>
         </mc:Choice>
-        <mc:Fallback xmlns:w16du="http://schemas.microsoft.com/office/word/2023/wordml/word16du" xmlns:w16sdtfl="http://schemas.microsoft.com/office/word/2024/wordml/sdtformatlock">
+        <mc:Fallback>
           <w:pict>
             <v:line w14:anchorId="69B9CAF4" id="Line 4" o:spid="_x0000_s1026" style="position:absolute;flip:y;z-index:251662336;visibility:visible;mso-wrap-style:square;mso-width-percent:0;mso-height-percent:0;mso-wrap-distance-left:9pt;mso-wrap-distance-top:0;mso-wrap-distance-right:9pt;mso-wrap-distance-bottom:0;mso-position-horizontal:absolute;mso-position-horizontal-relative:text;mso-position-vertical:absolute;mso-position-vertical-relative:text;mso-width-percent:0;mso-height-percent:0;mso-width-relative:page;mso-height-relative:page" from="0,796.35pt" to="513pt,796.35pt" o:gfxdata="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" strokeweight="1.5pt"/>
           </w:pict>
@@ -14656,7 +14683,7 @@
             </wp:anchor>
           </w:drawing>
         </mc:Choice>
-        <mc:Fallback xmlns:w16du="http://schemas.microsoft.com/office/word/2023/wordml/word16du" xmlns:w16sdtfl="http://schemas.microsoft.com/office/word/2024/wordml/sdtformatlock">
+        <mc:Fallback>
           <w:pict>
             <v:line w14:anchorId="443A0EBC" id="Line 3" o:spid="_x0000_s1026" style="position:absolute;flip:x;z-index:251661312;visibility:visible;mso-wrap-style:square;mso-width-percent:0;mso-height-percent:0;mso-wrap-distance-left:9pt;mso-wrap-distance-top:0;mso-wrap-distance-right:9pt;mso-wrap-distance-bottom:0;mso-position-horizontal:absolute;mso-position-horizontal-relative:text;mso-position-vertical:absolute;mso-position-vertical-relative:text;mso-width-percent:0;mso-height-percent:0;mso-width-relative:page;mso-height-relative:page" from="0,-10.2pt" to="0,796.35pt" o:gfxdata="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" strokeweight="1.5pt"/>
           </w:pict>
@@ -14731,7 +14758,7 @@
             </wp:anchor>
           </w:drawing>
         </mc:Choice>
-        <mc:Fallback xmlns:w16du="http://schemas.microsoft.com/office/word/2023/wordml/word16du" xmlns:w16sdtfl="http://schemas.microsoft.com/office/word/2024/wordml/sdtformatlock">
+        <mc:Fallback>
           <w:pict>
             <v:line w14:anchorId="76E03456" id="Line 2" o:spid="_x0000_s1026" style="position:absolute;z-index:251660288;visibility:visible;mso-wrap-style:square;mso-width-percent:0;mso-height-percent:0;mso-wrap-distance-left:9pt;mso-wrap-distance-top:0;mso-wrap-distance-right:9pt;mso-wrap-distance-bottom:0;mso-position-horizontal:absolute;mso-position-horizontal-relative:text;mso-position-vertical:absolute;mso-position-vertical-relative:text;mso-width-percent:0;mso-height-percent:0;mso-width-relative:page;mso-height-relative:page" from="513pt,-10.2pt" to="513pt,796.35pt" o:gfxdata="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" strokeweight="1.5pt"/>
           </w:pict>
@@ -14806,7 +14833,7 @@
             </wp:anchor>
           </w:drawing>
         </mc:Choice>
-        <mc:Fallback xmlns:w16du="http://schemas.microsoft.com/office/word/2023/wordml/word16du" xmlns:w16sdtfl="http://schemas.microsoft.com/office/word/2024/wordml/sdtformatlock">
+        <mc:Fallback>
           <w:pict>
             <v:line w14:anchorId="6F289A7B" id="Line 1" o:spid="_x0000_s1026" style="position:absolute;z-index:251659264;visibility:visible;mso-wrap-style:square;mso-width-percent:0;mso-height-percent:0;mso-wrap-distance-left:9pt;mso-wrap-distance-top:0;mso-wrap-distance-right:9pt;mso-wrap-distance-bottom:0;mso-position-horizontal:absolute;mso-position-horizontal-relative:text;mso-position-vertical:absolute;mso-position-vertical-relative:text;mso-width-percent:0;mso-height-percent:0;mso-width-relative:page;mso-height-relative:page" from="0,-10.2pt" to="513pt,-10.2pt" o:gfxdata="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" strokeweight="1.5pt"/>
           </w:pict>
@@ -14817,8 +14844,8 @@
 </w:hdr>
 </file>
 
-<file path=word/header3.xml><?xml version="1.0" encoding="utf-8"?>
-<w:hdr xmlns:wpc="http://schemas.microsoft.com/office/word/2010/wordprocessingCanvas" xmlns:cx="http://schemas.microsoft.com/office/drawing/2014/chartex" xmlns:cx1="http://schemas.microsoft.com/office/drawing/2015/9/8/chartex" xmlns:cx2="http://schemas.microsoft.com/office/drawing/2015/10/21/chartex" xmlns:cx3="http://schemas.microsoft.com/office/drawing/2016/5/9/chartex" xmlns:cx4="http://schemas.microsoft.com/office/drawing/2016/5/10/chartex" xmlns:cx5="http://schemas.microsoft.com/office/drawing/2016/5/11/chartex" xmlns:cx6="http://schemas.microsoft.com/office/drawing/2016/5/12/chartex" xmlns:cx7="http://schemas.microsoft.com/office/drawing/2016/5/13/chartex" xmlns:cx8="http://schemas.microsoft.com/office/drawing/2016/5/14/chartex" xmlns:mc="http://schemas.openxmlformats.org/markup-compatibility/2006" xmlns:aink="http://schemas.microsoft.com/office/drawing/2016/ink" xmlns:am3d="http://schemas.microsoft.com/office/drawing/2017/model3d" xmlns:o="urn:schemas-microsoft-com:office:office" xmlns:oel="http://schemas.microsoft.com/office/2019/extlst" xmlns:r="http://schemas.openxmlformats.org/officeDocument/2006/relationships" xmlns:m="http://schemas.openxmlformats.org/officeDocument/2006/math" xmlns:v="urn:schemas-microsoft-com:vml" xmlns:wp14="http://schemas.microsoft.com/office/word/2010/wordprocessingDrawing" xmlns:wp="http://schemas.openxmlformats.org/drawingml/2006/wordprocessingDrawing" xmlns:w10="urn:schemas-microsoft-com:office:word" xmlns:w="http://schemas.openxmlformats.org/wordprocessingml/2006/main" xmlns:w14="http://schemas.microsoft.com/office/word/2010/wordml" xmlns:w15="http://schemas.microsoft.com/office/word/2012/wordml" xmlns:w16cex="http://schemas.microsoft.com/office/word/2018/wordml/cex" xmlns:w16cid="http://schemas.microsoft.com/office/word/2016/wordml/cid" xmlns:w16="http://schemas.microsoft.com/office/word/2018/wordml" xmlns:w16sdtdh="http://schemas.microsoft.com/office/word/2020/wordml/sdtdatahash" xmlns:w16se="http://schemas.microsoft.com/office/word/2015/wordml/symex" xmlns:wpg="http://schemas.microsoft.com/office/word/2010/wordprocessingGroup" xmlns:wpi="http://schemas.microsoft.com/office/word/2010/wordprocessingInk" xmlns:wne="http://schemas.microsoft.com/office/word/2006/wordml" xmlns:wps="http://schemas.microsoft.com/office/word/2010/wordprocessingShape" mc:Ignorable="w14 w15 w16se w16cid w16 w16cex w16sdtdh wp14">
+<file path=word/header2.xml><?xml version="1.0" encoding="utf-8"?>
+<w:hdr xmlns:wpc="http://schemas.microsoft.com/office/word/2010/wordprocessingCanvas" xmlns:cx="http://schemas.microsoft.com/office/drawing/2014/chartex" xmlns:cx1="http://schemas.microsoft.com/office/drawing/2015/9/8/chartex" xmlns:cx2="http://schemas.microsoft.com/office/drawing/2015/10/21/chartex" xmlns:cx3="http://schemas.microsoft.com/office/drawing/2016/5/9/chartex" xmlns:cx4="http://schemas.microsoft.com/office/drawing/2016/5/10/chartex" xmlns:cx5="http://schemas.microsoft.com/office/drawing/2016/5/11/chartex" xmlns:cx6="http://schemas.microsoft.com/office/drawing/2016/5/12/chartex" xmlns:cx7="http://schemas.microsoft.com/office/drawing/2016/5/13/chartex" xmlns:cx8="http://schemas.microsoft.com/office/drawing/2016/5/14/chartex" xmlns:mc="http://schemas.openxmlformats.org/markup-compatibility/2006" xmlns:aink="http://schemas.microsoft.com/office/drawing/2016/ink" xmlns:am3d="http://schemas.microsoft.com/office/drawing/2017/model3d" xmlns:o="urn:schemas-microsoft-com:office:office" xmlns:oel="http://schemas.microsoft.com/office/2019/extlst" xmlns:r="http://schemas.openxmlformats.org/officeDocument/2006/relationships" xmlns:m="http://schemas.openxmlformats.org/officeDocument/2006/math" xmlns:v="urn:schemas-microsoft-com:vml" xmlns:wp14="http://schemas.microsoft.com/office/word/2010/wordprocessingDrawing" xmlns:wp="http://schemas.openxmlformats.org/drawingml/2006/wordprocessingDrawing" xmlns:w10="urn:schemas-microsoft-com:office:word" xmlns:w="http://schemas.openxmlformats.org/wordprocessingml/2006/main" xmlns:w14="http://schemas.microsoft.com/office/word/2010/wordml" xmlns:w15="http://schemas.microsoft.com/office/word/2012/wordml" xmlns:w16cex="http://schemas.microsoft.com/office/word/2018/wordml/cex" xmlns:w16cid="http://schemas.microsoft.com/office/word/2016/wordml/cid" xmlns:w16="http://schemas.microsoft.com/office/word/2018/wordml" xmlns:w16du="http://schemas.microsoft.com/office/word/2023/wordml/word16du" xmlns:w16sdtdh="http://schemas.microsoft.com/office/word/2020/wordml/sdtdatahash" xmlns:w16sdtfl="http://schemas.microsoft.com/office/word/2024/wordml/sdtformatlock" xmlns:w16se="http://schemas.microsoft.com/office/word/2015/wordml/symex" xmlns:wpg="http://schemas.microsoft.com/office/word/2010/wordprocessingGroup" xmlns:wpi="http://schemas.microsoft.com/office/word/2010/wordprocessingInk" xmlns:wne="http://schemas.microsoft.com/office/word/2006/wordml" xmlns:wps="http://schemas.microsoft.com/office/word/2010/wordprocessingShape" mc:Ignorable="w14 w15 w16se w16cid w16 w16cex w16sdtdh w16sdtfl w16du wp14">
   <w:p>
     <w:pPr>
       <w:pStyle w:val="a3"/>
@@ -15051,13 +15078,30 @@
                               <w:i/>
                               <w:lang w:val="ru-RU"/>
                             </w:rPr>
-                            <w:t>ВлГУ.090304</w:t>
+                            <w:t>ВлГУ.09.03.</w:t>
+                          </w:r>
+                          <w:proofErr w:type="gramStart"/>
+                          <w:r>
+                            <w:rPr>
+                              <w:rFonts w:ascii="Arial" w:hAnsi="Arial"/>
+                              <w:i/>
+                              <w:lang w:val="ru-RU"/>
+                            </w:rPr>
+                            <w:t>04.ПРИ</w:t>
+                          </w:r>
+                          <w:proofErr w:type="gramEnd"/>
+                          <w:r>
+                            <w:rPr>
+                              <w:rFonts w:ascii="Arial" w:hAnsi="Arial"/>
+                              <w:i/>
+                              <w:lang w:val="ru-RU"/>
+                            </w:rPr>
+                            <w:t>-123</w:t>
                           </w:r>
                           <w:r>
                             <w:rPr>
                               <w:rFonts w:ascii="Arial" w:hAnsi="Arial"/>
                               <w:i/>
-                              <w:lang w:val="ru-RU"/>
                             </w:rPr>
                             <w:t>.</w:t>
                           </w:r>
@@ -15067,29 +15111,12 @@
                               <w:i/>
                               <w:lang w:val="ru-RU"/>
                             </w:rPr>
-                            <w:t>0</w:t>
+                            <w:t>18.0</w:t>
                           </w:r>
                           <w:r>
                             <w:rPr>
                               <w:rFonts w:ascii="Arial" w:hAnsi="Arial"/>
                               <w:i/>
-                              <w:lang w:val="ru-RU"/>
-                            </w:rPr>
-                            <w:t>8.</w:t>
-                          </w:r>
-                          <w:r>
-                            <w:rPr>
-                              <w:rFonts w:ascii="Arial" w:hAnsi="Arial"/>
-                              <w:i/>
-                              <w:lang w:val="ru-RU"/>
-                            </w:rPr>
-                            <w:t>18</w:t>
-                          </w:r>
-                          <w:r>
-                            <w:rPr>
-                              <w:rFonts w:ascii="Arial" w:hAnsi="Arial"/>
-                              <w:i/>
-                              <w:lang w:val="ru-RU"/>
                             </w:rPr>
                             <w:t>.00</w:t>
                           </w:r>
@@ -15101,6 +15128,26 @@
                             </w:rPr>
                             <w:t xml:space="preserve"> ПЗ</w:t>
                           </w:r>
+                        </w:p>
+                        <w:p>
+                          <w:pPr>
+                            <w:jc w:val="center"/>
+                            <w:rPr>
+                              <w:rFonts w:ascii="Arial" w:hAnsi="Arial"/>
+                              <w:i/>
+                              <w:lang w:val="ru-RU"/>
+                            </w:rPr>
+                          </w:pPr>
+                        </w:p>
+                        <w:p>
+                          <w:pPr>
+                            <w:jc w:val="center"/>
+                            <w:rPr>
+                              <w:rFonts w:ascii="Arial" w:hAnsi="Arial"/>
+                              <w:i/>
+                              <w:lang w:val="ru-RU"/>
+                            </w:rPr>
+                          </w:pPr>
                         </w:p>
                       </w:txbxContent>
                     </wps:txbx>
@@ -15139,13 +15186,30 @@
                         <w:i/>
                         <w:lang w:val="ru-RU"/>
                       </w:rPr>
-                      <w:t>ВлГУ.090304</w:t>
+                      <w:t>ВлГУ.09.03.</w:t>
+                    </w:r>
+                    <w:proofErr w:type="gramStart"/>
+                    <w:r>
+                      <w:rPr>
+                        <w:rFonts w:ascii="Arial" w:hAnsi="Arial"/>
+                        <w:i/>
+                        <w:lang w:val="ru-RU"/>
+                      </w:rPr>
+                      <w:t>04.ПРИ</w:t>
+                    </w:r>
+                    <w:proofErr w:type="gramEnd"/>
+                    <w:r>
+                      <w:rPr>
+                        <w:rFonts w:ascii="Arial" w:hAnsi="Arial"/>
+                        <w:i/>
+                        <w:lang w:val="ru-RU"/>
+                      </w:rPr>
+                      <w:t>-123</w:t>
                     </w:r>
                     <w:r>
                       <w:rPr>
                         <w:rFonts w:ascii="Arial" w:hAnsi="Arial"/>
                         <w:i/>
-                        <w:lang w:val="ru-RU"/>
                       </w:rPr>
                       <w:t>.</w:t>
                     </w:r>
@@ -15155,29 +15219,12 @@
                         <w:i/>
                         <w:lang w:val="ru-RU"/>
                       </w:rPr>
-                      <w:t>0</w:t>
+                      <w:t>18.0</w:t>
                     </w:r>
                     <w:r>
                       <w:rPr>
                         <w:rFonts w:ascii="Arial" w:hAnsi="Arial"/>
                         <w:i/>
-                        <w:lang w:val="ru-RU"/>
-                      </w:rPr>
-                      <w:t>8.</w:t>
-                    </w:r>
-                    <w:r>
-                      <w:rPr>
-                        <w:rFonts w:ascii="Arial" w:hAnsi="Arial"/>
-                        <w:i/>
-                        <w:lang w:val="ru-RU"/>
-                      </w:rPr>
-                      <w:t>18</w:t>
-                    </w:r>
-                    <w:r>
-                      <w:rPr>
-                        <w:rFonts w:ascii="Arial" w:hAnsi="Arial"/>
-                        <w:i/>
-                        <w:lang w:val="ru-RU"/>
                       </w:rPr>
                       <w:t>.00</w:t>
                     </w:r>
@@ -15189,6 +15236,26 @@
                       </w:rPr>
                       <w:t xml:space="preserve"> ПЗ</w:t>
                     </w:r>
+                  </w:p>
+                  <w:p>
+                    <w:pPr>
+                      <w:jc w:val="center"/>
+                      <w:rPr>
+                        <w:rFonts w:ascii="Arial" w:hAnsi="Arial"/>
+                        <w:i/>
+                        <w:lang w:val="ru-RU"/>
+                      </w:rPr>
+                    </w:pPr>
+                  </w:p>
+                  <w:p>
+                    <w:pPr>
+                      <w:jc w:val="center"/>
+                      <w:rPr>
+                        <w:rFonts w:ascii="Arial" w:hAnsi="Arial"/>
+                        <w:i/>
+                        <w:lang w:val="ru-RU"/>
+                      </w:rPr>
+                    </w:pPr>
                   </w:p>
                 </w:txbxContent>
               </v:textbox>
@@ -18080,7 +18147,7 @@
             </wp:anchor>
           </w:drawing>
         </mc:Choice>
-        <mc:Fallback xmlns:w16du="http://schemas.microsoft.com/office/word/2023/wordml/word16du" xmlns:w16sdtfl="http://schemas.microsoft.com/office/word/2024/wordml/sdtformatlock">
+        <mc:Fallback>
           <w:pict>
             <v:line w14:anchorId="0F5A730D" id="Line 174" o:spid="_x0000_s1026" style="position:absolute;rotation:-90;z-index:251687936;visibility:visible;mso-wrap-style:square;mso-width-percent:0;mso-height-percent:0;mso-wrap-distance-left:9pt;mso-wrap-distance-top:0;mso-wrap-distance-right:9pt;mso-wrap-distance-bottom:0;mso-position-horizontal:absolute;mso-position-horizontal-relative:text;mso-position-vertical:absolute;mso-position-vertical-relative:text;mso-width-percent:0;mso-height-percent:0;mso-width-relative:page;mso-height-relative:page" from="441.75pt,739.35pt" to="470.25pt,739.35pt" o:gfxdata="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" strokeweight="1.5pt"/>
           </w:pict>
@@ -18155,7 +18222,7 @@
             </wp:anchor>
           </w:drawing>
         </mc:Choice>
-        <mc:Fallback xmlns:w16du="http://schemas.microsoft.com/office/word/2023/wordml/word16du" xmlns:w16sdtfl="http://schemas.microsoft.com/office/word/2024/wordml/sdtformatlock">
+        <mc:Fallback>
           <w:pict>
             <v:line w14:anchorId="6831E04F" id="Line 173" o:spid="_x0000_s1026" style="position:absolute;rotation:-90;z-index:251686912;visibility:visible;mso-wrap-style:square;mso-width-percent:0;mso-height-percent:0;mso-wrap-distance-left:9pt;mso-wrap-distance-top:0;mso-wrap-distance-right:9pt;mso-wrap-distance-bottom:0;mso-position-horizontal:absolute;mso-position-horizontal-relative:text;mso-position-vertical:absolute;mso-position-vertical-relative:text;mso-width-percent:0;mso-height-percent:0;mso-width-relative:page;mso-height-relative:page" from="399pt,739.35pt" to="427.5pt,739.35pt" o:gfxdata="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" strokeweight="1.5pt"/>
           </w:pict>
@@ -18230,7 +18297,7 @@
             </wp:anchor>
           </w:drawing>
         </mc:Choice>
-        <mc:Fallback xmlns:w16du="http://schemas.microsoft.com/office/word/2023/wordml/word16du" xmlns:w16sdtfl="http://schemas.microsoft.com/office/word/2024/wordml/sdtformatlock">
+        <mc:Fallback>
           <w:pict>
             <v:line w14:anchorId="1C530F98" id="Line 172" o:spid="_x0000_s1026" style="position:absolute;rotation:-90;z-index:251685888;visibility:visible;mso-wrap-style:square;mso-width-percent:0;mso-height-percent:0;mso-wrap-distance-left:9pt;mso-wrap-distance-top:0;mso-wrap-distance-right:9pt;mso-wrap-distance-bottom:0;mso-position-horizontal:absolute;mso-position-horizontal-relative:text;mso-position-vertical:absolute;mso-position-vertical-relative:text;mso-width-percent:0;mso-height-percent:0;mso-width-relative:page;mso-height-relative:page" from="391.85pt,746.5pt" to="406.1pt,746.5pt" o:gfxdata="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" strokeweight=".25pt"/>
           </w:pict>
@@ -18305,7 +18372,7 @@
             </wp:anchor>
           </w:drawing>
         </mc:Choice>
-        <mc:Fallback xmlns:w16du="http://schemas.microsoft.com/office/word/2023/wordml/word16du" xmlns:w16sdtfl="http://schemas.microsoft.com/office/word/2024/wordml/sdtformatlock">
+        <mc:Fallback>
           <w:pict>
             <v:line w14:anchorId="696FEB69" id="Line 171" o:spid="_x0000_s1026" style="position:absolute;rotation:-90;z-index:251684864;visibility:visible;mso-wrap-style:square;mso-width-percent:0;mso-height-percent:0;mso-wrap-distance-left:9pt;mso-wrap-distance-top:0;mso-wrap-distance-right:9pt;mso-wrap-distance-bottom:0;mso-position-horizontal:absolute;mso-position-horizontal-relative:text;mso-position-vertical:absolute;mso-position-vertical-relative:text;mso-width-percent:0;mso-height-percent:0;mso-width-relative:page;mso-height-relative:page" from="377.6pt,746.5pt" to="391.85pt,746.5pt" o:gfxdata="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" strokeweight=".25pt"/>
           </w:pict>
@@ -18380,7 +18447,7 @@
             </wp:anchor>
           </w:drawing>
         </mc:Choice>
-        <mc:Fallback xmlns:w16du="http://schemas.microsoft.com/office/word/2023/wordml/word16du" xmlns:w16sdtfl="http://schemas.microsoft.com/office/word/2024/wordml/sdtformatlock">
+        <mc:Fallback>
           <w:pict>
             <v:line w14:anchorId="34A3EEC0" id="Line 170" o:spid="_x0000_s1026" style="position:absolute;z-index:251683840;visibility:visible;mso-wrap-style:square;mso-width-percent:0;mso-height-percent:0;mso-wrap-distance-left:9pt;mso-wrap-distance-top:0;mso-wrap-distance-right:9pt;mso-wrap-distance-bottom:0;mso-position-horizontal:absolute;mso-position-horizontal-relative:text;mso-position-vertical:absolute;mso-position-vertical-relative:text;mso-width-percent:0;mso-height-percent:0;mso-width-relative:page;mso-height-relative:page" from="370.5pt,753.6pt" to="512.25pt,753.6pt" o:gfxdata="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" strokeweight="1.5pt"/>
           </w:pict>
@@ -18455,7 +18522,7 @@
             </wp:anchor>
           </w:drawing>
         </mc:Choice>
-        <mc:Fallback xmlns:w16du="http://schemas.microsoft.com/office/word/2023/wordml/word16du" xmlns:w16sdtfl="http://schemas.microsoft.com/office/word/2024/wordml/sdtformatlock">
+        <mc:Fallback>
           <w:pict>
             <v:line w14:anchorId="6A236180" id="Line 169" o:spid="_x0000_s1026" style="position:absolute;rotation:-90;z-index:251682816;visibility:visible;mso-wrap-style:square;mso-width-percent:0;mso-height-percent:0;mso-wrap-distance-left:9pt;mso-wrap-distance-top:0;mso-wrap-distance-right:9pt;mso-wrap-distance-bottom:0;mso-position-horizontal:absolute;mso-position-horizontal-relative:text;mso-position-vertical:absolute;mso-position-vertical-relative:text;mso-width-percent:0;mso-height-percent:0;mso-width-relative:page;mso-height-relative:page" from="334.85pt,760.75pt" to="406.1pt,760.75pt" o:gfxdata="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" strokeweight="1.5pt"/>
           </w:pict>
@@ -18530,7 +18597,7 @@
             </wp:anchor>
           </w:drawing>
         </mc:Choice>
-        <mc:Fallback xmlns:w16du="http://schemas.microsoft.com/office/word/2023/wordml/word16du" xmlns:w16sdtfl="http://schemas.microsoft.com/office/word/2024/wordml/sdtformatlock">
+        <mc:Fallback>
           <w:pict>
             <v:line w14:anchorId="36BAAB13" id="Line 168" o:spid="_x0000_s1026" style="position:absolute;z-index:251681792;visibility:visible;mso-wrap-style:square;mso-width-percent:0;mso-height-percent:0;mso-wrap-distance-left:9pt;mso-wrap-distance-top:0;mso-wrap-distance-right:9pt;mso-wrap-distance-bottom:0;mso-position-horizontal:absolute;mso-position-horizontal-relative:text;mso-position-vertical:absolute;mso-position-vertical-relative:text;mso-width-percent:0;mso-height-percent:0;mso-width-relative:page;mso-height-relative:page" from="370.5pt,739.35pt" to="512.25pt,739.35pt" o:gfxdata="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" strokeweight="1.5pt"/>
           </w:pict>
@@ -18605,7 +18672,7 @@
             </wp:anchor>
           </w:drawing>
         </mc:Choice>
-        <mc:Fallback xmlns:w16du="http://schemas.microsoft.com/office/word/2023/wordml/word16du" xmlns:w16sdtfl="http://schemas.microsoft.com/office/word/2024/wordml/sdtformatlock">
+        <mc:Fallback>
           <w:pict>
             <v:line w14:anchorId="32490C67" id="Line 167" o:spid="_x0000_s1026" style="position:absolute;rotation:-90;z-index:251680768;visibility:visible;mso-wrap-style:square;mso-width-percent:0;mso-height-percent:0;mso-wrap-distance-left:9pt;mso-wrap-distance-top:0;mso-wrap-distance-right:9pt;mso-wrap-distance-bottom:0;mso-position-horizontal:absolute;mso-position-horizontal-relative:text;mso-position-vertical:absolute;mso-position-vertical-relative:text;mso-width-percent:0;mso-height-percent:0;mso-width-relative:page;mso-height-relative:page" from="128.25pt,739.35pt" to="242.25pt,739.35pt" o:gfxdata="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" strokeweight="1.5pt"/>
           </w:pict>
@@ -18680,7 +18747,7 @@
             </wp:anchor>
           </w:drawing>
         </mc:Choice>
-        <mc:Fallback xmlns:w16du="http://schemas.microsoft.com/office/word/2023/wordml/word16du" xmlns:w16sdtfl="http://schemas.microsoft.com/office/word/2024/wordml/sdtformatlock">
+        <mc:Fallback>
           <w:pict>
             <v:line w14:anchorId="5702C958" id="Line 166" o:spid="_x0000_s1026" style="position:absolute;rotation:-90;z-index:251679744;visibility:visible;mso-wrap-style:square;mso-width-percent:0;mso-height-percent:0;mso-wrap-distance-left:9pt;mso-wrap-distance-top:0;mso-wrap-distance-right:9pt;mso-wrap-distance-bottom:0;mso-position-horizontal:absolute;mso-position-horizontal-relative:text;mso-position-vertical:absolute;mso-position-vertical-relative:text;mso-width-percent:0;mso-height-percent:0;mso-width-relative:page;mso-height-relative:page" from="99.75pt,739.35pt" to="213.75pt,739.35pt" o:gfxdata="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" strokeweight="1.5pt"/>
           </w:pict>
@@ -18755,7 +18822,7 @@
             </wp:anchor>
           </w:drawing>
         </mc:Choice>
-        <mc:Fallback xmlns:w16du="http://schemas.microsoft.com/office/word/2023/wordml/word16du" xmlns:w16sdtfl="http://schemas.microsoft.com/office/word/2024/wordml/sdtformatlock">
+        <mc:Fallback>
           <w:pict>
             <v:line w14:anchorId="052CD90C" id="Line 165" o:spid="_x0000_s1026" style="position:absolute;rotation:-90;z-index:251678720;visibility:visible;mso-wrap-style:square;mso-width-percent:0;mso-height-percent:0;mso-wrap-distance-left:9pt;mso-wrap-distance-top:0;mso-wrap-distance-right:9pt;mso-wrap-distance-bottom:0;mso-position-horizontal:absolute;mso-position-horizontal-relative:text;mso-position-vertical:absolute;mso-position-vertical-relative:text;mso-width-percent:0;mso-height-percent:0;mso-width-relative:page;mso-height-relative:page" from="57pt,739.35pt" to="171pt,739.35pt" o:gfxdata="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" strokeweight="1.5pt"/>
           </w:pict>
@@ -18830,7 +18897,7 @@
             </wp:anchor>
           </w:drawing>
         </mc:Choice>
-        <mc:Fallback xmlns:w16du="http://schemas.microsoft.com/office/word/2023/wordml/word16du" xmlns:w16sdtfl="http://schemas.microsoft.com/office/word/2024/wordml/sdtformatlock">
+        <mc:Fallback>
           <w:pict>
             <v:line w14:anchorId="53AE3FDF" id="Line 164" o:spid="_x0000_s1026" style="position:absolute;rotation:-90;z-index:251677696;visibility:visible;mso-wrap-style:square;mso-width-percent:0;mso-height-percent:0;mso-wrap-distance-left:9pt;mso-wrap-distance-top:0;mso-wrap-distance-right:9pt;mso-wrap-distance-bottom:0;mso-position-horizontal:absolute;mso-position-horizontal-relative:text;mso-position-vertical:absolute;mso-position-vertical-relative:text;mso-width-percent:0;mso-height-percent:0;mso-width-relative:page;mso-height-relative:page" from="-8.55pt,739.35pt" to="105.45pt,739.35pt" o:gfxdata="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" strokeweight="1.5pt"/>
           </w:pict>
@@ -18905,7 +18972,7 @@
             </wp:anchor>
           </w:drawing>
         </mc:Choice>
-        <mc:Fallback xmlns:w16du="http://schemas.microsoft.com/office/word/2023/wordml/word16du" xmlns:w16sdtfl="http://schemas.microsoft.com/office/word/2024/wordml/sdtformatlock">
+        <mc:Fallback>
           <w:pict>
             <v:line w14:anchorId="6001046E" id="Line 163" o:spid="_x0000_s1026" style="position:absolute;rotation:-90;z-index:251676672;visibility:visible;mso-wrap-style:square;mso-width-percent:0;mso-height-percent:0;mso-wrap-distance-left:9pt;mso-wrap-distance-top:0;mso-wrap-distance-right:9pt;mso-wrap-distance-bottom:0;mso-position-horizontal:absolute;mso-position-horizontal-relative:text;mso-position-vertical:absolute;mso-position-vertical-relative:text;mso-width-percent:0;mso-height-percent:0;mso-width-relative:page;mso-height-relative:page" from="-1.45pt,703.75pt" to="41.3pt,703.75pt" o:gfxdata="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" strokeweight="1.5pt"/>
           </w:pict>
@@ -18980,7 +19047,7 @@
             </wp:anchor>
           </w:drawing>
         </mc:Choice>
-        <mc:Fallback xmlns:w16du="http://schemas.microsoft.com/office/word/2023/wordml/word16du" xmlns:w16sdtfl="http://schemas.microsoft.com/office/word/2024/wordml/sdtformatlock">
+        <mc:Fallback>
           <w:pict>
             <v:line w14:anchorId="5BF0ADD5" id="Line 162" o:spid="_x0000_s1026" style="position:absolute;z-index:251675648;visibility:visible;mso-wrap-style:square;mso-width-percent:0;mso-height-percent:0;mso-wrap-distance-left:9pt;mso-wrap-distance-top:0;mso-wrap-distance-right:9pt;mso-wrap-distance-bottom:0;mso-position-horizontal:absolute;mso-position-horizontal-relative:text;mso-position-vertical:absolute;mso-position-vertical-relative:text;mso-width-percent:0;mso-height-percent:0;mso-width-relative:page;mso-height-relative:page" from="0,682.35pt" to="513pt,682.35pt" o:gfxdata="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" strokeweight="1.5pt"/>
           </w:pict>
@@ -19055,7 +19122,7 @@
             </wp:anchor>
           </w:drawing>
         </mc:Choice>
-        <mc:Fallback xmlns:w16du="http://schemas.microsoft.com/office/word/2023/wordml/word16du" xmlns:w16sdtfl="http://schemas.microsoft.com/office/word/2024/wordml/sdtformatlock">
+        <mc:Fallback>
           <w:pict>
             <v:line w14:anchorId="38FF131C" id="Line 161" o:spid="_x0000_s1026" style="position:absolute;z-index:251674624;visibility:visible;mso-wrap-style:square;mso-width-percent:0;mso-height-percent:0;mso-wrap-distance-left:9pt;mso-wrap-distance-top:0;mso-wrap-distance-right:9pt;mso-wrap-distance-bottom:0;mso-position-horizontal:absolute;mso-position-horizontal-relative:text;mso-position-vertical:absolute;mso-position-vertical-relative:text;mso-width-percent:0;mso-height-percent:0;mso-width-relative:page;mso-height-relative:page" from="0,696.6pt" to="185.25pt,696.6pt" o:gfxdata="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" strokeweight=".25pt"/>
           </w:pict>
@@ -19130,7 +19197,7 @@
             </wp:anchor>
           </w:drawing>
         </mc:Choice>
-        <mc:Fallback xmlns:w16du="http://schemas.microsoft.com/office/word/2023/wordml/word16du" xmlns:w16sdtfl="http://schemas.microsoft.com/office/word/2024/wordml/sdtformatlock">
+        <mc:Fallback>
           <w:pict>
             <v:line w14:anchorId="00E1BA57" id="Line 160" o:spid="_x0000_s1026" style="position:absolute;z-index:251673600;visibility:visible;mso-wrap-style:square;mso-width-percent:0;mso-height-percent:0;mso-wrap-distance-left:9pt;mso-wrap-distance-top:0;mso-wrap-distance-right:9pt;mso-wrap-distance-bottom:0;mso-position-horizontal:absolute;mso-position-horizontal-relative:text;mso-position-vertical:absolute;mso-position-vertical-relative:text;mso-width-percent:0;mso-height-percent:0;mso-width-relative:page;mso-height-relative:page" from="0,710.85pt" to="185.25pt,710.85pt" o:gfxdata="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" strokeweight="1.5pt"/>
           </w:pict>
@@ -19205,7 +19272,7 @@
             </wp:anchor>
           </w:drawing>
         </mc:Choice>
-        <mc:Fallback xmlns:w16du="http://schemas.microsoft.com/office/word/2023/wordml/word16du" xmlns:w16sdtfl="http://schemas.microsoft.com/office/word/2024/wordml/sdtformatlock">
+        <mc:Fallback>
           <w:pict>
             <v:line w14:anchorId="14F4C0D5" id="Line 159" o:spid="_x0000_s1026" style="position:absolute;z-index:251672576;visibility:visible;mso-wrap-style:square;mso-width-percent:0;mso-height-percent:0;mso-wrap-distance-left:9pt;mso-wrap-distance-top:0;mso-wrap-distance-right:9pt;mso-wrap-distance-bottom:0;mso-position-horizontal:absolute;mso-position-horizontal-relative:text;mso-position-vertical:absolute;mso-position-vertical-relative:text;mso-width-percent:0;mso-height-percent:0;mso-width-relative:page;mso-height-relative:page" from="0,725.1pt" to="513pt,725.1pt" o:gfxdata="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" strokeweight="1.5pt"/>
           </w:pict>
@@ -19280,7 +19347,7 @@
             </wp:anchor>
           </w:drawing>
         </mc:Choice>
-        <mc:Fallback xmlns:w16du="http://schemas.microsoft.com/office/word/2023/wordml/word16du" xmlns:w16sdtfl="http://schemas.microsoft.com/office/word/2024/wordml/sdtformatlock">
+        <mc:Fallback>
           <w:pict>
             <v:line w14:anchorId="5E330ADD" id="Line 158" o:spid="_x0000_s1026" style="position:absolute;z-index:251671552;visibility:visible;mso-wrap-style:square;mso-width-percent:0;mso-height-percent:0;mso-wrap-distance-left:9pt;mso-wrap-distance-top:0;mso-wrap-distance-right:9pt;mso-wrap-distance-bottom:0;mso-position-horizontal:absolute;mso-position-horizontal-relative:text;mso-position-vertical:absolute;mso-position-vertical-relative:text;mso-width-percent:0;mso-height-percent:0;mso-width-relative:page;mso-height-relative:page" from="0,739.35pt" to="185.25pt,739.35pt" o:gfxdata="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" strokeweight=".25pt"/>
           </w:pict>
@@ -19355,7 +19422,7 @@
             </wp:anchor>
           </w:drawing>
         </mc:Choice>
-        <mc:Fallback xmlns:w16du="http://schemas.microsoft.com/office/word/2023/wordml/word16du" xmlns:w16sdtfl="http://schemas.microsoft.com/office/word/2024/wordml/sdtformatlock">
+        <mc:Fallback>
           <w:pict>
             <v:line w14:anchorId="5DBA46E1" id="Line 157" o:spid="_x0000_s1026" style="position:absolute;z-index:251670528;visibility:visible;mso-wrap-style:square;mso-width-percent:0;mso-height-percent:0;mso-wrap-distance-left:9pt;mso-wrap-distance-top:0;mso-wrap-distance-right:9pt;mso-wrap-distance-bottom:0;mso-position-horizontal:absolute;mso-position-horizontal-relative:text;mso-position-vertical:absolute;mso-position-vertical-relative:text;mso-width-percent:0;mso-height-percent:0;mso-width-relative:page;mso-height-relative:page" from="0,753.6pt" to="185.25pt,753.6pt" o:gfxdata="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" strokeweight=".25pt"/>
           </w:pict>
@@ -19430,7 +19497,7 @@
             </wp:anchor>
           </w:drawing>
         </mc:Choice>
-        <mc:Fallback xmlns:w16du="http://schemas.microsoft.com/office/word/2023/wordml/word16du" xmlns:w16sdtfl="http://schemas.microsoft.com/office/word/2024/wordml/sdtformatlock">
+        <mc:Fallback>
           <w:pict>
             <v:line w14:anchorId="1BBBFAC8" id="Line 156" o:spid="_x0000_s1026" style="position:absolute;z-index:251669504;visibility:visible;mso-wrap-style:square;mso-width-percent:0;mso-height-percent:0;mso-wrap-distance-left:9pt;mso-wrap-distance-top:0;mso-wrap-distance-right:9pt;mso-wrap-distance-bottom:0;mso-position-horizontal:absolute;mso-position-horizontal-relative:text;mso-position-vertical:absolute;mso-position-vertical-relative:text;mso-width-percent:0;mso-height-percent:0;mso-width-relative:page;mso-height-relative:page" from="0,767.85pt" to="185.25pt,767.85pt" o:gfxdata="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" strokeweight=".25pt"/>
           </w:pict>
@@ -19505,7 +19572,7 @@
             </wp:anchor>
           </w:drawing>
         </mc:Choice>
-        <mc:Fallback xmlns:w16du="http://schemas.microsoft.com/office/word/2023/wordml/word16du" xmlns:w16sdtfl="http://schemas.microsoft.com/office/word/2024/wordml/sdtformatlock">
+        <mc:Fallback>
           <w:pict>
             <v:line w14:anchorId="51E11306" id="Line 155" o:spid="_x0000_s1026" style="position:absolute;z-index:251668480;visibility:visible;mso-wrap-style:square;mso-width-percent:0;mso-height-percent:0;mso-wrap-distance-left:9pt;mso-wrap-distance-top:0;mso-wrap-distance-right:9pt;mso-wrap-distance-bottom:0;mso-position-horizontal:absolute;mso-position-horizontal-relative:text;mso-position-vertical:absolute;mso-position-vertical-relative:text;mso-width-percent:0;mso-height-percent:0;mso-width-relative:page;mso-height-relative:page" from="0,782.1pt" to="185.25pt,782.1pt" o:gfxdata="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" strokeweight=".25pt"/>
           </w:pict>
@@ -19580,7 +19647,7 @@
             </wp:anchor>
           </w:drawing>
         </mc:Choice>
-        <mc:Fallback xmlns:w16du="http://schemas.microsoft.com/office/word/2023/wordml/word16du" xmlns:w16sdtfl="http://schemas.microsoft.com/office/word/2024/wordml/sdtformatlock">
+        <mc:Fallback>
           <w:pict>
             <v:line w14:anchorId="3698ADEF" id="Line 154" o:spid="_x0000_s1026" style="position:absolute;flip:y;z-index:251667456;visibility:visible;mso-wrap-style:square;mso-width-percent:0;mso-height-percent:0;mso-wrap-distance-left:9pt;mso-wrap-distance-top:0;mso-wrap-distance-right:9pt;mso-wrap-distance-bottom:0;mso-position-horizontal:absolute;mso-position-horizontal-relative:text;mso-position-vertical:absolute;mso-position-vertical-relative:text;mso-width-percent:0;mso-height-percent:0;mso-width-relative:page;mso-height-relative:page" from="0,796.35pt" to="513pt,796.35pt" o:gfxdata="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" strokeweight="1.5pt"/>
           </w:pict>
@@ -19655,7 +19722,7 @@
             </wp:anchor>
           </w:drawing>
         </mc:Choice>
-        <mc:Fallback xmlns:w16du="http://schemas.microsoft.com/office/word/2023/wordml/word16du" xmlns:w16sdtfl="http://schemas.microsoft.com/office/word/2024/wordml/sdtformatlock">
+        <mc:Fallback>
           <w:pict>
             <v:line w14:anchorId="0724A63A" id="Line 153" o:spid="_x0000_s1026" style="position:absolute;flip:x;z-index:251666432;visibility:visible;mso-wrap-style:square;mso-width-percent:0;mso-height-percent:0;mso-wrap-distance-left:9pt;mso-wrap-distance-top:0;mso-wrap-distance-right:9pt;mso-wrap-distance-bottom:0;mso-position-horizontal:absolute;mso-position-horizontal-relative:text;mso-position-vertical:absolute;mso-position-vertical-relative:text;mso-width-percent:0;mso-height-percent:0;mso-width-relative:page;mso-height-relative:page" from="0,-10.2pt" to="0,796.35pt" o:gfxdata="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" strokeweight="1.5pt"/>
           </w:pict>
@@ -19730,7 +19797,7 @@
             </wp:anchor>
           </w:drawing>
         </mc:Choice>
-        <mc:Fallback xmlns:w16du="http://schemas.microsoft.com/office/word/2023/wordml/word16du" xmlns:w16sdtfl="http://schemas.microsoft.com/office/word/2024/wordml/sdtformatlock">
+        <mc:Fallback>
           <w:pict>
             <v:line w14:anchorId="1C3369D8" id="Line 152" o:spid="_x0000_s1026" style="position:absolute;z-index:251665408;visibility:visible;mso-wrap-style:square;mso-width-percent:0;mso-height-percent:0;mso-wrap-distance-left:9pt;mso-wrap-distance-top:0;mso-wrap-distance-right:9pt;mso-wrap-distance-bottom:0;mso-position-horizontal:absolute;mso-position-horizontal-relative:text;mso-position-vertical:absolute;mso-position-vertical-relative:text;mso-width-percent:0;mso-height-percent:0;mso-width-relative:page;mso-height-relative:page" from="513pt,-10.2pt" to="513pt,796.35pt" o:gfxdata="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" strokeweight="1.5pt"/>
           </w:pict>
@@ -19805,7 +19872,7 @@
             </wp:anchor>
           </w:drawing>
         </mc:Choice>
-        <mc:Fallback xmlns:w16du="http://schemas.microsoft.com/office/word/2023/wordml/word16du" xmlns:w16sdtfl="http://schemas.microsoft.com/office/word/2024/wordml/sdtformatlock">
+        <mc:Fallback>
           <w:pict>
             <v:line w14:anchorId="19637730" id="Line 151" o:spid="_x0000_s1026" style="position:absolute;z-index:251664384;visibility:visible;mso-wrap-style:square;mso-width-percent:0;mso-height-percent:0;mso-wrap-distance-left:9pt;mso-wrap-distance-top:0;mso-wrap-distance-right:9pt;mso-wrap-distance-bottom:0;mso-position-horizontal:absolute;mso-position-horizontal-relative:text;mso-position-vertical:absolute;mso-position-vertical-relative:text;mso-width-percent:0;mso-height-percent:0;mso-width-relative:page;mso-height-relative:page" from="0,-10.2pt" to="513pt,-10.2pt" o:gfxdata="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" strokeweight="1.5pt"/>
           </w:pict>
@@ -19821,8 +19888,8 @@
 </w:hdr>
 </file>
 
-<file path=word/header4.xml><?xml version="1.0" encoding="utf-8"?>
-<w:hdr xmlns:wpc="http://schemas.microsoft.com/office/word/2010/wordprocessingCanvas" xmlns:cx="http://schemas.microsoft.com/office/drawing/2014/chartex" xmlns:cx1="http://schemas.microsoft.com/office/drawing/2015/9/8/chartex" xmlns:cx2="http://schemas.microsoft.com/office/drawing/2015/10/21/chartex" xmlns:cx3="http://schemas.microsoft.com/office/drawing/2016/5/9/chartex" xmlns:cx4="http://schemas.microsoft.com/office/drawing/2016/5/10/chartex" xmlns:cx5="http://schemas.microsoft.com/office/drawing/2016/5/11/chartex" xmlns:cx6="http://schemas.microsoft.com/office/drawing/2016/5/12/chartex" xmlns:cx7="http://schemas.microsoft.com/office/drawing/2016/5/13/chartex" xmlns:cx8="http://schemas.microsoft.com/office/drawing/2016/5/14/chartex" xmlns:mc="http://schemas.openxmlformats.org/markup-compatibility/2006" xmlns:aink="http://schemas.microsoft.com/office/drawing/2016/ink" xmlns:am3d="http://schemas.microsoft.com/office/drawing/2017/model3d" xmlns:o="urn:schemas-microsoft-com:office:office" xmlns:oel="http://schemas.microsoft.com/office/2019/extlst" xmlns:r="http://schemas.openxmlformats.org/officeDocument/2006/relationships" xmlns:m="http://schemas.openxmlformats.org/officeDocument/2006/math" xmlns:v="urn:schemas-microsoft-com:vml" xmlns:wp14="http://schemas.microsoft.com/office/word/2010/wordprocessingDrawing" xmlns:wp="http://schemas.openxmlformats.org/drawingml/2006/wordprocessingDrawing" xmlns:w10="urn:schemas-microsoft-com:office:word" xmlns:w="http://schemas.openxmlformats.org/wordprocessingml/2006/main" xmlns:w14="http://schemas.microsoft.com/office/word/2010/wordml" xmlns:w15="http://schemas.microsoft.com/office/word/2012/wordml" xmlns:w16cex="http://schemas.microsoft.com/office/word/2018/wordml/cex" xmlns:w16cid="http://schemas.microsoft.com/office/word/2016/wordml/cid" xmlns:w16="http://schemas.microsoft.com/office/word/2018/wordml" xmlns:w16sdtdh="http://schemas.microsoft.com/office/word/2020/wordml/sdtdatahash" xmlns:w16se="http://schemas.microsoft.com/office/word/2015/wordml/symex" xmlns:wpg="http://schemas.microsoft.com/office/word/2010/wordprocessingGroup" xmlns:wpi="http://schemas.microsoft.com/office/word/2010/wordprocessingInk" xmlns:wne="http://schemas.microsoft.com/office/word/2006/wordml" xmlns:wps="http://schemas.microsoft.com/office/word/2010/wordprocessingShape" mc:Ignorable="w14 w15 w16se w16cid w16 w16cex w16sdtdh wp14">
+<file path=word/header3.xml><?xml version="1.0" encoding="utf-8"?>
+<w:hdr xmlns:wpc="http://schemas.microsoft.com/office/word/2010/wordprocessingCanvas" xmlns:cx="http://schemas.microsoft.com/office/drawing/2014/chartex" xmlns:cx1="http://schemas.microsoft.com/office/drawing/2015/9/8/chartex" xmlns:cx2="http://schemas.microsoft.com/office/drawing/2015/10/21/chartex" xmlns:cx3="http://schemas.microsoft.com/office/drawing/2016/5/9/chartex" xmlns:cx4="http://schemas.microsoft.com/office/drawing/2016/5/10/chartex" xmlns:cx5="http://schemas.microsoft.com/office/drawing/2016/5/11/chartex" xmlns:cx6="http://schemas.microsoft.com/office/drawing/2016/5/12/chartex" xmlns:cx7="http://schemas.microsoft.com/office/drawing/2016/5/13/chartex" xmlns:cx8="http://schemas.microsoft.com/office/drawing/2016/5/14/chartex" xmlns:mc="http://schemas.openxmlformats.org/markup-compatibility/2006" xmlns:aink="http://schemas.microsoft.com/office/drawing/2016/ink" xmlns:am3d="http://schemas.microsoft.com/office/drawing/2017/model3d" xmlns:o="urn:schemas-microsoft-com:office:office" xmlns:oel="http://schemas.microsoft.com/office/2019/extlst" xmlns:r="http://schemas.openxmlformats.org/officeDocument/2006/relationships" xmlns:m="http://schemas.openxmlformats.org/officeDocument/2006/math" xmlns:v="urn:schemas-microsoft-com:vml" xmlns:wp14="http://schemas.microsoft.com/office/word/2010/wordprocessingDrawing" xmlns:wp="http://schemas.openxmlformats.org/drawingml/2006/wordprocessingDrawing" xmlns:w10="urn:schemas-microsoft-com:office:word" xmlns:w="http://schemas.openxmlformats.org/wordprocessingml/2006/main" xmlns:w14="http://schemas.microsoft.com/office/word/2010/wordml" xmlns:w15="http://schemas.microsoft.com/office/word/2012/wordml" xmlns:w16cex="http://schemas.microsoft.com/office/word/2018/wordml/cex" xmlns:w16cid="http://schemas.microsoft.com/office/word/2016/wordml/cid" xmlns:w16="http://schemas.microsoft.com/office/word/2018/wordml" xmlns:w16du="http://schemas.microsoft.com/office/word/2023/wordml/word16du" xmlns:w16sdtdh="http://schemas.microsoft.com/office/word/2020/wordml/sdtdatahash" xmlns:w16sdtfl="http://schemas.microsoft.com/office/word/2024/wordml/sdtformatlock" xmlns:w16se="http://schemas.microsoft.com/office/word/2015/wordml/symex" xmlns:wpg="http://schemas.microsoft.com/office/word/2010/wordprocessingGroup" xmlns:wpi="http://schemas.microsoft.com/office/word/2010/wordprocessingInk" xmlns:wne="http://schemas.microsoft.com/office/word/2006/wordml" xmlns:wps="http://schemas.microsoft.com/office/word/2010/wordprocessingShape" mc:Ignorable="w14 w15 w16se w16cid w16 w16cex w16sdtdh w16sdtfl w16du wp14">
   <w:p>
     <w:pPr>
       <w:pStyle w:val="a3"/>
@@ -19895,7 +19962,7 @@
             </wp:anchor>
           </w:drawing>
         </mc:Choice>
-        <mc:Fallback xmlns:w16du="http://schemas.microsoft.com/office/word/2023/wordml/word16du" xmlns:w16sdtfl="http://schemas.microsoft.com/office/word/2024/wordml/sdtformatlock">
+        <mc:Fallback>
           <w:pict>
             <v:line w14:anchorId="7F676D1C" id="Line 4" o:spid="_x0000_s1026" style="position:absolute;flip:y;z-index:251612160;visibility:visible;mso-wrap-style:square;mso-width-percent:0;mso-height-percent:0;mso-wrap-distance-left:9pt;mso-wrap-distance-top:0;mso-wrap-distance-right:9pt;mso-wrap-distance-bottom:0;mso-position-horizontal:absolute;mso-position-horizontal-relative:text;mso-position-vertical:absolute;mso-position-vertical-relative:text;mso-width-percent:0;mso-height-percent:0;mso-width-relative:page;mso-height-relative:page" from="0,796.35pt" to="513pt,796.35pt" o:gfxdata="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" strokeweight="1.5pt"/>
           </w:pict>
@@ -19970,7 +20037,7 @@
             </wp:anchor>
           </w:drawing>
         </mc:Choice>
-        <mc:Fallback xmlns:w16du="http://schemas.microsoft.com/office/word/2023/wordml/word16du" xmlns:w16sdtfl="http://schemas.microsoft.com/office/word/2024/wordml/sdtformatlock">
+        <mc:Fallback>
           <w:pict>
             <v:line w14:anchorId="4CC6D18B" id="Line 3" o:spid="_x0000_s1026" style="position:absolute;flip:x;z-index:251611136;visibility:visible;mso-wrap-style:square;mso-width-percent:0;mso-height-percent:0;mso-wrap-distance-left:9pt;mso-wrap-distance-top:0;mso-wrap-distance-right:9pt;mso-wrap-distance-bottom:0;mso-position-horizontal:absolute;mso-position-horizontal-relative:text;mso-position-vertical:absolute;mso-position-vertical-relative:text;mso-width-percent:0;mso-height-percent:0;mso-width-relative:page;mso-height-relative:page" from="0,-10.2pt" to="0,796.35pt" o:gfxdata="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" strokeweight="1.5pt"/>
           </w:pict>
@@ -20045,7 +20112,7 @@
             </wp:anchor>
           </w:drawing>
         </mc:Choice>
-        <mc:Fallback xmlns:w16du="http://schemas.microsoft.com/office/word/2023/wordml/word16du" xmlns:w16sdtfl="http://schemas.microsoft.com/office/word/2024/wordml/sdtformatlock">
+        <mc:Fallback>
           <w:pict>
             <v:line w14:anchorId="06445B5F" id="Line 2" o:spid="_x0000_s1026" style="position:absolute;z-index:251610112;visibility:visible;mso-wrap-style:square;mso-width-percent:0;mso-height-percent:0;mso-wrap-distance-left:9pt;mso-wrap-distance-top:0;mso-wrap-distance-right:9pt;mso-wrap-distance-bottom:0;mso-position-horizontal:absolute;mso-position-horizontal-relative:text;mso-position-vertical:absolute;mso-position-vertical-relative:text;mso-width-percent:0;mso-height-percent:0;mso-width-relative:page;mso-height-relative:page" from="513pt,-10.2pt" to="513pt,796.35pt" o:gfxdata="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" strokeweight="1.5pt"/>
           </w:pict>
@@ -20120,7 +20187,7 @@
             </wp:anchor>
           </w:drawing>
         </mc:Choice>
-        <mc:Fallback xmlns:w16du="http://schemas.microsoft.com/office/word/2023/wordml/word16du" xmlns:w16sdtfl="http://schemas.microsoft.com/office/word/2024/wordml/sdtformatlock">
+        <mc:Fallback>
           <w:pict>
             <v:line w14:anchorId="6B9552A8" id="Line 1" o:spid="_x0000_s1026" style="position:absolute;z-index:251609088;visibility:visible;mso-wrap-style:square;mso-width-percent:0;mso-height-percent:0;mso-wrap-distance-left:9pt;mso-wrap-distance-top:0;mso-wrap-distance-right:9pt;mso-wrap-distance-bottom:0;mso-position-horizontal:absolute;mso-position-horizontal-relative:text;mso-position-vertical:absolute;mso-position-vertical-relative:text;mso-width-percent:0;mso-height-percent:0;mso-width-relative:page;mso-height-relative:page" from="0,-10.2pt" to="513pt,-10.2pt" o:gfxdata="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" strokeweight="1.5pt"/>
           </w:pict>
@@ -20131,8 +20198,8 @@
 </w:hdr>
 </file>
 
-<file path=word/header5.xml><?xml version="1.0" encoding="utf-8"?>
-<w:hdr xmlns:wpc="http://schemas.microsoft.com/office/word/2010/wordprocessingCanvas" xmlns:cx="http://schemas.microsoft.com/office/drawing/2014/chartex" xmlns:cx1="http://schemas.microsoft.com/office/drawing/2015/9/8/chartex" xmlns:cx2="http://schemas.microsoft.com/office/drawing/2015/10/21/chartex" xmlns:cx3="http://schemas.microsoft.com/office/drawing/2016/5/9/chartex" xmlns:cx4="http://schemas.microsoft.com/office/drawing/2016/5/10/chartex" xmlns:cx5="http://schemas.microsoft.com/office/drawing/2016/5/11/chartex" xmlns:cx6="http://schemas.microsoft.com/office/drawing/2016/5/12/chartex" xmlns:cx7="http://schemas.microsoft.com/office/drawing/2016/5/13/chartex" xmlns:cx8="http://schemas.microsoft.com/office/drawing/2016/5/14/chartex" xmlns:mc="http://schemas.openxmlformats.org/markup-compatibility/2006" xmlns:aink="http://schemas.microsoft.com/office/drawing/2016/ink" xmlns:am3d="http://schemas.microsoft.com/office/drawing/2017/model3d" xmlns:o="urn:schemas-microsoft-com:office:office" xmlns:oel="http://schemas.microsoft.com/office/2019/extlst" xmlns:r="http://schemas.openxmlformats.org/officeDocument/2006/relationships" xmlns:m="http://schemas.openxmlformats.org/officeDocument/2006/math" xmlns:v="urn:schemas-microsoft-com:vml" xmlns:wp14="http://schemas.microsoft.com/office/word/2010/wordprocessingDrawing" xmlns:wp="http://schemas.openxmlformats.org/drawingml/2006/wordprocessingDrawing" xmlns:w10="urn:schemas-microsoft-com:office:word" xmlns:w="http://schemas.openxmlformats.org/wordprocessingml/2006/main" xmlns:w14="http://schemas.microsoft.com/office/word/2010/wordml" xmlns:w15="http://schemas.microsoft.com/office/word/2012/wordml" xmlns:w16cex="http://schemas.microsoft.com/office/word/2018/wordml/cex" xmlns:w16cid="http://schemas.microsoft.com/office/word/2016/wordml/cid" xmlns:w16="http://schemas.microsoft.com/office/word/2018/wordml" xmlns:w16sdtdh="http://schemas.microsoft.com/office/word/2020/wordml/sdtdatahash" xmlns:w16se="http://schemas.microsoft.com/office/word/2015/wordml/symex" xmlns:wpg="http://schemas.microsoft.com/office/word/2010/wordprocessingGroup" xmlns:wpi="http://schemas.microsoft.com/office/word/2010/wordprocessingInk" xmlns:wne="http://schemas.microsoft.com/office/word/2006/wordml" xmlns:wps="http://schemas.microsoft.com/office/word/2010/wordprocessingShape" mc:Ignorable="w14 w15 w16se w16cid w16 w16cex w16sdtdh wp14">
+<file path=word/header4.xml><?xml version="1.0" encoding="utf-8"?>
+<w:hdr xmlns:wpc="http://schemas.microsoft.com/office/word/2010/wordprocessingCanvas" xmlns:cx="http://schemas.microsoft.com/office/drawing/2014/chartex" xmlns:cx1="http://schemas.microsoft.com/office/drawing/2015/9/8/chartex" xmlns:cx2="http://schemas.microsoft.com/office/drawing/2015/10/21/chartex" xmlns:cx3="http://schemas.microsoft.com/office/drawing/2016/5/9/chartex" xmlns:cx4="http://schemas.microsoft.com/office/drawing/2016/5/10/chartex" xmlns:cx5="http://schemas.microsoft.com/office/drawing/2016/5/11/chartex" xmlns:cx6="http://schemas.microsoft.com/office/drawing/2016/5/12/chartex" xmlns:cx7="http://schemas.microsoft.com/office/drawing/2016/5/13/chartex" xmlns:cx8="http://schemas.microsoft.com/office/drawing/2016/5/14/chartex" xmlns:mc="http://schemas.openxmlformats.org/markup-compatibility/2006" xmlns:aink="http://schemas.microsoft.com/office/drawing/2016/ink" xmlns:am3d="http://schemas.microsoft.com/office/drawing/2017/model3d" xmlns:o="urn:schemas-microsoft-com:office:office" xmlns:oel="http://schemas.microsoft.com/office/2019/extlst" xmlns:r="http://schemas.openxmlformats.org/officeDocument/2006/relationships" xmlns:m="http://schemas.openxmlformats.org/officeDocument/2006/math" xmlns:v="urn:schemas-microsoft-com:vml" xmlns:wp14="http://schemas.microsoft.com/office/word/2010/wordprocessingDrawing" xmlns:wp="http://schemas.openxmlformats.org/drawingml/2006/wordprocessingDrawing" xmlns:w10="urn:schemas-microsoft-com:office:word" xmlns:w="http://schemas.openxmlformats.org/wordprocessingml/2006/main" xmlns:w14="http://schemas.microsoft.com/office/word/2010/wordml" xmlns:w15="http://schemas.microsoft.com/office/word/2012/wordml" xmlns:w16cex="http://schemas.microsoft.com/office/word/2018/wordml/cex" xmlns:w16cid="http://schemas.microsoft.com/office/word/2016/wordml/cid" xmlns:w16="http://schemas.microsoft.com/office/word/2018/wordml" xmlns:w16du="http://schemas.microsoft.com/office/word/2023/wordml/word16du" xmlns:w16sdtdh="http://schemas.microsoft.com/office/word/2020/wordml/sdtdatahash" xmlns:w16sdtfl="http://schemas.microsoft.com/office/word/2024/wordml/sdtformatlock" xmlns:w16se="http://schemas.microsoft.com/office/word/2015/wordml/symex" xmlns:wpg="http://schemas.microsoft.com/office/word/2010/wordprocessingGroup" xmlns:wpi="http://schemas.microsoft.com/office/word/2010/wordprocessingInk" xmlns:wne="http://schemas.microsoft.com/office/word/2006/wordml" xmlns:wps="http://schemas.microsoft.com/office/word/2010/wordprocessingShape" mc:Ignorable="w14 w15 w16se w16cid w16 w16cex w16sdtdh w16sdtfl w16du wp14">
   <w:p>
     <w:pPr>
       <w:pStyle w:val="a3"/>
@@ -20205,7 +20272,7 @@
             </wp:anchor>
           </w:drawing>
         </mc:Choice>
-        <mc:Fallback xmlns:w16du="http://schemas.microsoft.com/office/word/2023/wordml/word16du" xmlns:w16sdtfl="http://schemas.microsoft.com/office/word/2024/wordml/sdtformatlock">
+        <mc:Fallback>
           <w:pict>
             <v:line w14:anchorId="5F74409A" id="Line 103" o:spid="_x0000_s1026" style="position:absolute;flip:x;z-index:251615232;visibility:visible;mso-wrap-style:square;mso-width-percent:0;mso-height-percent:0;mso-wrap-distance-left:9pt;mso-wrap-distance-top:0;mso-wrap-distance-right:9pt;mso-wrap-distance-bottom:0;mso-position-horizontal:absolute;mso-position-horizontal-relative:text;mso-position-vertical:absolute;mso-position-vertical-relative:text;mso-width-percent:0;mso-height-percent:0;mso-width-relative:page;mso-height-relative:page" from="0,-10.2pt" to="0,796.35pt" o:gfxdata="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" strokeweight="1.5pt"/>
           </w:pict>
@@ -20280,7 +20347,7 @@
             </wp:anchor>
           </w:drawing>
         </mc:Choice>
-        <mc:Fallback xmlns:w16du="http://schemas.microsoft.com/office/word/2023/wordml/word16du" xmlns:w16sdtfl="http://schemas.microsoft.com/office/word/2024/wordml/sdtformatlock">
+        <mc:Fallback>
           <w:pict>
             <v:line w14:anchorId="592A4B5C" id="Line 102" o:spid="_x0000_s1026" style="position:absolute;z-index:251614208;visibility:visible;mso-wrap-style:square;mso-width-percent:0;mso-height-percent:0;mso-wrap-distance-left:9pt;mso-wrap-distance-top:0;mso-wrap-distance-right:9pt;mso-wrap-distance-bottom:0;mso-position-horizontal:absolute;mso-position-horizontal-relative:text;mso-position-vertical:absolute;mso-position-vertical-relative:text;mso-width-percent:0;mso-height-percent:0;mso-width-relative:page;mso-height-relative:page" from="513pt,-10.2pt" to="513pt,796.35pt" o:gfxdata="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" strokeweight="1.5pt"/>
           </w:pict>
@@ -20355,7 +20422,7 @@
             </wp:anchor>
           </w:drawing>
         </mc:Choice>
-        <mc:Fallback xmlns:w16du="http://schemas.microsoft.com/office/word/2023/wordml/word16du" xmlns:w16sdtfl="http://schemas.microsoft.com/office/word/2024/wordml/sdtformatlock">
+        <mc:Fallback>
           <w:pict>
             <v:line w14:anchorId="6AFF5267" id="Line 101" o:spid="_x0000_s1026" style="position:absolute;z-index:251613184;visibility:visible;mso-wrap-style:square;mso-width-percent:0;mso-height-percent:0;mso-wrap-distance-left:9pt;mso-wrap-distance-top:0;mso-wrap-distance-right:9pt;mso-wrap-distance-bottom:0;mso-position-horizontal:absolute;mso-position-horizontal-relative:text;mso-position-vertical:absolute;mso-position-vertical-relative:text;mso-width-percent:0;mso-height-percent:0;mso-width-relative:page;mso-height-relative:page" from="0,-10.2pt" to="513pt,-10.2pt" o:gfxdata="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" strokeweight="1.5pt"/>
           </w:pict>
@@ -20367,7 +20434,7 @@
 </file>
 
 <file path=word/numbering.xml><?xml version="1.0" encoding="utf-8"?>
-<w:numbering xmlns:wpc="http://schemas.microsoft.com/office/word/2010/wordprocessingCanvas" xmlns:cx="http://schemas.microsoft.com/office/drawing/2014/chartex" xmlns:cx1="http://schemas.microsoft.com/office/drawing/2015/9/8/chartex" xmlns:cx2="http://schemas.microsoft.com/office/drawing/2015/10/21/chartex" xmlns:cx3="http://schemas.microsoft.com/office/drawing/2016/5/9/chartex" xmlns:cx4="http://schemas.microsoft.com/office/drawing/2016/5/10/chartex" xmlns:cx5="http://schemas.microsoft.com/office/drawing/2016/5/11/chartex" xmlns:cx6="http://schemas.microsoft.com/office/drawing/2016/5/12/chartex" xmlns:cx7="http://schemas.microsoft.com/office/drawing/2016/5/13/chartex" xmlns:cx8="http://schemas.microsoft.com/office/drawing/2016/5/14/chartex" xmlns:mc="http://schemas.openxmlformats.org/markup-compatibility/2006" xmlns:aink="http://schemas.microsoft.com/office/drawing/2016/ink" xmlns:am3d="http://schemas.microsoft.com/office/drawing/2017/model3d" xmlns:o="urn:schemas-microsoft-com:office:office" xmlns:oel="http://schemas.microsoft.com/office/2019/extlst" xmlns:r="http://schemas.openxmlformats.org/officeDocument/2006/relationships" xmlns:m="http://schemas.openxmlformats.org/officeDocument/2006/math" xmlns:v="urn:schemas-microsoft-com:vml" xmlns:wp14="http://schemas.microsoft.com/office/word/2010/wordprocessingDrawing" xmlns:wp="http://schemas.openxmlformats.org/drawingml/2006/wordprocessingDrawing" xmlns:w10="urn:schemas-microsoft-com:office:word" xmlns:w="http://schemas.openxmlformats.org/wordprocessingml/2006/main" xmlns:w14="http://schemas.microsoft.com/office/word/2010/wordml" xmlns:w15="http://schemas.microsoft.com/office/word/2012/wordml" xmlns:w16cex="http://schemas.microsoft.com/office/word/2018/wordml/cex" xmlns:w16cid="http://schemas.microsoft.com/office/word/2016/wordml/cid" xmlns:w16="http://schemas.microsoft.com/office/word/2018/wordml" xmlns:w16sdtdh="http://schemas.microsoft.com/office/word/2020/wordml/sdtdatahash" xmlns:w16se="http://schemas.microsoft.com/office/word/2015/wordml/symex" xmlns:wpg="http://schemas.microsoft.com/office/word/2010/wordprocessingGroup" xmlns:wpi="http://schemas.microsoft.com/office/word/2010/wordprocessingInk" xmlns:wne="http://schemas.microsoft.com/office/word/2006/wordml" xmlns:wps="http://schemas.microsoft.com/office/word/2010/wordprocessingShape" mc:Ignorable="w14 w15 w16se w16cid w16 w16cex w16sdtdh wp14">
+<w:numbering xmlns:wpc="http://schemas.microsoft.com/office/word/2010/wordprocessingCanvas" xmlns:cx="http://schemas.microsoft.com/office/drawing/2014/chartex" xmlns:cx1="http://schemas.microsoft.com/office/drawing/2015/9/8/chartex" xmlns:cx2="http://schemas.microsoft.com/office/drawing/2015/10/21/chartex" xmlns:cx3="http://schemas.microsoft.com/office/drawing/2016/5/9/chartex" xmlns:cx4="http://schemas.microsoft.com/office/drawing/2016/5/10/chartex" xmlns:cx5="http://schemas.microsoft.com/office/drawing/2016/5/11/chartex" xmlns:cx6="http://schemas.microsoft.com/office/drawing/2016/5/12/chartex" xmlns:cx7="http://schemas.microsoft.com/office/drawing/2016/5/13/chartex" xmlns:cx8="http://schemas.microsoft.com/office/drawing/2016/5/14/chartex" xmlns:mc="http://schemas.openxmlformats.org/markup-compatibility/2006" xmlns:aink="http://schemas.microsoft.com/office/drawing/2016/ink" xmlns:am3d="http://schemas.microsoft.com/office/drawing/2017/model3d" xmlns:o="urn:schemas-microsoft-com:office:office" xmlns:oel="http://schemas.microsoft.com/office/2019/extlst" xmlns:r="http://schemas.openxmlformats.org/officeDocument/2006/relationships" xmlns:m="http://schemas.openxmlformats.org/officeDocument/2006/math" xmlns:v="urn:schemas-microsoft-com:vml" xmlns:wp14="http://schemas.microsoft.com/office/word/2010/wordprocessingDrawing" xmlns:wp="http://schemas.openxmlformats.org/drawingml/2006/wordprocessingDrawing" xmlns:w10="urn:schemas-microsoft-com:office:word" xmlns:w="http://schemas.openxmlformats.org/wordprocessingml/2006/main" xmlns:w14="http://schemas.microsoft.com/office/word/2010/wordml" xmlns:w15="http://schemas.microsoft.com/office/word/2012/wordml" xmlns:w16cex="http://schemas.microsoft.com/office/word/2018/wordml/cex" xmlns:w16cid="http://schemas.microsoft.com/office/word/2016/wordml/cid" xmlns:w16="http://schemas.microsoft.com/office/word/2018/wordml" xmlns:w16du="http://schemas.microsoft.com/office/word/2023/wordml/word16du" xmlns:w16sdtdh="http://schemas.microsoft.com/office/word/2020/wordml/sdtdatahash" xmlns:w16sdtfl="http://schemas.microsoft.com/office/word/2024/wordml/sdtformatlock" xmlns:w16se="http://schemas.microsoft.com/office/word/2015/wordml/symex" xmlns:wpg="http://schemas.microsoft.com/office/word/2010/wordprocessingGroup" xmlns:wpi="http://schemas.microsoft.com/office/word/2010/wordprocessingInk" xmlns:wne="http://schemas.microsoft.com/office/word/2006/wordml" xmlns:wps="http://schemas.microsoft.com/office/word/2010/wordprocessingShape" mc:Ignorable="w14 w15 w16se w16cid w16 w16cex w16sdtdh w16sdtfl w16du wp14">
   <w:abstractNum w:abstractNumId="0" w15:restartNumberingAfterBreak="0">
     <w:nsid w:val="051C3F0C"/>
     <w:multiLevelType w:val="hybridMultilevel"/>
@@ -24812,7 +24879,7 @@
 </file>
 
 <file path=word/styles.xml><?xml version="1.0" encoding="utf-8"?>
-<w:styles xmlns:mc="http://schemas.openxmlformats.org/markup-compatibility/2006" xmlns:r="http://schemas.openxmlformats.org/officeDocument/2006/relationships" xmlns:w="http://schemas.openxmlformats.org/wordprocessingml/2006/main" xmlns:w14="http://schemas.microsoft.com/office/word/2010/wordml" xmlns:w15="http://schemas.microsoft.com/office/word/2012/wordml" xmlns:w16cex="http://schemas.microsoft.com/office/word/2018/wordml/cex" xmlns:w16cid="http://schemas.microsoft.com/office/word/2016/wordml/cid" xmlns:w16="http://schemas.microsoft.com/office/word/2018/wordml" xmlns:w16sdtdh="http://schemas.microsoft.com/office/word/2020/wordml/sdtdatahash" xmlns:w16se="http://schemas.microsoft.com/office/word/2015/wordml/symex" mc:Ignorable="w14 w15 w16se w16cid w16 w16cex w16sdtdh">
+<w:styles xmlns:mc="http://schemas.openxmlformats.org/markup-compatibility/2006" xmlns:r="http://schemas.openxmlformats.org/officeDocument/2006/relationships" xmlns:w="http://schemas.openxmlformats.org/wordprocessingml/2006/main" xmlns:w14="http://schemas.microsoft.com/office/word/2010/wordml" xmlns:w15="http://schemas.microsoft.com/office/word/2012/wordml" xmlns:w16cex="http://schemas.microsoft.com/office/word/2018/wordml/cex" xmlns:w16cid="http://schemas.microsoft.com/office/word/2016/wordml/cid" xmlns:w16="http://schemas.microsoft.com/office/word/2018/wordml" xmlns:w16du="http://schemas.microsoft.com/office/word/2023/wordml/word16du" xmlns:w16sdtdh="http://schemas.microsoft.com/office/word/2020/wordml/sdtdatahash" xmlns:w16sdtfl="http://schemas.microsoft.com/office/word/2024/wordml/sdtformatlock" xmlns:w16se="http://schemas.microsoft.com/office/word/2015/wordml/symex" mc:Ignorable="w14 w15 w16se w16cid w16 w16cex w16sdtdh w16sdtfl w16du">
   <w:docDefaults>
     <w:rPrDefault>
       <w:rPr>
@@ -25188,7 +25255,6 @@
   <w:style w:type="character" w:default="1" w:styleId="a0">
     <w:name w:val="Default Paragraph Font"/>
     <w:uiPriority w:val="1"/>
-    <w:semiHidden/>
     <w:unhideWhenUsed/>
   </w:style>
   <w:style w:type="table" w:default="1" w:styleId="a1">
